--- a/Documents/SCARAB Design Document.docx
+++ b/Documents/SCARAB Design Document.docx
@@ -190,7 +190,11 @@
               <w:tab w:val="right" w:leader="dot" w:pos="9016"/>
             </w:tabs>
             <w:rPr>
+              <w:rFonts w:eastAsiaTheme="minorEastAsia"/>
               <w:noProof/>
+              <w:sz w:val="24"/>
+              <w:szCs w:val="24"/>
+              <w:lang w:eastAsia="en-GB"/>
             </w:rPr>
           </w:pPr>
           <w:r>
@@ -202,7 +206,7 @@
           <w:r>
             <w:fldChar w:fldCharType="separate"/>
           </w:r>
-          <w:hyperlink w:anchor="_Toc215481578" w:history="1">
+          <w:hyperlink w:anchor="_Toc221702064" w:history="1">
             <w:r>
               <w:rPr>
                 <w:rStyle w:val="Hyperlink"/>
@@ -229,7 +233,7 @@
                 <w:noProof/>
                 <w:webHidden/>
               </w:rPr>
-              <w:instrText xml:space="preserve"> PAGEREF _Toc215481578 \h </w:instrText>
+              <w:instrText xml:space="preserve"> PAGEREF _Toc221702064 \h </w:instrText>
             </w:r>
             <w:r>
               <w:rPr>
@@ -250,74 +254,6 @@
                 <w:webHidden/>
               </w:rPr>
               <w:t>3</w:t>
-            </w:r>
-            <w:r>
-              <w:rPr>
-                <w:noProof/>
-                <w:webHidden/>
-              </w:rPr>
-              <w:fldChar w:fldCharType="end"/>
-            </w:r>
-          </w:hyperlink>
-        </w:p>
-        <w:p>
-          <w:pPr>
-            <w:pStyle w:val="TOC1"/>
-            <w:tabs>
-              <w:tab w:val="right" w:leader="dot" w:pos="9016"/>
-            </w:tabs>
-            <w:rPr>
-              <w:noProof/>
-            </w:rPr>
-          </w:pPr>
-          <w:hyperlink w:anchor="_Toc215481579" w:history="1">
-            <w:r>
-              <w:rPr>
-                <w:rStyle w:val="Hyperlink"/>
-                <w:noProof/>
-              </w:rPr>
-              <w:t>2. SCARAB Device</w:t>
-            </w:r>
-            <w:r>
-              <w:rPr>
-                <w:noProof/>
-                <w:webHidden/>
-              </w:rPr>
-              <w:tab/>
-            </w:r>
-            <w:r>
-              <w:rPr>
-                <w:noProof/>
-                <w:webHidden/>
-              </w:rPr>
-              <w:fldChar w:fldCharType="begin"/>
-            </w:r>
-            <w:r>
-              <w:rPr>
-                <w:noProof/>
-                <w:webHidden/>
-              </w:rPr>
-              <w:instrText xml:space="preserve"> PAGEREF _Toc215481579 \h </w:instrText>
-            </w:r>
-            <w:r>
-              <w:rPr>
-                <w:noProof/>
-                <w:webHidden/>
-              </w:rPr>
-            </w:r>
-            <w:r>
-              <w:rPr>
-                <w:noProof/>
-                <w:webHidden/>
-              </w:rPr>
-              <w:fldChar w:fldCharType="separate"/>
-            </w:r>
-            <w:r>
-              <w:rPr>
-                <w:noProof/>
-                <w:webHidden/>
-              </w:rPr>
-              <w:t>4</w:t>
             </w:r>
             <w:r>
               <w:rPr>
@@ -336,20 +272,28 @@
               <w:tab w:val="right" w:leader="dot" w:pos="9016"/>
             </w:tabs>
             <w:rPr>
+              <w:rFonts w:eastAsiaTheme="minorEastAsia"/>
               <w:noProof/>
+              <w:sz w:val="24"/>
+              <w:szCs w:val="24"/>
+              <w:lang w:eastAsia="en-GB"/>
             </w:rPr>
           </w:pPr>
-          <w:hyperlink w:anchor="_Toc215481580" w:history="1">
+          <w:hyperlink w:anchor="_Toc221702065" w:history="1">
             <w:r>
               <w:rPr>
                 <w:rStyle w:val="Hyperlink"/>
                 <w:noProof/>
               </w:rPr>
-              <w:t>2.1</w:t>
-            </w:r>
-            <w:r>
-              <w:rPr>
-                <w:noProof/>
+              <w:t>1.1</w:t>
+            </w:r>
+            <w:r>
+              <w:rPr>
+                <w:rFonts w:eastAsiaTheme="minorEastAsia"/>
+                <w:noProof/>
+                <w:sz w:val="24"/>
+                <w:szCs w:val="24"/>
+                <w:lang w:eastAsia="en-GB"/>
               </w:rPr>
               <w:tab/>
             </w:r>
@@ -358,7 +302,7 @@
                 <w:rStyle w:val="Hyperlink"/>
                 <w:noProof/>
               </w:rPr>
-              <w:t>Circuit Diagrams</w:t>
+              <w:t>Software Architecture</w:t>
             </w:r>
             <w:r>
               <w:rPr>
@@ -379,7 +323,7 @@
                 <w:noProof/>
                 <w:webHidden/>
               </w:rPr>
-              <w:instrText xml:space="preserve"> PAGEREF _Toc215481580 \h </w:instrText>
+              <w:instrText xml:space="preserve"> PAGEREF _Toc221702065 \h </w:instrText>
             </w:r>
             <w:r>
               <w:rPr>
@@ -399,7 +343,7 @@
                 <w:noProof/>
                 <w:webHidden/>
               </w:rPr>
-              <w:t>4</w:t>
+              <w:t>3</w:t>
             </w:r>
             <w:r>
               <w:rPr>
@@ -414,24 +358,32 @@
           <w:pPr>
             <w:pStyle w:val="TOC3"/>
             <w:tabs>
-              <w:tab w:val="left" w:pos="1440"/>
+              <w:tab w:val="left" w:pos="1200"/>
               <w:tab w:val="right" w:leader="dot" w:pos="9016"/>
             </w:tabs>
             <w:rPr>
+              <w:rFonts w:eastAsiaTheme="minorEastAsia"/>
               <w:noProof/>
+              <w:sz w:val="24"/>
+              <w:szCs w:val="24"/>
+              <w:lang w:eastAsia="en-GB"/>
             </w:rPr>
           </w:pPr>
-          <w:hyperlink w:anchor="_Toc215481581" w:history="1">
+          <w:hyperlink w:anchor="_Toc221702066" w:history="1">
             <w:r>
               <w:rPr>
                 <w:rStyle w:val="Hyperlink"/>
                 <w:noProof/>
               </w:rPr>
-              <w:t>2.1.1</w:t>
-            </w:r>
-            <w:r>
-              <w:rPr>
-                <w:noProof/>
+              <w:t>1.1.1</w:t>
+            </w:r>
+            <w:r>
+              <w:rPr>
+                <w:rFonts w:eastAsiaTheme="minorEastAsia"/>
+                <w:noProof/>
+                <w:sz w:val="24"/>
+                <w:szCs w:val="24"/>
+                <w:lang w:eastAsia="en-GB"/>
               </w:rPr>
               <w:tab/>
             </w:r>
@@ -440,7 +392,7 @@
                 <w:rStyle w:val="Hyperlink"/>
                 <w:noProof/>
               </w:rPr>
-              <w:t>SCARAB Device</w:t>
+              <w:t>PySide</w:t>
             </w:r>
             <w:r>
               <w:rPr>
@@ -461,7 +413,7 @@
                 <w:noProof/>
                 <w:webHidden/>
               </w:rPr>
-              <w:instrText xml:space="preserve"> PAGEREF _Toc215481581 \h </w:instrText>
+              <w:instrText xml:space="preserve"> PAGEREF _Toc221702066 \h </w:instrText>
             </w:r>
             <w:r>
               <w:rPr>
@@ -481,7 +433,7 @@
                 <w:noProof/>
                 <w:webHidden/>
               </w:rPr>
-              <w:t>4</w:t>
+              <w:t>3</w:t>
             </w:r>
             <w:r>
               <w:rPr>
@@ -496,24 +448,32 @@
           <w:pPr>
             <w:pStyle w:val="TOC3"/>
             <w:tabs>
-              <w:tab w:val="left" w:pos="1440"/>
+              <w:tab w:val="left" w:pos="1200"/>
               <w:tab w:val="right" w:leader="dot" w:pos="9016"/>
             </w:tabs>
             <w:rPr>
+              <w:rFonts w:eastAsiaTheme="minorEastAsia"/>
               <w:noProof/>
+              <w:sz w:val="24"/>
+              <w:szCs w:val="24"/>
+              <w:lang w:eastAsia="en-GB"/>
             </w:rPr>
           </w:pPr>
-          <w:hyperlink w:anchor="_Toc215481582" w:history="1">
+          <w:hyperlink w:anchor="_Toc221702067" w:history="1">
             <w:r>
               <w:rPr>
                 <w:rStyle w:val="Hyperlink"/>
                 <w:noProof/>
               </w:rPr>
-              <w:t>2.1.2</w:t>
-            </w:r>
-            <w:r>
-              <w:rPr>
-                <w:noProof/>
+              <w:t>1.1.2</w:t>
+            </w:r>
+            <w:r>
+              <w:rPr>
+                <w:rFonts w:eastAsiaTheme="minorEastAsia"/>
+                <w:noProof/>
+                <w:sz w:val="24"/>
+                <w:szCs w:val="24"/>
+                <w:lang w:eastAsia="en-GB"/>
               </w:rPr>
               <w:tab/>
             </w:r>
@@ -522,7 +482,7 @@
                 <w:rStyle w:val="Hyperlink"/>
                 <w:noProof/>
               </w:rPr>
-              <w:t>SNES Module</w:t>
+              <w:t>Python</w:t>
             </w:r>
             <w:r>
               <w:rPr>
@@ -543,7 +503,7 @@
                 <w:noProof/>
                 <w:webHidden/>
               </w:rPr>
-              <w:instrText xml:space="preserve"> PAGEREF _Toc215481582 \h </w:instrText>
+              <w:instrText xml:space="preserve"> PAGEREF _Toc221702067 \h </w:instrText>
             </w:r>
             <w:r>
               <w:rPr>
@@ -563,7 +523,7 @@
                 <w:noProof/>
                 <w:webHidden/>
               </w:rPr>
-              <w:t>5</w:t>
+              <w:t>3</w:t>
             </w:r>
             <w:r>
               <w:rPr>
@@ -578,24 +538,32 @@
           <w:pPr>
             <w:pStyle w:val="TOC3"/>
             <w:tabs>
-              <w:tab w:val="left" w:pos="1440"/>
+              <w:tab w:val="left" w:pos="1200"/>
               <w:tab w:val="right" w:leader="dot" w:pos="9016"/>
             </w:tabs>
             <w:rPr>
+              <w:rFonts w:eastAsiaTheme="minorEastAsia"/>
               <w:noProof/>
+              <w:sz w:val="24"/>
+              <w:szCs w:val="24"/>
+              <w:lang w:eastAsia="en-GB"/>
             </w:rPr>
           </w:pPr>
-          <w:hyperlink w:anchor="_Toc215481583" w:history="1">
+          <w:hyperlink w:anchor="_Toc221702068" w:history="1">
             <w:r>
               <w:rPr>
                 <w:rStyle w:val="Hyperlink"/>
                 <w:noProof/>
               </w:rPr>
-              <w:t>2.1.3</w:t>
-            </w:r>
-            <w:r>
-              <w:rPr>
-                <w:noProof/>
+              <w:t>1.1.3</w:t>
+            </w:r>
+            <w:r>
+              <w:rPr>
+                <w:rFonts w:eastAsiaTheme="minorEastAsia"/>
+                <w:noProof/>
+                <w:sz w:val="24"/>
+                <w:szCs w:val="24"/>
+                <w:lang w:eastAsia="en-GB"/>
               </w:rPr>
               <w:tab/>
             </w:r>
@@ -604,7 +572,7 @@
                 <w:rStyle w:val="Hyperlink"/>
                 <w:noProof/>
               </w:rPr>
-              <w:t>N64 Module</w:t>
+              <w:t>pySerial</w:t>
             </w:r>
             <w:r>
               <w:rPr>
@@ -625,7 +593,7 @@
                 <w:noProof/>
                 <w:webHidden/>
               </w:rPr>
-              <w:instrText xml:space="preserve"> PAGEREF _Toc215481583 \h </w:instrText>
+              <w:instrText xml:space="preserve"> PAGEREF _Toc221702068 \h </w:instrText>
             </w:r>
             <w:r>
               <w:rPr>
@@ -645,7 +613,7 @@
                 <w:noProof/>
                 <w:webHidden/>
               </w:rPr>
-              <w:t>6</w:t>
+              <w:t>3</w:t>
             </w:r>
             <w:r>
               <w:rPr>
@@ -660,24 +628,32 @@
           <w:pPr>
             <w:pStyle w:val="TOC3"/>
             <w:tabs>
-              <w:tab w:val="left" w:pos="1440"/>
+              <w:tab w:val="left" w:pos="1200"/>
               <w:tab w:val="right" w:leader="dot" w:pos="9016"/>
             </w:tabs>
             <w:rPr>
+              <w:rFonts w:eastAsiaTheme="minorEastAsia"/>
               <w:noProof/>
+              <w:sz w:val="24"/>
+              <w:szCs w:val="24"/>
+              <w:lang w:eastAsia="en-GB"/>
             </w:rPr>
           </w:pPr>
-          <w:hyperlink w:anchor="_Toc215481584" w:history="1">
+          <w:hyperlink w:anchor="_Toc221702069" w:history="1">
             <w:r>
               <w:rPr>
                 <w:rStyle w:val="Hyperlink"/>
                 <w:noProof/>
               </w:rPr>
-              <w:t>2.1.4</w:t>
-            </w:r>
-            <w:r>
-              <w:rPr>
-                <w:noProof/>
+              <w:t>1.1.4</w:t>
+            </w:r>
+            <w:r>
+              <w:rPr>
+                <w:rFonts w:eastAsiaTheme="minorEastAsia"/>
+                <w:noProof/>
+                <w:sz w:val="24"/>
+                <w:szCs w:val="24"/>
+                <w:lang w:eastAsia="en-GB"/>
               </w:rPr>
               <w:tab/>
             </w:r>
@@ -686,7 +662,7 @@
                 <w:rStyle w:val="Hyperlink"/>
                 <w:noProof/>
               </w:rPr>
-              <w:t>GBA Module</w:t>
+              <w:t>File System</w:t>
             </w:r>
             <w:r>
               <w:rPr>
@@ -707,7 +683,7 @@
                 <w:noProof/>
                 <w:webHidden/>
               </w:rPr>
-              <w:instrText xml:space="preserve"> PAGEREF _Toc215481584 \h </w:instrText>
+              <w:instrText xml:space="preserve"> PAGEREF _Toc221702069 \h </w:instrText>
             </w:r>
             <w:r>
               <w:rPr>
@@ -727,7 +703,7 @@
                 <w:noProof/>
                 <w:webHidden/>
               </w:rPr>
-              <w:t>7</w:t>
+              <w:t>3</w:t>
             </w:r>
             <w:r>
               <w:rPr>
@@ -742,24 +718,734 @@
           <w:pPr>
             <w:pStyle w:val="TOC3"/>
             <w:tabs>
-              <w:tab w:val="left" w:pos="1440"/>
+              <w:tab w:val="left" w:pos="1200"/>
               <w:tab w:val="right" w:leader="dot" w:pos="9016"/>
             </w:tabs>
             <w:rPr>
+              <w:rFonts w:eastAsiaTheme="minorEastAsia"/>
               <w:noProof/>
+              <w:sz w:val="24"/>
+              <w:szCs w:val="24"/>
+              <w:lang w:eastAsia="en-GB"/>
             </w:rPr>
           </w:pPr>
-          <w:hyperlink w:anchor="_Toc215481585" w:history="1">
+          <w:hyperlink w:anchor="_Toc221702070" w:history="1">
             <w:r>
               <w:rPr>
                 <w:rStyle w:val="Hyperlink"/>
                 <w:noProof/>
               </w:rPr>
+              <w:t>1.1.5</w:t>
+            </w:r>
+            <w:r>
+              <w:rPr>
+                <w:rFonts w:eastAsiaTheme="minorEastAsia"/>
+                <w:noProof/>
+                <w:sz w:val="24"/>
+                <w:szCs w:val="24"/>
+                <w:lang w:eastAsia="en-GB"/>
+              </w:rPr>
+              <w:tab/>
+            </w:r>
+            <w:r>
+              <w:rPr>
+                <w:rStyle w:val="Hyperlink"/>
+                <w:noProof/>
+              </w:rPr>
+              <w:t>External Hardware (SCARAB Device)</w:t>
+            </w:r>
+            <w:r>
+              <w:rPr>
+                <w:noProof/>
+                <w:webHidden/>
+              </w:rPr>
+              <w:tab/>
+            </w:r>
+            <w:r>
+              <w:rPr>
+                <w:noProof/>
+                <w:webHidden/>
+              </w:rPr>
+              <w:fldChar w:fldCharType="begin"/>
+            </w:r>
+            <w:r>
+              <w:rPr>
+                <w:noProof/>
+                <w:webHidden/>
+              </w:rPr>
+              <w:instrText xml:space="preserve"> PAGEREF _Toc221702070 \h </w:instrText>
+            </w:r>
+            <w:r>
+              <w:rPr>
+                <w:noProof/>
+                <w:webHidden/>
+              </w:rPr>
+            </w:r>
+            <w:r>
+              <w:rPr>
+                <w:noProof/>
+                <w:webHidden/>
+              </w:rPr>
+              <w:fldChar w:fldCharType="separate"/>
+            </w:r>
+            <w:r>
+              <w:rPr>
+                <w:noProof/>
+                <w:webHidden/>
+              </w:rPr>
+              <w:t>4</w:t>
+            </w:r>
+            <w:r>
+              <w:rPr>
+                <w:noProof/>
+                <w:webHidden/>
+              </w:rPr>
+              <w:fldChar w:fldCharType="end"/>
+            </w:r>
+          </w:hyperlink>
+        </w:p>
+        <w:p>
+          <w:pPr>
+            <w:pStyle w:val="TOC3"/>
+            <w:tabs>
+              <w:tab w:val="left" w:pos="1200"/>
+              <w:tab w:val="right" w:leader="dot" w:pos="9016"/>
+            </w:tabs>
+            <w:rPr>
+              <w:rFonts w:eastAsiaTheme="minorEastAsia"/>
+              <w:noProof/>
+              <w:sz w:val="24"/>
+              <w:szCs w:val="24"/>
+              <w:lang w:eastAsia="en-GB"/>
+            </w:rPr>
+          </w:pPr>
+          <w:hyperlink w:anchor="_Toc221702071" w:history="1">
+            <w:r>
+              <w:rPr>
+                <w:rStyle w:val="Hyperlink"/>
+                <w:noProof/>
+              </w:rPr>
+              <w:t>1.1.6</w:t>
+            </w:r>
+            <w:r>
+              <w:rPr>
+                <w:rFonts w:eastAsiaTheme="minorEastAsia"/>
+                <w:noProof/>
+                <w:sz w:val="24"/>
+                <w:szCs w:val="24"/>
+                <w:lang w:eastAsia="en-GB"/>
+              </w:rPr>
+              <w:tab/>
+            </w:r>
+            <w:r>
+              <w:rPr>
+                <w:rStyle w:val="Hyperlink"/>
+                <w:noProof/>
+              </w:rPr>
+              <w:t>System Services</w:t>
+            </w:r>
+            <w:r>
+              <w:rPr>
+                <w:noProof/>
+                <w:webHidden/>
+              </w:rPr>
+              <w:tab/>
+            </w:r>
+            <w:r>
+              <w:rPr>
+                <w:noProof/>
+                <w:webHidden/>
+              </w:rPr>
+              <w:fldChar w:fldCharType="begin"/>
+            </w:r>
+            <w:r>
+              <w:rPr>
+                <w:noProof/>
+                <w:webHidden/>
+              </w:rPr>
+              <w:instrText xml:space="preserve"> PAGEREF _Toc221702071 \h </w:instrText>
+            </w:r>
+            <w:r>
+              <w:rPr>
+                <w:noProof/>
+                <w:webHidden/>
+              </w:rPr>
+            </w:r>
+            <w:r>
+              <w:rPr>
+                <w:noProof/>
+                <w:webHidden/>
+              </w:rPr>
+              <w:fldChar w:fldCharType="separate"/>
+            </w:r>
+            <w:r>
+              <w:rPr>
+                <w:noProof/>
+                <w:webHidden/>
+              </w:rPr>
+              <w:t>4</w:t>
+            </w:r>
+            <w:r>
+              <w:rPr>
+                <w:noProof/>
+                <w:webHidden/>
+              </w:rPr>
+              <w:fldChar w:fldCharType="end"/>
+            </w:r>
+          </w:hyperlink>
+        </w:p>
+        <w:p>
+          <w:pPr>
+            <w:pStyle w:val="TOC1"/>
+            <w:tabs>
+              <w:tab w:val="right" w:leader="dot" w:pos="9016"/>
+            </w:tabs>
+            <w:rPr>
+              <w:rFonts w:eastAsiaTheme="minorEastAsia"/>
+              <w:noProof/>
+              <w:sz w:val="24"/>
+              <w:szCs w:val="24"/>
+              <w:lang w:eastAsia="en-GB"/>
+            </w:rPr>
+          </w:pPr>
+          <w:hyperlink w:anchor="_Toc221702072" w:history="1">
+            <w:r>
+              <w:rPr>
+                <w:rStyle w:val="Hyperlink"/>
+                <w:noProof/>
+              </w:rPr>
+              <w:t>2. SCARAB Device</w:t>
+            </w:r>
+            <w:r>
+              <w:rPr>
+                <w:noProof/>
+                <w:webHidden/>
+              </w:rPr>
+              <w:tab/>
+            </w:r>
+            <w:r>
+              <w:rPr>
+                <w:noProof/>
+                <w:webHidden/>
+              </w:rPr>
+              <w:fldChar w:fldCharType="begin"/>
+            </w:r>
+            <w:r>
+              <w:rPr>
+                <w:noProof/>
+                <w:webHidden/>
+              </w:rPr>
+              <w:instrText xml:space="preserve"> PAGEREF _Toc221702072 \h </w:instrText>
+            </w:r>
+            <w:r>
+              <w:rPr>
+                <w:noProof/>
+                <w:webHidden/>
+              </w:rPr>
+            </w:r>
+            <w:r>
+              <w:rPr>
+                <w:noProof/>
+                <w:webHidden/>
+              </w:rPr>
+              <w:fldChar w:fldCharType="separate"/>
+            </w:r>
+            <w:r>
+              <w:rPr>
+                <w:noProof/>
+                <w:webHidden/>
+              </w:rPr>
+              <w:t>5</w:t>
+            </w:r>
+            <w:r>
+              <w:rPr>
+                <w:noProof/>
+                <w:webHidden/>
+              </w:rPr>
+              <w:fldChar w:fldCharType="end"/>
+            </w:r>
+          </w:hyperlink>
+        </w:p>
+        <w:p>
+          <w:pPr>
+            <w:pStyle w:val="TOC2"/>
+            <w:tabs>
+              <w:tab w:val="left" w:pos="960"/>
+              <w:tab w:val="right" w:leader="dot" w:pos="9016"/>
+            </w:tabs>
+            <w:rPr>
+              <w:rFonts w:eastAsiaTheme="minorEastAsia"/>
+              <w:noProof/>
+              <w:sz w:val="24"/>
+              <w:szCs w:val="24"/>
+              <w:lang w:eastAsia="en-GB"/>
+            </w:rPr>
+          </w:pPr>
+          <w:hyperlink w:anchor="_Toc221702073" w:history="1">
+            <w:r>
+              <w:rPr>
+                <w:rStyle w:val="Hyperlink"/>
+                <w:noProof/>
+              </w:rPr>
+              <w:t>2.1</w:t>
+            </w:r>
+            <w:r>
+              <w:rPr>
+                <w:rFonts w:eastAsiaTheme="minorEastAsia"/>
+                <w:noProof/>
+                <w:sz w:val="24"/>
+                <w:szCs w:val="24"/>
+                <w:lang w:eastAsia="en-GB"/>
+              </w:rPr>
+              <w:tab/>
+            </w:r>
+            <w:r>
+              <w:rPr>
+                <w:rStyle w:val="Hyperlink"/>
+                <w:noProof/>
+              </w:rPr>
+              <w:t>Hardware Architecture</w:t>
+            </w:r>
+            <w:r>
+              <w:rPr>
+                <w:noProof/>
+                <w:webHidden/>
+              </w:rPr>
+              <w:tab/>
+            </w:r>
+            <w:r>
+              <w:rPr>
+                <w:noProof/>
+                <w:webHidden/>
+              </w:rPr>
+              <w:fldChar w:fldCharType="begin"/>
+            </w:r>
+            <w:r>
+              <w:rPr>
+                <w:noProof/>
+                <w:webHidden/>
+              </w:rPr>
+              <w:instrText xml:space="preserve"> PAGEREF _Toc221702073 \h </w:instrText>
+            </w:r>
+            <w:r>
+              <w:rPr>
+                <w:noProof/>
+                <w:webHidden/>
+              </w:rPr>
+            </w:r>
+            <w:r>
+              <w:rPr>
+                <w:noProof/>
+                <w:webHidden/>
+              </w:rPr>
+              <w:fldChar w:fldCharType="separate"/>
+            </w:r>
+            <w:r>
+              <w:rPr>
+                <w:noProof/>
+                <w:webHidden/>
+              </w:rPr>
+              <w:t>5</w:t>
+            </w:r>
+            <w:r>
+              <w:rPr>
+                <w:noProof/>
+                <w:webHidden/>
+              </w:rPr>
+              <w:fldChar w:fldCharType="end"/>
+            </w:r>
+          </w:hyperlink>
+        </w:p>
+        <w:p>
+          <w:pPr>
+            <w:pStyle w:val="TOC3"/>
+            <w:tabs>
+              <w:tab w:val="left" w:pos="1200"/>
+              <w:tab w:val="right" w:leader="dot" w:pos="9016"/>
+            </w:tabs>
+            <w:rPr>
+              <w:rFonts w:eastAsiaTheme="minorEastAsia"/>
+              <w:noProof/>
+              <w:sz w:val="24"/>
+              <w:szCs w:val="24"/>
+              <w:lang w:eastAsia="en-GB"/>
+            </w:rPr>
+          </w:pPr>
+          <w:hyperlink w:anchor="_Toc221702074" w:history="1">
+            <w:r>
+              <w:rPr>
+                <w:rStyle w:val="Hyperlink"/>
+                <w:noProof/>
+              </w:rPr>
+              <w:t>2.1.1</w:t>
+            </w:r>
+            <w:r>
+              <w:rPr>
+                <w:rFonts w:eastAsiaTheme="minorEastAsia"/>
+                <w:noProof/>
+                <w:sz w:val="24"/>
+                <w:szCs w:val="24"/>
+                <w:lang w:eastAsia="en-GB"/>
+              </w:rPr>
+              <w:tab/>
+            </w:r>
+            <w:r>
+              <w:rPr>
+                <w:rStyle w:val="Hyperlink"/>
+                <w:noProof/>
+              </w:rPr>
+              <w:t>Arduino MEGA 2560 Rev 3</w:t>
+            </w:r>
+            <w:r>
+              <w:rPr>
+                <w:noProof/>
+                <w:webHidden/>
+              </w:rPr>
+              <w:tab/>
+            </w:r>
+            <w:r>
+              <w:rPr>
+                <w:noProof/>
+                <w:webHidden/>
+              </w:rPr>
+              <w:fldChar w:fldCharType="begin"/>
+            </w:r>
+            <w:r>
+              <w:rPr>
+                <w:noProof/>
+                <w:webHidden/>
+              </w:rPr>
+              <w:instrText xml:space="preserve"> PAGEREF _Toc221702074 \h </w:instrText>
+            </w:r>
+            <w:r>
+              <w:rPr>
+                <w:noProof/>
+                <w:webHidden/>
+              </w:rPr>
+            </w:r>
+            <w:r>
+              <w:rPr>
+                <w:noProof/>
+                <w:webHidden/>
+              </w:rPr>
+              <w:fldChar w:fldCharType="separate"/>
+            </w:r>
+            <w:r>
+              <w:rPr>
+                <w:noProof/>
+                <w:webHidden/>
+              </w:rPr>
+              <w:t>6</w:t>
+            </w:r>
+            <w:r>
+              <w:rPr>
+                <w:noProof/>
+                <w:webHidden/>
+              </w:rPr>
+              <w:fldChar w:fldCharType="end"/>
+            </w:r>
+          </w:hyperlink>
+        </w:p>
+        <w:p>
+          <w:pPr>
+            <w:pStyle w:val="TOC3"/>
+            <w:tabs>
+              <w:tab w:val="left" w:pos="1200"/>
+              <w:tab w:val="right" w:leader="dot" w:pos="9016"/>
+            </w:tabs>
+            <w:rPr>
+              <w:rFonts w:eastAsiaTheme="minorEastAsia"/>
+              <w:noProof/>
+              <w:sz w:val="24"/>
+              <w:szCs w:val="24"/>
+              <w:lang w:eastAsia="en-GB"/>
+            </w:rPr>
+          </w:pPr>
+          <w:hyperlink w:anchor="_Toc221702075" w:history="1">
+            <w:r>
+              <w:rPr>
+                <w:rStyle w:val="Hyperlink"/>
+                <w:noProof/>
+              </w:rPr>
+              <w:t>2.1.2</w:t>
+            </w:r>
+            <w:r>
+              <w:rPr>
+                <w:rFonts w:eastAsiaTheme="minorEastAsia"/>
+                <w:noProof/>
+                <w:sz w:val="24"/>
+                <w:szCs w:val="24"/>
+                <w:lang w:eastAsia="en-GB"/>
+              </w:rPr>
+              <w:tab/>
+            </w:r>
+            <w:r>
+              <w:rPr>
+                <w:rStyle w:val="Hyperlink"/>
+                <w:noProof/>
+              </w:rPr>
+              <w:t>Adafruit 4090 USB C Breakout Board</w:t>
+            </w:r>
+            <w:r>
+              <w:rPr>
+                <w:noProof/>
+                <w:webHidden/>
+              </w:rPr>
+              <w:tab/>
+            </w:r>
+            <w:r>
+              <w:rPr>
+                <w:noProof/>
+                <w:webHidden/>
+              </w:rPr>
+              <w:fldChar w:fldCharType="begin"/>
+            </w:r>
+            <w:r>
+              <w:rPr>
+                <w:noProof/>
+                <w:webHidden/>
+              </w:rPr>
+              <w:instrText xml:space="preserve"> PAGEREF _Toc221702075 \h </w:instrText>
+            </w:r>
+            <w:r>
+              <w:rPr>
+                <w:noProof/>
+                <w:webHidden/>
+              </w:rPr>
+            </w:r>
+            <w:r>
+              <w:rPr>
+                <w:noProof/>
+                <w:webHidden/>
+              </w:rPr>
+              <w:fldChar w:fldCharType="separate"/>
+            </w:r>
+            <w:r>
+              <w:rPr>
+                <w:noProof/>
+                <w:webHidden/>
+              </w:rPr>
+              <w:t>6</w:t>
+            </w:r>
+            <w:r>
+              <w:rPr>
+                <w:noProof/>
+                <w:webHidden/>
+              </w:rPr>
+              <w:fldChar w:fldCharType="end"/>
+            </w:r>
+          </w:hyperlink>
+        </w:p>
+        <w:p>
+          <w:pPr>
+            <w:pStyle w:val="TOC3"/>
+            <w:tabs>
+              <w:tab w:val="left" w:pos="1200"/>
+              <w:tab w:val="right" w:leader="dot" w:pos="9016"/>
+            </w:tabs>
+            <w:rPr>
+              <w:rFonts w:eastAsiaTheme="minorEastAsia"/>
+              <w:noProof/>
+              <w:sz w:val="24"/>
+              <w:szCs w:val="24"/>
+              <w:lang w:eastAsia="en-GB"/>
+            </w:rPr>
+          </w:pPr>
+          <w:hyperlink w:anchor="_Toc221702076" w:history="1">
+            <w:r>
+              <w:rPr>
+                <w:rStyle w:val="Hyperlink"/>
+                <w:noProof/>
+              </w:rPr>
+              <w:t>2.1.3</w:t>
+            </w:r>
+            <w:r>
+              <w:rPr>
+                <w:rFonts w:eastAsiaTheme="minorEastAsia"/>
+                <w:noProof/>
+                <w:sz w:val="24"/>
+                <w:szCs w:val="24"/>
+                <w:lang w:eastAsia="en-GB"/>
+              </w:rPr>
+              <w:tab/>
+            </w:r>
+            <w:r>
+              <w:rPr>
+                <w:rStyle w:val="Hyperlink"/>
+                <w:noProof/>
+              </w:rPr>
+              <w:t>5V to 3.3V Buck Converter</w:t>
+            </w:r>
+            <w:r>
+              <w:rPr>
+                <w:noProof/>
+                <w:webHidden/>
+              </w:rPr>
+              <w:tab/>
+            </w:r>
+            <w:r>
+              <w:rPr>
+                <w:noProof/>
+                <w:webHidden/>
+              </w:rPr>
+              <w:fldChar w:fldCharType="begin"/>
+            </w:r>
+            <w:r>
+              <w:rPr>
+                <w:noProof/>
+                <w:webHidden/>
+              </w:rPr>
+              <w:instrText xml:space="preserve"> PAGEREF _Toc221702076 \h </w:instrText>
+            </w:r>
+            <w:r>
+              <w:rPr>
+                <w:noProof/>
+                <w:webHidden/>
+              </w:rPr>
+            </w:r>
+            <w:r>
+              <w:rPr>
+                <w:noProof/>
+                <w:webHidden/>
+              </w:rPr>
+              <w:fldChar w:fldCharType="separate"/>
+            </w:r>
+            <w:r>
+              <w:rPr>
+                <w:noProof/>
+                <w:webHidden/>
+              </w:rPr>
+              <w:t>6</w:t>
+            </w:r>
+            <w:r>
+              <w:rPr>
+                <w:noProof/>
+                <w:webHidden/>
+              </w:rPr>
+              <w:fldChar w:fldCharType="end"/>
+            </w:r>
+          </w:hyperlink>
+        </w:p>
+        <w:p>
+          <w:pPr>
+            <w:pStyle w:val="TOC3"/>
+            <w:tabs>
+              <w:tab w:val="left" w:pos="1200"/>
+              <w:tab w:val="right" w:leader="dot" w:pos="9016"/>
+            </w:tabs>
+            <w:rPr>
+              <w:rFonts w:eastAsiaTheme="minorEastAsia"/>
+              <w:noProof/>
+              <w:sz w:val="24"/>
+              <w:szCs w:val="24"/>
+              <w:lang w:eastAsia="en-GB"/>
+            </w:rPr>
+          </w:pPr>
+          <w:hyperlink w:anchor="_Toc221702077" w:history="1">
+            <w:r>
+              <w:rPr>
+                <w:rStyle w:val="Hyperlink"/>
+                <w:noProof/>
+              </w:rPr>
+              <w:t>2.1.4</w:t>
+            </w:r>
+            <w:r>
+              <w:rPr>
+                <w:rFonts w:eastAsiaTheme="minorEastAsia"/>
+                <w:noProof/>
+                <w:sz w:val="24"/>
+                <w:szCs w:val="24"/>
+                <w:lang w:eastAsia="en-GB"/>
+              </w:rPr>
+              <w:tab/>
+            </w:r>
+            <w:r>
+              <w:rPr>
+                <w:rStyle w:val="Hyperlink"/>
+                <w:noProof/>
+              </w:rPr>
+              <w:t>Module Connector Interface / SCARAB Connector</w:t>
+            </w:r>
+            <w:r>
+              <w:rPr>
+                <w:noProof/>
+                <w:webHidden/>
+              </w:rPr>
+              <w:tab/>
+            </w:r>
+            <w:r>
+              <w:rPr>
+                <w:noProof/>
+                <w:webHidden/>
+              </w:rPr>
+              <w:fldChar w:fldCharType="begin"/>
+            </w:r>
+            <w:r>
+              <w:rPr>
+                <w:noProof/>
+                <w:webHidden/>
+              </w:rPr>
+              <w:instrText xml:space="preserve"> PAGEREF _Toc221702077 \h </w:instrText>
+            </w:r>
+            <w:r>
+              <w:rPr>
+                <w:noProof/>
+                <w:webHidden/>
+              </w:rPr>
+            </w:r>
+            <w:r>
+              <w:rPr>
+                <w:noProof/>
+                <w:webHidden/>
+              </w:rPr>
+              <w:fldChar w:fldCharType="separate"/>
+            </w:r>
+            <w:r>
+              <w:rPr>
+                <w:noProof/>
+                <w:webHidden/>
+              </w:rPr>
+              <w:t>6</w:t>
+            </w:r>
+            <w:r>
+              <w:rPr>
+                <w:noProof/>
+                <w:webHidden/>
+              </w:rPr>
+              <w:fldChar w:fldCharType="end"/>
+            </w:r>
+          </w:hyperlink>
+        </w:p>
+        <w:p>
+          <w:pPr>
+            <w:pStyle w:val="TOC3"/>
+            <w:tabs>
+              <w:tab w:val="left" w:pos="1200"/>
+              <w:tab w:val="right" w:leader="dot" w:pos="9016"/>
+            </w:tabs>
+            <w:rPr>
+              <w:rFonts w:eastAsiaTheme="minorEastAsia"/>
+              <w:noProof/>
+              <w:sz w:val="24"/>
+              <w:szCs w:val="24"/>
+              <w:lang w:eastAsia="en-GB"/>
+            </w:rPr>
+          </w:pPr>
+          <w:hyperlink w:anchor="_Toc221702078" w:history="1">
+            <w:r>
+              <w:rPr>
+                <w:rStyle w:val="Hyperlink"/>
+                <w:noProof/>
+              </w:rPr>
               <w:t>2.1.5</w:t>
             </w:r>
             <w:r>
               <w:rPr>
-                <w:noProof/>
+                <w:rFonts w:eastAsiaTheme="minorEastAsia"/>
+                <w:noProof/>
+                <w:sz w:val="24"/>
+                <w:szCs w:val="24"/>
+                <w:lang w:eastAsia="en-GB"/>
               </w:rPr>
               <w:tab/>
             </w:r>
@@ -768,6 +1454,798 @@
                 <w:rStyle w:val="Hyperlink"/>
                 <w:noProof/>
               </w:rPr>
+              <w:t>EEPROM</w:t>
+            </w:r>
+            <w:r>
+              <w:rPr>
+                <w:noProof/>
+                <w:webHidden/>
+              </w:rPr>
+              <w:tab/>
+            </w:r>
+            <w:r>
+              <w:rPr>
+                <w:noProof/>
+                <w:webHidden/>
+              </w:rPr>
+              <w:fldChar w:fldCharType="begin"/>
+            </w:r>
+            <w:r>
+              <w:rPr>
+                <w:noProof/>
+                <w:webHidden/>
+              </w:rPr>
+              <w:instrText xml:space="preserve"> PAGEREF _Toc221702078 \h </w:instrText>
+            </w:r>
+            <w:r>
+              <w:rPr>
+                <w:noProof/>
+                <w:webHidden/>
+              </w:rPr>
+            </w:r>
+            <w:r>
+              <w:rPr>
+                <w:noProof/>
+                <w:webHidden/>
+              </w:rPr>
+              <w:fldChar w:fldCharType="separate"/>
+            </w:r>
+            <w:r>
+              <w:rPr>
+                <w:noProof/>
+                <w:webHidden/>
+              </w:rPr>
+              <w:t>6</w:t>
+            </w:r>
+            <w:r>
+              <w:rPr>
+                <w:noProof/>
+                <w:webHidden/>
+              </w:rPr>
+              <w:fldChar w:fldCharType="end"/>
+            </w:r>
+          </w:hyperlink>
+        </w:p>
+        <w:p>
+          <w:pPr>
+            <w:pStyle w:val="TOC3"/>
+            <w:tabs>
+              <w:tab w:val="left" w:pos="1200"/>
+              <w:tab w:val="right" w:leader="dot" w:pos="9016"/>
+            </w:tabs>
+            <w:rPr>
+              <w:rFonts w:eastAsiaTheme="minorEastAsia"/>
+              <w:noProof/>
+              <w:sz w:val="24"/>
+              <w:szCs w:val="24"/>
+              <w:lang w:eastAsia="en-GB"/>
+            </w:rPr>
+          </w:pPr>
+          <w:hyperlink w:anchor="_Toc221702079" w:history="1">
+            <w:r>
+              <w:rPr>
+                <w:rStyle w:val="Hyperlink"/>
+                <w:noProof/>
+              </w:rPr>
+              <w:t>2.1.6</w:t>
+            </w:r>
+            <w:r>
+              <w:rPr>
+                <w:rFonts w:eastAsiaTheme="minorEastAsia"/>
+                <w:noProof/>
+                <w:sz w:val="24"/>
+                <w:szCs w:val="24"/>
+                <w:lang w:eastAsia="en-GB"/>
+              </w:rPr>
+              <w:tab/>
+            </w:r>
+            <w:r>
+              <w:rPr>
+                <w:rStyle w:val="Hyperlink"/>
+                <w:noProof/>
+              </w:rPr>
+              <w:t>Logic Level Converter</w:t>
+            </w:r>
+            <w:r>
+              <w:rPr>
+                <w:noProof/>
+                <w:webHidden/>
+              </w:rPr>
+              <w:tab/>
+            </w:r>
+            <w:r>
+              <w:rPr>
+                <w:noProof/>
+                <w:webHidden/>
+              </w:rPr>
+              <w:fldChar w:fldCharType="begin"/>
+            </w:r>
+            <w:r>
+              <w:rPr>
+                <w:noProof/>
+                <w:webHidden/>
+              </w:rPr>
+              <w:instrText xml:space="preserve"> PAGEREF _Toc221702079 \h </w:instrText>
+            </w:r>
+            <w:r>
+              <w:rPr>
+                <w:noProof/>
+                <w:webHidden/>
+              </w:rPr>
+            </w:r>
+            <w:r>
+              <w:rPr>
+                <w:noProof/>
+                <w:webHidden/>
+              </w:rPr>
+              <w:fldChar w:fldCharType="separate"/>
+            </w:r>
+            <w:r>
+              <w:rPr>
+                <w:noProof/>
+                <w:webHidden/>
+              </w:rPr>
+              <w:t>6</w:t>
+            </w:r>
+            <w:r>
+              <w:rPr>
+                <w:noProof/>
+                <w:webHidden/>
+              </w:rPr>
+              <w:fldChar w:fldCharType="end"/>
+            </w:r>
+          </w:hyperlink>
+        </w:p>
+        <w:p>
+          <w:pPr>
+            <w:pStyle w:val="TOC3"/>
+            <w:tabs>
+              <w:tab w:val="left" w:pos="1200"/>
+              <w:tab w:val="right" w:leader="dot" w:pos="9016"/>
+            </w:tabs>
+            <w:rPr>
+              <w:rFonts w:eastAsiaTheme="minorEastAsia"/>
+              <w:noProof/>
+              <w:sz w:val="24"/>
+              <w:szCs w:val="24"/>
+              <w:lang w:eastAsia="en-GB"/>
+            </w:rPr>
+          </w:pPr>
+          <w:hyperlink w:anchor="_Toc221702080" w:history="1">
+            <w:r>
+              <w:rPr>
+                <w:rStyle w:val="Hyperlink"/>
+                <w:noProof/>
+              </w:rPr>
+              <w:t>2.1.7</w:t>
+            </w:r>
+            <w:r>
+              <w:rPr>
+                <w:rFonts w:eastAsiaTheme="minorEastAsia"/>
+                <w:noProof/>
+                <w:sz w:val="24"/>
+                <w:szCs w:val="24"/>
+                <w:lang w:eastAsia="en-GB"/>
+              </w:rPr>
+              <w:tab/>
+            </w:r>
+            <w:r>
+              <w:rPr>
+                <w:rStyle w:val="Hyperlink"/>
+                <w:noProof/>
+              </w:rPr>
+              <w:t>Cartridge Port</w:t>
+            </w:r>
+            <w:r>
+              <w:rPr>
+                <w:noProof/>
+                <w:webHidden/>
+              </w:rPr>
+              <w:tab/>
+            </w:r>
+            <w:r>
+              <w:rPr>
+                <w:noProof/>
+                <w:webHidden/>
+              </w:rPr>
+              <w:fldChar w:fldCharType="begin"/>
+            </w:r>
+            <w:r>
+              <w:rPr>
+                <w:noProof/>
+                <w:webHidden/>
+              </w:rPr>
+              <w:instrText xml:space="preserve"> PAGEREF _Toc221702080 \h </w:instrText>
+            </w:r>
+            <w:r>
+              <w:rPr>
+                <w:noProof/>
+                <w:webHidden/>
+              </w:rPr>
+            </w:r>
+            <w:r>
+              <w:rPr>
+                <w:noProof/>
+                <w:webHidden/>
+              </w:rPr>
+              <w:fldChar w:fldCharType="separate"/>
+            </w:r>
+            <w:r>
+              <w:rPr>
+                <w:noProof/>
+                <w:webHidden/>
+              </w:rPr>
+              <w:t>6</w:t>
+            </w:r>
+            <w:r>
+              <w:rPr>
+                <w:noProof/>
+                <w:webHidden/>
+              </w:rPr>
+              <w:fldChar w:fldCharType="end"/>
+            </w:r>
+          </w:hyperlink>
+        </w:p>
+        <w:p>
+          <w:pPr>
+            <w:pStyle w:val="TOC3"/>
+            <w:tabs>
+              <w:tab w:val="right" w:leader="dot" w:pos="9016"/>
+            </w:tabs>
+            <w:rPr>
+              <w:rFonts w:eastAsiaTheme="minorEastAsia"/>
+              <w:noProof/>
+              <w:sz w:val="24"/>
+              <w:szCs w:val="24"/>
+              <w:lang w:eastAsia="en-GB"/>
+            </w:rPr>
+          </w:pPr>
+          <w:hyperlink w:anchor="_Toc221702081" w:history="1">
+            <w:r>
+              <w:rPr>
+                <w:rStyle w:val="Hyperlink"/>
+                <w:noProof/>
+              </w:rPr>
+              <w:t>2.1.8 Game Cartridge</w:t>
+            </w:r>
+            <w:r>
+              <w:rPr>
+                <w:noProof/>
+                <w:webHidden/>
+              </w:rPr>
+              <w:tab/>
+            </w:r>
+            <w:r>
+              <w:rPr>
+                <w:noProof/>
+                <w:webHidden/>
+              </w:rPr>
+              <w:fldChar w:fldCharType="begin"/>
+            </w:r>
+            <w:r>
+              <w:rPr>
+                <w:noProof/>
+                <w:webHidden/>
+              </w:rPr>
+              <w:instrText xml:space="preserve"> PAGEREF _Toc221702081 \h </w:instrText>
+            </w:r>
+            <w:r>
+              <w:rPr>
+                <w:noProof/>
+                <w:webHidden/>
+              </w:rPr>
+            </w:r>
+            <w:r>
+              <w:rPr>
+                <w:noProof/>
+                <w:webHidden/>
+              </w:rPr>
+              <w:fldChar w:fldCharType="separate"/>
+            </w:r>
+            <w:r>
+              <w:rPr>
+                <w:noProof/>
+                <w:webHidden/>
+              </w:rPr>
+              <w:t>6</w:t>
+            </w:r>
+            <w:r>
+              <w:rPr>
+                <w:noProof/>
+                <w:webHidden/>
+              </w:rPr>
+              <w:fldChar w:fldCharType="end"/>
+            </w:r>
+          </w:hyperlink>
+        </w:p>
+        <w:p>
+          <w:pPr>
+            <w:pStyle w:val="TOC2"/>
+            <w:tabs>
+              <w:tab w:val="left" w:pos="960"/>
+              <w:tab w:val="right" w:leader="dot" w:pos="9016"/>
+            </w:tabs>
+            <w:rPr>
+              <w:rFonts w:eastAsiaTheme="minorEastAsia"/>
+              <w:noProof/>
+              <w:sz w:val="24"/>
+              <w:szCs w:val="24"/>
+              <w:lang w:eastAsia="en-GB"/>
+            </w:rPr>
+          </w:pPr>
+          <w:hyperlink w:anchor="_Toc221702082" w:history="1">
+            <w:r>
+              <w:rPr>
+                <w:rStyle w:val="Hyperlink"/>
+                <w:noProof/>
+              </w:rPr>
+              <w:t>2.2</w:t>
+            </w:r>
+            <w:r>
+              <w:rPr>
+                <w:rFonts w:eastAsiaTheme="minorEastAsia"/>
+                <w:noProof/>
+                <w:sz w:val="24"/>
+                <w:szCs w:val="24"/>
+                <w:lang w:eastAsia="en-GB"/>
+              </w:rPr>
+              <w:tab/>
+            </w:r>
+            <w:r>
+              <w:rPr>
+                <w:rStyle w:val="Hyperlink"/>
+                <w:noProof/>
+              </w:rPr>
+              <w:t>Circuit Diagrams</w:t>
+            </w:r>
+            <w:r>
+              <w:rPr>
+                <w:noProof/>
+                <w:webHidden/>
+              </w:rPr>
+              <w:tab/>
+            </w:r>
+            <w:r>
+              <w:rPr>
+                <w:noProof/>
+                <w:webHidden/>
+              </w:rPr>
+              <w:fldChar w:fldCharType="begin"/>
+            </w:r>
+            <w:r>
+              <w:rPr>
+                <w:noProof/>
+                <w:webHidden/>
+              </w:rPr>
+              <w:instrText xml:space="preserve"> PAGEREF _Toc221702082 \h </w:instrText>
+            </w:r>
+            <w:r>
+              <w:rPr>
+                <w:noProof/>
+                <w:webHidden/>
+              </w:rPr>
+            </w:r>
+            <w:r>
+              <w:rPr>
+                <w:noProof/>
+                <w:webHidden/>
+              </w:rPr>
+              <w:fldChar w:fldCharType="separate"/>
+            </w:r>
+            <w:r>
+              <w:rPr>
+                <w:noProof/>
+                <w:webHidden/>
+              </w:rPr>
+              <w:t>7</w:t>
+            </w:r>
+            <w:r>
+              <w:rPr>
+                <w:noProof/>
+                <w:webHidden/>
+              </w:rPr>
+              <w:fldChar w:fldCharType="end"/>
+            </w:r>
+          </w:hyperlink>
+        </w:p>
+        <w:p>
+          <w:pPr>
+            <w:pStyle w:val="TOC3"/>
+            <w:tabs>
+              <w:tab w:val="left" w:pos="1200"/>
+              <w:tab w:val="right" w:leader="dot" w:pos="9016"/>
+            </w:tabs>
+            <w:rPr>
+              <w:rFonts w:eastAsiaTheme="minorEastAsia"/>
+              <w:noProof/>
+              <w:sz w:val="24"/>
+              <w:szCs w:val="24"/>
+              <w:lang w:eastAsia="en-GB"/>
+            </w:rPr>
+          </w:pPr>
+          <w:hyperlink w:anchor="_Toc221702083" w:history="1">
+            <w:r>
+              <w:rPr>
+                <w:rStyle w:val="Hyperlink"/>
+                <w:noProof/>
+              </w:rPr>
+              <w:t>2.2.1</w:t>
+            </w:r>
+            <w:r>
+              <w:rPr>
+                <w:rFonts w:eastAsiaTheme="minorEastAsia"/>
+                <w:noProof/>
+                <w:sz w:val="24"/>
+                <w:szCs w:val="24"/>
+                <w:lang w:eastAsia="en-GB"/>
+              </w:rPr>
+              <w:tab/>
+            </w:r>
+            <w:r>
+              <w:rPr>
+                <w:rStyle w:val="Hyperlink"/>
+                <w:noProof/>
+              </w:rPr>
+              <w:t>SCARAB Device</w:t>
+            </w:r>
+            <w:r>
+              <w:rPr>
+                <w:noProof/>
+                <w:webHidden/>
+              </w:rPr>
+              <w:tab/>
+            </w:r>
+            <w:r>
+              <w:rPr>
+                <w:noProof/>
+                <w:webHidden/>
+              </w:rPr>
+              <w:fldChar w:fldCharType="begin"/>
+            </w:r>
+            <w:r>
+              <w:rPr>
+                <w:noProof/>
+                <w:webHidden/>
+              </w:rPr>
+              <w:instrText xml:space="preserve"> PAGEREF _Toc221702083 \h </w:instrText>
+            </w:r>
+            <w:r>
+              <w:rPr>
+                <w:noProof/>
+                <w:webHidden/>
+              </w:rPr>
+            </w:r>
+            <w:r>
+              <w:rPr>
+                <w:noProof/>
+                <w:webHidden/>
+              </w:rPr>
+              <w:fldChar w:fldCharType="separate"/>
+            </w:r>
+            <w:r>
+              <w:rPr>
+                <w:noProof/>
+                <w:webHidden/>
+              </w:rPr>
+              <w:t>7</w:t>
+            </w:r>
+            <w:r>
+              <w:rPr>
+                <w:noProof/>
+                <w:webHidden/>
+              </w:rPr>
+              <w:fldChar w:fldCharType="end"/>
+            </w:r>
+          </w:hyperlink>
+        </w:p>
+        <w:p>
+          <w:pPr>
+            <w:pStyle w:val="TOC3"/>
+            <w:tabs>
+              <w:tab w:val="left" w:pos="1200"/>
+              <w:tab w:val="right" w:leader="dot" w:pos="9016"/>
+            </w:tabs>
+            <w:rPr>
+              <w:rFonts w:eastAsiaTheme="minorEastAsia"/>
+              <w:noProof/>
+              <w:sz w:val="24"/>
+              <w:szCs w:val="24"/>
+              <w:lang w:eastAsia="en-GB"/>
+            </w:rPr>
+          </w:pPr>
+          <w:hyperlink w:anchor="_Toc221702084" w:history="1">
+            <w:r>
+              <w:rPr>
+                <w:rStyle w:val="Hyperlink"/>
+                <w:noProof/>
+              </w:rPr>
+              <w:t>2.2.2</w:t>
+            </w:r>
+            <w:r>
+              <w:rPr>
+                <w:rFonts w:eastAsiaTheme="minorEastAsia"/>
+                <w:noProof/>
+                <w:sz w:val="24"/>
+                <w:szCs w:val="24"/>
+                <w:lang w:eastAsia="en-GB"/>
+              </w:rPr>
+              <w:tab/>
+            </w:r>
+            <w:r>
+              <w:rPr>
+                <w:rStyle w:val="Hyperlink"/>
+                <w:noProof/>
+              </w:rPr>
+              <w:t>SNES Module</w:t>
+            </w:r>
+            <w:r>
+              <w:rPr>
+                <w:noProof/>
+                <w:webHidden/>
+              </w:rPr>
+              <w:tab/>
+            </w:r>
+            <w:r>
+              <w:rPr>
+                <w:noProof/>
+                <w:webHidden/>
+              </w:rPr>
+              <w:fldChar w:fldCharType="begin"/>
+            </w:r>
+            <w:r>
+              <w:rPr>
+                <w:noProof/>
+                <w:webHidden/>
+              </w:rPr>
+              <w:instrText xml:space="preserve"> PAGEREF _Toc221702084 \h </w:instrText>
+            </w:r>
+            <w:r>
+              <w:rPr>
+                <w:noProof/>
+                <w:webHidden/>
+              </w:rPr>
+            </w:r>
+            <w:r>
+              <w:rPr>
+                <w:noProof/>
+                <w:webHidden/>
+              </w:rPr>
+              <w:fldChar w:fldCharType="separate"/>
+            </w:r>
+            <w:r>
+              <w:rPr>
+                <w:noProof/>
+                <w:webHidden/>
+              </w:rPr>
+              <w:t>8</w:t>
+            </w:r>
+            <w:r>
+              <w:rPr>
+                <w:noProof/>
+                <w:webHidden/>
+              </w:rPr>
+              <w:fldChar w:fldCharType="end"/>
+            </w:r>
+          </w:hyperlink>
+        </w:p>
+        <w:p>
+          <w:pPr>
+            <w:pStyle w:val="TOC3"/>
+            <w:tabs>
+              <w:tab w:val="left" w:pos="1200"/>
+              <w:tab w:val="right" w:leader="dot" w:pos="9016"/>
+            </w:tabs>
+            <w:rPr>
+              <w:rFonts w:eastAsiaTheme="minorEastAsia"/>
+              <w:noProof/>
+              <w:sz w:val="24"/>
+              <w:szCs w:val="24"/>
+              <w:lang w:eastAsia="en-GB"/>
+            </w:rPr>
+          </w:pPr>
+          <w:hyperlink w:anchor="_Toc221702085" w:history="1">
+            <w:r>
+              <w:rPr>
+                <w:rStyle w:val="Hyperlink"/>
+                <w:noProof/>
+              </w:rPr>
+              <w:t>2.2.3</w:t>
+            </w:r>
+            <w:r>
+              <w:rPr>
+                <w:rFonts w:eastAsiaTheme="minorEastAsia"/>
+                <w:noProof/>
+                <w:sz w:val="24"/>
+                <w:szCs w:val="24"/>
+                <w:lang w:eastAsia="en-GB"/>
+              </w:rPr>
+              <w:tab/>
+            </w:r>
+            <w:r>
+              <w:rPr>
+                <w:rStyle w:val="Hyperlink"/>
+                <w:noProof/>
+              </w:rPr>
+              <w:t>N64 Module</w:t>
+            </w:r>
+            <w:r>
+              <w:rPr>
+                <w:noProof/>
+                <w:webHidden/>
+              </w:rPr>
+              <w:tab/>
+            </w:r>
+            <w:r>
+              <w:rPr>
+                <w:noProof/>
+                <w:webHidden/>
+              </w:rPr>
+              <w:fldChar w:fldCharType="begin"/>
+            </w:r>
+            <w:r>
+              <w:rPr>
+                <w:noProof/>
+                <w:webHidden/>
+              </w:rPr>
+              <w:instrText xml:space="preserve"> PAGEREF _Toc221702085 \h </w:instrText>
+            </w:r>
+            <w:r>
+              <w:rPr>
+                <w:noProof/>
+                <w:webHidden/>
+              </w:rPr>
+            </w:r>
+            <w:r>
+              <w:rPr>
+                <w:noProof/>
+                <w:webHidden/>
+              </w:rPr>
+              <w:fldChar w:fldCharType="separate"/>
+            </w:r>
+            <w:r>
+              <w:rPr>
+                <w:noProof/>
+                <w:webHidden/>
+              </w:rPr>
+              <w:t>9</w:t>
+            </w:r>
+            <w:r>
+              <w:rPr>
+                <w:noProof/>
+                <w:webHidden/>
+              </w:rPr>
+              <w:fldChar w:fldCharType="end"/>
+            </w:r>
+          </w:hyperlink>
+        </w:p>
+        <w:p>
+          <w:pPr>
+            <w:pStyle w:val="TOC3"/>
+            <w:tabs>
+              <w:tab w:val="left" w:pos="1200"/>
+              <w:tab w:val="right" w:leader="dot" w:pos="9016"/>
+            </w:tabs>
+            <w:rPr>
+              <w:rFonts w:eastAsiaTheme="minorEastAsia"/>
+              <w:noProof/>
+              <w:sz w:val="24"/>
+              <w:szCs w:val="24"/>
+              <w:lang w:eastAsia="en-GB"/>
+            </w:rPr>
+          </w:pPr>
+          <w:hyperlink w:anchor="_Toc221702086" w:history="1">
+            <w:r>
+              <w:rPr>
+                <w:rStyle w:val="Hyperlink"/>
+                <w:noProof/>
+              </w:rPr>
+              <w:t>2.2.4</w:t>
+            </w:r>
+            <w:r>
+              <w:rPr>
+                <w:rFonts w:eastAsiaTheme="minorEastAsia"/>
+                <w:noProof/>
+                <w:sz w:val="24"/>
+                <w:szCs w:val="24"/>
+                <w:lang w:eastAsia="en-GB"/>
+              </w:rPr>
+              <w:tab/>
+            </w:r>
+            <w:r>
+              <w:rPr>
+                <w:rStyle w:val="Hyperlink"/>
+                <w:noProof/>
+              </w:rPr>
+              <w:t>GBA Module</w:t>
+            </w:r>
+            <w:r>
+              <w:rPr>
+                <w:noProof/>
+                <w:webHidden/>
+              </w:rPr>
+              <w:tab/>
+            </w:r>
+            <w:r>
+              <w:rPr>
+                <w:noProof/>
+                <w:webHidden/>
+              </w:rPr>
+              <w:fldChar w:fldCharType="begin"/>
+            </w:r>
+            <w:r>
+              <w:rPr>
+                <w:noProof/>
+                <w:webHidden/>
+              </w:rPr>
+              <w:instrText xml:space="preserve"> PAGEREF _Toc221702086 \h </w:instrText>
+            </w:r>
+            <w:r>
+              <w:rPr>
+                <w:noProof/>
+                <w:webHidden/>
+              </w:rPr>
+            </w:r>
+            <w:r>
+              <w:rPr>
+                <w:noProof/>
+                <w:webHidden/>
+              </w:rPr>
+              <w:fldChar w:fldCharType="separate"/>
+            </w:r>
+            <w:r>
+              <w:rPr>
+                <w:noProof/>
+                <w:webHidden/>
+              </w:rPr>
+              <w:t>10</w:t>
+            </w:r>
+            <w:r>
+              <w:rPr>
+                <w:noProof/>
+                <w:webHidden/>
+              </w:rPr>
+              <w:fldChar w:fldCharType="end"/>
+            </w:r>
+          </w:hyperlink>
+        </w:p>
+        <w:p>
+          <w:pPr>
+            <w:pStyle w:val="TOC3"/>
+            <w:tabs>
+              <w:tab w:val="left" w:pos="1200"/>
+              <w:tab w:val="right" w:leader="dot" w:pos="9016"/>
+            </w:tabs>
+            <w:rPr>
+              <w:rFonts w:eastAsiaTheme="minorEastAsia"/>
+              <w:noProof/>
+              <w:sz w:val="24"/>
+              <w:szCs w:val="24"/>
+              <w:lang w:eastAsia="en-GB"/>
+            </w:rPr>
+          </w:pPr>
+          <w:hyperlink w:anchor="_Toc221702087" w:history="1">
+            <w:r>
+              <w:rPr>
+                <w:rStyle w:val="Hyperlink"/>
+                <w:noProof/>
+              </w:rPr>
+              <w:t>2.2.5</w:t>
+            </w:r>
+            <w:r>
+              <w:rPr>
+                <w:rFonts w:eastAsiaTheme="minorEastAsia"/>
+                <w:noProof/>
+                <w:sz w:val="24"/>
+                <w:szCs w:val="24"/>
+                <w:lang w:eastAsia="en-GB"/>
+              </w:rPr>
+              <w:tab/>
+            </w:r>
+            <w:r>
+              <w:rPr>
+                <w:rStyle w:val="Hyperlink"/>
+                <w:noProof/>
+              </w:rPr>
               <w:t>NES Module</w:t>
             </w:r>
             <w:r>
@@ -789,7 +2267,7 @@
                 <w:noProof/>
                 <w:webHidden/>
               </w:rPr>
-              <w:instrText xml:space="preserve"> PAGEREF _Toc215481585 \h </w:instrText>
+              <w:instrText xml:space="preserve"> PAGEREF _Toc221702087 \h </w:instrText>
             </w:r>
             <w:r>
               <w:rPr>
@@ -809,7 +2287,79 @@
                 <w:noProof/>
                 <w:webHidden/>
               </w:rPr>
-              <w:t>8</w:t>
+              <w:t>11</w:t>
+            </w:r>
+            <w:r>
+              <w:rPr>
+                <w:noProof/>
+                <w:webHidden/>
+              </w:rPr>
+              <w:fldChar w:fldCharType="end"/>
+            </w:r>
+          </w:hyperlink>
+        </w:p>
+        <w:p>
+          <w:pPr>
+            <w:pStyle w:val="TOC1"/>
+            <w:tabs>
+              <w:tab w:val="right" w:leader="dot" w:pos="9016"/>
+            </w:tabs>
+            <w:rPr>
+              <w:rFonts w:eastAsiaTheme="minorEastAsia"/>
+              <w:noProof/>
+              <w:sz w:val="24"/>
+              <w:szCs w:val="24"/>
+              <w:lang w:eastAsia="en-GB"/>
+            </w:rPr>
+          </w:pPr>
+          <w:hyperlink w:anchor="_Toc221702088" w:history="1">
+            <w:r>
+              <w:rPr>
+                <w:rStyle w:val="Hyperlink"/>
+                <w:noProof/>
+              </w:rPr>
+              <w:t>3. Bibliography</w:t>
+            </w:r>
+            <w:r>
+              <w:rPr>
+                <w:noProof/>
+                <w:webHidden/>
+              </w:rPr>
+              <w:tab/>
+            </w:r>
+            <w:r>
+              <w:rPr>
+                <w:noProof/>
+                <w:webHidden/>
+              </w:rPr>
+              <w:fldChar w:fldCharType="begin"/>
+            </w:r>
+            <w:r>
+              <w:rPr>
+                <w:noProof/>
+                <w:webHidden/>
+              </w:rPr>
+              <w:instrText xml:space="preserve"> PAGEREF _Toc221702088 \h </w:instrText>
+            </w:r>
+            <w:r>
+              <w:rPr>
+                <w:noProof/>
+                <w:webHidden/>
+              </w:rPr>
+            </w:r>
+            <w:r>
+              <w:rPr>
+                <w:noProof/>
+                <w:webHidden/>
+              </w:rPr>
+              <w:fldChar w:fldCharType="separate"/>
+            </w:r>
+            <w:r>
+              <w:rPr>
+                <w:noProof/>
+                <w:webHidden/>
+              </w:rPr>
+              <w:t>12</w:t>
             </w:r>
             <w:r>
               <w:rPr>
@@ -845,17 +2395,355 @@
           <w:numId w:val="1"/>
         </w:numPr>
       </w:pPr>
-      <w:bookmarkStart w:id="0" w:name="_Toc215481578"/>
+      <w:bookmarkStart w:id="0" w:name="_Toc221702064"/>
       <w:r>
         <w:lastRenderedPageBreak/>
         <w:t>SCARAB Program</w:t>
       </w:r>
       <w:bookmarkEnd w:id="0"/>
     </w:p>
-    <w:p/>
-    <w:p>
-      <w:r>
-        <w:br w:type="page"/>
+    <w:p>
+      <w:pPr>
+        <w:pStyle w:val="Heading2"/>
+        <w:numPr>
+          <w:ilvl w:val="1"/>
+          <w:numId w:val="1"/>
+        </w:numPr>
+      </w:pPr>
+      <w:bookmarkStart w:id="1" w:name="_Toc221702065"/>
+      <w:r>
+        <w:t>Software Architecture</w:t>
+      </w:r>
+      <w:bookmarkEnd w:id="1"/>
+    </w:p>
+    <w:p>
+      <w:pPr>
+        <w:jc w:val="center"/>
+      </w:pPr>
+      <w:r>
+        <w:rPr>
+          <w:noProof/>
+        </w:rPr>
+        <w:drawing>
+          <wp:inline distT="0" distB="0" distL="0" distR="0" wp14:anchorId="4F28A5C9" wp14:editId="69C0E3C0">
+            <wp:extent cx="3150429" cy="4388097"/>
+            <wp:effectExtent l="0" t="0" r="0" b="0"/>
+            <wp:docPr id="880771645" name="Picture 1"/>
+            <wp:cNvGraphicFramePr>
+              <a:graphicFrameLocks xmlns:a="http://schemas.openxmlformats.org/drawingml/2006/main" noChangeAspect="1"/>
+            </wp:cNvGraphicFramePr>
+            <a:graphic xmlns:a="http://schemas.openxmlformats.org/drawingml/2006/main">
+              <a:graphicData uri="http://schemas.openxmlformats.org/drawingml/2006/picture">
+                <pic:pic xmlns:pic="http://schemas.openxmlformats.org/drawingml/2006/picture">
+                  <pic:nvPicPr>
+                    <pic:cNvPr id="880771645" name="Picture 1"/>
+                    <pic:cNvPicPr/>
+                  </pic:nvPicPr>
+                  <pic:blipFill>
+                    <a:blip r:embed="rId7">
+                      <a:extLst>
+                        <a:ext uri="{28A0092B-C50C-407E-A947-70E740481C1C}">
+                          <a14:useLocalDpi xmlns:a14="http://schemas.microsoft.com/office/drawing/2010/main" val="0"/>
+                        </a:ext>
+                      </a:extLst>
+                    </a:blip>
+                    <a:stretch>
+                      <a:fillRect/>
+                    </a:stretch>
+                  </pic:blipFill>
+                  <pic:spPr>
+                    <a:xfrm>
+                      <a:off x="0" y="0"/>
+                      <a:ext cx="3150429" cy="4388097"/>
+                    </a:xfrm>
+                    <a:prstGeom prst="rect">
+                      <a:avLst/>
+                    </a:prstGeom>
+                  </pic:spPr>
+                </pic:pic>
+              </a:graphicData>
+            </a:graphic>
+          </wp:inline>
+        </w:drawing>
+      </w:r>
+    </w:p>
+    <w:p>
+      <w:pPr>
+        <w:pStyle w:val="Heading3"/>
+        <w:numPr>
+          <w:ilvl w:val="2"/>
+          <w:numId w:val="1"/>
+        </w:numPr>
+      </w:pPr>
+      <w:bookmarkStart w:id="2" w:name="_Toc221702066"/>
+      <w:r>
+        <w:t>PySide</w:t>
+      </w:r>
+      <w:bookmarkEnd w:id="2"/>
+    </w:p>
+    <w:p>
+      <w:r>
+        <w:rPr>
+          <w:lang w:val="en-IE"/>
+        </w:rPr>
+        <w:t xml:space="preserve">For GUI development, I am using Python’s own binding of the GUI toolkit Qt, developed by The Qt Company themselves. The binding, known as PySide, is cross-platform, much like Qt. The PySide binding is open source under the GPLv3 and Qt commercial license </w:t>
+      </w:r>
+      <w:sdt>
+        <w:sdtPr>
+          <w:rPr>
+            <w:lang w:val="en-IE"/>
+          </w:rPr>
+          <w:id w:val="-1862652747"/>
+          <w:citation/>
+        </w:sdtPr>
+        <w:sdtContent>
+          <w:r>
+            <w:rPr>
+              <w:lang w:val="en-IE"/>
+            </w:rPr>
+            <w:fldChar w:fldCharType="begin"/>
+          </w:r>
+          <w:r>
+            <w:instrText xml:space="preserve">CITATION pys211 \l 2057 </w:instrText>
+          </w:r>
+          <w:r>
+            <w:rPr>
+              <w:lang w:val="en-IE"/>
+            </w:rPr>
+            <w:fldChar w:fldCharType="separate"/>
+          </w:r>
+          <w:r>
+            <w:rPr>
+              <w:noProof/>
+            </w:rPr>
+            <w:t>(pyside, 2021)</w:t>
+          </w:r>
+          <w:r>
+            <w:rPr>
+              <w:lang w:val="en-IE"/>
+            </w:rPr>
+            <w:fldChar w:fldCharType="end"/>
+          </w:r>
+        </w:sdtContent>
+      </w:sdt>
+      <w:r>
+        <w:rPr>
+          <w:lang w:val="en-IE"/>
+        </w:rPr>
+        <w:t>.</w:t>
+      </w:r>
+    </w:p>
+    <w:p>
+      <w:pPr>
+        <w:pStyle w:val="Heading3"/>
+        <w:numPr>
+          <w:ilvl w:val="2"/>
+          <w:numId w:val="1"/>
+        </w:numPr>
+      </w:pPr>
+      <w:bookmarkStart w:id="3" w:name="_Toc221702067"/>
+      <w:r>
+        <w:t>Python</w:t>
+      </w:r>
+      <w:bookmarkEnd w:id="3"/>
+    </w:p>
+    <w:p>
+      <w:r>
+        <w:t xml:space="preserve">The application logic will be handled using Python. </w:t>
+      </w:r>
+      <w:r>
+        <w:rPr>
+          <w:lang w:val="en-IE"/>
+        </w:rPr>
+        <w:t xml:space="preserve">Python, created by Guido van Rossum in 1991, is a general-purpose language with a simple syntax, similar to the English language </w:t>
+      </w:r>
+      <w:sdt>
+        <w:sdtPr>
+          <w:rPr>
+            <w:lang w:val="en-IE"/>
+          </w:rPr>
+          <w:id w:val="-115835978"/>
+          <w:citation/>
+        </w:sdtPr>
+        <w:sdtContent>
+          <w:r>
+            <w:rPr>
+              <w:lang w:val="en-IE"/>
+            </w:rPr>
+            <w:fldChar w:fldCharType="begin"/>
+          </w:r>
+          <w:r>
+            <w:instrText xml:space="preserve"> CITATION W3S26 \l 2057 </w:instrText>
+          </w:r>
+          <w:r>
+            <w:rPr>
+              <w:lang w:val="en-IE"/>
+            </w:rPr>
+            <w:fldChar w:fldCharType="separate"/>
+          </w:r>
+          <w:r>
+            <w:rPr>
+              <w:noProof/>
+            </w:rPr>
+            <w:t>(W3Schools, n.d.)</w:t>
+          </w:r>
+          <w:r>
+            <w:rPr>
+              <w:lang w:val="en-IE"/>
+            </w:rPr>
+            <w:fldChar w:fldCharType="end"/>
+          </w:r>
+        </w:sdtContent>
+      </w:sdt>
+      <w:r>
+        <w:rPr>
+          <w:lang w:val="en-IE"/>
+        </w:rPr>
+        <w:t>. Given its simplicity, it allows for rapid development, aided by its abundance of external libraries.</w:t>
+      </w:r>
+    </w:p>
+    <w:p>
+      <w:pPr>
+        <w:pStyle w:val="Heading3"/>
+        <w:numPr>
+          <w:ilvl w:val="2"/>
+          <w:numId w:val="1"/>
+        </w:numPr>
+      </w:pPr>
+      <w:bookmarkStart w:id="4" w:name="_Toc221702068"/>
+      <w:r>
+        <w:t>py</w:t>
+      </w:r>
+      <w:r>
+        <w:t>S</w:t>
+      </w:r>
+      <w:r>
+        <w:t>erial</w:t>
+      </w:r>
+      <w:bookmarkEnd w:id="4"/>
+    </w:p>
+    <w:p>
+      <w:pPr>
+        <w:rPr>
+          <w:lang w:val="en-IE"/>
+        </w:rPr>
+      </w:pPr>
+      <w:r>
+        <w:rPr>
+          <w:lang w:val="en-IE"/>
+        </w:rPr>
+        <w:t xml:space="preserve">The pySerial library encapsulates serial port access, providing cross-platform backends for Python </w:t>
+      </w:r>
+      <w:sdt>
+        <w:sdtPr>
+          <w:rPr>
+            <w:lang w:val="en-IE"/>
+          </w:rPr>
+          <w:id w:val="-883250687"/>
+          <w:citation/>
+        </w:sdtPr>
+        <w:sdtContent>
+          <w:r>
+            <w:rPr>
+              <w:lang w:val="en-IE"/>
+            </w:rPr>
+            <w:fldChar w:fldCharType="begin"/>
+          </w:r>
+          <w:r>
+            <w:instrText xml:space="preserve"> CITATION pys222 \l 2057 </w:instrText>
+          </w:r>
+          <w:r>
+            <w:rPr>
+              <w:lang w:val="en-IE"/>
+            </w:rPr>
+            <w:fldChar w:fldCharType="separate"/>
+          </w:r>
+          <w:r>
+            <w:rPr>
+              <w:noProof/>
+            </w:rPr>
+            <w:t>(pyserial, 2022)</w:t>
+          </w:r>
+          <w:r>
+            <w:rPr>
+              <w:lang w:val="en-IE"/>
+            </w:rPr>
+            <w:fldChar w:fldCharType="end"/>
+          </w:r>
+        </w:sdtContent>
+      </w:sdt>
+      <w:r>
+        <w:rPr>
+          <w:lang w:val="en-IE"/>
+        </w:rPr>
+        <w:t>.</w:t>
+      </w:r>
+      <w:r>
+        <w:rPr>
+          <w:lang w:val="en-IE"/>
+        </w:rPr>
+        <w:t xml:space="preserve"> This will be used to interface with the SCARAB Device.</w:t>
+      </w:r>
+    </w:p>
+    <w:p>
+      <w:pPr>
+        <w:pStyle w:val="Heading3"/>
+        <w:numPr>
+          <w:ilvl w:val="2"/>
+          <w:numId w:val="1"/>
+        </w:numPr>
+      </w:pPr>
+      <w:bookmarkStart w:id="5" w:name="_Toc221702069"/>
+      <w:r>
+        <w:t>File System</w:t>
+      </w:r>
+      <w:bookmarkEnd w:id="5"/>
+    </w:p>
+    <w:p>
+      <w:r>
+        <w:t>The SCARAB program will need to store backed up save files. As such, interaction with the PC’s file system is necessary.</w:t>
+      </w:r>
+    </w:p>
+    <w:p>
+      <w:pPr>
+        <w:pStyle w:val="Heading3"/>
+        <w:numPr>
+          <w:ilvl w:val="2"/>
+          <w:numId w:val="1"/>
+        </w:numPr>
+      </w:pPr>
+      <w:bookmarkStart w:id="6" w:name="_Toc221702070"/>
+      <w:r>
+        <w:lastRenderedPageBreak/>
+        <w:t>External Hardware (SCARAB Device)</w:t>
+      </w:r>
+      <w:bookmarkEnd w:id="6"/>
+    </w:p>
+    <w:p>
+      <w:r>
+        <w:t>pySerial is being used to communicate with external hardware. In this case, it is communicating with the SCARAB Device itself. Specifically, it is communicating with the Arduino which powers the SCARAB.</w:t>
+      </w:r>
+    </w:p>
+    <w:p>
+      <w:pPr>
+        <w:pStyle w:val="Heading3"/>
+        <w:numPr>
+          <w:ilvl w:val="2"/>
+          <w:numId w:val="1"/>
+        </w:numPr>
+      </w:pPr>
+      <w:bookmarkStart w:id="7" w:name="_Toc221702071"/>
+      <w:r>
+        <w:t>System Services</w:t>
+      </w:r>
+      <w:bookmarkEnd w:id="7"/>
+    </w:p>
+    <w:p>
+      <w:r>
+        <w:t>The SCARAB PC Program will need to make use of some system libraries such as time</w:t>
+      </w:r>
+      <w:r>
+        <w:t xml:space="preserve"> for any necessary delays while the SCARAB Device connects, and sys for exiting.</w:t>
       </w:r>
     </w:p>
     <w:p>
@@ -866,12 +2754,12 @@
           <w:numId w:val="1"/>
         </w:numPr>
       </w:pPr>
-      <w:bookmarkStart w:id="1" w:name="_Toc215481579"/>
+      <w:bookmarkStart w:id="8" w:name="_Toc221702072"/>
       <w:r>
         <w:lastRenderedPageBreak/>
         <w:t>SCARAB Device</w:t>
       </w:r>
-      <w:bookmarkEnd w:id="1"/>
+      <w:bookmarkEnd w:id="8"/>
     </w:p>
     <w:p>
       <w:pPr>
@@ -881,11 +2769,67 @@
           <w:numId w:val="1"/>
         </w:numPr>
       </w:pPr>
-      <w:bookmarkStart w:id="2" w:name="_Toc215481580"/>
-      <w:r>
-        <w:t>Circuit Diagrams</w:t>
-      </w:r>
-      <w:bookmarkEnd w:id="2"/>
+      <w:bookmarkStart w:id="9" w:name="_Toc221702073"/>
+      <w:r>
+        <w:t>Hardware Architecture</w:t>
+      </w:r>
+      <w:bookmarkEnd w:id="9"/>
+    </w:p>
+    <w:p>
+      <w:pPr>
+        <w:jc w:val="center"/>
+      </w:pPr>
+      <w:r>
+        <w:rPr>
+          <w:noProof/>
+        </w:rPr>
+        <w:drawing>
+          <wp:inline distT="0" distB="0" distL="0" distR="0" wp14:anchorId="61D0EC13" wp14:editId="37A435DD">
+            <wp:extent cx="3143250" cy="7334250"/>
+            <wp:effectExtent l="0" t="0" r="0" b="0"/>
+            <wp:docPr id="1730739723" name="Picture 2" descr="A diagram of a computer component&#10;&#10;AI-generated content may be incorrect."/>
+            <wp:cNvGraphicFramePr>
+              <a:graphicFrameLocks xmlns:a="http://schemas.openxmlformats.org/drawingml/2006/main" noChangeAspect="1"/>
+            </wp:cNvGraphicFramePr>
+            <a:graphic xmlns:a="http://schemas.openxmlformats.org/drawingml/2006/main">
+              <a:graphicData uri="http://schemas.openxmlformats.org/drawingml/2006/picture">
+                <pic:pic xmlns:pic="http://schemas.openxmlformats.org/drawingml/2006/picture">
+                  <pic:nvPicPr>
+                    <pic:cNvPr id="1730739723" name="Picture 2" descr="A diagram of a computer component&#10;&#10;AI-generated content may be incorrect."/>
+                    <pic:cNvPicPr/>
+                  </pic:nvPicPr>
+                  <pic:blipFill>
+                    <a:blip r:embed="rId8">
+                      <a:extLst>
+                        <a:ext uri="{28A0092B-C50C-407E-A947-70E740481C1C}">
+                          <a14:useLocalDpi xmlns:a14="http://schemas.microsoft.com/office/drawing/2010/main" val="0"/>
+                        </a:ext>
+                      </a:extLst>
+                    </a:blip>
+                    <a:stretch>
+                      <a:fillRect/>
+                    </a:stretch>
+                  </pic:blipFill>
+                  <pic:spPr>
+                    <a:xfrm>
+                      <a:off x="0" y="0"/>
+                      <a:ext cx="3143250" cy="7334250"/>
+                    </a:xfrm>
+                    <a:prstGeom prst="rect">
+                      <a:avLst/>
+                    </a:prstGeom>
+                  </pic:spPr>
+                </pic:pic>
+              </a:graphicData>
+            </a:graphic>
+          </wp:inline>
+        </w:drawing>
+      </w:r>
+    </w:p>
+    <w:p>
+      <w:pPr>
+        <w:jc w:val="center"/>
+      </w:pPr>
     </w:p>
     <w:p>
       <w:pPr>
@@ -895,11 +2839,339 @@
           <w:numId w:val="1"/>
         </w:numPr>
       </w:pPr>
-      <w:bookmarkStart w:id="3" w:name="_Toc215481581"/>
+      <w:bookmarkStart w:id="10" w:name="_Toc221702074"/>
+      <w:r>
+        <w:lastRenderedPageBreak/>
+        <w:t>Arduino MEGA 2560 Rev 3</w:t>
+      </w:r>
+      <w:bookmarkEnd w:id="10"/>
+    </w:p>
+    <w:p>
+      <w:r>
+        <w:rPr>
+          <w:lang w:val="en-IE"/>
+        </w:rPr>
+        <w:t xml:space="preserve">Based on the ATmega2560 microcontroller, the Arduino Mega 2560 Rev3 contains everything needed to support the ATMega2560, including 54 digital I/O pins, 16 analog inputs, 4 hardware serial ports, a 16MHz crystal oscillator, USB connection, and a power jack </w:t>
+      </w:r>
+      <w:sdt>
+        <w:sdtPr>
+          <w:rPr>
+            <w:lang w:val="en-IE"/>
+          </w:rPr>
+          <w:id w:val="-499423492"/>
+          <w:citation/>
+        </w:sdtPr>
+        <w:sdtContent>
+          <w:r>
+            <w:rPr>
+              <w:lang w:val="en-IE"/>
+            </w:rPr>
+            <w:fldChar w:fldCharType="begin"/>
+          </w:r>
+          <w:r>
+            <w:instrText xml:space="preserve"> CITATION Ard255 \l 2057 </w:instrText>
+          </w:r>
+          <w:r>
+            <w:rPr>
+              <w:lang w:val="en-IE"/>
+            </w:rPr>
+            <w:fldChar w:fldCharType="separate"/>
+          </w:r>
+          <w:r>
+            <w:rPr>
+              <w:noProof/>
+            </w:rPr>
+            <w:t>(Arduino, 2025)</w:t>
+          </w:r>
+          <w:r>
+            <w:rPr>
+              <w:lang w:val="en-IE"/>
+            </w:rPr>
+            <w:fldChar w:fldCharType="end"/>
+          </w:r>
+        </w:sdtContent>
+      </w:sdt>
+      <w:r>
+        <w:rPr>
+          <w:lang w:val="en-IE"/>
+        </w:rPr>
+        <w:t xml:space="preserve">. The Arduino serves as </w:t>
+      </w:r>
+      <w:r>
+        <w:rPr>
+          <w:lang w:val="en-IE"/>
+        </w:rPr>
+        <w:t>the intermediary device which translates between what the PC wants, and what the cartridge expects.</w:t>
+      </w:r>
+    </w:p>
+    <w:p>
+      <w:pPr>
+        <w:pStyle w:val="Heading3"/>
+        <w:numPr>
+          <w:ilvl w:val="2"/>
+          <w:numId w:val="1"/>
+        </w:numPr>
+      </w:pPr>
+      <w:bookmarkStart w:id="11" w:name="_Toc221702075"/>
+      <w:r>
+        <w:t>Adafruit 4090 USB C Breakout Board</w:t>
+      </w:r>
+      <w:bookmarkEnd w:id="11"/>
+    </w:p>
+    <w:p>
+      <w:pPr>
+        <w:rPr>
+          <w:lang w:val="en-IE"/>
+        </w:rPr>
+      </w:pPr>
+      <w:r>
+        <w:t xml:space="preserve">The Adafruit USB C board will serve as the main power source for the cartridges and the EEPROM. </w:t>
+      </w:r>
+      <w:r>
+        <w:rPr>
+          <w:lang w:val="en-IE"/>
+        </w:rPr>
+        <w:t>While a microcontroller has enough power to interface with the cartridge, it doesn’t support the Amps necessary to also power it. Using a USB-C cable, the SCARAB could draw the power necessary from a USB port on the PC. While this will require 2 USB cables to be connected between the SCARAB and the PC, it’s preferable to the alternative of batteries.</w:t>
+      </w:r>
+    </w:p>
+    <w:p>
+      <w:pPr>
+        <w:pStyle w:val="Heading3"/>
+        <w:numPr>
+          <w:ilvl w:val="2"/>
+          <w:numId w:val="1"/>
+        </w:numPr>
+      </w:pPr>
+      <w:bookmarkStart w:id="12" w:name="_Toc221702076"/>
+      <w:r>
+        <w:t>5V to 3.3V Buck Converter</w:t>
+      </w:r>
+      <w:bookmarkEnd w:id="12"/>
+    </w:p>
+    <w:p>
+      <w:pPr>
+        <w:rPr>
+          <w:lang w:val="en-IE"/>
+        </w:rPr>
+      </w:pPr>
+      <w:r>
+        <w:rPr>
+          <w:lang w:val="en-IE"/>
+        </w:rPr>
+        <w:t xml:space="preserve">Not only do </w:t>
+      </w:r>
+      <w:r>
+        <w:rPr>
+          <w:lang w:val="en-IE"/>
+        </w:rPr>
+        <w:t xml:space="preserve">some </w:t>
+      </w:r>
+      <w:r>
+        <w:rPr>
+          <w:lang w:val="en-IE"/>
+        </w:rPr>
+        <w:t xml:space="preserve">cartridges </w:t>
+      </w:r>
+      <w:r>
+        <w:rPr>
+          <w:lang w:val="en-IE"/>
+        </w:rPr>
+        <w:t xml:space="preserve">such as the GBA or N64 </w:t>
+      </w:r>
+      <w:r>
+        <w:rPr>
+          <w:lang w:val="en-IE"/>
+        </w:rPr>
+        <w:t xml:space="preserve">use 3.3V logic, but they utilise 3.3V VCC too. The </w:t>
+      </w:r>
+      <w:r>
+        <w:rPr>
+          <w:lang w:val="en-IE"/>
+        </w:rPr>
+        <w:t>logic level converters</w:t>
+      </w:r>
+      <w:r>
+        <w:rPr>
+          <w:lang w:val="en-IE"/>
+        </w:rPr>
+        <w:t xml:space="preserve"> would not work for the level of amps required, so a new solution was needed. This is where buck converters </w:t>
+      </w:r>
+      <w:r>
+        <w:rPr>
+          <w:lang w:val="en-IE"/>
+        </w:rPr>
+        <w:t>are being used</w:t>
+      </w:r>
+      <w:r>
+        <w:rPr>
+          <w:lang w:val="en-IE"/>
+        </w:rPr>
+        <w:t xml:space="preserve">. Buck converters convert a DC voltage to a lower DC voltage, such as 5V to 3.3V in this case </w:t>
+      </w:r>
+      <w:sdt>
+        <w:sdtPr>
+          <w:rPr>
+            <w:lang w:val="en-IE"/>
+          </w:rPr>
+          <w:id w:val="1330405760"/>
+          <w:citation/>
+        </w:sdtPr>
+        <w:sdtContent>
+          <w:r>
+            <w:rPr>
+              <w:lang w:val="en-IE"/>
+            </w:rPr>
+            <w:fldChar w:fldCharType="begin"/>
+          </w:r>
+          <w:r>
+            <w:instrText xml:space="preserve">CITATION Yat24 \l 2057 </w:instrText>
+          </w:r>
+          <w:r>
+            <w:rPr>
+              <w:lang w:val="en-IE"/>
+            </w:rPr>
+            <w:fldChar w:fldCharType="separate"/>
+          </w:r>
+          <w:r>
+            <w:rPr>
+              <w:noProof/>
+            </w:rPr>
+            <w:t>(Yates, 2024)</w:t>
+          </w:r>
+          <w:r>
+            <w:rPr>
+              <w:lang w:val="en-IE"/>
+            </w:rPr>
+            <w:fldChar w:fldCharType="end"/>
+          </w:r>
+        </w:sdtContent>
+      </w:sdt>
+      <w:r>
+        <w:rPr>
+          <w:lang w:val="en-IE"/>
+        </w:rPr>
+        <w:t>.</w:t>
+      </w:r>
+    </w:p>
+    <w:p>
+      <w:pPr>
+        <w:pStyle w:val="Heading3"/>
+        <w:numPr>
+          <w:ilvl w:val="2"/>
+          <w:numId w:val="1"/>
+        </w:numPr>
+      </w:pPr>
+      <w:bookmarkStart w:id="13" w:name="_Toc221702077"/>
+      <w:r>
+        <w:t>Module Connector Interface / SCARAB Connector</w:t>
+      </w:r>
+      <w:bookmarkEnd w:id="13"/>
+    </w:p>
+    <w:p>
+      <w:r>
+        <w:t>A series of pins and pin headers, the Module Connector and SCARAB Connector serve as a link between the SCARAB Device and its various cartridge port modules.</w:t>
+      </w:r>
+    </w:p>
+    <w:p>
+      <w:pPr>
+        <w:pStyle w:val="Heading3"/>
+        <w:numPr>
+          <w:ilvl w:val="2"/>
+          <w:numId w:val="1"/>
+        </w:numPr>
+      </w:pPr>
+      <w:bookmarkStart w:id="14" w:name="_Toc221702078"/>
+      <w:r>
+        <w:t>EEPROM</w:t>
+      </w:r>
+      <w:bookmarkEnd w:id="14"/>
+    </w:p>
+    <w:p>
+      <w:r>
+        <w:t>The Electronically Eraseable Programmable Read Only Memory (EEPROM) serves as the identification chip for the individual modules. The SCARAB will need to adjust itself based on the type of cartridge it is reading from, so the EEPROM will store the necessary data to assist in this.</w:t>
+      </w:r>
+    </w:p>
+    <w:p>
+      <w:pPr>
+        <w:pStyle w:val="Heading3"/>
+        <w:numPr>
+          <w:ilvl w:val="2"/>
+          <w:numId w:val="1"/>
+        </w:numPr>
+      </w:pPr>
+      <w:bookmarkStart w:id="15" w:name="_Toc221702079"/>
+      <w:r>
+        <w:t>Logic Level Converter</w:t>
+      </w:r>
+      <w:bookmarkEnd w:id="15"/>
+    </w:p>
+    <w:p>
+      <w:r>
+        <w:t>As mentioned above, some cartridges use 3.3V logic, where the Arduino MEGA 2560 uses 5V logic. These logic level converters will translate between the Arduino and the cartridge in these cases. They will not be present on every module, only the ones that require 3.3V.</w:t>
+      </w:r>
+    </w:p>
+    <w:p>
+      <w:pPr>
+        <w:pStyle w:val="Heading3"/>
+        <w:numPr>
+          <w:ilvl w:val="2"/>
+          <w:numId w:val="1"/>
+        </w:numPr>
+      </w:pPr>
+      <w:bookmarkStart w:id="16" w:name="_Toc221702080"/>
+      <w:r>
+        <w:t>Cartridge Port</w:t>
+      </w:r>
+      <w:bookmarkEnd w:id="16"/>
+    </w:p>
+    <w:p>
+      <w:r>
+        <w:t>The cartridge ports serve as an interface between the Arduino and the cartridges themselves. They are fit for purpose, and mimic the port contained within the respective consoles that the cartridges are designed for.</w:t>
+      </w:r>
+    </w:p>
+    <w:p>
+      <w:pPr>
+        <w:pStyle w:val="Heading3"/>
+      </w:pPr>
+      <w:bookmarkStart w:id="17" w:name="_Toc221702081"/>
+      <w:r>
+        <w:t>2.1.8 Game Cartridge</w:t>
+      </w:r>
+      <w:bookmarkEnd w:id="17"/>
+    </w:p>
+    <w:p>
+      <w:r>
+        <w:t>The game cartridges themselves are the main purpose of the SCARAB. They are being tested and checked for any issues, and having their save data backed up.</w:t>
+      </w:r>
+    </w:p>
+    <w:p>
+      <w:pPr>
+        <w:pStyle w:val="Heading2"/>
+        <w:numPr>
+          <w:ilvl w:val="1"/>
+          <w:numId w:val="1"/>
+        </w:numPr>
+      </w:pPr>
+      <w:bookmarkStart w:id="18" w:name="_Toc221702082"/>
+      <w:r>
+        <w:lastRenderedPageBreak/>
+        <w:t>Circuit Diagrams</w:t>
+      </w:r>
+      <w:bookmarkEnd w:id="18"/>
+    </w:p>
+    <w:p>
+      <w:pPr>
+        <w:pStyle w:val="Heading3"/>
+        <w:numPr>
+          <w:ilvl w:val="2"/>
+          <w:numId w:val="1"/>
+        </w:numPr>
+      </w:pPr>
+      <w:bookmarkStart w:id="19" w:name="_Toc221702083"/>
       <w:r>
         <w:t>SCARAB Device</w:t>
       </w:r>
-      <w:bookmarkEnd w:id="3"/>
+      <w:bookmarkEnd w:id="19"/>
     </w:p>
     <w:p>
       <w:r>
@@ -922,7 +3194,7 @@
                     <pic:cNvPicPr/>
                   </pic:nvPicPr>
                   <pic:blipFill>
-                    <a:blip r:embed="rId7">
+                    <a:blip r:embed="rId9">
                       <a:extLst>
                         <a:ext uri="{28A0092B-C50C-407E-A947-70E740481C1C}">
                           <a14:useLocalDpi xmlns:a14="http://schemas.microsoft.com/office/drawing/2010/main" val="0"/>
@@ -957,12 +3229,12 @@
           <w:numId w:val="1"/>
         </w:numPr>
       </w:pPr>
-      <w:bookmarkStart w:id="4" w:name="_Toc215481582"/>
+      <w:bookmarkStart w:id="20" w:name="_Toc221702084"/>
       <w:r>
         <w:lastRenderedPageBreak/>
         <w:t>SNES Module</w:t>
       </w:r>
-      <w:bookmarkEnd w:id="4"/>
+      <w:bookmarkEnd w:id="20"/>
     </w:p>
     <w:p>
       <w:r>
@@ -985,7 +3257,7 @@
                     <pic:cNvPicPr/>
                   </pic:nvPicPr>
                   <pic:blipFill>
-                    <a:blip r:embed="rId8">
+                    <a:blip r:embed="rId10">
                       <a:extLst>
                         <a:ext uri="{28A0092B-C50C-407E-A947-70E740481C1C}">
                           <a14:useLocalDpi xmlns:a14="http://schemas.microsoft.com/office/drawing/2010/main" val="0"/>
@@ -1020,12 +3292,12 @@
           <w:numId w:val="1"/>
         </w:numPr>
       </w:pPr>
-      <w:bookmarkStart w:id="5" w:name="_Toc215481583"/>
+      <w:bookmarkStart w:id="21" w:name="_Toc221702085"/>
       <w:r>
         <w:lastRenderedPageBreak/>
         <w:t>N64 Module</w:t>
       </w:r>
-      <w:bookmarkEnd w:id="5"/>
+      <w:bookmarkEnd w:id="21"/>
     </w:p>
     <w:p>
       <w:r>
@@ -1048,7 +3320,7 @@
                     <pic:cNvPicPr/>
                   </pic:nvPicPr>
                   <pic:blipFill>
-                    <a:blip r:embed="rId9">
+                    <a:blip r:embed="rId11">
                       <a:extLst>
                         <a:ext uri="{28A0092B-C50C-407E-A947-70E740481C1C}">
                           <a14:useLocalDpi xmlns:a14="http://schemas.microsoft.com/office/drawing/2010/main" val="0"/>
@@ -1083,12 +3355,12 @@
           <w:numId w:val="1"/>
         </w:numPr>
       </w:pPr>
-      <w:bookmarkStart w:id="6" w:name="_Toc215481584"/>
+      <w:bookmarkStart w:id="22" w:name="_Toc221702086"/>
       <w:r>
         <w:lastRenderedPageBreak/>
         <w:t>GBA Module</w:t>
       </w:r>
-      <w:bookmarkEnd w:id="6"/>
+      <w:bookmarkEnd w:id="22"/>
     </w:p>
     <w:p>
       <w:r>
@@ -1111,7 +3383,7 @@
                     <pic:cNvPicPr/>
                   </pic:nvPicPr>
                   <pic:blipFill>
-                    <a:blip r:embed="rId10">
+                    <a:blip r:embed="rId12">
                       <a:extLst>
                         <a:ext uri="{28A0092B-C50C-407E-A947-70E740481C1C}">
                           <a14:useLocalDpi xmlns:a14="http://schemas.microsoft.com/office/drawing/2010/main" val="0"/>
@@ -1146,12 +3418,12 @@
           <w:numId w:val="1"/>
         </w:numPr>
       </w:pPr>
-      <w:bookmarkStart w:id="7" w:name="_Toc215481585"/>
+      <w:bookmarkStart w:id="23" w:name="_Toc221702087"/>
       <w:r>
         <w:lastRenderedPageBreak/>
         <w:t>NES Module</w:t>
       </w:r>
-      <w:bookmarkEnd w:id="7"/>
+      <w:bookmarkEnd w:id="23"/>
     </w:p>
     <w:p>
       <w:r>
@@ -1174,7 +3446,7 @@
                     <pic:cNvPicPr/>
                   </pic:nvPicPr>
                   <pic:blipFill>
-                    <a:blip r:embed="rId11">
+                    <a:blip r:embed="rId13">
                       <a:extLst>
                         <a:ext uri="{28A0092B-C50C-407E-A947-70E740481C1C}">
                           <a14:useLocalDpi xmlns:a14="http://schemas.microsoft.com/office/drawing/2010/main" val="0"/>
@@ -1201,6 +3473,2161 @@
         </w:drawing>
       </w:r>
     </w:p>
+    <w:p>
+      <w:r>
+        <w:br w:type="page"/>
+      </w:r>
+    </w:p>
+    <w:p>
+      <w:pPr>
+        <w:pStyle w:val="Heading1"/>
+        <w:numPr>
+          <w:ilvl w:val="0"/>
+          <w:numId w:val="1"/>
+        </w:numPr>
+      </w:pPr>
+      <w:r>
+        <w:lastRenderedPageBreak/>
+        <w:t>Algorithm Pseudocode</w:t>
+      </w:r>
+    </w:p>
+    <w:p>
+      <w:pPr>
+        <w:pStyle w:val="Heading2"/>
+        <w:numPr>
+          <w:ilvl w:val="1"/>
+          <w:numId w:val="1"/>
+        </w:numPr>
+      </w:pPr>
+      <w:r>
+        <w:t>SCARAB</w:t>
+      </w:r>
+    </w:p>
+    <w:p>
+      <w:pPr>
+        <w:pStyle w:val="Heading3"/>
+        <w:numPr>
+          <w:ilvl w:val="2"/>
+          <w:numId w:val="1"/>
+        </w:numPr>
+      </w:pPr>
+      <w:r>
+        <w:t>Identify Module</w:t>
+      </w:r>
+    </w:p>
+    <w:p>
+      <w:r>
+        <w:t>func identifyModule() {</w:t>
+      </w:r>
+    </w:p>
+    <w:p>
+      <w:r>
+        <w:tab/>
+      </w:r>
+      <w:r>
+        <w:t>Initialize EEPROM Connection</w:t>
+      </w:r>
+    </w:p>
+    <w:p>
+      <w:r>
+        <w:tab/>
+        <w:t>value = Read From EEPROM</w:t>
+      </w:r>
+    </w:p>
+    <w:p>
+      <w:r>
+        <w:tab/>
+        <w:t>Close EEPROM Connection</w:t>
+      </w:r>
+    </w:p>
+    <w:p>
+      <w:r>
+        <w:tab/>
+        <w:t>switch (value) {</w:t>
+      </w:r>
+    </w:p>
+    <w:p>
+      <w:r>
+        <w:tab/>
+      </w:r>
+      <w:r>
+        <w:tab/>
+        <w:t>case “SNES”:</w:t>
+      </w:r>
+    </w:p>
+    <w:p>
+      <w:r>
+        <w:tab/>
+      </w:r>
+      <w:r>
+        <w:tab/>
+      </w:r>
+      <w:r>
+        <w:tab/>
+        <w:t>globalFunctionPointers = snesFunctionPointers</w:t>
+      </w:r>
+    </w:p>
+    <w:p>
+      <w:r>
+        <w:tab/>
+      </w:r>
+      <w:r>
+        <w:tab/>
+        <w:t>case “NES”:</w:t>
+      </w:r>
+    </w:p>
+    <w:p>
+      <w:r>
+        <w:tab/>
+      </w:r>
+      <w:r>
+        <w:tab/>
+      </w:r>
+      <w:r>
+        <w:tab/>
+        <w:t>globalFunctionPointers = nesFunctionPointers</w:t>
+      </w:r>
+    </w:p>
+    <w:p>
+      <w:r>
+        <w:tab/>
+      </w:r>
+      <w:r>
+        <w:tab/>
+        <w:t>case “GBA”:</w:t>
+      </w:r>
+    </w:p>
+    <w:p>
+      <w:r>
+        <w:tab/>
+      </w:r>
+      <w:r>
+        <w:tab/>
+      </w:r>
+      <w:r>
+        <w:tab/>
+        <w:t>globalFunctionPointers = gbaFunctionPointers</w:t>
+      </w:r>
+    </w:p>
+    <w:p>
+      <w:r>
+        <w:tab/>
+      </w:r>
+      <w:r>
+        <w:tab/>
+        <w:t>case “GBC”:</w:t>
+      </w:r>
+    </w:p>
+    <w:p>
+      <w:r>
+        <w:tab/>
+      </w:r>
+      <w:r>
+        <w:tab/>
+      </w:r>
+      <w:r>
+        <w:tab/>
+        <w:t>globalFunctionPointers = gbcFunctionPointers</w:t>
+      </w:r>
+    </w:p>
+    <w:p>
+      <w:r>
+        <w:tab/>
+      </w:r>
+      <w:r>
+        <w:tab/>
+        <w:t>case “N64”:</w:t>
+      </w:r>
+    </w:p>
+    <w:p>
+      <w:r>
+        <w:tab/>
+      </w:r>
+      <w:r>
+        <w:tab/>
+      </w:r>
+      <w:r>
+        <w:tab/>
+        <w:t>globalFunctionPointers = n64FunctionPointers</w:t>
+      </w:r>
+    </w:p>
+    <w:p>
+      <w:r>
+        <w:tab/>
+        <w:t>}</w:t>
+      </w:r>
+    </w:p>
+    <w:p>
+      <w:r>
+        <w:t>}</w:t>
+      </w:r>
+    </w:p>
+    <w:p>
+      <w:pPr>
+        <w:pStyle w:val="Heading2"/>
+        <w:numPr>
+          <w:ilvl w:val="1"/>
+          <w:numId w:val="1"/>
+        </w:numPr>
+      </w:pPr>
+      <w:r>
+        <w:t>SNES</w:t>
+      </w:r>
+    </w:p>
+    <w:p>
+      <w:pPr>
+        <w:pStyle w:val="Heading3"/>
+        <w:numPr>
+          <w:ilvl w:val="2"/>
+          <w:numId w:val="1"/>
+        </w:numPr>
+      </w:pPr>
+      <w:r>
+        <w:t>Read Cartridge</w:t>
+      </w:r>
+    </w:p>
+    <w:p>
+      <w:r>
+        <w:t>func readSnesCartridge(</w:t>
+      </w:r>
+      <w:r>
+        <w:t>address</w:t>
+      </w:r>
+      <w:r>
+        <w:t>) {</w:t>
+      </w:r>
+    </w:p>
+    <w:p>
+      <w:r>
+        <w:tab/>
+        <w:t>Place address on address lines</w:t>
+      </w:r>
+    </w:p>
+    <w:p>
+      <w:r>
+        <w:tab/>
+        <w:t>Set RD line to active low</w:t>
+      </w:r>
+    </w:p>
+    <w:p>
+      <w:r>
+        <w:tab/>
+        <w:t>byte = Read from data lines</w:t>
+      </w:r>
+    </w:p>
+    <w:p>
+      <w:r>
+        <w:tab/>
+        <w:t>return byte</w:t>
+      </w:r>
+    </w:p>
+    <w:p>
+      <w:r>
+        <w:t>}</w:t>
+      </w:r>
+    </w:p>
+    <w:p>
+      <w:r>
+        <w:br w:type="page"/>
+      </w:r>
+    </w:p>
+    <w:p>
+      <w:pPr>
+        <w:pStyle w:val="Heading3"/>
+        <w:numPr>
+          <w:ilvl w:val="2"/>
+          <w:numId w:val="1"/>
+        </w:numPr>
+      </w:pPr>
+      <w:r>
+        <w:lastRenderedPageBreak/>
+        <w:t>Write Cartridge</w:t>
+      </w:r>
+    </w:p>
+    <w:p>
+      <w:r>
+        <w:t xml:space="preserve">func </w:t>
+      </w:r>
+      <w:r>
+        <w:t>write</w:t>
+      </w:r>
+      <w:r>
+        <w:t>SnesCartridge(address</w:t>
+      </w:r>
+      <w:r>
+        <w:t>, byte</w:t>
+      </w:r>
+      <w:r>
+        <w:t>) {</w:t>
+      </w:r>
+    </w:p>
+    <w:p>
+      <w:r>
+        <w:tab/>
+        <w:t>Place address on address lines</w:t>
+      </w:r>
+    </w:p>
+    <w:p>
+      <w:r>
+        <w:tab/>
+      </w:r>
+      <w:r>
+        <w:t>Place byte on</w:t>
+      </w:r>
+      <w:r>
+        <w:t xml:space="preserve"> data lines</w:t>
+      </w:r>
+      <w:r>
+        <w:t xml:space="preserve"> </w:t>
+      </w:r>
+    </w:p>
+    <w:p>
+      <w:pPr>
+        <w:ind w:firstLine="720"/>
+      </w:pPr>
+      <w:r>
+        <w:t xml:space="preserve">Set </w:t>
+      </w:r>
+      <w:r>
+        <w:t>WR</w:t>
+      </w:r>
+      <w:r>
+        <w:t xml:space="preserve"> line to active low</w:t>
+      </w:r>
+    </w:p>
+    <w:p>
+      <w:r>
+        <w:t>}</w:t>
+      </w:r>
+    </w:p>
+    <w:p>
+      <w:pPr>
+        <w:pStyle w:val="Heading3"/>
+        <w:numPr>
+          <w:ilvl w:val="2"/>
+          <w:numId w:val="1"/>
+        </w:numPr>
+      </w:pPr>
+      <w:r>
+        <w:t>Dump Save</w:t>
+      </w:r>
+    </w:p>
+    <w:p>
+      <w:r>
+        <w:t>func dumpSnesSave</w:t>
+      </w:r>
+      <w:r>
+        <w:t>(saveSize, romLayout) {</w:t>
+      </w:r>
+    </w:p>
+    <w:p>
+      <w:r>
+        <w:tab/>
+        <w:t>Create buffer[1024] to store data</w:t>
+      </w:r>
+    </w:p>
+    <w:p>
+      <w:r>
+        <w:tab/>
+        <w:t>switch (romLayout) {</w:t>
+      </w:r>
+    </w:p>
+    <w:p>
+      <w:r>
+        <w:tab/>
+      </w:r>
+      <w:r>
+        <w:tab/>
+        <w:t>case “LoRom”:</w:t>
+      </w:r>
+    </w:p>
+    <w:p>
+      <w:r>
+        <w:tab/>
+      </w:r>
+      <w:r>
+        <w:tab/>
+      </w:r>
+      <w:r>
+        <w:tab/>
+        <w:t>startLocation = LoRomSaveLocation</w:t>
+      </w:r>
+    </w:p>
+    <w:p>
+      <w:pPr>
+        <w:ind w:left="720" w:firstLine="720"/>
+      </w:pPr>
+      <w:r>
+        <w:t>case “</w:t>
+      </w:r>
+      <w:r>
+        <w:t>Hi</w:t>
+      </w:r>
+      <w:r>
+        <w:t>Rom”:</w:t>
+      </w:r>
+    </w:p>
+    <w:p>
+      <w:r>
+        <w:tab/>
+      </w:r>
+      <w:r>
+        <w:tab/>
+      </w:r>
+      <w:r>
+        <w:tab/>
+        <w:t xml:space="preserve">startLocation = </w:t>
+      </w:r>
+      <w:r>
+        <w:t>Hi</w:t>
+      </w:r>
+      <w:r>
+        <w:t>RomSaveLocation</w:t>
+      </w:r>
+    </w:p>
+    <w:p>
+      <w:pPr>
+        <w:ind w:left="720" w:firstLine="720"/>
+      </w:pPr>
+      <w:r>
+        <w:t>case “</w:t>
+      </w:r>
+      <w:r>
+        <w:t>ExHi</w:t>
+      </w:r>
+      <w:r>
+        <w:t>Rom”:</w:t>
+      </w:r>
+    </w:p>
+    <w:p>
+      <w:r>
+        <w:tab/>
+      </w:r>
+      <w:r>
+        <w:tab/>
+      </w:r>
+      <w:r>
+        <w:tab/>
+        <w:t xml:space="preserve">startLocation = </w:t>
+      </w:r>
+      <w:r>
+        <w:t>ExHi</w:t>
+      </w:r>
+      <w:r>
+        <w:t>RomSaveLocation</w:t>
+      </w:r>
+    </w:p>
+    <w:p>
+      <w:pPr>
+        <w:ind w:firstLine="720"/>
+      </w:pPr>
+      <w:r>
+        <w:t>}</w:t>
+      </w:r>
+    </w:p>
+    <w:p>
+      <w:pPr>
+        <w:ind w:firstLine="720"/>
+      </w:pPr>
+      <w:r>
+        <w:t>for address in range startLocation to startLocation + saveSize {</w:t>
+      </w:r>
+    </w:p>
+    <w:p>
+      <w:pPr>
+        <w:ind w:firstLine="720"/>
+      </w:pPr>
+      <w:r>
+        <w:tab/>
+        <w:t>buffer[(address – startLocation % 1024)] = readSnesCartridge(address)</w:t>
+      </w:r>
+    </w:p>
+    <w:p>
+      <w:pPr>
+        <w:ind w:firstLine="720"/>
+      </w:pPr>
+      <w:r>
+        <w:tab/>
+        <w:t>checksum for buffer XOR new byte of data</w:t>
+      </w:r>
+    </w:p>
+    <w:p>
+      <w:pPr>
+        <w:ind w:firstLine="720"/>
+      </w:pPr>
+      <w:r>
+        <w:tab/>
+        <w:t>if buffer is full {</w:t>
+      </w:r>
+    </w:p>
+    <w:p>
+      <w:pPr>
+        <w:ind w:firstLine="720"/>
+      </w:pPr>
+      <w:r>
+        <w:tab/>
+      </w:r>
+      <w:r>
+        <w:tab/>
+        <w:t>Send buffer to PC</w:t>
+      </w:r>
+    </w:p>
+    <w:p>
+      <w:pPr>
+        <w:ind w:firstLine="720"/>
+      </w:pPr>
+      <w:r>
+        <w:tab/>
+      </w:r>
+      <w:r>
+        <w:tab/>
+        <w:t>Send checksum to PC</w:t>
+      </w:r>
+    </w:p>
+    <w:p>
+      <w:pPr>
+        <w:ind w:firstLine="720"/>
+      </w:pPr>
+      <w:r>
+        <w:tab/>
+      </w:r>
+      <w:r>
+        <w:tab/>
+        <w:t>clear buffer</w:t>
+      </w:r>
+    </w:p>
+    <w:p>
+      <w:pPr>
+        <w:ind w:firstLine="720"/>
+      </w:pPr>
+      <w:r>
+        <w:tab/>
+      </w:r>
+      <w:r>
+        <w:tab/>
+        <w:t>if PC returns OK then continue</w:t>
+      </w:r>
+    </w:p>
+    <w:p>
+      <w:pPr>
+        <w:ind w:firstLine="720"/>
+      </w:pPr>
+      <w:r>
+        <w:tab/>
+      </w:r>
+      <w:r>
+        <w:tab/>
+        <w:t>else error</w:t>
+      </w:r>
+    </w:p>
+    <w:p>
+      <w:pPr>
+        <w:ind w:left="720" w:firstLine="720"/>
+      </w:pPr>
+      <w:r>
+        <w:t>}</w:t>
+      </w:r>
+    </w:p>
+    <w:p>
+      <w:pPr>
+        <w:ind w:firstLine="720"/>
+      </w:pPr>
+      <w:r>
+        <w:t>}</w:t>
+      </w:r>
+    </w:p>
+    <w:p>
+      <w:r>
+        <w:t>}</w:t>
+      </w:r>
+    </w:p>
+    <w:p>
+      <w:r>
+        <w:br w:type="page"/>
+      </w:r>
+    </w:p>
+    <w:p>
+      <w:pPr>
+        <w:pStyle w:val="Heading3"/>
+        <w:numPr>
+          <w:ilvl w:val="2"/>
+          <w:numId w:val="1"/>
+        </w:numPr>
+      </w:pPr>
+      <w:r>
+        <w:lastRenderedPageBreak/>
+        <w:t>Restore Save</w:t>
+      </w:r>
+    </w:p>
+    <w:p>
+      <w:r>
+        <w:t xml:space="preserve">func </w:t>
+      </w:r>
+      <w:r>
+        <w:t>restore</w:t>
+      </w:r>
+      <w:r>
+        <w:t>SnesSave(saveSize, romLayout) {</w:t>
+      </w:r>
+    </w:p>
+    <w:p>
+      <w:r>
+        <w:tab/>
+        <w:t>Create buffer[1024] to store data</w:t>
+      </w:r>
+    </w:p>
+    <w:p>
+      <w:r>
+        <w:tab/>
+        <w:t>switch (romLayout) {</w:t>
+      </w:r>
+    </w:p>
+    <w:p>
+      <w:r>
+        <w:tab/>
+      </w:r>
+      <w:r>
+        <w:tab/>
+        <w:t>case “LoRom”:</w:t>
+      </w:r>
+    </w:p>
+    <w:p>
+      <w:r>
+        <w:tab/>
+      </w:r>
+      <w:r>
+        <w:tab/>
+      </w:r>
+      <w:r>
+        <w:tab/>
+        <w:t>startLocation = LoRomSaveLocation</w:t>
+      </w:r>
+    </w:p>
+    <w:p>
+      <w:pPr>
+        <w:ind w:left="720" w:firstLine="720"/>
+      </w:pPr>
+      <w:r>
+        <w:t>case “HiRom”:</w:t>
+      </w:r>
+    </w:p>
+    <w:p>
+      <w:r>
+        <w:tab/>
+      </w:r>
+      <w:r>
+        <w:tab/>
+      </w:r>
+      <w:r>
+        <w:tab/>
+        <w:t>startLocation = HiRomSaveLocation</w:t>
+      </w:r>
+    </w:p>
+    <w:p>
+      <w:pPr>
+        <w:ind w:left="720" w:firstLine="720"/>
+      </w:pPr>
+      <w:r>
+        <w:t>case “ExHiRom”:</w:t>
+      </w:r>
+    </w:p>
+    <w:p>
+      <w:r>
+        <w:tab/>
+      </w:r>
+      <w:r>
+        <w:tab/>
+      </w:r>
+      <w:r>
+        <w:tab/>
+        <w:t>startLocation = ExHiRomSaveLocation</w:t>
+      </w:r>
+    </w:p>
+    <w:p>
+      <w:r>
+        <w:t>}</w:t>
+      </w:r>
+    </w:p>
+    <w:p>
+      <w:pPr>
+        <w:ind w:left="720"/>
+      </w:pPr>
+      <w:r>
+        <w:t>for address in range startLocation to startLocation + saveSize {</w:t>
+      </w:r>
+    </w:p>
+    <w:p>
+      <w:pPr>
+        <w:ind w:left="1440"/>
+      </w:pPr>
+      <w:r>
+        <w:t xml:space="preserve">if buffer is </w:t>
+      </w:r>
+      <w:r>
+        <w:t xml:space="preserve">empty </w:t>
+      </w:r>
+      <w:r>
+        <w:t>{</w:t>
+      </w:r>
+      <w:r>
+        <w:t xml:space="preserve"> //if </w:t>
+      </w:r>
+      <w:r>
+        <w:t>(address – startLocation % 1024)</w:t>
+      </w:r>
+      <w:r>
+        <w:t xml:space="preserve"> </w:t>
+      </w:r>
+      <w:r>
+        <w:t>== 0</w:t>
+      </w:r>
+    </w:p>
+    <w:p>
+      <w:pPr>
+        <w:ind w:left="1440"/>
+      </w:pPr>
+      <w:r>
+        <w:tab/>
+      </w:r>
+      <w:r>
+        <w:tab/>
+      </w:r>
+      <w:r>
+        <w:t>Request data from PC</w:t>
+      </w:r>
+    </w:p>
+    <w:p>
+      <w:pPr>
+        <w:ind w:left="1440"/>
+      </w:pPr>
+      <w:r>
+        <w:tab/>
+      </w:r>
+      <w:r>
+        <w:tab/>
+      </w:r>
+      <w:r>
+        <w:t>Request Checksum from PC</w:t>
+      </w:r>
+    </w:p>
+    <w:p>
+      <w:pPr>
+        <w:ind w:left="1440"/>
+      </w:pPr>
+      <w:r>
+        <w:tab/>
+      </w:r>
+      <w:r>
+        <w:tab/>
+      </w:r>
+      <w:r>
+        <w:t>Validate Checksum</w:t>
+      </w:r>
+    </w:p>
+    <w:p>
+      <w:pPr>
+        <w:ind w:left="1440"/>
+      </w:pPr>
+      <w:r>
+        <w:tab/>
+      </w:r>
+      <w:r>
+        <w:tab/>
+        <w:t xml:space="preserve">if OK then </w:t>
+      </w:r>
+      <w:r>
+        <w:t>ACK</w:t>
+      </w:r>
+    </w:p>
+    <w:p>
+      <w:pPr>
+        <w:ind w:left="1440"/>
+      </w:pPr>
+      <w:r>
+        <w:tab/>
+      </w:r>
+      <w:r>
+        <w:tab/>
+        <w:t xml:space="preserve">else </w:t>
+      </w:r>
+      <w:r>
+        <w:t>ERR</w:t>
+      </w:r>
+    </w:p>
+    <w:p>
+      <w:pPr>
+        <w:ind w:left="1440"/>
+      </w:pPr>
+      <w:r>
+        <w:t>}</w:t>
+      </w:r>
+    </w:p>
+    <w:p>
+      <w:pPr>
+        <w:ind w:left="720"/>
+      </w:pPr>
+      <w:r>
+        <w:tab/>
+      </w:r>
+      <w:r>
+        <w:t>writeSnesCartridge(address, buffer</w:t>
+      </w:r>
+      <w:r>
+        <w:t>[(address – startLocation % 1024)]</w:t>
+      </w:r>
+      <w:r>
+        <w:t>)</w:t>
+      </w:r>
+    </w:p>
+    <w:p>
+      <w:pPr>
+        <w:ind w:firstLine="720"/>
+      </w:pPr>
+      <w:r>
+        <w:t>}</w:t>
+      </w:r>
+    </w:p>
+    <w:p>
+      <w:pPr>
+        <w:ind w:firstLine="720"/>
+      </w:pPr>
+      <w:r>
+        <w:t>Send OK to PC</w:t>
+      </w:r>
+    </w:p>
+    <w:p>
+      <w:r>
+        <w:t>}</w:t>
+      </w:r>
+    </w:p>
+    <w:p>
+      <w:pPr>
+        <w:pStyle w:val="Heading3"/>
+        <w:numPr>
+          <w:ilvl w:val="2"/>
+          <w:numId w:val="1"/>
+        </w:numPr>
+      </w:pPr>
+      <w:r>
+        <w:t>Calculate Checksum</w:t>
+      </w:r>
+    </w:p>
+    <w:p>
+      <w:pPr>
+        <w:pStyle w:val="Heading2"/>
+        <w:numPr>
+          <w:ilvl w:val="1"/>
+          <w:numId w:val="1"/>
+        </w:numPr>
+      </w:pPr>
+      <w:r>
+        <w:t>NES</w:t>
+      </w:r>
+    </w:p>
+    <w:p>
+      <w:pPr>
+        <w:pStyle w:val="Heading3"/>
+        <w:numPr>
+          <w:ilvl w:val="2"/>
+          <w:numId w:val="1"/>
+        </w:numPr>
+      </w:pPr>
+      <w:r>
+        <w:t>Read Cartridge</w:t>
+      </w:r>
+    </w:p>
+    <w:p>
+      <w:bookmarkStart w:id="24" w:name="_Hlk221709160"/>
+      <w:r>
+        <w:t>func read</w:t>
+      </w:r>
+      <w:r>
+        <w:t>N</w:t>
+      </w:r>
+      <w:r>
+        <w:t>esCartridge(</w:t>
+      </w:r>
+      <w:r>
+        <w:t>address</w:t>
+      </w:r>
+      <w:r>
+        <w:t>, romArea</w:t>
+      </w:r>
+      <w:r>
+        <w:t>) {</w:t>
+      </w:r>
+    </w:p>
+    <w:p>
+      <w:r>
+        <w:tab/>
+        <w:t>if romArea is “</w:t>
+      </w:r>
+      <w:r>
+        <w:t>PRG” {</w:t>
+      </w:r>
+    </w:p>
+    <w:p>
+      <w:r>
+        <w:tab/>
+      </w:r>
+      <w:r>
+        <w:tab/>
+        <w:t>Place address on CPU address lines</w:t>
+      </w:r>
+    </w:p>
+    <w:p>
+      <w:r>
+        <w:tab/>
+      </w:r>
+      <w:r>
+        <w:tab/>
+        <w:t>set CPU RD to active low</w:t>
+      </w:r>
+    </w:p>
+    <w:p>
+      <w:r>
+        <w:lastRenderedPageBreak/>
+        <w:tab/>
+      </w:r>
+      <w:r>
+        <w:tab/>
+        <w:t>byte = read from CPU data lines</w:t>
+      </w:r>
+    </w:p>
+    <w:p>
+      <w:pPr>
+        <w:ind w:firstLine="720"/>
+      </w:pPr>
+      <w:r>
+        <w:t>}</w:t>
+      </w:r>
+    </w:p>
+    <w:p>
+      <w:r>
+        <w:tab/>
+        <w:t>else romArea is “CHR” {</w:t>
+      </w:r>
+    </w:p>
+    <w:p>
+      <w:r>
+        <w:tab/>
+      </w:r>
+      <w:r>
+        <w:tab/>
+        <w:t>Place address on PPU address lines</w:t>
+      </w:r>
+    </w:p>
+    <w:p>
+      <w:r>
+        <w:tab/>
+      </w:r>
+      <w:r>
+        <w:tab/>
+        <w:t>set PPU RD to active low</w:t>
+      </w:r>
+    </w:p>
+    <w:p>
+      <w:r>
+        <w:tab/>
+      </w:r>
+      <w:r>
+        <w:tab/>
+        <w:t>byte = read from PPU data lines</w:t>
+      </w:r>
+    </w:p>
+    <w:p>
+      <w:pPr>
+        <w:ind w:firstLine="720"/>
+      </w:pPr>
+      <w:r>
+        <w:t>}</w:t>
+      </w:r>
+    </w:p>
+    <w:p>
+      <w:r>
+        <w:tab/>
+        <w:t>return byte</w:t>
+      </w:r>
+    </w:p>
+    <w:p>
+      <w:r>
+        <w:t>}</w:t>
+      </w:r>
+    </w:p>
+    <w:bookmarkEnd w:id="24"/>
+    <w:p>
+      <w:pPr>
+        <w:pStyle w:val="Heading3"/>
+        <w:numPr>
+          <w:ilvl w:val="2"/>
+          <w:numId w:val="1"/>
+        </w:numPr>
+      </w:pPr>
+      <w:r>
+        <w:t>Write Cartridge</w:t>
+      </w:r>
+    </w:p>
+    <w:p>
+      <w:r>
+        <w:t xml:space="preserve">func </w:t>
+      </w:r>
+      <w:r>
+        <w:t>write</w:t>
+      </w:r>
+      <w:r>
+        <w:t>NesCartridge(address, romArea</w:t>
+      </w:r>
+      <w:r>
+        <w:t>, byte</w:t>
+      </w:r>
+      <w:r>
+        <w:t>) {</w:t>
+      </w:r>
+    </w:p>
+    <w:p>
+      <w:r>
+        <w:tab/>
+        <w:t>if romArea is “PRG” {</w:t>
+      </w:r>
+    </w:p>
+    <w:p>
+      <w:r>
+        <w:tab/>
+      </w:r>
+      <w:r>
+        <w:tab/>
+        <w:t xml:space="preserve">Place address on </w:t>
+      </w:r>
+      <w:r>
+        <w:t>C</w:t>
+      </w:r>
+      <w:r>
+        <w:t>PU address lines</w:t>
+      </w:r>
+    </w:p>
+    <w:p>
+      <w:r>
+        <w:tab/>
+      </w:r>
+      <w:r>
+        <w:tab/>
+        <w:t xml:space="preserve">Place </w:t>
+      </w:r>
+      <w:r>
+        <w:t>byte</w:t>
+      </w:r>
+      <w:r>
+        <w:t xml:space="preserve"> on </w:t>
+      </w:r>
+      <w:r>
+        <w:t>C</w:t>
+      </w:r>
+      <w:r>
+        <w:t>PU data lines</w:t>
+      </w:r>
+    </w:p>
+    <w:p>
+      <w:r>
+        <w:tab/>
+      </w:r>
+      <w:r>
+        <w:tab/>
+        <w:t xml:space="preserve">set </w:t>
+      </w:r>
+      <w:r>
+        <w:t>C</w:t>
+      </w:r>
+      <w:r>
+        <w:t>PU WR to active low</w:t>
+      </w:r>
+    </w:p>
+    <w:p>
+      <w:pPr>
+        <w:ind w:firstLine="720"/>
+      </w:pPr>
+      <w:r>
+        <w:t>}</w:t>
+      </w:r>
+    </w:p>
+    <w:p>
+      <w:r>
+        <w:tab/>
+        <w:t>else romArea is “CHR” {</w:t>
+      </w:r>
+    </w:p>
+    <w:p>
+      <w:r>
+        <w:tab/>
+      </w:r>
+      <w:r>
+        <w:tab/>
+      </w:r>
+      <w:bookmarkStart w:id="25" w:name="_Hlk221709376"/>
+      <w:r>
+        <w:t>Place address on PPU address lines</w:t>
+      </w:r>
+    </w:p>
+    <w:p>
+      <w:r>
+        <w:tab/>
+      </w:r>
+      <w:r>
+        <w:tab/>
+      </w:r>
+      <w:r>
+        <w:t xml:space="preserve">Place </w:t>
+      </w:r>
+      <w:r>
+        <w:t>byte</w:t>
+      </w:r>
+      <w:r>
+        <w:t xml:space="preserve"> on PPU data lines</w:t>
+      </w:r>
+    </w:p>
+    <w:p>
+      <w:r>
+        <w:tab/>
+      </w:r>
+      <w:r>
+        <w:tab/>
+        <w:t>set PPU WR to active low</w:t>
+      </w:r>
+    </w:p>
+    <w:bookmarkEnd w:id="25"/>
+    <w:p>
+      <w:pPr>
+        <w:ind w:firstLine="720"/>
+      </w:pPr>
+      <w:r>
+        <w:t>}</w:t>
+      </w:r>
+    </w:p>
+    <w:p>
+      <w:r>
+        <w:t>}</w:t>
+      </w:r>
+    </w:p>
+    <w:p>
+      <w:pPr>
+        <w:pStyle w:val="Heading3"/>
+        <w:numPr>
+          <w:ilvl w:val="2"/>
+          <w:numId w:val="1"/>
+        </w:numPr>
+      </w:pPr>
+      <w:r>
+        <w:t>Dump Save</w:t>
+      </w:r>
+    </w:p>
+    <w:p>
+      <w:r>
+        <w:t>func dumpNesSave(saveSize) {</w:t>
+      </w:r>
+    </w:p>
+    <w:p>
+      <w:r>
+        <w:tab/>
+      </w:r>
+    </w:p>
+    <w:p>
+      <w:r>
+        <w:t>}</w:t>
+      </w:r>
+    </w:p>
+    <w:p>
+      <w:pPr>
+        <w:pStyle w:val="Heading3"/>
+        <w:numPr>
+          <w:ilvl w:val="2"/>
+          <w:numId w:val="1"/>
+        </w:numPr>
+      </w:pPr>
+      <w:r>
+        <w:lastRenderedPageBreak/>
+        <w:t>Restore Save</w:t>
+      </w:r>
+    </w:p>
+    <w:p>
+      <w:pPr>
+        <w:pStyle w:val="Heading3"/>
+        <w:numPr>
+          <w:ilvl w:val="2"/>
+          <w:numId w:val="1"/>
+        </w:numPr>
+      </w:pPr>
+      <w:r>
+        <w:t>Calculate Checksum</w:t>
+      </w:r>
+    </w:p>
+    <w:p>
+      <w:pPr>
+        <w:pStyle w:val="Heading2"/>
+        <w:numPr>
+          <w:ilvl w:val="1"/>
+          <w:numId w:val="1"/>
+        </w:numPr>
+      </w:pPr>
+      <w:r>
+        <w:t>GBA</w:t>
+      </w:r>
+    </w:p>
+    <w:p>
+      <w:pPr>
+        <w:pStyle w:val="Heading3"/>
+        <w:numPr>
+          <w:ilvl w:val="2"/>
+          <w:numId w:val="1"/>
+        </w:numPr>
+      </w:pPr>
+      <w:r>
+        <w:t>Read Cartridge</w:t>
+      </w:r>
+    </w:p>
+    <w:p>
+      <w:pPr>
+        <w:pStyle w:val="Heading3"/>
+        <w:numPr>
+          <w:ilvl w:val="2"/>
+          <w:numId w:val="1"/>
+        </w:numPr>
+      </w:pPr>
+      <w:r>
+        <w:t>Write Cartridge</w:t>
+      </w:r>
+    </w:p>
+    <w:p>
+      <w:pPr>
+        <w:pStyle w:val="Heading3"/>
+        <w:numPr>
+          <w:ilvl w:val="2"/>
+          <w:numId w:val="1"/>
+        </w:numPr>
+      </w:pPr>
+      <w:r>
+        <w:t>Dump Save</w:t>
+      </w:r>
+    </w:p>
+    <w:p>
+      <w:pPr>
+        <w:pStyle w:val="Heading3"/>
+        <w:numPr>
+          <w:ilvl w:val="2"/>
+          <w:numId w:val="1"/>
+        </w:numPr>
+      </w:pPr>
+      <w:r>
+        <w:t>Restore Save</w:t>
+      </w:r>
+    </w:p>
+    <w:p>
+      <w:pPr>
+        <w:pStyle w:val="Heading3"/>
+        <w:numPr>
+          <w:ilvl w:val="2"/>
+          <w:numId w:val="1"/>
+        </w:numPr>
+      </w:pPr>
+      <w:r>
+        <w:t>Calculate Checksum</w:t>
+      </w:r>
+    </w:p>
+    <w:p>
+      <w:pPr>
+        <w:pStyle w:val="Heading2"/>
+        <w:numPr>
+          <w:ilvl w:val="1"/>
+          <w:numId w:val="1"/>
+        </w:numPr>
+      </w:pPr>
+      <w:r>
+        <w:t>GB/GBC</w:t>
+      </w:r>
+    </w:p>
+    <w:p>
+      <w:pPr>
+        <w:pStyle w:val="Heading3"/>
+        <w:numPr>
+          <w:ilvl w:val="2"/>
+          <w:numId w:val="1"/>
+        </w:numPr>
+      </w:pPr>
+      <w:r>
+        <w:t>Read Cartridge</w:t>
+      </w:r>
+    </w:p>
+    <w:p>
+      <w:pPr>
+        <w:pStyle w:val="Heading3"/>
+        <w:numPr>
+          <w:ilvl w:val="2"/>
+          <w:numId w:val="1"/>
+        </w:numPr>
+      </w:pPr>
+      <w:r>
+        <w:t>Write Cartridge</w:t>
+      </w:r>
+    </w:p>
+    <w:p>
+      <w:pPr>
+        <w:pStyle w:val="Heading3"/>
+        <w:numPr>
+          <w:ilvl w:val="2"/>
+          <w:numId w:val="1"/>
+        </w:numPr>
+      </w:pPr>
+      <w:r>
+        <w:t>Dump Save</w:t>
+      </w:r>
+    </w:p>
+    <w:p>
+      <w:pPr>
+        <w:pStyle w:val="Heading3"/>
+        <w:numPr>
+          <w:ilvl w:val="2"/>
+          <w:numId w:val="1"/>
+        </w:numPr>
+      </w:pPr>
+      <w:r>
+        <w:t>Restore Save</w:t>
+      </w:r>
+    </w:p>
+    <w:p>
+      <w:pPr>
+        <w:pStyle w:val="Heading3"/>
+        <w:numPr>
+          <w:ilvl w:val="2"/>
+          <w:numId w:val="1"/>
+        </w:numPr>
+      </w:pPr>
+      <w:r>
+        <w:t>Calculate Checksum</w:t>
+      </w:r>
+    </w:p>
+    <w:p>
+      <w:pPr>
+        <w:pStyle w:val="Heading2"/>
+        <w:numPr>
+          <w:ilvl w:val="1"/>
+          <w:numId w:val="1"/>
+        </w:numPr>
+      </w:pPr>
+      <w:r>
+        <w:t>N64</w:t>
+      </w:r>
+    </w:p>
+    <w:p>
+      <w:pPr>
+        <w:pStyle w:val="Heading3"/>
+        <w:numPr>
+          <w:ilvl w:val="2"/>
+          <w:numId w:val="1"/>
+        </w:numPr>
+      </w:pPr>
+      <w:r>
+        <w:t>Read Cartridge</w:t>
+      </w:r>
+    </w:p>
+    <w:p>
+      <w:r>
+        <w:t>func read</w:t>
+      </w:r>
+      <w:r>
+        <w:t>N64</w:t>
+      </w:r>
+      <w:r>
+        <w:t>Cartridge(</w:t>
+      </w:r>
+      <w:r>
+        <w:t>address</w:t>
+      </w:r>
+      <w:r>
+        <w:t>) {</w:t>
+      </w:r>
+    </w:p>
+    <w:p>
+      <w:r>
+        <w:tab/>
+        <w:t xml:space="preserve">Place </w:t>
+      </w:r>
+      <w:r>
+        <w:t xml:space="preserve">upper half of </w:t>
+      </w:r>
+      <w:r>
+        <w:t>address on address lines</w:t>
+      </w:r>
+    </w:p>
+    <w:p>
+      <w:r>
+        <w:tab/>
+        <w:t>Latch upper half of address</w:t>
+      </w:r>
+    </w:p>
+    <w:p>
+      <w:r>
+        <w:tab/>
+        <w:t>Place lower half of address on address lines</w:t>
+      </w:r>
+    </w:p>
+    <w:p>
+      <w:r>
+        <w:tab/>
+        <w:t>Latch lower half of address</w:t>
+      </w:r>
+    </w:p>
+    <w:p>
+      <w:r>
+        <w:tab/>
+        <w:t>Set RD line to active low</w:t>
+      </w:r>
+    </w:p>
+    <w:p>
+      <w:r>
+        <w:tab/>
+        <w:t>byte = Read from data lines</w:t>
+      </w:r>
+    </w:p>
+    <w:p>
+      <w:r>
+        <w:tab/>
+        <w:t>return byte</w:t>
+      </w:r>
+    </w:p>
+    <w:p>
+      <w:r>
+        <w:t>}</w:t>
+      </w:r>
+    </w:p>
+    <w:p>
+      <w:pPr>
+        <w:pStyle w:val="Heading3"/>
+        <w:numPr>
+          <w:ilvl w:val="2"/>
+          <w:numId w:val="1"/>
+        </w:numPr>
+      </w:pPr>
+      <w:r>
+        <w:t>Write Cartridge</w:t>
+      </w:r>
+    </w:p>
+    <w:p>
+      <w:r>
+        <w:t xml:space="preserve">func </w:t>
+      </w:r>
+      <w:r>
+        <w:t>write</w:t>
+      </w:r>
+      <w:r>
+        <w:t>N64Cartridge(address</w:t>
+      </w:r>
+      <w:r>
+        <w:t>, byte</w:t>
+      </w:r>
+      <w:r>
+        <w:t>) {</w:t>
+      </w:r>
+    </w:p>
+    <w:p>
+      <w:r>
+        <w:tab/>
+        <w:t>Place upper half of address on address lines</w:t>
+      </w:r>
+    </w:p>
+    <w:p>
+      <w:r>
+        <w:lastRenderedPageBreak/>
+        <w:tab/>
+        <w:t>Latch upper half of address</w:t>
+      </w:r>
+    </w:p>
+    <w:p>
+      <w:r>
+        <w:tab/>
+        <w:t>Place lower half of address on address lines</w:t>
+      </w:r>
+    </w:p>
+    <w:p>
+      <w:r>
+        <w:tab/>
+        <w:t>Latch lower half of address</w:t>
+      </w:r>
+    </w:p>
+    <w:p>
+      <w:r>
+        <w:tab/>
+      </w:r>
+      <w:r>
+        <w:t>Put data on data lines</w:t>
+      </w:r>
+    </w:p>
+    <w:p>
+      <w:r>
+        <w:tab/>
+        <w:t>Set WR to active low</w:t>
+      </w:r>
+    </w:p>
+    <w:p>
+      <w:r>
+        <w:t>}</w:t>
+      </w:r>
+    </w:p>
+    <w:p>
+      <w:pPr>
+        <w:pStyle w:val="Heading3"/>
+        <w:numPr>
+          <w:ilvl w:val="2"/>
+          <w:numId w:val="1"/>
+        </w:numPr>
+      </w:pPr>
+      <w:r>
+        <w:t>Dump Save</w:t>
+      </w:r>
+    </w:p>
+    <w:p>
+      <w:pPr>
+        <w:pStyle w:val="Heading3"/>
+        <w:numPr>
+          <w:ilvl w:val="2"/>
+          <w:numId w:val="1"/>
+        </w:numPr>
+      </w:pPr>
+      <w:r>
+        <w:t>Restore Save</w:t>
+      </w:r>
+    </w:p>
+    <w:p>
+      <w:pPr>
+        <w:pStyle w:val="Heading3"/>
+        <w:numPr>
+          <w:ilvl w:val="2"/>
+          <w:numId w:val="1"/>
+        </w:numPr>
+      </w:pPr>
+      <w:r>
+        <w:t>Calculate Checksum</w:t>
+      </w:r>
+    </w:p>
+    <w:p/>
+    <w:p>
+      <w:r>
+        <w:br w:type="page"/>
+      </w:r>
+    </w:p>
+    <w:p>
+      <w:pPr>
+        <w:pStyle w:val="Heading1"/>
+        <w:numPr>
+          <w:ilvl w:val="0"/>
+          <w:numId w:val="1"/>
+        </w:numPr>
+      </w:pPr>
+      <w:r>
+        <w:lastRenderedPageBreak/>
+        <w:t>User Interface</w:t>
+      </w:r>
+    </w:p>
+    <w:p>
+      <w:pPr>
+        <w:pStyle w:val="Heading2"/>
+        <w:numPr>
+          <w:ilvl w:val="1"/>
+          <w:numId w:val="1"/>
+        </w:numPr>
+      </w:pPr>
+      <w:r>
+        <w:t>Main Menu</w:t>
+      </w:r>
+    </w:p>
+    <w:p>
+      <w:pPr>
+        <w:pStyle w:val="Heading3"/>
+        <w:numPr>
+          <w:ilvl w:val="2"/>
+          <w:numId w:val="1"/>
+        </w:numPr>
+      </w:pPr>
+      <w:r>
+        <w:t>SCARAB Found</w:t>
+      </w:r>
+    </w:p>
+    <w:p>
+      <w:r>
+        <w:rPr>
+          <w:noProof/>
+        </w:rPr>
+        <w:drawing>
+          <wp:inline distT="0" distB="0" distL="0" distR="0" wp14:anchorId="58BD94E9" wp14:editId="52B3FA06">
+            <wp:extent cx="5731510" cy="4298950"/>
+            <wp:effectExtent l="0" t="0" r="2540" b="6350"/>
+            <wp:docPr id="2136847984" name="Picture 1" descr="A screenshot of a medical device&#10;&#10;AI-generated content may be incorrect."/>
+            <wp:cNvGraphicFramePr>
+              <a:graphicFrameLocks xmlns:a="http://schemas.openxmlformats.org/drawingml/2006/main" noChangeAspect="1"/>
+            </wp:cNvGraphicFramePr>
+            <a:graphic xmlns:a="http://schemas.openxmlformats.org/drawingml/2006/main">
+              <a:graphicData uri="http://schemas.openxmlformats.org/drawingml/2006/picture">
+                <pic:pic xmlns:pic="http://schemas.openxmlformats.org/drawingml/2006/picture">
+                  <pic:nvPicPr>
+                    <pic:cNvPr id="2136847984" name="Picture 1" descr="A screenshot of a medical device&#10;&#10;AI-generated content may be incorrect."/>
+                    <pic:cNvPicPr/>
+                  </pic:nvPicPr>
+                  <pic:blipFill>
+                    <a:blip r:embed="rId14">
+                      <a:extLst>
+                        <a:ext uri="{28A0092B-C50C-407E-A947-70E740481C1C}">
+                          <a14:useLocalDpi xmlns:a14="http://schemas.microsoft.com/office/drawing/2010/main" val="0"/>
+                        </a:ext>
+                      </a:extLst>
+                    </a:blip>
+                    <a:stretch>
+                      <a:fillRect/>
+                    </a:stretch>
+                  </pic:blipFill>
+                  <pic:spPr>
+                    <a:xfrm>
+                      <a:off x="0" y="0"/>
+                      <a:ext cx="5731510" cy="4298950"/>
+                    </a:xfrm>
+                    <a:prstGeom prst="rect">
+                      <a:avLst/>
+                    </a:prstGeom>
+                  </pic:spPr>
+                </pic:pic>
+              </a:graphicData>
+            </a:graphic>
+          </wp:inline>
+        </w:drawing>
+      </w:r>
+    </w:p>
+    <w:p>
+      <w:pPr>
+        <w:pStyle w:val="Heading3"/>
+        <w:numPr>
+          <w:ilvl w:val="2"/>
+          <w:numId w:val="1"/>
+        </w:numPr>
+      </w:pPr>
+      <w:r>
+        <w:lastRenderedPageBreak/>
+        <w:t>SCARAB Not Found</w:t>
+      </w:r>
+    </w:p>
+    <w:p>
+      <w:r>
+        <w:rPr>
+          <w:noProof/>
+        </w:rPr>
+        <w:drawing>
+          <wp:inline distT="0" distB="0" distL="0" distR="0" wp14:anchorId="6F2863C7" wp14:editId="13965397">
+            <wp:extent cx="5731510" cy="4298315"/>
+            <wp:effectExtent l="0" t="0" r="2540" b="6985"/>
+            <wp:docPr id="658615555" name="Picture 2" descr="A screenshot of a computer screen&#10;&#10;AI-generated content may be incorrect."/>
+            <wp:cNvGraphicFramePr>
+              <a:graphicFrameLocks xmlns:a="http://schemas.openxmlformats.org/drawingml/2006/main" noChangeAspect="1"/>
+            </wp:cNvGraphicFramePr>
+            <a:graphic xmlns:a="http://schemas.openxmlformats.org/drawingml/2006/main">
+              <a:graphicData uri="http://schemas.openxmlformats.org/drawingml/2006/picture">
+                <pic:pic xmlns:pic="http://schemas.openxmlformats.org/drawingml/2006/picture">
+                  <pic:nvPicPr>
+                    <pic:cNvPr id="658615555" name="Picture 2" descr="A screenshot of a computer screen&#10;&#10;AI-generated content may be incorrect."/>
+                    <pic:cNvPicPr/>
+                  </pic:nvPicPr>
+                  <pic:blipFill>
+                    <a:blip r:embed="rId15">
+                      <a:extLst>
+                        <a:ext uri="{28A0092B-C50C-407E-A947-70E740481C1C}">
+                          <a14:useLocalDpi xmlns:a14="http://schemas.microsoft.com/office/drawing/2010/main" val="0"/>
+                        </a:ext>
+                      </a:extLst>
+                    </a:blip>
+                    <a:stretch>
+                      <a:fillRect/>
+                    </a:stretch>
+                  </pic:blipFill>
+                  <pic:spPr>
+                    <a:xfrm>
+                      <a:off x="0" y="0"/>
+                      <a:ext cx="5731510" cy="4298315"/>
+                    </a:xfrm>
+                    <a:prstGeom prst="rect">
+                      <a:avLst/>
+                    </a:prstGeom>
+                  </pic:spPr>
+                </pic:pic>
+              </a:graphicData>
+            </a:graphic>
+          </wp:inline>
+        </w:drawing>
+      </w:r>
+    </w:p>
+    <w:p>
+      <w:pPr>
+        <w:pStyle w:val="Heading2"/>
+        <w:numPr>
+          <w:ilvl w:val="1"/>
+          <w:numId w:val="1"/>
+        </w:numPr>
+      </w:pPr>
+      <w:r>
+        <w:lastRenderedPageBreak/>
+        <w:t>Modules</w:t>
+      </w:r>
+    </w:p>
+    <w:p>
+      <w:pPr>
+        <w:pStyle w:val="Heading3"/>
+        <w:numPr>
+          <w:ilvl w:val="2"/>
+          <w:numId w:val="1"/>
+        </w:numPr>
+      </w:pPr>
+      <w:r>
+        <w:t>Module Inserted</w:t>
+      </w:r>
+    </w:p>
+    <w:p>
+      <w:r>
+        <w:rPr>
+          <w:noProof/>
+        </w:rPr>
+        <w:drawing>
+          <wp:inline distT="0" distB="0" distL="0" distR="0" wp14:anchorId="76D026B4" wp14:editId="63874AC2">
+            <wp:extent cx="5731510" cy="4298315"/>
+            <wp:effectExtent l="0" t="0" r="2540" b="6985"/>
+            <wp:docPr id="542961709" name="Picture 3" descr="A screenshot of a computer&#10;&#10;AI-generated content may be incorrect."/>
+            <wp:cNvGraphicFramePr>
+              <a:graphicFrameLocks xmlns:a="http://schemas.openxmlformats.org/drawingml/2006/main" noChangeAspect="1"/>
+            </wp:cNvGraphicFramePr>
+            <a:graphic xmlns:a="http://schemas.openxmlformats.org/drawingml/2006/main">
+              <a:graphicData uri="http://schemas.openxmlformats.org/drawingml/2006/picture">
+                <pic:pic xmlns:pic="http://schemas.openxmlformats.org/drawingml/2006/picture">
+                  <pic:nvPicPr>
+                    <pic:cNvPr id="542961709" name="Picture 3" descr="A screenshot of a computer&#10;&#10;AI-generated content may be incorrect."/>
+                    <pic:cNvPicPr/>
+                  </pic:nvPicPr>
+                  <pic:blipFill>
+                    <a:blip r:embed="rId16">
+                      <a:extLst>
+                        <a:ext uri="{28A0092B-C50C-407E-A947-70E740481C1C}">
+                          <a14:useLocalDpi xmlns:a14="http://schemas.microsoft.com/office/drawing/2010/main" val="0"/>
+                        </a:ext>
+                      </a:extLst>
+                    </a:blip>
+                    <a:stretch>
+                      <a:fillRect/>
+                    </a:stretch>
+                  </pic:blipFill>
+                  <pic:spPr>
+                    <a:xfrm>
+                      <a:off x="0" y="0"/>
+                      <a:ext cx="5731510" cy="4298315"/>
+                    </a:xfrm>
+                    <a:prstGeom prst="rect">
+                      <a:avLst/>
+                    </a:prstGeom>
+                  </pic:spPr>
+                </pic:pic>
+              </a:graphicData>
+            </a:graphic>
+          </wp:inline>
+        </w:drawing>
+      </w:r>
+    </w:p>
+    <w:p>
+      <w:pPr>
+        <w:pStyle w:val="Heading3"/>
+      </w:pPr>
+      <w:r>
+        <w:t>4.2.2 Module Not Inserted</w:t>
+      </w:r>
+    </w:p>
+    <w:p/>
+    <w:p>
+      <w:pPr>
+        <w:pStyle w:val="Heading2"/>
+        <w:numPr>
+          <w:ilvl w:val="1"/>
+          <w:numId w:val="1"/>
+        </w:numPr>
+      </w:pPr>
+      <w:r>
+        <w:lastRenderedPageBreak/>
+        <w:t>Check Health</w:t>
+      </w:r>
+    </w:p>
+    <w:p>
+      <w:pPr>
+        <w:pStyle w:val="Heading3"/>
+        <w:numPr>
+          <w:ilvl w:val="2"/>
+          <w:numId w:val="1"/>
+        </w:numPr>
+      </w:pPr>
+      <w:r>
+        <w:t>Cartridge Inserted</w:t>
+      </w:r>
+    </w:p>
+    <w:p>
+      <w:r>
+        <w:rPr>
+          <w:noProof/>
+        </w:rPr>
+        <w:drawing>
+          <wp:inline distT="0" distB="0" distL="0" distR="0" wp14:anchorId="7B72EBBC" wp14:editId="4A4E3710">
+            <wp:extent cx="5731510" cy="4298315"/>
+            <wp:effectExtent l="0" t="0" r="2540" b="6985"/>
+            <wp:docPr id="1762398566" name="Picture 4" descr="A screenshot of a video game&#10;&#10;AI-generated content may be incorrect."/>
+            <wp:cNvGraphicFramePr>
+              <a:graphicFrameLocks xmlns:a="http://schemas.openxmlformats.org/drawingml/2006/main" noChangeAspect="1"/>
+            </wp:cNvGraphicFramePr>
+            <a:graphic xmlns:a="http://schemas.openxmlformats.org/drawingml/2006/main">
+              <a:graphicData uri="http://schemas.openxmlformats.org/drawingml/2006/picture">
+                <pic:pic xmlns:pic="http://schemas.openxmlformats.org/drawingml/2006/picture">
+                  <pic:nvPicPr>
+                    <pic:cNvPr id="1762398566" name="Picture 4" descr="A screenshot of a video game&#10;&#10;AI-generated content may be incorrect."/>
+                    <pic:cNvPicPr/>
+                  </pic:nvPicPr>
+                  <pic:blipFill>
+                    <a:blip r:embed="rId17">
+                      <a:extLst>
+                        <a:ext uri="{28A0092B-C50C-407E-A947-70E740481C1C}">
+                          <a14:useLocalDpi xmlns:a14="http://schemas.microsoft.com/office/drawing/2010/main" val="0"/>
+                        </a:ext>
+                      </a:extLst>
+                    </a:blip>
+                    <a:stretch>
+                      <a:fillRect/>
+                    </a:stretch>
+                  </pic:blipFill>
+                  <pic:spPr>
+                    <a:xfrm>
+                      <a:off x="0" y="0"/>
+                      <a:ext cx="5731510" cy="4298315"/>
+                    </a:xfrm>
+                    <a:prstGeom prst="rect">
+                      <a:avLst/>
+                    </a:prstGeom>
+                  </pic:spPr>
+                </pic:pic>
+              </a:graphicData>
+            </a:graphic>
+          </wp:inline>
+        </w:drawing>
+      </w:r>
+    </w:p>
+    <w:p>
+      <w:pPr>
+        <w:pStyle w:val="Heading3"/>
+        <w:numPr>
+          <w:ilvl w:val="2"/>
+          <w:numId w:val="1"/>
+        </w:numPr>
+      </w:pPr>
+      <w:r>
+        <w:t>Cartridge Not Inserted</w:t>
+      </w:r>
+    </w:p>
+    <w:p/>
+    <w:p>
+      <w:pPr>
+        <w:pStyle w:val="Heading3"/>
+        <w:numPr>
+          <w:ilvl w:val="2"/>
+          <w:numId w:val="1"/>
+        </w:numPr>
+      </w:pPr>
+      <w:r>
+        <w:lastRenderedPageBreak/>
+        <w:t>Health Check In Progress</w:t>
+      </w:r>
+    </w:p>
+    <w:p>
+      <w:r>
+        <w:rPr>
+          <w:noProof/>
+        </w:rPr>
+        <w:drawing>
+          <wp:inline distT="0" distB="0" distL="0" distR="0" wp14:anchorId="342FD1F9" wp14:editId="0CB805C6">
+            <wp:extent cx="5731510" cy="4298315"/>
+            <wp:effectExtent l="0" t="0" r="2540" b="6985"/>
+            <wp:docPr id="1997303830" name="Picture 5" descr="A screenshot of a video game&#10;&#10;AI-generated content may be incorrect."/>
+            <wp:cNvGraphicFramePr>
+              <a:graphicFrameLocks xmlns:a="http://schemas.openxmlformats.org/drawingml/2006/main" noChangeAspect="1"/>
+            </wp:cNvGraphicFramePr>
+            <a:graphic xmlns:a="http://schemas.openxmlformats.org/drawingml/2006/main">
+              <a:graphicData uri="http://schemas.openxmlformats.org/drawingml/2006/picture">
+                <pic:pic xmlns:pic="http://schemas.openxmlformats.org/drawingml/2006/picture">
+                  <pic:nvPicPr>
+                    <pic:cNvPr id="1997303830" name="Picture 5" descr="A screenshot of a video game&#10;&#10;AI-generated content may be incorrect."/>
+                    <pic:cNvPicPr/>
+                  </pic:nvPicPr>
+                  <pic:blipFill>
+                    <a:blip r:embed="rId18">
+                      <a:extLst>
+                        <a:ext uri="{28A0092B-C50C-407E-A947-70E740481C1C}">
+                          <a14:useLocalDpi xmlns:a14="http://schemas.microsoft.com/office/drawing/2010/main" val="0"/>
+                        </a:ext>
+                      </a:extLst>
+                    </a:blip>
+                    <a:stretch>
+                      <a:fillRect/>
+                    </a:stretch>
+                  </pic:blipFill>
+                  <pic:spPr>
+                    <a:xfrm>
+                      <a:off x="0" y="0"/>
+                      <a:ext cx="5731510" cy="4298315"/>
+                    </a:xfrm>
+                    <a:prstGeom prst="rect">
+                      <a:avLst/>
+                    </a:prstGeom>
+                  </pic:spPr>
+                </pic:pic>
+              </a:graphicData>
+            </a:graphic>
+          </wp:inline>
+        </w:drawing>
+      </w:r>
+    </w:p>
+    <w:p>
+      <w:pPr>
+        <w:pStyle w:val="Heading3"/>
+        <w:numPr>
+          <w:ilvl w:val="2"/>
+          <w:numId w:val="1"/>
+        </w:numPr>
+      </w:pPr>
+      <w:r>
+        <w:lastRenderedPageBreak/>
+        <w:t>Health Check Done</w:t>
+      </w:r>
+    </w:p>
+    <w:p>
+      <w:r>
+        <w:rPr>
+          <w:noProof/>
+        </w:rPr>
+        <w:drawing>
+          <wp:inline distT="0" distB="0" distL="0" distR="0" wp14:anchorId="2980938F" wp14:editId="6CC14762">
+            <wp:extent cx="5731510" cy="4298315"/>
+            <wp:effectExtent l="0" t="0" r="2540" b="6985"/>
+            <wp:docPr id="935794244" name="Picture 6" descr="A screenshot of a video game&#10;&#10;AI-generated content may be incorrect."/>
+            <wp:cNvGraphicFramePr>
+              <a:graphicFrameLocks xmlns:a="http://schemas.openxmlformats.org/drawingml/2006/main" noChangeAspect="1"/>
+            </wp:cNvGraphicFramePr>
+            <a:graphic xmlns:a="http://schemas.openxmlformats.org/drawingml/2006/main">
+              <a:graphicData uri="http://schemas.openxmlformats.org/drawingml/2006/picture">
+                <pic:pic xmlns:pic="http://schemas.openxmlformats.org/drawingml/2006/picture">
+                  <pic:nvPicPr>
+                    <pic:cNvPr id="935794244" name="Picture 6" descr="A screenshot of a video game&#10;&#10;AI-generated content may be incorrect."/>
+                    <pic:cNvPicPr/>
+                  </pic:nvPicPr>
+                  <pic:blipFill>
+                    <a:blip r:embed="rId19">
+                      <a:extLst>
+                        <a:ext uri="{28A0092B-C50C-407E-A947-70E740481C1C}">
+                          <a14:useLocalDpi xmlns:a14="http://schemas.microsoft.com/office/drawing/2010/main" val="0"/>
+                        </a:ext>
+                      </a:extLst>
+                    </a:blip>
+                    <a:stretch>
+                      <a:fillRect/>
+                    </a:stretch>
+                  </pic:blipFill>
+                  <pic:spPr>
+                    <a:xfrm>
+                      <a:off x="0" y="0"/>
+                      <a:ext cx="5731510" cy="4298315"/>
+                    </a:xfrm>
+                    <a:prstGeom prst="rect">
+                      <a:avLst/>
+                    </a:prstGeom>
+                  </pic:spPr>
+                </pic:pic>
+              </a:graphicData>
+            </a:graphic>
+          </wp:inline>
+        </w:drawing>
+      </w:r>
+    </w:p>
+    <w:p>
+      <w:pPr>
+        <w:pStyle w:val="Heading3"/>
+        <w:numPr>
+          <w:ilvl w:val="2"/>
+          <w:numId w:val="1"/>
+        </w:numPr>
+      </w:pPr>
+      <w:r>
+        <w:lastRenderedPageBreak/>
+        <w:t>Health Check Results</w:t>
+      </w:r>
+    </w:p>
+    <w:p>
+      <w:r>
+        <w:rPr>
+          <w:noProof/>
+        </w:rPr>
+        <w:drawing>
+          <wp:inline distT="0" distB="0" distL="0" distR="0" wp14:anchorId="075228F5" wp14:editId="328EE8DB">
+            <wp:extent cx="5731510" cy="4298315"/>
+            <wp:effectExtent l="0" t="0" r="2540" b="6985"/>
+            <wp:docPr id="217689439" name="Picture 7" descr="A screenshot of a video game&#10;&#10;AI-generated content may be incorrect."/>
+            <wp:cNvGraphicFramePr>
+              <a:graphicFrameLocks xmlns:a="http://schemas.openxmlformats.org/drawingml/2006/main" noChangeAspect="1"/>
+            </wp:cNvGraphicFramePr>
+            <a:graphic xmlns:a="http://schemas.openxmlformats.org/drawingml/2006/main">
+              <a:graphicData uri="http://schemas.openxmlformats.org/drawingml/2006/picture">
+                <pic:pic xmlns:pic="http://schemas.openxmlformats.org/drawingml/2006/picture">
+                  <pic:nvPicPr>
+                    <pic:cNvPr id="217689439" name="Picture 7" descr="A screenshot of a video game&#10;&#10;AI-generated content may be incorrect."/>
+                    <pic:cNvPicPr/>
+                  </pic:nvPicPr>
+                  <pic:blipFill>
+                    <a:blip r:embed="rId20">
+                      <a:extLst>
+                        <a:ext uri="{28A0092B-C50C-407E-A947-70E740481C1C}">
+                          <a14:useLocalDpi xmlns:a14="http://schemas.microsoft.com/office/drawing/2010/main" val="0"/>
+                        </a:ext>
+                      </a:extLst>
+                    </a:blip>
+                    <a:stretch>
+                      <a:fillRect/>
+                    </a:stretch>
+                  </pic:blipFill>
+                  <pic:spPr>
+                    <a:xfrm>
+                      <a:off x="0" y="0"/>
+                      <a:ext cx="5731510" cy="4298315"/>
+                    </a:xfrm>
+                    <a:prstGeom prst="rect">
+                      <a:avLst/>
+                    </a:prstGeom>
+                  </pic:spPr>
+                </pic:pic>
+              </a:graphicData>
+            </a:graphic>
+          </wp:inline>
+        </w:drawing>
+      </w:r>
+    </w:p>
+    <w:p>
+      <w:pPr>
+        <w:pStyle w:val="Heading3"/>
+      </w:pPr>
+      <w:r>
+        <w:br w:type="page"/>
+      </w:r>
+    </w:p>
+    <w:bookmarkStart w:id="26" w:name="_Toc221702088" w:displacedByCustomXml="next"/>
+    <w:sdt>
+      <w:sdtPr>
+        <w:rPr>
+          <w:rFonts w:asciiTheme="minorHAnsi" w:eastAsiaTheme="minorHAnsi" w:hAnsiTheme="minorHAnsi" w:cstheme="minorBidi"/>
+          <w:color w:val="auto"/>
+          <w:sz w:val="22"/>
+          <w:szCs w:val="22"/>
+        </w:rPr>
+        <w:id w:val="258881334"/>
+        <w:docPartObj>
+          <w:docPartGallery w:val="Bibliographies"/>
+          <w:docPartUnique/>
+        </w:docPartObj>
+      </w:sdtPr>
+      <w:sdtContent>
+        <w:p>
+          <w:pPr>
+            <w:pStyle w:val="Heading1"/>
+            <w:numPr>
+              <w:ilvl w:val="0"/>
+              <w:numId w:val="1"/>
+            </w:numPr>
+          </w:pPr>
+          <w:r>
+            <w:t>Bibliography</w:t>
+          </w:r>
+          <w:bookmarkEnd w:id="26"/>
+        </w:p>
+        <w:sdt>
+          <w:sdtPr>
+            <w:id w:val="111145805"/>
+            <w:bibliography/>
+          </w:sdtPr>
+          <w:sdtContent>
+            <w:p>
+              <w:pPr>
+                <w:pStyle w:val="Bibliography"/>
+                <w:rPr>
+                  <w:noProof/>
+                  <w:kern w:val="0"/>
+                  <w:sz w:val="24"/>
+                  <w:szCs w:val="24"/>
+                  <w14:ligatures w14:val="none"/>
+                </w:rPr>
+              </w:pPr>
+              <w:r>
+                <w:fldChar w:fldCharType="begin"/>
+              </w:r>
+              <w:r>
+                <w:instrText xml:space="preserve"> BIBLIOGRAPHY </w:instrText>
+              </w:r>
+              <w:r>
+                <w:fldChar w:fldCharType="separate"/>
+              </w:r>
+              <w:r>
+                <w:rPr>
+                  <w:noProof/>
+                </w:rPr>
+                <w:t xml:space="preserve">pyside, 2021. </w:t>
+              </w:r>
+              <w:r>
+                <w:rPr>
+                  <w:i/>
+                  <w:iCs/>
+                  <w:noProof/>
+                </w:rPr>
+                <w:t xml:space="preserve">GitHub - pyside/pyside-setup: Git super project for PySide. </w:t>
+              </w:r>
+              <w:r>
+                <w:rPr>
+                  <w:noProof/>
+                </w:rPr>
+                <w:t xml:space="preserve">[Online] </w:t>
+              </w:r>
+              <w:r>
+                <w:rPr>
+                  <w:noProof/>
+                </w:rPr>
+                <w:br/>
+                <w:t xml:space="preserve">Available at: </w:t>
+              </w:r>
+              <w:r>
+                <w:rPr>
+                  <w:noProof/>
+                  <w:u w:val="single"/>
+                </w:rPr>
+                <w:t>https://github.com/pyside/pyside-setup</w:t>
+              </w:r>
+              <w:r>
+                <w:rPr>
+                  <w:noProof/>
+                </w:rPr>
+                <w:br/>
+                <w:t>[Accessed 10 February 2026].</w:t>
+              </w:r>
+            </w:p>
+            <w:p>
+              <w:r>
+                <w:rPr>
+                  <w:b/>
+                  <w:bCs/>
+                  <w:noProof/>
+                </w:rPr>
+                <w:fldChar w:fldCharType="end"/>
+              </w:r>
+            </w:p>
+          </w:sdtContent>
+        </w:sdt>
+      </w:sdtContent>
+    </w:sdt>
     <w:sectPr>
       <w:pgSz w:w="11906" w:h="16838"/>
       <w:pgMar w:top="1440" w:right="1440" w:bottom="1440" w:left="1440" w:header="708" w:footer="708" w:gutter="0"/>
@@ -1214,7 +5641,7 @@
 <file path=word/numbering.xml><?xml version="1.0" encoding="utf-8"?>
 <w:numbering xmlns:wpc="http://schemas.microsoft.com/office/word/2010/wordprocessingCanvas" xmlns:cx="http://schemas.microsoft.com/office/drawing/2014/chartex" xmlns:cx1="http://schemas.microsoft.com/office/drawing/2015/9/8/chartex" xmlns:cx2="http://schemas.microsoft.com/office/drawing/2015/10/21/chartex" xmlns:cx3="http://schemas.microsoft.com/office/drawing/2016/5/9/chartex" xmlns:cx4="http://schemas.microsoft.com/office/drawing/2016/5/10/chartex" xmlns:cx5="http://schemas.microsoft.com/office/drawing/2016/5/11/chartex" xmlns:cx6="http://schemas.microsoft.com/office/drawing/2016/5/12/chartex" xmlns:cx7="http://schemas.microsoft.com/office/drawing/2016/5/13/chartex" xmlns:cx8="http://schemas.microsoft.com/office/drawing/2016/5/14/chartex" xmlns:mc="http://schemas.openxmlformats.org/markup-compatibility/2006" xmlns:aink="http://schemas.microsoft.com/office/drawing/2016/ink" xmlns:am3d="http://schemas.microsoft.com/office/drawing/2017/model3d" xmlns:o="urn:schemas-microsoft-com:office:office" xmlns:oel="http://schemas.microsoft.com/office/2019/extlst" xmlns:r="http://schemas.openxmlformats.org/officeDocument/2006/relationships" xmlns:m="http://schemas.openxmlformats.org/officeDocument/2006/math" xmlns:v="urn:schemas-microsoft-com:vml" xmlns:wp14="http://schemas.microsoft.com/office/word/2010/wordprocessingDrawing" xmlns:wp="http://schemas.openxmlformats.org/drawingml/2006/wordprocessingDrawing" xmlns:w10="urn:schemas-microsoft-com:office:word" xmlns:w="http://schemas.openxmlformats.org/wordprocessingml/2006/main" xmlns:w14="http://schemas.microsoft.com/office/word/2010/wordml" xmlns:w15="http://schemas.microsoft.com/office/word/2012/wordml" xmlns:w16cex="http://schemas.microsoft.com/office/word/2018/wordml/cex" xmlns:w16cid="http://schemas.microsoft.com/office/word/2016/wordml/cid" xmlns:w16="http://schemas.microsoft.com/office/word/2018/wordml" xmlns:w16du="http://schemas.microsoft.com/office/word/2023/wordml/word16du" xmlns:w16sdtdh="http://schemas.microsoft.com/office/word/2020/wordml/sdtdatahash" xmlns:w16sdtfl="http://schemas.microsoft.com/office/word/2024/wordml/sdtformatlock" xmlns:w16se="http://schemas.microsoft.com/office/word/2015/wordml/symex" xmlns:wpg="http://schemas.microsoft.com/office/word/2010/wordprocessingGroup" xmlns:wpi="http://schemas.microsoft.com/office/word/2010/wordprocessingInk" xmlns:wne="http://schemas.microsoft.com/office/word/2006/wordml" xmlns:wps="http://schemas.microsoft.com/office/word/2010/wordprocessingShape" mc:Ignorable="w14 w15 w16se w16cid w16 w16cex w16sdtdh w16sdtfl w16du wp14">
   <w:abstractNum w:abstractNumId="0" w15:restartNumberingAfterBreak="0">
-    <w:nsid w:val="59073281"/>
+    <w:nsid w:val="0CDB6BD5"/>
     <w:multiLevelType w:val="multilevel"/>
     <w:tmpl w:val="A22AB9C6"/>
     <w:lvl w:ilvl="0">
@@ -1335,8 +5762,758 @@
       </w:rPr>
     </w:lvl>
   </w:abstractNum>
+  <w:abstractNum w:abstractNumId="1" w15:restartNumberingAfterBreak="0">
+    <w:nsid w:val="11BE618F"/>
+    <w:multiLevelType w:val="multilevel"/>
+    <w:tmpl w:val="A22AB9C6"/>
+    <w:lvl w:ilvl="0">
+      <w:start w:val="1"/>
+      <w:numFmt w:val="decimal"/>
+      <w:suff w:val="space"/>
+      <w:lvlText w:val="%1."/>
+      <w:lvlJc w:val="left"/>
+      <w:pPr>
+        <w:ind w:left="720" w:hanging="720"/>
+      </w:pPr>
+      <w:rPr>
+        <w:rFonts w:hint="default"/>
+      </w:rPr>
+    </w:lvl>
+    <w:lvl w:ilvl="1">
+      <w:start w:val="1"/>
+      <w:numFmt w:val="decimal"/>
+      <w:isLgl/>
+      <w:lvlText w:val="%1.%2"/>
+      <w:lvlJc w:val="left"/>
+      <w:pPr>
+        <w:ind w:left="480" w:hanging="480"/>
+      </w:pPr>
+      <w:rPr>
+        <w:rFonts w:hint="default"/>
+      </w:rPr>
+    </w:lvl>
+    <w:lvl w:ilvl="2">
+      <w:start w:val="1"/>
+      <w:numFmt w:val="decimal"/>
+      <w:isLgl/>
+      <w:lvlText w:val="%1.%2.%3"/>
+      <w:lvlJc w:val="left"/>
+      <w:pPr>
+        <w:ind w:left="720" w:hanging="720"/>
+      </w:pPr>
+      <w:rPr>
+        <w:rFonts w:hint="default"/>
+      </w:rPr>
+    </w:lvl>
+    <w:lvl w:ilvl="3">
+      <w:start w:val="1"/>
+      <w:numFmt w:val="decimal"/>
+      <w:isLgl/>
+      <w:lvlText w:val="%1.%2.%3.%4"/>
+      <w:lvlJc w:val="left"/>
+      <w:pPr>
+        <w:ind w:left="720" w:hanging="720"/>
+      </w:pPr>
+      <w:rPr>
+        <w:rFonts w:hint="default"/>
+      </w:rPr>
+    </w:lvl>
+    <w:lvl w:ilvl="4">
+      <w:start w:val="1"/>
+      <w:numFmt w:val="decimal"/>
+      <w:isLgl/>
+      <w:lvlText w:val="%1.%2.%3.%4.%5"/>
+      <w:lvlJc w:val="left"/>
+      <w:pPr>
+        <w:ind w:left="1080" w:hanging="1080"/>
+      </w:pPr>
+      <w:rPr>
+        <w:rFonts w:hint="default"/>
+      </w:rPr>
+    </w:lvl>
+    <w:lvl w:ilvl="5">
+      <w:start w:val="1"/>
+      <w:numFmt w:val="decimal"/>
+      <w:isLgl/>
+      <w:lvlText w:val="%1.%2.%3.%4.%5.%6"/>
+      <w:lvlJc w:val="left"/>
+      <w:pPr>
+        <w:ind w:left="1080" w:hanging="1080"/>
+      </w:pPr>
+      <w:rPr>
+        <w:rFonts w:hint="default"/>
+      </w:rPr>
+    </w:lvl>
+    <w:lvl w:ilvl="6">
+      <w:start w:val="1"/>
+      <w:numFmt w:val="decimal"/>
+      <w:isLgl/>
+      <w:lvlText w:val="%1.%2.%3.%4.%5.%6.%7"/>
+      <w:lvlJc w:val="left"/>
+      <w:pPr>
+        <w:ind w:left="1440" w:hanging="1440"/>
+      </w:pPr>
+      <w:rPr>
+        <w:rFonts w:hint="default"/>
+      </w:rPr>
+    </w:lvl>
+    <w:lvl w:ilvl="7">
+      <w:start w:val="1"/>
+      <w:numFmt w:val="decimal"/>
+      <w:isLgl/>
+      <w:lvlText w:val="%1.%2.%3.%4.%5.%6.%7.%8"/>
+      <w:lvlJc w:val="left"/>
+      <w:pPr>
+        <w:ind w:left="1440" w:hanging="1440"/>
+      </w:pPr>
+      <w:rPr>
+        <w:rFonts w:hint="default"/>
+      </w:rPr>
+    </w:lvl>
+    <w:lvl w:ilvl="8">
+      <w:start w:val="1"/>
+      <w:numFmt w:val="decimal"/>
+      <w:isLgl/>
+      <w:lvlText w:val="%1.%2.%3.%4.%5.%6.%7.%8.%9"/>
+      <w:lvlJc w:val="left"/>
+      <w:pPr>
+        <w:ind w:left="1800" w:hanging="1800"/>
+      </w:pPr>
+      <w:rPr>
+        <w:rFonts w:hint="default"/>
+      </w:rPr>
+    </w:lvl>
+  </w:abstractNum>
+  <w:abstractNum w:abstractNumId="2" w15:restartNumberingAfterBreak="0">
+    <w:nsid w:val="193718C8"/>
+    <w:multiLevelType w:val="multilevel"/>
+    <w:tmpl w:val="A22AB9C6"/>
+    <w:lvl w:ilvl="0">
+      <w:start w:val="1"/>
+      <w:numFmt w:val="decimal"/>
+      <w:suff w:val="space"/>
+      <w:lvlText w:val="%1."/>
+      <w:lvlJc w:val="left"/>
+      <w:pPr>
+        <w:ind w:left="720" w:hanging="720"/>
+      </w:pPr>
+      <w:rPr>
+        <w:rFonts w:hint="default"/>
+      </w:rPr>
+    </w:lvl>
+    <w:lvl w:ilvl="1">
+      <w:start w:val="1"/>
+      <w:numFmt w:val="decimal"/>
+      <w:isLgl/>
+      <w:lvlText w:val="%1.%2"/>
+      <w:lvlJc w:val="left"/>
+      <w:pPr>
+        <w:ind w:left="480" w:hanging="480"/>
+      </w:pPr>
+      <w:rPr>
+        <w:rFonts w:hint="default"/>
+      </w:rPr>
+    </w:lvl>
+    <w:lvl w:ilvl="2">
+      <w:start w:val="1"/>
+      <w:numFmt w:val="decimal"/>
+      <w:isLgl/>
+      <w:lvlText w:val="%1.%2.%3"/>
+      <w:lvlJc w:val="left"/>
+      <w:pPr>
+        <w:ind w:left="720" w:hanging="720"/>
+      </w:pPr>
+      <w:rPr>
+        <w:rFonts w:hint="default"/>
+      </w:rPr>
+    </w:lvl>
+    <w:lvl w:ilvl="3">
+      <w:start w:val="1"/>
+      <w:numFmt w:val="decimal"/>
+      <w:isLgl/>
+      <w:lvlText w:val="%1.%2.%3.%4"/>
+      <w:lvlJc w:val="left"/>
+      <w:pPr>
+        <w:ind w:left="720" w:hanging="720"/>
+      </w:pPr>
+      <w:rPr>
+        <w:rFonts w:hint="default"/>
+      </w:rPr>
+    </w:lvl>
+    <w:lvl w:ilvl="4">
+      <w:start w:val="1"/>
+      <w:numFmt w:val="decimal"/>
+      <w:isLgl/>
+      <w:lvlText w:val="%1.%2.%3.%4.%5"/>
+      <w:lvlJc w:val="left"/>
+      <w:pPr>
+        <w:ind w:left="1080" w:hanging="1080"/>
+      </w:pPr>
+      <w:rPr>
+        <w:rFonts w:hint="default"/>
+      </w:rPr>
+    </w:lvl>
+    <w:lvl w:ilvl="5">
+      <w:start w:val="1"/>
+      <w:numFmt w:val="decimal"/>
+      <w:isLgl/>
+      <w:lvlText w:val="%1.%2.%3.%4.%5.%6"/>
+      <w:lvlJc w:val="left"/>
+      <w:pPr>
+        <w:ind w:left="1080" w:hanging="1080"/>
+      </w:pPr>
+      <w:rPr>
+        <w:rFonts w:hint="default"/>
+      </w:rPr>
+    </w:lvl>
+    <w:lvl w:ilvl="6">
+      <w:start w:val="1"/>
+      <w:numFmt w:val="decimal"/>
+      <w:isLgl/>
+      <w:lvlText w:val="%1.%2.%3.%4.%5.%6.%7"/>
+      <w:lvlJc w:val="left"/>
+      <w:pPr>
+        <w:ind w:left="1440" w:hanging="1440"/>
+      </w:pPr>
+      <w:rPr>
+        <w:rFonts w:hint="default"/>
+      </w:rPr>
+    </w:lvl>
+    <w:lvl w:ilvl="7">
+      <w:start w:val="1"/>
+      <w:numFmt w:val="decimal"/>
+      <w:isLgl/>
+      <w:lvlText w:val="%1.%2.%3.%4.%5.%6.%7.%8"/>
+      <w:lvlJc w:val="left"/>
+      <w:pPr>
+        <w:ind w:left="1440" w:hanging="1440"/>
+      </w:pPr>
+      <w:rPr>
+        <w:rFonts w:hint="default"/>
+      </w:rPr>
+    </w:lvl>
+    <w:lvl w:ilvl="8">
+      <w:start w:val="1"/>
+      <w:numFmt w:val="decimal"/>
+      <w:isLgl/>
+      <w:lvlText w:val="%1.%2.%3.%4.%5.%6.%7.%8.%9"/>
+      <w:lvlJc w:val="left"/>
+      <w:pPr>
+        <w:ind w:left="1800" w:hanging="1800"/>
+      </w:pPr>
+      <w:rPr>
+        <w:rFonts w:hint="default"/>
+      </w:rPr>
+    </w:lvl>
+  </w:abstractNum>
+  <w:abstractNum w:abstractNumId="3" w15:restartNumberingAfterBreak="0">
+    <w:nsid w:val="26D157B9"/>
+    <w:multiLevelType w:val="multilevel"/>
+    <w:tmpl w:val="A22AB9C6"/>
+    <w:lvl w:ilvl="0">
+      <w:start w:val="1"/>
+      <w:numFmt w:val="decimal"/>
+      <w:suff w:val="space"/>
+      <w:lvlText w:val="%1."/>
+      <w:lvlJc w:val="left"/>
+      <w:pPr>
+        <w:ind w:left="720" w:hanging="720"/>
+      </w:pPr>
+      <w:rPr>
+        <w:rFonts w:hint="default"/>
+      </w:rPr>
+    </w:lvl>
+    <w:lvl w:ilvl="1">
+      <w:start w:val="1"/>
+      <w:numFmt w:val="decimal"/>
+      <w:isLgl/>
+      <w:lvlText w:val="%1.%2"/>
+      <w:lvlJc w:val="left"/>
+      <w:pPr>
+        <w:ind w:left="480" w:hanging="480"/>
+      </w:pPr>
+      <w:rPr>
+        <w:rFonts w:hint="default"/>
+      </w:rPr>
+    </w:lvl>
+    <w:lvl w:ilvl="2">
+      <w:start w:val="1"/>
+      <w:numFmt w:val="decimal"/>
+      <w:isLgl/>
+      <w:lvlText w:val="%1.%2.%3"/>
+      <w:lvlJc w:val="left"/>
+      <w:pPr>
+        <w:ind w:left="720" w:hanging="720"/>
+      </w:pPr>
+      <w:rPr>
+        <w:rFonts w:hint="default"/>
+      </w:rPr>
+    </w:lvl>
+    <w:lvl w:ilvl="3">
+      <w:start w:val="1"/>
+      <w:numFmt w:val="decimal"/>
+      <w:isLgl/>
+      <w:lvlText w:val="%1.%2.%3.%4"/>
+      <w:lvlJc w:val="left"/>
+      <w:pPr>
+        <w:ind w:left="720" w:hanging="720"/>
+      </w:pPr>
+      <w:rPr>
+        <w:rFonts w:hint="default"/>
+      </w:rPr>
+    </w:lvl>
+    <w:lvl w:ilvl="4">
+      <w:start w:val="1"/>
+      <w:numFmt w:val="decimal"/>
+      <w:isLgl/>
+      <w:lvlText w:val="%1.%2.%3.%4.%5"/>
+      <w:lvlJc w:val="left"/>
+      <w:pPr>
+        <w:ind w:left="1080" w:hanging="1080"/>
+      </w:pPr>
+      <w:rPr>
+        <w:rFonts w:hint="default"/>
+      </w:rPr>
+    </w:lvl>
+    <w:lvl w:ilvl="5">
+      <w:start w:val="1"/>
+      <w:numFmt w:val="decimal"/>
+      <w:isLgl/>
+      <w:lvlText w:val="%1.%2.%3.%4.%5.%6"/>
+      <w:lvlJc w:val="left"/>
+      <w:pPr>
+        <w:ind w:left="1080" w:hanging="1080"/>
+      </w:pPr>
+      <w:rPr>
+        <w:rFonts w:hint="default"/>
+      </w:rPr>
+    </w:lvl>
+    <w:lvl w:ilvl="6">
+      <w:start w:val="1"/>
+      <w:numFmt w:val="decimal"/>
+      <w:isLgl/>
+      <w:lvlText w:val="%1.%2.%3.%4.%5.%6.%7"/>
+      <w:lvlJc w:val="left"/>
+      <w:pPr>
+        <w:ind w:left="1440" w:hanging="1440"/>
+      </w:pPr>
+      <w:rPr>
+        <w:rFonts w:hint="default"/>
+      </w:rPr>
+    </w:lvl>
+    <w:lvl w:ilvl="7">
+      <w:start w:val="1"/>
+      <w:numFmt w:val="decimal"/>
+      <w:isLgl/>
+      <w:lvlText w:val="%1.%2.%3.%4.%5.%6.%7.%8"/>
+      <w:lvlJc w:val="left"/>
+      <w:pPr>
+        <w:ind w:left="1440" w:hanging="1440"/>
+      </w:pPr>
+      <w:rPr>
+        <w:rFonts w:hint="default"/>
+      </w:rPr>
+    </w:lvl>
+    <w:lvl w:ilvl="8">
+      <w:start w:val="1"/>
+      <w:numFmt w:val="decimal"/>
+      <w:isLgl/>
+      <w:lvlText w:val="%1.%2.%3.%4.%5.%6.%7.%8.%9"/>
+      <w:lvlJc w:val="left"/>
+      <w:pPr>
+        <w:ind w:left="1800" w:hanging="1800"/>
+      </w:pPr>
+      <w:rPr>
+        <w:rFonts w:hint="default"/>
+      </w:rPr>
+    </w:lvl>
+  </w:abstractNum>
+  <w:abstractNum w:abstractNumId="4" w15:restartNumberingAfterBreak="0">
+    <w:nsid w:val="59073281"/>
+    <w:multiLevelType w:val="multilevel"/>
+    <w:tmpl w:val="A22AB9C6"/>
+    <w:lvl w:ilvl="0">
+      <w:start w:val="1"/>
+      <w:numFmt w:val="decimal"/>
+      <w:suff w:val="space"/>
+      <w:lvlText w:val="%1."/>
+      <w:lvlJc w:val="left"/>
+      <w:pPr>
+        <w:ind w:left="720" w:hanging="720"/>
+      </w:pPr>
+      <w:rPr>
+        <w:rFonts w:hint="default"/>
+      </w:rPr>
+    </w:lvl>
+    <w:lvl w:ilvl="1">
+      <w:start w:val="1"/>
+      <w:numFmt w:val="decimal"/>
+      <w:isLgl/>
+      <w:lvlText w:val="%1.%2"/>
+      <w:lvlJc w:val="left"/>
+      <w:pPr>
+        <w:ind w:left="480" w:hanging="480"/>
+      </w:pPr>
+      <w:rPr>
+        <w:rFonts w:hint="default"/>
+      </w:rPr>
+    </w:lvl>
+    <w:lvl w:ilvl="2">
+      <w:start w:val="1"/>
+      <w:numFmt w:val="decimal"/>
+      <w:isLgl/>
+      <w:lvlText w:val="%1.%2.%3"/>
+      <w:lvlJc w:val="left"/>
+      <w:pPr>
+        <w:ind w:left="720" w:hanging="720"/>
+      </w:pPr>
+      <w:rPr>
+        <w:rFonts w:hint="default"/>
+      </w:rPr>
+    </w:lvl>
+    <w:lvl w:ilvl="3">
+      <w:start w:val="1"/>
+      <w:numFmt w:val="decimal"/>
+      <w:isLgl/>
+      <w:lvlText w:val="%1.%2.%3.%4"/>
+      <w:lvlJc w:val="left"/>
+      <w:pPr>
+        <w:ind w:left="720" w:hanging="720"/>
+      </w:pPr>
+      <w:rPr>
+        <w:rFonts w:hint="default"/>
+      </w:rPr>
+    </w:lvl>
+    <w:lvl w:ilvl="4">
+      <w:start w:val="1"/>
+      <w:numFmt w:val="decimal"/>
+      <w:isLgl/>
+      <w:lvlText w:val="%1.%2.%3.%4.%5"/>
+      <w:lvlJc w:val="left"/>
+      <w:pPr>
+        <w:ind w:left="1080" w:hanging="1080"/>
+      </w:pPr>
+      <w:rPr>
+        <w:rFonts w:hint="default"/>
+      </w:rPr>
+    </w:lvl>
+    <w:lvl w:ilvl="5">
+      <w:start w:val="1"/>
+      <w:numFmt w:val="decimal"/>
+      <w:isLgl/>
+      <w:lvlText w:val="%1.%2.%3.%4.%5.%6"/>
+      <w:lvlJc w:val="left"/>
+      <w:pPr>
+        <w:ind w:left="1080" w:hanging="1080"/>
+      </w:pPr>
+      <w:rPr>
+        <w:rFonts w:hint="default"/>
+      </w:rPr>
+    </w:lvl>
+    <w:lvl w:ilvl="6">
+      <w:start w:val="1"/>
+      <w:numFmt w:val="decimal"/>
+      <w:isLgl/>
+      <w:lvlText w:val="%1.%2.%3.%4.%5.%6.%7"/>
+      <w:lvlJc w:val="left"/>
+      <w:pPr>
+        <w:ind w:left="1440" w:hanging="1440"/>
+      </w:pPr>
+      <w:rPr>
+        <w:rFonts w:hint="default"/>
+      </w:rPr>
+    </w:lvl>
+    <w:lvl w:ilvl="7">
+      <w:start w:val="1"/>
+      <w:numFmt w:val="decimal"/>
+      <w:isLgl/>
+      <w:lvlText w:val="%1.%2.%3.%4.%5.%6.%7.%8"/>
+      <w:lvlJc w:val="left"/>
+      <w:pPr>
+        <w:ind w:left="1440" w:hanging="1440"/>
+      </w:pPr>
+      <w:rPr>
+        <w:rFonts w:hint="default"/>
+      </w:rPr>
+    </w:lvl>
+    <w:lvl w:ilvl="8">
+      <w:start w:val="1"/>
+      <w:numFmt w:val="decimal"/>
+      <w:isLgl/>
+      <w:lvlText w:val="%1.%2.%3.%4.%5.%6.%7.%8.%9"/>
+      <w:lvlJc w:val="left"/>
+      <w:pPr>
+        <w:ind w:left="1800" w:hanging="1800"/>
+      </w:pPr>
+      <w:rPr>
+        <w:rFonts w:hint="default"/>
+      </w:rPr>
+    </w:lvl>
+  </w:abstractNum>
+  <w:abstractNum w:abstractNumId="5" w15:restartNumberingAfterBreak="0">
+    <w:nsid w:val="677F46BE"/>
+    <w:multiLevelType w:val="multilevel"/>
+    <w:tmpl w:val="A22AB9C6"/>
+    <w:lvl w:ilvl="0">
+      <w:start w:val="1"/>
+      <w:numFmt w:val="decimal"/>
+      <w:suff w:val="space"/>
+      <w:lvlText w:val="%1."/>
+      <w:lvlJc w:val="left"/>
+      <w:pPr>
+        <w:ind w:left="720" w:hanging="720"/>
+      </w:pPr>
+      <w:rPr>
+        <w:rFonts w:hint="default"/>
+      </w:rPr>
+    </w:lvl>
+    <w:lvl w:ilvl="1">
+      <w:start w:val="1"/>
+      <w:numFmt w:val="decimal"/>
+      <w:isLgl/>
+      <w:lvlText w:val="%1.%2"/>
+      <w:lvlJc w:val="left"/>
+      <w:pPr>
+        <w:ind w:left="480" w:hanging="480"/>
+      </w:pPr>
+      <w:rPr>
+        <w:rFonts w:hint="default"/>
+      </w:rPr>
+    </w:lvl>
+    <w:lvl w:ilvl="2">
+      <w:start w:val="1"/>
+      <w:numFmt w:val="decimal"/>
+      <w:isLgl/>
+      <w:lvlText w:val="%1.%2.%3"/>
+      <w:lvlJc w:val="left"/>
+      <w:pPr>
+        <w:ind w:left="720" w:hanging="720"/>
+      </w:pPr>
+      <w:rPr>
+        <w:rFonts w:hint="default"/>
+      </w:rPr>
+    </w:lvl>
+    <w:lvl w:ilvl="3">
+      <w:start w:val="1"/>
+      <w:numFmt w:val="decimal"/>
+      <w:isLgl/>
+      <w:lvlText w:val="%1.%2.%3.%4"/>
+      <w:lvlJc w:val="left"/>
+      <w:pPr>
+        <w:ind w:left="720" w:hanging="720"/>
+      </w:pPr>
+      <w:rPr>
+        <w:rFonts w:hint="default"/>
+      </w:rPr>
+    </w:lvl>
+    <w:lvl w:ilvl="4">
+      <w:start w:val="1"/>
+      <w:numFmt w:val="decimal"/>
+      <w:isLgl/>
+      <w:lvlText w:val="%1.%2.%3.%4.%5"/>
+      <w:lvlJc w:val="left"/>
+      <w:pPr>
+        <w:ind w:left="1080" w:hanging="1080"/>
+      </w:pPr>
+      <w:rPr>
+        <w:rFonts w:hint="default"/>
+      </w:rPr>
+    </w:lvl>
+    <w:lvl w:ilvl="5">
+      <w:start w:val="1"/>
+      <w:numFmt w:val="decimal"/>
+      <w:isLgl/>
+      <w:lvlText w:val="%1.%2.%3.%4.%5.%6"/>
+      <w:lvlJc w:val="left"/>
+      <w:pPr>
+        <w:ind w:left="1080" w:hanging="1080"/>
+      </w:pPr>
+      <w:rPr>
+        <w:rFonts w:hint="default"/>
+      </w:rPr>
+    </w:lvl>
+    <w:lvl w:ilvl="6">
+      <w:start w:val="1"/>
+      <w:numFmt w:val="decimal"/>
+      <w:isLgl/>
+      <w:lvlText w:val="%1.%2.%3.%4.%5.%6.%7"/>
+      <w:lvlJc w:val="left"/>
+      <w:pPr>
+        <w:ind w:left="1440" w:hanging="1440"/>
+      </w:pPr>
+      <w:rPr>
+        <w:rFonts w:hint="default"/>
+      </w:rPr>
+    </w:lvl>
+    <w:lvl w:ilvl="7">
+      <w:start w:val="1"/>
+      <w:numFmt w:val="decimal"/>
+      <w:isLgl/>
+      <w:lvlText w:val="%1.%2.%3.%4.%5.%6.%7.%8"/>
+      <w:lvlJc w:val="left"/>
+      <w:pPr>
+        <w:ind w:left="1440" w:hanging="1440"/>
+      </w:pPr>
+      <w:rPr>
+        <w:rFonts w:hint="default"/>
+      </w:rPr>
+    </w:lvl>
+    <w:lvl w:ilvl="8">
+      <w:start w:val="1"/>
+      <w:numFmt w:val="decimal"/>
+      <w:isLgl/>
+      <w:lvlText w:val="%1.%2.%3.%4.%5.%6.%7.%8.%9"/>
+      <w:lvlJc w:val="left"/>
+      <w:pPr>
+        <w:ind w:left="1800" w:hanging="1800"/>
+      </w:pPr>
+      <w:rPr>
+        <w:rFonts w:hint="default"/>
+      </w:rPr>
+    </w:lvl>
+  </w:abstractNum>
+  <w:abstractNum w:abstractNumId="6" w15:restartNumberingAfterBreak="0">
+    <w:nsid w:val="7E206F67"/>
+    <w:multiLevelType w:val="multilevel"/>
+    <w:tmpl w:val="A22AB9C6"/>
+    <w:lvl w:ilvl="0">
+      <w:start w:val="1"/>
+      <w:numFmt w:val="decimal"/>
+      <w:suff w:val="space"/>
+      <w:lvlText w:val="%1."/>
+      <w:lvlJc w:val="left"/>
+      <w:pPr>
+        <w:ind w:left="720" w:hanging="720"/>
+      </w:pPr>
+      <w:rPr>
+        <w:rFonts w:hint="default"/>
+      </w:rPr>
+    </w:lvl>
+    <w:lvl w:ilvl="1">
+      <w:start w:val="1"/>
+      <w:numFmt w:val="decimal"/>
+      <w:isLgl/>
+      <w:lvlText w:val="%1.%2"/>
+      <w:lvlJc w:val="left"/>
+      <w:pPr>
+        <w:ind w:left="480" w:hanging="480"/>
+      </w:pPr>
+      <w:rPr>
+        <w:rFonts w:hint="default"/>
+      </w:rPr>
+    </w:lvl>
+    <w:lvl w:ilvl="2">
+      <w:start w:val="1"/>
+      <w:numFmt w:val="decimal"/>
+      <w:isLgl/>
+      <w:lvlText w:val="%1.%2.%3"/>
+      <w:lvlJc w:val="left"/>
+      <w:pPr>
+        <w:ind w:left="720" w:hanging="720"/>
+      </w:pPr>
+      <w:rPr>
+        <w:rFonts w:hint="default"/>
+      </w:rPr>
+    </w:lvl>
+    <w:lvl w:ilvl="3">
+      <w:start w:val="1"/>
+      <w:numFmt w:val="decimal"/>
+      <w:isLgl/>
+      <w:lvlText w:val="%1.%2.%3.%4"/>
+      <w:lvlJc w:val="left"/>
+      <w:pPr>
+        <w:ind w:left="720" w:hanging="720"/>
+      </w:pPr>
+      <w:rPr>
+        <w:rFonts w:hint="default"/>
+      </w:rPr>
+    </w:lvl>
+    <w:lvl w:ilvl="4">
+      <w:start w:val="1"/>
+      <w:numFmt w:val="decimal"/>
+      <w:isLgl/>
+      <w:lvlText w:val="%1.%2.%3.%4.%5"/>
+      <w:lvlJc w:val="left"/>
+      <w:pPr>
+        <w:ind w:left="1080" w:hanging="1080"/>
+      </w:pPr>
+      <w:rPr>
+        <w:rFonts w:hint="default"/>
+      </w:rPr>
+    </w:lvl>
+    <w:lvl w:ilvl="5">
+      <w:start w:val="1"/>
+      <w:numFmt w:val="decimal"/>
+      <w:isLgl/>
+      <w:lvlText w:val="%1.%2.%3.%4.%5.%6"/>
+      <w:lvlJc w:val="left"/>
+      <w:pPr>
+        <w:ind w:left="1080" w:hanging="1080"/>
+      </w:pPr>
+      <w:rPr>
+        <w:rFonts w:hint="default"/>
+      </w:rPr>
+    </w:lvl>
+    <w:lvl w:ilvl="6">
+      <w:start w:val="1"/>
+      <w:numFmt w:val="decimal"/>
+      <w:isLgl/>
+      <w:lvlText w:val="%1.%2.%3.%4.%5.%6.%7"/>
+      <w:lvlJc w:val="left"/>
+      <w:pPr>
+        <w:ind w:left="1440" w:hanging="1440"/>
+      </w:pPr>
+      <w:rPr>
+        <w:rFonts w:hint="default"/>
+      </w:rPr>
+    </w:lvl>
+    <w:lvl w:ilvl="7">
+      <w:start w:val="1"/>
+      <w:numFmt w:val="decimal"/>
+      <w:isLgl/>
+      <w:lvlText w:val="%1.%2.%3.%4.%5.%6.%7.%8"/>
+      <w:lvlJc w:val="left"/>
+      <w:pPr>
+        <w:ind w:left="1440" w:hanging="1440"/>
+      </w:pPr>
+      <w:rPr>
+        <w:rFonts w:hint="default"/>
+      </w:rPr>
+    </w:lvl>
+    <w:lvl w:ilvl="8">
+      <w:start w:val="1"/>
+      <w:numFmt w:val="decimal"/>
+      <w:isLgl/>
+      <w:lvlText w:val="%1.%2.%3.%4.%5.%6.%7.%8.%9"/>
+      <w:lvlJc w:val="left"/>
+      <w:pPr>
+        <w:ind w:left="1800" w:hanging="1800"/>
+      </w:pPr>
+      <w:rPr>
+        <w:rFonts w:hint="default"/>
+      </w:rPr>
+    </w:lvl>
+  </w:abstractNum>
   <w:num w:numId="1" w16cid:durableId="587812140">
+    <w:abstractNumId w:val="4"/>
+  </w:num>
+  <w:num w:numId="2" w16cid:durableId="798642735">
+    <w:abstractNumId w:val="2"/>
+  </w:num>
+  <w:num w:numId="3" w16cid:durableId="1160460638">
+    <w:abstractNumId w:val="1"/>
+  </w:num>
+  <w:num w:numId="4" w16cid:durableId="1330906569">
     <w:abstractNumId w:val="0"/>
+  </w:num>
+  <w:num w:numId="5" w16cid:durableId="283734679">
+    <w:abstractNumId w:val="5"/>
+  </w:num>
+  <w:num w:numId="6" w16cid:durableId="1894079517">
+    <w:abstractNumId w:val="6"/>
+  </w:num>
+  <w:num w:numId="7" w16cid:durableId="1611399722">
+    <w:abstractNumId w:val="3"/>
   </w:num>
 </w:numbering>
 </file>
@@ -1741,7 +6918,7 @@
   <w:style w:type="paragraph" w:default="1" w:styleId="Normal">
     <w:name w:val="Normal"/>
     <w:qFormat/>
-    <w:rsid w:val="00D75159"/>
+    <w:rsid w:val="00D9687C"/>
   </w:style>
   <w:style w:type="paragraph" w:styleId="Heading1">
     <w:name w:val="heading 1"/>
@@ -2324,6 +7501,14 @@
       <w:u w:val="single"/>
     </w:rPr>
   </w:style>
+  <w:style w:type="paragraph" w:styleId="Bibliography">
+    <w:name w:val="Bibliography"/>
+    <w:basedOn w:val="Normal"/>
+    <w:next w:val="Normal"/>
+    <w:uiPriority w:val="37"/>
+    <w:unhideWhenUsed/>
+    <w:rsid w:val="00C779BA"/>
+  </w:style>
 </w:styles>
 </file>
 
@@ -2623,11 +7808,119 @@
 </file>
 
 <file path=customXml/item1.xml><?xml version="1.0" encoding="utf-8"?>
-<b:Sources xmlns:b="http://schemas.openxmlformats.org/officeDocument/2006/bibliography" xmlns="http://schemas.openxmlformats.org/officeDocument/2006/bibliography" SelectedStyle="\HarvardAnglia2008OfficeOnline.xsl" StyleName="Harvard - Anglia" Version="2008"/>
+<b:Sources xmlns:b="http://schemas.openxmlformats.org/officeDocument/2006/bibliography" xmlns="http://schemas.openxmlformats.org/officeDocument/2006/bibliography" SelectedStyle="\HarvardAnglia2008OfficeOnline.xsl" StyleName="Harvard - Anglia" Version="2008">
+  <b:Source>
+    <b:Tag>pys211</b:Tag>
+    <b:SourceType>InternetSite</b:SourceType>
+    <b:Guid>{88FFBF9B-9BDD-4E5E-BF28-BF27681A1531}</b:Guid>
+    <b:Author>
+      <b:Author>
+        <b:Corporate>pyside</b:Corporate>
+      </b:Author>
+    </b:Author>
+    <b:Year>2021</b:Year>
+    <b:YearAccessed>2026</b:YearAccessed>
+    <b:MonthAccessed>February</b:MonthAccessed>
+    <b:DayAccessed>10</b:DayAccessed>
+    <b:URL>https://github.com/pyside/pyside-setup</b:URL>
+    <b:Title>GitHub - pyside/pyside-setup: Git super project for PySide</b:Title>
+    <b:RefOrder>1</b:RefOrder>
+  </b:Source>
+  <b:Source>
+    <b:Tag>W3S25</b:Tag>
+    <b:SourceType>InternetSite</b:SourceType>
+    <b:Guid>{4088DF1B-EED3-4E9D-ACAA-EF85DAA0C163}</b:Guid>
+    <b:Author>
+      <b:Author>
+        <b:Corporate>W3Schools</b:Corporate>
+      </b:Author>
+    </b:Author>
+    <b:Title>Introduction to Python</b:Title>
+    <b:YearAccessed>2025</b:YearAccessed>
+    <b:MonthAccessed>November</b:MonthAccessed>
+    <b:DayAccessed>9</b:DayAccessed>
+    <b:URL>https://www.w3schools.com/python/python_intro.asp</b:URL>
+    <b:RefOrder>6</b:RefOrder>
+  </b:Source>
+  <b:Source>
+    <b:Tag>W3S26</b:Tag>
+    <b:SourceType>InternetSite</b:SourceType>
+    <b:Guid>{E2399D64-2948-4AD4-B438-C30BD47EB2E0}</b:Guid>
+    <b:Author>
+      <b:Author>
+        <b:Corporate>W3Schools</b:Corporate>
+      </b:Author>
+    </b:Author>
+    <b:Title>Introduction to Python</b:Title>
+    <b:YearAccessed>2026</b:YearAccessed>
+    <b:MonthAccessed>February</b:MonthAccessed>
+    <b:DayAccessed>10</b:DayAccessed>
+    <b:URL>https://www.w3schools.com/python/python_intro.asp</b:URL>
+    <b:RefOrder>2</b:RefOrder>
+  </b:Source>
+  <b:Source>
+    <b:Tag>pys222</b:Tag>
+    <b:SourceType>InternetSite</b:SourceType>
+    <b:Guid>{CDB91D30-24E2-40E7-BF7C-CAA5F6922672}</b:Guid>
+    <b:Author>
+      <b:Author>
+        <b:Corporate>pyserial</b:Corporate>
+      </b:Author>
+    </b:Author>
+    <b:Title>pySerial</b:Title>
+    <b:Year>2022</b:Year>
+    <b:YearAccessed>2026</b:YearAccessed>
+    <b:MonthAccessed>February</b:MonthAccessed>
+    <b:DayAccessed>10</b:DayAccessed>
+    <b:URL>https://github.com/pyserial/pyserial</b:URL>
+    <b:RefOrder>3</b:RefOrder>
+  </b:Source>
+  <b:Source>
+    <b:Tag>Ard255</b:Tag>
+    <b:SourceType>DocumentFromInternetSite</b:SourceType>
+    <b:Guid>{937C361B-2BDD-4C64-ADBC-90F1EE84DA03}</b:Guid>
+    <b:Title>Arduino® MEGA 2560 Rev3</b:Title>
+    <b:Year>2025</b:Year>
+    <b:YearAccessed>2026</b:YearAccessed>
+    <b:MonthAccessed>February</b:MonthAccessed>
+    <b:DayAccessed>10</b:DayAccessed>
+    <b:URL>https://docs.arduino.cc/resources/datasheets/A000067-datasheet.pdf</b:URL>
+    <b:Author>
+      <b:Author>
+        <b:Corporate>Arduino</b:Corporate>
+      </b:Author>
+    </b:Author>
+    <b:Month>May</b:Month>
+    <b:Day>11</b:Day>
+    <b:RefOrder>4</b:RefOrder>
+  </b:Source>
+  <b:Source>
+    <b:Tag>Yat24</b:Tag>
+    <b:SourceType>InternetSite</b:SourceType>
+    <b:Guid>{316090E3-555D-4203-8B6B-E878954D6944}</b:Guid>
+    <b:Title>Understanding Buck and Boost Converters and the Capacitors Behind Them</b:Title>
+    <b:Year>2024</b:Year>
+    <b:YearAccessed>2026</b:YearAccessed>
+    <b:MonthAccessed>February</b:MonthAccessed>
+    <b:DayAccessed>10</b:DayAccessed>
+    <b:URL>https://blog.knowlescapacitors.com/blog/understanding-buck-and-boost-converters-and-the-capacitors-behind-them</b:URL>
+    <b:Author>
+      <b:Author>
+        <b:NameList>
+          <b:Person>
+            <b:Last>Yates</b:Last>
+            <b:First>Jordan</b:First>
+          </b:Person>
+        </b:NameList>
+      </b:Author>
+    </b:Author>
+    <b:RefOrder>5</b:RefOrder>
+  </b:Source>
+</b:Sources>
 </file>
 
 <file path=customXml/itemProps1.xml><?xml version="1.0" encoding="utf-8"?>
-<ds:datastoreItem xmlns:ds="http://schemas.openxmlformats.org/officeDocument/2006/customXml" ds:itemID="{B75A8098-079B-434F-A34D-8D4EA40B98E4}">
+<ds:datastoreItem xmlns:ds="http://schemas.openxmlformats.org/officeDocument/2006/customXml" ds:itemID="{3470E359-5E7D-4510-92DA-DE16F3C051EE}">
   <ds:schemaRefs>
     <ds:schemaRef ds:uri="http://schemas.openxmlformats.org/officeDocument/2006/bibliography"/>
   </ds:schemaRefs>

--- a/Documents/SCARAB Design Document.docx
+++ b/Documents/SCARAB Design Document.docx
@@ -206,7 +206,7 @@
           <w:r>
             <w:fldChar w:fldCharType="separate"/>
           </w:r>
-          <w:hyperlink w:anchor="_Toc221702064" w:history="1">
+          <w:hyperlink w:anchor="_Toc221783158" w:history="1">
             <w:r>
               <w:rPr>
                 <w:rStyle w:val="Hyperlink"/>
@@ -233,7 +233,7 @@
                 <w:noProof/>
                 <w:webHidden/>
               </w:rPr>
-              <w:instrText xml:space="preserve"> PAGEREF _Toc221702064 \h </w:instrText>
+              <w:instrText xml:space="preserve"> PAGEREF _Toc221783158 \h </w:instrText>
             </w:r>
             <w:r>
               <w:rPr>
@@ -253,7 +253,7 @@
                 <w:noProof/>
                 <w:webHidden/>
               </w:rPr>
-              <w:t>3</w:t>
+              <w:t>5</w:t>
             </w:r>
             <w:r>
               <w:rPr>
@@ -279,7 +279,7 @@
               <w:lang w:eastAsia="en-GB"/>
             </w:rPr>
           </w:pPr>
-          <w:hyperlink w:anchor="_Toc221702065" w:history="1">
+          <w:hyperlink w:anchor="_Toc221783159" w:history="1">
             <w:r>
               <w:rPr>
                 <w:rStyle w:val="Hyperlink"/>
@@ -323,7 +323,7 @@
                 <w:noProof/>
                 <w:webHidden/>
               </w:rPr>
-              <w:instrText xml:space="preserve"> PAGEREF _Toc221702065 \h </w:instrText>
+              <w:instrText xml:space="preserve"> PAGEREF _Toc221783159 \h </w:instrText>
             </w:r>
             <w:r>
               <w:rPr>
@@ -343,7 +343,7 @@
                 <w:noProof/>
                 <w:webHidden/>
               </w:rPr>
-              <w:t>3</w:t>
+              <w:t>5</w:t>
             </w:r>
             <w:r>
               <w:rPr>
@@ -369,7 +369,7 @@
               <w:lang w:eastAsia="en-GB"/>
             </w:rPr>
           </w:pPr>
-          <w:hyperlink w:anchor="_Toc221702066" w:history="1">
+          <w:hyperlink w:anchor="_Toc221783160" w:history="1">
             <w:r>
               <w:rPr>
                 <w:rStyle w:val="Hyperlink"/>
@@ -413,7 +413,7 @@
                 <w:noProof/>
                 <w:webHidden/>
               </w:rPr>
-              <w:instrText xml:space="preserve"> PAGEREF _Toc221702066 \h </w:instrText>
+              <w:instrText xml:space="preserve"> PAGEREF _Toc221783160 \h </w:instrText>
             </w:r>
             <w:r>
               <w:rPr>
@@ -433,7 +433,7 @@
                 <w:noProof/>
                 <w:webHidden/>
               </w:rPr>
-              <w:t>3</w:t>
+              <w:t>5</w:t>
             </w:r>
             <w:r>
               <w:rPr>
@@ -459,7 +459,7 @@
               <w:lang w:eastAsia="en-GB"/>
             </w:rPr>
           </w:pPr>
-          <w:hyperlink w:anchor="_Toc221702067" w:history="1">
+          <w:hyperlink w:anchor="_Toc221783161" w:history="1">
             <w:r>
               <w:rPr>
                 <w:rStyle w:val="Hyperlink"/>
@@ -503,7 +503,7 @@
                 <w:noProof/>
                 <w:webHidden/>
               </w:rPr>
-              <w:instrText xml:space="preserve"> PAGEREF _Toc221702067 \h </w:instrText>
+              <w:instrText xml:space="preserve"> PAGEREF _Toc221783161 \h </w:instrText>
             </w:r>
             <w:r>
               <w:rPr>
@@ -523,7 +523,7 @@
                 <w:noProof/>
                 <w:webHidden/>
               </w:rPr>
-              <w:t>3</w:t>
+              <w:t>5</w:t>
             </w:r>
             <w:r>
               <w:rPr>
@@ -549,7 +549,7 @@
               <w:lang w:eastAsia="en-GB"/>
             </w:rPr>
           </w:pPr>
-          <w:hyperlink w:anchor="_Toc221702068" w:history="1">
+          <w:hyperlink w:anchor="_Toc221783162" w:history="1">
             <w:r>
               <w:rPr>
                 <w:rStyle w:val="Hyperlink"/>
@@ -593,7 +593,7 @@
                 <w:noProof/>
                 <w:webHidden/>
               </w:rPr>
-              <w:instrText xml:space="preserve"> PAGEREF _Toc221702068 \h </w:instrText>
+              <w:instrText xml:space="preserve"> PAGEREF _Toc221783162 \h </w:instrText>
             </w:r>
             <w:r>
               <w:rPr>
@@ -613,7 +613,7 @@
                 <w:noProof/>
                 <w:webHidden/>
               </w:rPr>
-              <w:t>3</w:t>
+              <w:t>5</w:t>
             </w:r>
             <w:r>
               <w:rPr>
@@ -639,7 +639,7 @@
               <w:lang w:eastAsia="en-GB"/>
             </w:rPr>
           </w:pPr>
-          <w:hyperlink w:anchor="_Toc221702069" w:history="1">
+          <w:hyperlink w:anchor="_Toc221783163" w:history="1">
             <w:r>
               <w:rPr>
                 <w:rStyle w:val="Hyperlink"/>
@@ -683,7 +683,7 @@
                 <w:noProof/>
                 <w:webHidden/>
               </w:rPr>
-              <w:instrText xml:space="preserve"> PAGEREF _Toc221702069 \h </w:instrText>
+              <w:instrText xml:space="preserve"> PAGEREF _Toc221783163 \h </w:instrText>
             </w:r>
             <w:r>
               <w:rPr>
@@ -703,7 +703,7 @@
                 <w:noProof/>
                 <w:webHidden/>
               </w:rPr>
-              <w:t>3</w:t>
+              <w:t>5</w:t>
             </w:r>
             <w:r>
               <w:rPr>
@@ -729,7 +729,7 @@
               <w:lang w:eastAsia="en-GB"/>
             </w:rPr>
           </w:pPr>
-          <w:hyperlink w:anchor="_Toc221702070" w:history="1">
+          <w:hyperlink w:anchor="_Toc221783164" w:history="1">
             <w:r>
               <w:rPr>
                 <w:rStyle w:val="Hyperlink"/>
@@ -773,7 +773,7 @@
                 <w:noProof/>
                 <w:webHidden/>
               </w:rPr>
-              <w:instrText xml:space="preserve"> PAGEREF _Toc221702070 \h </w:instrText>
+              <w:instrText xml:space="preserve"> PAGEREF _Toc221783164 \h </w:instrText>
             </w:r>
             <w:r>
               <w:rPr>
@@ -793,7 +793,7 @@
                 <w:noProof/>
                 <w:webHidden/>
               </w:rPr>
-              <w:t>4</w:t>
+              <w:t>6</w:t>
             </w:r>
             <w:r>
               <w:rPr>
@@ -819,7 +819,7 @@
               <w:lang w:eastAsia="en-GB"/>
             </w:rPr>
           </w:pPr>
-          <w:hyperlink w:anchor="_Toc221702071" w:history="1">
+          <w:hyperlink w:anchor="_Toc221783165" w:history="1">
             <w:r>
               <w:rPr>
                 <w:rStyle w:val="Hyperlink"/>
@@ -863,7 +863,7 @@
                 <w:noProof/>
                 <w:webHidden/>
               </w:rPr>
-              <w:instrText xml:space="preserve"> PAGEREF _Toc221702071 \h </w:instrText>
+              <w:instrText xml:space="preserve"> PAGEREF _Toc221783165 \h </w:instrText>
             </w:r>
             <w:r>
               <w:rPr>
@@ -883,7 +883,7 @@
                 <w:noProof/>
                 <w:webHidden/>
               </w:rPr>
-              <w:t>4</w:t>
+              <w:t>6</w:t>
             </w:r>
             <w:r>
               <w:rPr>
@@ -908,7 +908,7 @@
               <w:lang w:eastAsia="en-GB"/>
             </w:rPr>
           </w:pPr>
-          <w:hyperlink w:anchor="_Toc221702072" w:history="1">
+          <w:hyperlink w:anchor="_Toc221783166" w:history="1">
             <w:r>
               <w:rPr>
                 <w:rStyle w:val="Hyperlink"/>
@@ -935,7 +935,7 @@
                 <w:noProof/>
                 <w:webHidden/>
               </w:rPr>
-              <w:instrText xml:space="preserve"> PAGEREF _Toc221702072 \h </w:instrText>
+              <w:instrText xml:space="preserve"> PAGEREF _Toc221783166 \h </w:instrText>
             </w:r>
             <w:r>
               <w:rPr>
@@ -955,7 +955,7 @@
                 <w:noProof/>
                 <w:webHidden/>
               </w:rPr>
-              <w:t>5</w:t>
+              <w:t>7</w:t>
             </w:r>
             <w:r>
               <w:rPr>
@@ -981,7 +981,7 @@
               <w:lang w:eastAsia="en-GB"/>
             </w:rPr>
           </w:pPr>
-          <w:hyperlink w:anchor="_Toc221702073" w:history="1">
+          <w:hyperlink w:anchor="_Toc221783167" w:history="1">
             <w:r>
               <w:rPr>
                 <w:rStyle w:val="Hyperlink"/>
@@ -1025,7 +1025,7 @@
                 <w:noProof/>
                 <w:webHidden/>
               </w:rPr>
-              <w:instrText xml:space="preserve"> PAGEREF _Toc221702073 \h </w:instrText>
+              <w:instrText xml:space="preserve"> PAGEREF _Toc221783167 \h </w:instrText>
             </w:r>
             <w:r>
               <w:rPr>
@@ -1045,7 +1045,7 @@
                 <w:noProof/>
                 <w:webHidden/>
               </w:rPr>
-              <w:t>5</w:t>
+              <w:t>7</w:t>
             </w:r>
             <w:r>
               <w:rPr>
@@ -1071,7 +1071,7 @@
               <w:lang w:eastAsia="en-GB"/>
             </w:rPr>
           </w:pPr>
-          <w:hyperlink w:anchor="_Toc221702074" w:history="1">
+          <w:hyperlink w:anchor="_Toc221783168" w:history="1">
             <w:r>
               <w:rPr>
                 <w:rStyle w:val="Hyperlink"/>
@@ -1115,7 +1115,7 @@
                 <w:noProof/>
                 <w:webHidden/>
               </w:rPr>
-              <w:instrText xml:space="preserve"> PAGEREF _Toc221702074 \h </w:instrText>
+              <w:instrText xml:space="preserve"> PAGEREF _Toc221783168 \h </w:instrText>
             </w:r>
             <w:r>
               <w:rPr>
@@ -1135,7 +1135,7 @@
                 <w:noProof/>
                 <w:webHidden/>
               </w:rPr>
-              <w:t>6</w:t>
+              <w:t>8</w:t>
             </w:r>
             <w:r>
               <w:rPr>
@@ -1161,7 +1161,7 @@
               <w:lang w:eastAsia="en-GB"/>
             </w:rPr>
           </w:pPr>
-          <w:hyperlink w:anchor="_Toc221702075" w:history="1">
+          <w:hyperlink w:anchor="_Toc221783169" w:history="1">
             <w:r>
               <w:rPr>
                 <w:rStyle w:val="Hyperlink"/>
@@ -1205,7 +1205,7 @@
                 <w:noProof/>
                 <w:webHidden/>
               </w:rPr>
-              <w:instrText xml:space="preserve"> PAGEREF _Toc221702075 \h </w:instrText>
+              <w:instrText xml:space="preserve"> PAGEREF _Toc221783169 \h </w:instrText>
             </w:r>
             <w:r>
               <w:rPr>
@@ -1225,7 +1225,7 @@
                 <w:noProof/>
                 <w:webHidden/>
               </w:rPr>
-              <w:t>6</w:t>
+              <w:t>8</w:t>
             </w:r>
             <w:r>
               <w:rPr>
@@ -1251,7 +1251,7 @@
               <w:lang w:eastAsia="en-GB"/>
             </w:rPr>
           </w:pPr>
-          <w:hyperlink w:anchor="_Toc221702076" w:history="1">
+          <w:hyperlink w:anchor="_Toc221783170" w:history="1">
             <w:r>
               <w:rPr>
                 <w:rStyle w:val="Hyperlink"/>
@@ -1295,7 +1295,7 @@
                 <w:noProof/>
                 <w:webHidden/>
               </w:rPr>
-              <w:instrText xml:space="preserve"> PAGEREF _Toc221702076 \h </w:instrText>
+              <w:instrText xml:space="preserve"> PAGEREF _Toc221783170 \h </w:instrText>
             </w:r>
             <w:r>
               <w:rPr>
@@ -1315,7 +1315,7 @@
                 <w:noProof/>
                 <w:webHidden/>
               </w:rPr>
-              <w:t>6</w:t>
+              <w:t>8</w:t>
             </w:r>
             <w:r>
               <w:rPr>
@@ -1341,7 +1341,7 @@
               <w:lang w:eastAsia="en-GB"/>
             </w:rPr>
           </w:pPr>
-          <w:hyperlink w:anchor="_Toc221702077" w:history="1">
+          <w:hyperlink w:anchor="_Toc221783171" w:history="1">
             <w:r>
               <w:rPr>
                 <w:rStyle w:val="Hyperlink"/>
@@ -1385,7 +1385,7 @@
                 <w:noProof/>
                 <w:webHidden/>
               </w:rPr>
-              <w:instrText xml:space="preserve"> PAGEREF _Toc221702077 \h </w:instrText>
+              <w:instrText xml:space="preserve"> PAGEREF _Toc221783171 \h </w:instrText>
             </w:r>
             <w:r>
               <w:rPr>
@@ -1405,7 +1405,7 @@
                 <w:noProof/>
                 <w:webHidden/>
               </w:rPr>
-              <w:t>6</w:t>
+              <w:t>8</w:t>
             </w:r>
             <w:r>
               <w:rPr>
@@ -1431,7 +1431,7 @@
               <w:lang w:eastAsia="en-GB"/>
             </w:rPr>
           </w:pPr>
-          <w:hyperlink w:anchor="_Toc221702078" w:history="1">
+          <w:hyperlink w:anchor="_Toc221783172" w:history="1">
             <w:r>
               <w:rPr>
                 <w:rStyle w:val="Hyperlink"/>
@@ -1475,7 +1475,7 @@
                 <w:noProof/>
                 <w:webHidden/>
               </w:rPr>
-              <w:instrText xml:space="preserve"> PAGEREF _Toc221702078 \h </w:instrText>
+              <w:instrText xml:space="preserve"> PAGEREF _Toc221783172 \h </w:instrText>
             </w:r>
             <w:r>
               <w:rPr>
@@ -1495,7 +1495,7 @@
                 <w:noProof/>
                 <w:webHidden/>
               </w:rPr>
-              <w:t>6</w:t>
+              <w:t>8</w:t>
             </w:r>
             <w:r>
               <w:rPr>
@@ -1521,7 +1521,7 @@
               <w:lang w:eastAsia="en-GB"/>
             </w:rPr>
           </w:pPr>
-          <w:hyperlink w:anchor="_Toc221702079" w:history="1">
+          <w:hyperlink w:anchor="_Toc221783173" w:history="1">
             <w:r>
               <w:rPr>
                 <w:rStyle w:val="Hyperlink"/>
@@ -1565,7 +1565,7 @@
                 <w:noProof/>
                 <w:webHidden/>
               </w:rPr>
-              <w:instrText xml:space="preserve"> PAGEREF _Toc221702079 \h </w:instrText>
+              <w:instrText xml:space="preserve"> PAGEREF _Toc221783173 \h </w:instrText>
             </w:r>
             <w:r>
               <w:rPr>
@@ -1585,7 +1585,7 @@
                 <w:noProof/>
                 <w:webHidden/>
               </w:rPr>
-              <w:t>6</w:t>
+              <w:t>8</w:t>
             </w:r>
             <w:r>
               <w:rPr>
@@ -1611,7 +1611,7 @@
               <w:lang w:eastAsia="en-GB"/>
             </w:rPr>
           </w:pPr>
-          <w:hyperlink w:anchor="_Toc221702080" w:history="1">
+          <w:hyperlink w:anchor="_Toc221783174" w:history="1">
             <w:r>
               <w:rPr>
                 <w:rStyle w:val="Hyperlink"/>
@@ -1655,7 +1655,7 @@
                 <w:noProof/>
                 <w:webHidden/>
               </w:rPr>
-              <w:instrText xml:space="preserve"> PAGEREF _Toc221702080 \h </w:instrText>
+              <w:instrText xml:space="preserve"> PAGEREF _Toc221783174 \h </w:instrText>
             </w:r>
             <w:r>
               <w:rPr>
@@ -1675,7 +1675,7 @@
                 <w:noProof/>
                 <w:webHidden/>
               </w:rPr>
-              <w:t>6</w:t>
+              <w:t>8</w:t>
             </w:r>
             <w:r>
               <w:rPr>
@@ -1700,7 +1700,7 @@
               <w:lang w:eastAsia="en-GB"/>
             </w:rPr>
           </w:pPr>
-          <w:hyperlink w:anchor="_Toc221702081" w:history="1">
+          <w:hyperlink w:anchor="_Toc221783175" w:history="1">
             <w:r>
               <w:rPr>
                 <w:rStyle w:val="Hyperlink"/>
@@ -1727,7 +1727,7 @@
                 <w:noProof/>
                 <w:webHidden/>
               </w:rPr>
-              <w:instrText xml:space="preserve"> PAGEREF _Toc221702081 \h </w:instrText>
+              <w:instrText xml:space="preserve"> PAGEREF _Toc221783175 \h </w:instrText>
             </w:r>
             <w:r>
               <w:rPr>
@@ -1747,7 +1747,7 @@
                 <w:noProof/>
                 <w:webHidden/>
               </w:rPr>
-              <w:t>6</w:t>
+              <w:t>8</w:t>
             </w:r>
             <w:r>
               <w:rPr>
@@ -1773,7 +1773,7 @@
               <w:lang w:eastAsia="en-GB"/>
             </w:rPr>
           </w:pPr>
-          <w:hyperlink w:anchor="_Toc221702082" w:history="1">
+          <w:hyperlink w:anchor="_Toc221783176" w:history="1">
             <w:r>
               <w:rPr>
                 <w:rStyle w:val="Hyperlink"/>
@@ -1817,7 +1817,7 @@
                 <w:noProof/>
                 <w:webHidden/>
               </w:rPr>
-              <w:instrText xml:space="preserve"> PAGEREF _Toc221702082 \h </w:instrText>
+              <w:instrText xml:space="preserve"> PAGEREF _Toc221783176 \h </w:instrText>
             </w:r>
             <w:r>
               <w:rPr>
@@ -1837,7 +1837,7 @@
                 <w:noProof/>
                 <w:webHidden/>
               </w:rPr>
-              <w:t>7</w:t>
+              <w:t>9</w:t>
             </w:r>
             <w:r>
               <w:rPr>
@@ -1863,7 +1863,7 @@
               <w:lang w:eastAsia="en-GB"/>
             </w:rPr>
           </w:pPr>
-          <w:hyperlink w:anchor="_Toc221702083" w:history="1">
+          <w:hyperlink w:anchor="_Toc221783177" w:history="1">
             <w:r>
               <w:rPr>
                 <w:rStyle w:val="Hyperlink"/>
@@ -1907,7 +1907,7 @@
                 <w:noProof/>
                 <w:webHidden/>
               </w:rPr>
-              <w:instrText xml:space="preserve"> PAGEREF _Toc221702083 \h </w:instrText>
+              <w:instrText xml:space="preserve"> PAGEREF _Toc221783177 \h </w:instrText>
             </w:r>
             <w:r>
               <w:rPr>
@@ -1927,7 +1927,7 @@
                 <w:noProof/>
                 <w:webHidden/>
               </w:rPr>
-              <w:t>7</w:t>
+              <w:t>9</w:t>
             </w:r>
             <w:r>
               <w:rPr>
@@ -1953,7 +1953,7 @@
               <w:lang w:eastAsia="en-GB"/>
             </w:rPr>
           </w:pPr>
-          <w:hyperlink w:anchor="_Toc221702084" w:history="1">
+          <w:hyperlink w:anchor="_Toc221783178" w:history="1">
             <w:r>
               <w:rPr>
                 <w:rStyle w:val="Hyperlink"/>
@@ -1997,7 +1997,7 @@
                 <w:noProof/>
                 <w:webHidden/>
               </w:rPr>
-              <w:instrText xml:space="preserve"> PAGEREF _Toc221702084 \h </w:instrText>
+              <w:instrText xml:space="preserve"> PAGEREF _Toc221783178 \h </w:instrText>
             </w:r>
             <w:r>
               <w:rPr>
@@ -2017,7 +2017,7 @@
                 <w:noProof/>
                 <w:webHidden/>
               </w:rPr>
-              <w:t>8</w:t>
+              <w:t>10</w:t>
             </w:r>
             <w:r>
               <w:rPr>
@@ -2043,7 +2043,7 @@
               <w:lang w:eastAsia="en-GB"/>
             </w:rPr>
           </w:pPr>
-          <w:hyperlink w:anchor="_Toc221702085" w:history="1">
+          <w:hyperlink w:anchor="_Toc221783179" w:history="1">
             <w:r>
               <w:rPr>
                 <w:rStyle w:val="Hyperlink"/>
@@ -2087,7 +2087,7 @@
                 <w:noProof/>
                 <w:webHidden/>
               </w:rPr>
-              <w:instrText xml:space="preserve"> PAGEREF _Toc221702085 \h </w:instrText>
+              <w:instrText xml:space="preserve"> PAGEREF _Toc221783179 \h </w:instrText>
             </w:r>
             <w:r>
               <w:rPr>
@@ -2107,7 +2107,7 @@
                 <w:noProof/>
                 <w:webHidden/>
               </w:rPr>
-              <w:t>9</w:t>
+              <w:t>11</w:t>
             </w:r>
             <w:r>
               <w:rPr>
@@ -2133,7 +2133,7 @@
               <w:lang w:eastAsia="en-GB"/>
             </w:rPr>
           </w:pPr>
-          <w:hyperlink w:anchor="_Toc221702086" w:history="1">
+          <w:hyperlink w:anchor="_Toc221783180" w:history="1">
             <w:r>
               <w:rPr>
                 <w:rStyle w:val="Hyperlink"/>
@@ -2177,7 +2177,7 @@
                 <w:noProof/>
                 <w:webHidden/>
               </w:rPr>
-              <w:instrText xml:space="preserve"> PAGEREF _Toc221702086 \h </w:instrText>
+              <w:instrText xml:space="preserve"> PAGEREF _Toc221783180 \h </w:instrText>
             </w:r>
             <w:r>
               <w:rPr>
@@ -2197,7 +2197,7 @@
                 <w:noProof/>
                 <w:webHidden/>
               </w:rPr>
-              <w:t>10</w:t>
+              <w:t>12</w:t>
             </w:r>
             <w:r>
               <w:rPr>
@@ -2223,7 +2223,7 @@
               <w:lang w:eastAsia="en-GB"/>
             </w:rPr>
           </w:pPr>
-          <w:hyperlink w:anchor="_Toc221702087" w:history="1">
+          <w:hyperlink w:anchor="_Toc221783181" w:history="1">
             <w:r>
               <w:rPr>
                 <w:rStyle w:val="Hyperlink"/>
@@ -2267,7 +2267,7 @@
                 <w:noProof/>
                 <w:webHidden/>
               </w:rPr>
-              <w:instrText xml:space="preserve"> PAGEREF _Toc221702087 \h </w:instrText>
+              <w:instrText xml:space="preserve"> PAGEREF _Toc221783181 \h </w:instrText>
             </w:r>
             <w:r>
               <w:rPr>
@@ -2287,7 +2287,7 @@
                 <w:noProof/>
                 <w:webHidden/>
               </w:rPr>
-              <w:t>11</w:t>
+              <w:t>13</w:t>
             </w:r>
             <w:r>
               <w:rPr>
@@ -2312,13 +2312,13 @@
               <w:lang w:eastAsia="en-GB"/>
             </w:rPr>
           </w:pPr>
-          <w:hyperlink w:anchor="_Toc221702088" w:history="1">
-            <w:r>
-              <w:rPr>
-                <w:rStyle w:val="Hyperlink"/>
-                <w:noProof/>
-              </w:rPr>
-              <w:t>3. Bibliography</w:t>
+          <w:hyperlink w:anchor="_Toc221783182" w:history="1">
+            <w:r>
+              <w:rPr>
+                <w:rStyle w:val="Hyperlink"/>
+                <w:noProof/>
+              </w:rPr>
+              <w:t>3. Algorithm Pseudocode</w:t>
             </w:r>
             <w:r>
               <w:rPr>
@@ -2339,7 +2339,7 @@
                 <w:noProof/>
                 <w:webHidden/>
               </w:rPr>
-              <w:instrText xml:space="preserve"> PAGEREF _Toc221702088 \h </w:instrText>
+              <w:instrText xml:space="preserve"> PAGEREF _Toc221783182 \h </w:instrText>
             </w:r>
             <w:r>
               <w:rPr>
@@ -2359,7 +2359,4093 @@
                 <w:noProof/>
                 <w:webHidden/>
               </w:rPr>
-              <w:t>12</w:t>
+              <w:t>14</w:t>
+            </w:r>
+            <w:r>
+              <w:rPr>
+                <w:noProof/>
+                <w:webHidden/>
+              </w:rPr>
+              <w:fldChar w:fldCharType="end"/>
+            </w:r>
+          </w:hyperlink>
+        </w:p>
+        <w:p>
+          <w:pPr>
+            <w:pStyle w:val="TOC2"/>
+            <w:tabs>
+              <w:tab w:val="left" w:pos="960"/>
+              <w:tab w:val="right" w:leader="dot" w:pos="9016"/>
+            </w:tabs>
+            <w:rPr>
+              <w:rFonts w:eastAsiaTheme="minorEastAsia"/>
+              <w:noProof/>
+              <w:sz w:val="24"/>
+              <w:szCs w:val="24"/>
+              <w:lang w:eastAsia="en-GB"/>
+            </w:rPr>
+          </w:pPr>
+          <w:hyperlink w:anchor="_Toc221783183" w:history="1">
+            <w:r>
+              <w:rPr>
+                <w:rStyle w:val="Hyperlink"/>
+                <w:noProof/>
+              </w:rPr>
+              <w:t>3.1</w:t>
+            </w:r>
+            <w:r>
+              <w:rPr>
+                <w:rFonts w:eastAsiaTheme="minorEastAsia"/>
+                <w:noProof/>
+                <w:sz w:val="24"/>
+                <w:szCs w:val="24"/>
+                <w:lang w:eastAsia="en-GB"/>
+              </w:rPr>
+              <w:tab/>
+            </w:r>
+            <w:r>
+              <w:rPr>
+                <w:rStyle w:val="Hyperlink"/>
+                <w:noProof/>
+              </w:rPr>
+              <w:t>SCARAB</w:t>
+            </w:r>
+            <w:r>
+              <w:rPr>
+                <w:noProof/>
+                <w:webHidden/>
+              </w:rPr>
+              <w:tab/>
+            </w:r>
+            <w:r>
+              <w:rPr>
+                <w:noProof/>
+                <w:webHidden/>
+              </w:rPr>
+              <w:fldChar w:fldCharType="begin"/>
+            </w:r>
+            <w:r>
+              <w:rPr>
+                <w:noProof/>
+                <w:webHidden/>
+              </w:rPr>
+              <w:instrText xml:space="preserve"> PAGEREF _Toc221783183 \h </w:instrText>
+            </w:r>
+            <w:r>
+              <w:rPr>
+                <w:noProof/>
+                <w:webHidden/>
+              </w:rPr>
+            </w:r>
+            <w:r>
+              <w:rPr>
+                <w:noProof/>
+                <w:webHidden/>
+              </w:rPr>
+              <w:fldChar w:fldCharType="separate"/>
+            </w:r>
+            <w:r>
+              <w:rPr>
+                <w:noProof/>
+                <w:webHidden/>
+              </w:rPr>
+              <w:t>14</w:t>
+            </w:r>
+            <w:r>
+              <w:rPr>
+                <w:noProof/>
+                <w:webHidden/>
+              </w:rPr>
+              <w:fldChar w:fldCharType="end"/>
+            </w:r>
+          </w:hyperlink>
+        </w:p>
+        <w:p>
+          <w:pPr>
+            <w:pStyle w:val="TOC3"/>
+            <w:tabs>
+              <w:tab w:val="left" w:pos="1200"/>
+              <w:tab w:val="right" w:leader="dot" w:pos="9016"/>
+            </w:tabs>
+            <w:rPr>
+              <w:rFonts w:eastAsiaTheme="minorEastAsia"/>
+              <w:noProof/>
+              <w:sz w:val="24"/>
+              <w:szCs w:val="24"/>
+              <w:lang w:eastAsia="en-GB"/>
+            </w:rPr>
+          </w:pPr>
+          <w:hyperlink w:anchor="_Toc221783184" w:history="1">
+            <w:r>
+              <w:rPr>
+                <w:rStyle w:val="Hyperlink"/>
+                <w:noProof/>
+              </w:rPr>
+              <w:t>3.1.1</w:t>
+            </w:r>
+            <w:r>
+              <w:rPr>
+                <w:rFonts w:eastAsiaTheme="minorEastAsia"/>
+                <w:noProof/>
+                <w:sz w:val="24"/>
+                <w:szCs w:val="24"/>
+                <w:lang w:eastAsia="en-GB"/>
+              </w:rPr>
+              <w:tab/>
+            </w:r>
+            <w:r>
+              <w:rPr>
+                <w:rStyle w:val="Hyperlink"/>
+                <w:noProof/>
+              </w:rPr>
+              <w:t>Identify Module</w:t>
+            </w:r>
+            <w:r>
+              <w:rPr>
+                <w:noProof/>
+                <w:webHidden/>
+              </w:rPr>
+              <w:tab/>
+            </w:r>
+            <w:r>
+              <w:rPr>
+                <w:noProof/>
+                <w:webHidden/>
+              </w:rPr>
+              <w:fldChar w:fldCharType="begin"/>
+            </w:r>
+            <w:r>
+              <w:rPr>
+                <w:noProof/>
+                <w:webHidden/>
+              </w:rPr>
+              <w:instrText xml:space="preserve"> PAGEREF _Toc221783184 \h </w:instrText>
+            </w:r>
+            <w:r>
+              <w:rPr>
+                <w:noProof/>
+                <w:webHidden/>
+              </w:rPr>
+            </w:r>
+            <w:r>
+              <w:rPr>
+                <w:noProof/>
+                <w:webHidden/>
+              </w:rPr>
+              <w:fldChar w:fldCharType="separate"/>
+            </w:r>
+            <w:r>
+              <w:rPr>
+                <w:noProof/>
+                <w:webHidden/>
+              </w:rPr>
+              <w:t>14</w:t>
+            </w:r>
+            <w:r>
+              <w:rPr>
+                <w:noProof/>
+                <w:webHidden/>
+              </w:rPr>
+              <w:fldChar w:fldCharType="end"/>
+            </w:r>
+          </w:hyperlink>
+        </w:p>
+        <w:p>
+          <w:pPr>
+            <w:pStyle w:val="TOC2"/>
+            <w:tabs>
+              <w:tab w:val="left" w:pos="960"/>
+              <w:tab w:val="right" w:leader="dot" w:pos="9016"/>
+            </w:tabs>
+            <w:rPr>
+              <w:rFonts w:eastAsiaTheme="minorEastAsia"/>
+              <w:noProof/>
+              <w:sz w:val="24"/>
+              <w:szCs w:val="24"/>
+              <w:lang w:eastAsia="en-GB"/>
+            </w:rPr>
+          </w:pPr>
+          <w:hyperlink w:anchor="_Toc221783185" w:history="1">
+            <w:r>
+              <w:rPr>
+                <w:rStyle w:val="Hyperlink"/>
+                <w:noProof/>
+              </w:rPr>
+              <w:t>3.2</w:t>
+            </w:r>
+            <w:r>
+              <w:rPr>
+                <w:rFonts w:eastAsiaTheme="minorEastAsia"/>
+                <w:noProof/>
+                <w:sz w:val="24"/>
+                <w:szCs w:val="24"/>
+                <w:lang w:eastAsia="en-GB"/>
+              </w:rPr>
+              <w:tab/>
+            </w:r>
+            <w:r>
+              <w:rPr>
+                <w:rStyle w:val="Hyperlink"/>
+                <w:noProof/>
+              </w:rPr>
+              <w:t>SNES</w:t>
+            </w:r>
+            <w:r>
+              <w:rPr>
+                <w:noProof/>
+                <w:webHidden/>
+              </w:rPr>
+              <w:tab/>
+            </w:r>
+            <w:r>
+              <w:rPr>
+                <w:noProof/>
+                <w:webHidden/>
+              </w:rPr>
+              <w:fldChar w:fldCharType="begin"/>
+            </w:r>
+            <w:r>
+              <w:rPr>
+                <w:noProof/>
+                <w:webHidden/>
+              </w:rPr>
+              <w:instrText xml:space="preserve"> PAGEREF _Toc221783185 \h </w:instrText>
+            </w:r>
+            <w:r>
+              <w:rPr>
+                <w:noProof/>
+                <w:webHidden/>
+              </w:rPr>
+            </w:r>
+            <w:r>
+              <w:rPr>
+                <w:noProof/>
+                <w:webHidden/>
+              </w:rPr>
+              <w:fldChar w:fldCharType="separate"/>
+            </w:r>
+            <w:r>
+              <w:rPr>
+                <w:noProof/>
+                <w:webHidden/>
+              </w:rPr>
+              <w:t>14</w:t>
+            </w:r>
+            <w:r>
+              <w:rPr>
+                <w:noProof/>
+                <w:webHidden/>
+              </w:rPr>
+              <w:fldChar w:fldCharType="end"/>
+            </w:r>
+          </w:hyperlink>
+        </w:p>
+        <w:p>
+          <w:pPr>
+            <w:pStyle w:val="TOC3"/>
+            <w:tabs>
+              <w:tab w:val="left" w:pos="1200"/>
+              <w:tab w:val="right" w:leader="dot" w:pos="9016"/>
+            </w:tabs>
+            <w:rPr>
+              <w:rFonts w:eastAsiaTheme="minorEastAsia"/>
+              <w:noProof/>
+              <w:sz w:val="24"/>
+              <w:szCs w:val="24"/>
+              <w:lang w:eastAsia="en-GB"/>
+            </w:rPr>
+          </w:pPr>
+          <w:hyperlink w:anchor="_Toc221783186" w:history="1">
+            <w:r>
+              <w:rPr>
+                <w:rStyle w:val="Hyperlink"/>
+                <w:noProof/>
+              </w:rPr>
+              <w:t>3.2.1</w:t>
+            </w:r>
+            <w:r>
+              <w:rPr>
+                <w:rFonts w:eastAsiaTheme="minorEastAsia"/>
+                <w:noProof/>
+                <w:sz w:val="24"/>
+                <w:szCs w:val="24"/>
+                <w:lang w:eastAsia="en-GB"/>
+              </w:rPr>
+              <w:tab/>
+            </w:r>
+            <w:r>
+              <w:rPr>
+                <w:rStyle w:val="Hyperlink"/>
+                <w:noProof/>
+              </w:rPr>
+              <w:t>Read Cartridge</w:t>
+            </w:r>
+            <w:r>
+              <w:rPr>
+                <w:noProof/>
+                <w:webHidden/>
+              </w:rPr>
+              <w:tab/>
+            </w:r>
+            <w:r>
+              <w:rPr>
+                <w:noProof/>
+                <w:webHidden/>
+              </w:rPr>
+              <w:fldChar w:fldCharType="begin"/>
+            </w:r>
+            <w:r>
+              <w:rPr>
+                <w:noProof/>
+                <w:webHidden/>
+              </w:rPr>
+              <w:instrText xml:space="preserve"> PAGEREF _Toc221783186 \h </w:instrText>
+            </w:r>
+            <w:r>
+              <w:rPr>
+                <w:noProof/>
+                <w:webHidden/>
+              </w:rPr>
+            </w:r>
+            <w:r>
+              <w:rPr>
+                <w:noProof/>
+                <w:webHidden/>
+              </w:rPr>
+              <w:fldChar w:fldCharType="separate"/>
+            </w:r>
+            <w:r>
+              <w:rPr>
+                <w:noProof/>
+                <w:webHidden/>
+              </w:rPr>
+              <w:t>14</w:t>
+            </w:r>
+            <w:r>
+              <w:rPr>
+                <w:noProof/>
+                <w:webHidden/>
+              </w:rPr>
+              <w:fldChar w:fldCharType="end"/>
+            </w:r>
+          </w:hyperlink>
+        </w:p>
+        <w:p>
+          <w:pPr>
+            <w:pStyle w:val="TOC3"/>
+            <w:tabs>
+              <w:tab w:val="left" w:pos="1200"/>
+              <w:tab w:val="right" w:leader="dot" w:pos="9016"/>
+            </w:tabs>
+            <w:rPr>
+              <w:rFonts w:eastAsiaTheme="minorEastAsia"/>
+              <w:noProof/>
+              <w:sz w:val="24"/>
+              <w:szCs w:val="24"/>
+              <w:lang w:eastAsia="en-GB"/>
+            </w:rPr>
+          </w:pPr>
+          <w:hyperlink w:anchor="_Toc221783187" w:history="1">
+            <w:r>
+              <w:rPr>
+                <w:rStyle w:val="Hyperlink"/>
+                <w:noProof/>
+              </w:rPr>
+              <w:t>3.2.2</w:t>
+            </w:r>
+            <w:r>
+              <w:rPr>
+                <w:rFonts w:eastAsiaTheme="minorEastAsia"/>
+                <w:noProof/>
+                <w:sz w:val="24"/>
+                <w:szCs w:val="24"/>
+                <w:lang w:eastAsia="en-GB"/>
+              </w:rPr>
+              <w:tab/>
+            </w:r>
+            <w:r>
+              <w:rPr>
+                <w:rStyle w:val="Hyperlink"/>
+                <w:noProof/>
+              </w:rPr>
+              <w:t>Write Cartridge</w:t>
+            </w:r>
+            <w:r>
+              <w:rPr>
+                <w:noProof/>
+                <w:webHidden/>
+              </w:rPr>
+              <w:tab/>
+            </w:r>
+            <w:r>
+              <w:rPr>
+                <w:noProof/>
+                <w:webHidden/>
+              </w:rPr>
+              <w:fldChar w:fldCharType="begin"/>
+            </w:r>
+            <w:r>
+              <w:rPr>
+                <w:noProof/>
+                <w:webHidden/>
+              </w:rPr>
+              <w:instrText xml:space="preserve"> PAGEREF _Toc221783187 \h </w:instrText>
+            </w:r>
+            <w:r>
+              <w:rPr>
+                <w:noProof/>
+                <w:webHidden/>
+              </w:rPr>
+            </w:r>
+            <w:r>
+              <w:rPr>
+                <w:noProof/>
+                <w:webHidden/>
+              </w:rPr>
+              <w:fldChar w:fldCharType="separate"/>
+            </w:r>
+            <w:r>
+              <w:rPr>
+                <w:noProof/>
+                <w:webHidden/>
+              </w:rPr>
+              <w:t>15</w:t>
+            </w:r>
+            <w:r>
+              <w:rPr>
+                <w:noProof/>
+                <w:webHidden/>
+              </w:rPr>
+              <w:fldChar w:fldCharType="end"/>
+            </w:r>
+          </w:hyperlink>
+        </w:p>
+        <w:p>
+          <w:pPr>
+            <w:pStyle w:val="TOC3"/>
+            <w:tabs>
+              <w:tab w:val="left" w:pos="1200"/>
+              <w:tab w:val="right" w:leader="dot" w:pos="9016"/>
+            </w:tabs>
+            <w:rPr>
+              <w:rFonts w:eastAsiaTheme="minorEastAsia"/>
+              <w:noProof/>
+              <w:sz w:val="24"/>
+              <w:szCs w:val="24"/>
+              <w:lang w:eastAsia="en-GB"/>
+            </w:rPr>
+          </w:pPr>
+          <w:hyperlink w:anchor="_Toc221783188" w:history="1">
+            <w:r>
+              <w:rPr>
+                <w:rStyle w:val="Hyperlink"/>
+                <w:noProof/>
+              </w:rPr>
+              <w:t>3.2.3</w:t>
+            </w:r>
+            <w:r>
+              <w:rPr>
+                <w:rFonts w:eastAsiaTheme="minorEastAsia"/>
+                <w:noProof/>
+                <w:sz w:val="24"/>
+                <w:szCs w:val="24"/>
+                <w:lang w:eastAsia="en-GB"/>
+              </w:rPr>
+              <w:tab/>
+            </w:r>
+            <w:r>
+              <w:rPr>
+                <w:rStyle w:val="Hyperlink"/>
+                <w:noProof/>
+              </w:rPr>
+              <w:t>Dump Save</w:t>
+            </w:r>
+            <w:r>
+              <w:rPr>
+                <w:noProof/>
+                <w:webHidden/>
+              </w:rPr>
+              <w:tab/>
+            </w:r>
+            <w:r>
+              <w:rPr>
+                <w:noProof/>
+                <w:webHidden/>
+              </w:rPr>
+              <w:fldChar w:fldCharType="begin"/>
+            </w:r>
+            <w:r>
+              <w:rPr>
+                <w:noProof/>
+                <w:webHidden/>
+              </w:rPr>
+              <w:instrText xml:space="preserve"> PAGEREF _Toc221783188 \h </w:instrText>
+            </w:r>
+            <w:r>
+              <w:rPr>
+                <w:noProof/>
+                <w:webHidden/>
+              </w:rPr>
+            </w:r>
+            <w:r>
+              <w:rPr>
+                <w:noProof/>
+                <w:webHidden/>
+              </w:rPr>
+              <w:fldChar w:fldCharType="separate"/>
+            </w:r>
+            <w:r>
+              <w:rPr>
+                <w:noProof/>
+                <w:webHidden/>
+              </w:rPr>
+              <w:t>15</w:t>
+            </w:r>
+            <w:r>
+              <w:rPr>
+                <w:noProof/>
+                <w:webHidden/>
+              </w:rPr>
+              <w:fldChar w:fldCharType="end"/>
+            </w:r>
+          </w:hyperlink>
+        </w:p>
+        <w:p>
+          <w:pPr>
+            <w:pStyle w:val="TOC3"/>
+            <w:tabs>
+              <w:tab w:val="left" w:pos="1200"/>
+              <w:tab w:val="right" w:leader="dot" w:pos="9016"/>
+            </w:tabs>
+            <w:rPr>
+              <w:rFonts w:eastAsiaTheme="minorEastAsia"/>
+              <w:noProof/>
+              <w:sz w:val="24"/>
+              <w:szCs w:val="24"/>
+              <w:lang w:eastAsia="en-GB"/>
+            </w:rPr>
+          </w:pPr>
+          <w:hyperlink w:anchor="_Toc221783189" w:history="1">
+            <w:r>
+              <w:rPr>
+                <w:rStyle w:val="Hyperlink"/>
+                <w:noProof/>
+              </w:rPr>
+              <w:t>3.2.4</w:t>
+            </w:r>
+            <w:r>
+              <w:rPr>
+                <w:rFonts w:eastAsiaTheme="minorEastAsia"/>
+                <w:noProof/>
+                <w:sz w:val="24"/>
+                <w:szCs w:val="24"/>
+                <w:lang w:eastAsia="en-GB"/>
+              </w:rPr>
+              <w:tab/>
+            </w:r>
+            <w:r>
+              <w:rPr>
+                <w:rStyle w:val="Hyperlink"/>
+                <w:noProof/>
+              </w:rPr>
+              <w:t>Restore Save</w:t>
+            </w:r>
+            <w:r>
+              <w:rPr>
+                <w:noProof/>
+                <w:webHidden/>
+              </w:rPr>
+              <w:tab/>
+            </w:r>
+            <w:r>
+              <w:rPr>
+                <w:noProof/>
+                <w:webHidden/>
+              </w:rPr>
+              <w:fldChar w:fldCharType="begin"/>
+            </w:r>
+            <w:r>
+              <w:rPr>
+                <w:noProof/>
+                <w:webHidden/>
+              </w:rPr>
+              <w:instrText xml:space="preserve"> PAGEREF _Toc221783189 \h </w:instrText>
+            </w:r>
+            <w:r>
+              <w:rPr>
+                <w:noProof/>
+                <w:webHidden/>
+              </w:rPr>
+            </w:r>
+            <w:r>
+              <w:rPr>
+                <w:noProof/>
+                <w:webHidden/>
+              </w:rPr>
+              <w:fldChar w:fldCharType="separate"/>
+            </w:r>
+            <w:r>
+              <w:rPr>
+                <w:noProof/>
+                <w:webHidden/>
+              </w:rPr>
+              <w:t>16</w:t>
+            </w:r>
+            <w:r>
+              <w:rPr>
+                <w:noProof/>
+                <w:webHidden/>
+              </w:rPr>
+              <w:fldChar w:fldCharType="end"/>
+            </w:r>
+          </w:hyperlink>
+        </w:p>
+        <w:p>
+          <w:pPr>
+            <w:pStyle w:val="TOC3"/>
+            <w:tabs>
+              <w:tab w:val="left" w:pos="1200"/>
+              <w:tab w:val="right" w:leader="dot" w:pos="9016"/>
+            </w:tabs>
+            <w:rPr>
+              <w:rFonts w:eastAsiaTheme="minorEastAsia"/>
+              <w:noProof/>
+              <w:sz w:val="24"/>
+              <w:szCs w:val="24"/>
+              <w:lang w:eastAsia="en-GB"/>
+            </w:rPr>
+          </w:pPr>
+          <w:hyperlink w:anchor="_Toc221783190" w:history="1">
+            <w:r>
+              <w:rPr>
+                <w:rStyle w:val="Hyperlink"/>
+                <w:noProof/>
+              </w:rPr>
+              <w:t>3.2.5</w:t>
+            </w:r>
+            <w:r>
+              <w:rPr>
+                <w:rFonts w:eastAsiaTheme="minorEastAsia"/>
+                <w:noProof/>
+                <w:sz w:val="24"/>
+                <w:szCs w:val="24"/>
+                <w:lang w:eastAsia="en-GB"/>
+              </w:rPr>
+              <w:tab/>
+            </w:r>
+            <w:r>
+              <w:rPr>
+                <w:rStyle w:val="Hyperlink"/>
+                <w:noProof/>
+              </w:rPr>
+              <w:t>Calculate Checksum</w:t>
+            </w:r>
+            <w:r>
+              <w:rPr>
+                <w:noProof/>
+                <w:webHidden/>
+              </w:rPr>
+              <w:tab/>
+            </w:r>
+            <w:r>
+              <w:rPr>
+                <w:noProof/>
+                <w:webHidden/>
+              </w:rPr>
+              <w:fldChar w:fldCharType="begin"/>
+            </w:r>
+            <w:r>
+              <w:rPr>
+                <w:noProof/>
+                <w:webHidden/>
+              </w:rPr>
+              <w:instrText xml:space="preserve"> PAGEREF _Toc221783190 \h </w:instrText>
+            </w:r>
+            <w:r>
+              <w:rPr>
+                <w:noProof/>
+                <w:webHidden/>
+              </w:rPr>
+            </w:r>
+            <w:r>
+              <w:rPr>
+                <w:noProof/>
+                <w:webHidden/>
+              </w:rPr>
+              <w:fldChar w:fldCharType="separate"/>
+            </w:r>
+            <w:r>
+              <w:rPr>
+                <w:noProof/>
+                <w:webHidden/>
+              </w:rPr>
+              <w:t>16</w:t>
+            </w:r>
+            <w:r>
+              <w:rPr>
+                <w:noProof/>
+                <w:webHidden/>
+              </w:rPr>
+              <w:fldChar w:fldCharType="end"/>
+            </w:r>
+          </w:hyperlink>
+        </w:p>
+        <w:p>
+          <w:pPr>
+            <w:pStyle w:val="TOC2"/>
+            <w:tabs>
+              <w:tab w:val="left" w:pos="960"/>
+              <w:tab w:val="right" w:leader="dot" w:pos="9016"/>
+            </w:tabs>
+            <w:rPr>
+              <w:rFonts w:eastAsiaTheme="minorEastAsia"/>
+              <w:noProof/>
+              <w:sz w:val="24"/>
+              <w:szCs w:val="24"/>
+              <w:lang w:eastAsia="en-GB"/>
+            </w:rPr>
+          </w:pPr>
+          <w:hyperlink w:anchor="_Toc221783191" w:history="1">
+            <w:r>
+              <w:rPr>
+                <w:rStyle w:val="Hyperlink"/>
+                <w:noProof/>
+              </w:rPr>
+              <w:t>3.3</w:t>
+            </w:r>
+            <w:r>
+              <w:rPr>
+                <w:rFonts w:eastAsiaTheme="minorEastAsia"/>
+                <w:noProof/>
+                <w:sz w:val="24"/>
+                <w:szCs w:val="24"/>
+                <w:lang w:eastAsia="en-GB"/>
+              </w:rPr>
+              <w:tab/>
+            </w:r>
+            <w:r>
+              <w:rPr>
+                <w:rStyle w:val="Hyperlink"/>
+                <w:noProof/>
+              </w:rPr>
+              <w:t>NES</w:t>
+            </w:r>
+            <w:r>
+              <w:rPr>
+                <w:noProof/>
+                <w:webHidden/>
+              </w:rPr>
+              <w:tab/>
+            </w:r>
+            <w:r>
+              <w:rPr>
+                <w:noProof/>
+                <w:webHidden/>
+              </w:rPr>
+              <w:fldChar w:fldCharType="begin"/>
+            </w:r>
+            <w:r>
+              <w:rPr>
+                <w:noProof/>
+                <w:webHidden/>
+              </w:rPr>
+              <w:instrText xml:space="preserve"> PAGEREF _Toc221783191 \h </w:instrText>
+            </w:r>
+            <w:r>
+              <w:rPr>
+                <w:noProof/>
+                <w:webHidden/>
+              </w:rPr>
+            </w:r>
+            <w:r>
+              <w:rPr>
+                <w:noProof/>
+                <w:webHidden/>
+              </w:rPr>
+              <w:fldChar w:fldCharType="separate"/>
+            </w:r>
+            <w:r>
+              <w:rPr>
+                <w:noProof/>
+                <w:webHidden/>
+              </w:rPr>
+              <w:t>16</w:t>
+            </w:r>
+            <w:r>
+              <w:rPr>
+                <w:noProof/>
+                <w:webHidden/>
+              </w:rPr>
+              <w:fldChar w:fldCharType="end"/>
+            </w:r>
+          </w:hyperlink>
+        </w:p>
+        <w:p>
+          <w:pPr>
+            <w:pStyle w:val="TOC3"/>
+            <w:tabs>
+              <w:tab w:val="left" w:pos="1200"/>
+              <w:tab w:val="right" w:leader="dot" w:pos="9016"/>
+            </w:tabs>
+            <w:rPr>
+              <w:rFonts w:eastAsiaTheme="minorEastAsia"/>
+              <w:noProof/>
+              <w:sz w:val="24"/>
+              <w:szCs w:val="24"/>
+              <w:lang w:eastAsia="en-GB"/>
+            </w:rPr>
+          </w:pPr>
+          <w:hyperlink w:anchor="_Toc221783192" w:history="1">
+            <w:r>
+              <w:rPr>
+                <w:rStyle w:val="Hyperlink"/>
+                <w:noProof/>
+              </w:rPr>
+              <w:t>3.3.1</w:t>
+            </w:r>
+            <w:r>
+              <w:rPr>
+                <w:rFonts w:eastAsiaTheme="minorEastAsia"/>
+                <w:noProof/>
+                <w:sz w:val="24"/>
+                <w:szCs w:val="24"/>
+                <w:lang w:eastAsia="en-GB"/>
+              </w:rPr>
+              <w:tab/>
+            </w:r>
+            <w:r>
+              <w:rPr>
+                <w:rStyle w:val="Hyperlink"/>
+                <w:noProof/>
+              </w:rPr>
+              <w:t>Read Cartridge</w:t>
+            </w:r>
+            <w:r>
+              <w:rPr>
+                <w:noProof/>
+                <w:webHidden/>
+              </w:rPr>
+              <w:tab/>
+            </w:r>
+            <w:r>
+              <w:rPr>
+                <w:noProof/>
+                <w:webHidden/>
+              </w:rPr>
+              <w:fldChar w:fldCharType="begin"/>
+            </w:r>
+            <w:r>
+              <w:rPr>
+                <w:noProof/>
+                <w:webHidden/>
+              </w:rPr>
+              <w:instrText xml:space="preserve"> PAGEREF _Toc221783192 \h </w:instrText>
+            </w:r>
+            <w:r>
+              <w:rPr>
+                <w:noProof/>
+                <w:webHidden/>
+              </w:rPr>
+            </w:r>
+            <w:r>
+              <w:rPr>
+                <w:noProof/>
+                <w:webHidden/>
+              </w:rPr>
+              <w:fldChar w:fldCharType="separate"/>
+            </w:r>
+            <w:r>
+              <w:rPr>
+                <w:noProof/>
+                <w:webHidden/>
+              </w:rPr>
+              <w:t>16</w:t>
+            </w:r>
+            <w:r>
+              <w:rPr>
+                <w:noProof/>
+                <w:webHidden/>
+              </w:rPr>
+              <w:fldChar w:fldCharType="end"/>
+            </w:r>
+          </w:hyperlink>
+        </w:p>
+        <w:p>
+          <w:pPr>
+            <w:pStyle w:val="TOC3"/>
+            <w:tabs>
+              <w:tab w:val="left" w:pos="1200"/>
+              <w:tab w:val="right" w:leader="dot" w:pos="9016"/>
+            </w:tabs>
+            <w:rPr>
+              <w:rFonts w:eastAsiaTheme="minorEastAsia"/>
+              <w:noProof/>
+              <w:sz w:val="24"/>
+              <w:szCs w:val="24"/>
+              <w:lang w:eastAsia="en-GB"/>
+            </w:rPr>
+          </w:pPr>
+          <w:hyperlink w:anchor="_Toc221783193" w:history="1">
+            <w:r>
+              <w:rPr>
+                <w:rStyle w:val="Hyperlink"/>
+                <w:noProof/>
+              </w:rPr>
+              <w:t>3.3.2</w:t>
+            </w:r>
+            <w:r>
+              <w:rPr>
+                <w:rFonts w:eastAsiaTheme="minorEastAsia"/>
+                <w:noProof/>
+                <w:sz w:val="24"/>
+                <w:szCs w:val="24"/>
+                <w:lang w:eastAsia="en-GB"/>
+              </w:rPr>
+              <w:tab/>
+            </w:r>
+            <w:r>
+              <w:rPr>
+                <w:rStyle w:val="Hyperlink"/>
+                <w:noProof/>
+              </w:rPr>
+              <w:t>Write Cartridge</w:t>
+            </w:r>
+            <w:r>
+              <w:rPr>
+                <w:noProof/>
+                <w:webHidden/>
+              </w:rPr>
+              <w:tab/>
+            </w:r>
+            <w:r>
+              <w:rPr>
+                <w:noProof/>
+                <w:webHidden/>
+              </w:rPr>
+              <w:fldChar w:fldCharType="begin"/>
+            </w:r>
+            <w:r>
+              <w:rPr>
+                <w:noProof/>
+                <w:webHidden/>
+              </w:rPr>
+              <w:instrText xml:space="preserve"> PAGEREF _Toc221783193 \h </w:instrText>
+            </w:r>
+            <w:r>
+              <w:rPr>
+                <w:noProof/>
+                <w:webHidden/>
+              </w:rPr>
+            </w:r>
+            <w:r>
+              <w:rPr>
+                <w:noProof/>
+                <w:webHidden/>
+              </w:rPr>
+              <w:fldChar w:fldCharType="separate"/>
+            </w:r>
+            <w:r>
+              <w:rPr>
+                <w:noProof/>
+                <w:webHidden/>
+              </w:rPr>
+              <w:t>17</w:t>
+            </w:r>
+            <w:r>
+              <w:rPr>
+                <w:noProof/>
+                <w:webHidden/>
+              </w:rPr>
+              <w:fldChar w:fldCharType="end"/>
+            </w:r>
+          </w:hyperlink>
+        </w:p>
+        <w:p>
+          <w:pPr>
+            <w:pStyle w:val="TOC3"/>
+            <w:tabs>
+              <w:tab w:val="left" w:pos="1200"/>
+              <w:tab w:val="right" w:leader="dot" w:pos="9016"/>
+            </w:tabs>
+            <w:rPr>
+              <w:rFonts w:eastAsiaTheme="minorEastAsia"/>
+              <w:noProof/>
+              <w:sz w:val="24"/>
+              <w:szCs w:val="24"/>
+              <w:lang w:eastAsia="en-GB"/>
+            </w:rPr>
+          </w:pPr>
+          <w:hyperlink w:anchor="_Toc221783194" w:history="1">
+            <w:r>
+              <w:rPr>
+                <w:rStyle w:val="Hyperlink"/>
+                <w:noProof/>
+              </w:rPr>
+              <w:t>3.3.3</w:t>
+            </w:r>
+            <w:r>
+              <w:rPr>
+                <w:rFonts w:eastAsiaTheme="minorEastAsia"/>
+                <w:noProof/>
+                <w:sz w:val="24"/>
+                <w:szCs w:val="24"/>
+                <w:lang w:eastAsia="en-GB"/>
+              </w:rPr>
+              <w:tab/>
+            </w:r>
+            <w:r>
+              <w:rPr>
+                <w:rStyle w:val="Hyperlink"/>
+                <w:noProof/>
+              </w:rPr>
+              <w:t>Dump Save</w:t>
+            </w:r>
+            <w:r>
+              <w:rPr>
+                <w:noProof/>
+                <w:webHidden/>
+              </w:rPr>
+              <w:tab/>
+            </w:r>
+            <w:r>
+              <w:rPr>
+                <w:noProof/>
+                <w:webHidden/>
+              </w:rPr>
+              <w:fldChar w:fldCharType="begin"/>
+            </w:r>
+            <w:r>
+              <w:rPr>
+                <w:noProof/>
+                <w:webHidden/>
+              </w:rPr>
+              <w:instrText xml:space="preserve"> PAGEREF _Toc221783194 \h </w:instrText>
+            </w:r>
+            <w:r>
+              <w:rPr>
+                <w:noProof/>
+                <w:webHidden/>
+              </w:rPr>
+            </w:r>
+            <w:r>
+              <w:rPr>
+                <w:noProof/>
+                <w:webHidden/>
+              </w:rPr>
+              <w:fldChar w:fldCharType="separate"/>
+            </w:r>
+            <w:r>
+              <w:rPr>
+                <w:noProof/>
+                <w:webHidden/>
+              </w:rPr>
+              <w:t>17</w:t>
+            </w:r>
+            <w:r>
+              <w:rPr>
+                <w:noProof/>
+                <w:webHidden/>
+              </w:rPr>
+              <w:fldChar w:fldCharType="end"/>
+            </w:r>
+          </w:hyperlink>
+        </w:p>
+        <w:p>
+          <w:pPr>
+            <w:pStyle w:val="TOC3"/>
+            <w:tabs>
+              <w:tab w:val="left" w:pos="1200"/>
+              <w:tab w:val="right" w:leader="dot" w:pos="9016"/>
+            </w:tabs>
+            <w:rPr>
+              <w:rFonts w:eastAsiaTheme="minorEastAsia"/>
+              <w:noProof/>
+              <w:sz w:val="24"/>
+              <w:szCs w:val="24"/>
+              <w:lang w:eastAsia="en-GB"/>
+            </w:rPr>
+          </w:pPr>
+          <w:hyperlink w:anchor="_Toc221783195" w:history="1">
+            <w:r>
+              <w:rPr>
+                <w:rStyle w:val="Hyperlink"/>
+                <w:noProof/>
+              </w:rPr>
+              <w:t>3.3.4</w:t>
+            </w:r>
+            <w:r>
+              <w:rPr>
+                <w:rFonts w:eastAsiaTheme="minorEastAsia"/>
+                <w:noProof/>
+                <w:sz w:val="24"/>
+                <w:szCs w:val="24"/>
+                <w:lang w:eastAsia="en-GB"/>
+              </w:rPr>
+              <w:tab/>
+            </w:r>
+            <w:r>
+              <w:rPr>
+                <w:rStyle w:val="Hyperlink"/>
+                <w:noProof/>
+              </w:rPr>
+              <w:t>Restore Save</w:t>
+            </w:r>
+            <w:r>
+              <w:rPr>
+                <w:noProof/>
+                <w:webHidden/>
+              </w:rPr>
+              <w:tab/>
+            </w:r>
+            <w:r>
+              <w:rPr>
+                <w:noProof/>
+                <w:webHidden/>
+              </w:rPr>
+              <w:fldChar w:fldCharType="begin"/>
+            </w:r>
+            <w:r>
+              <w:rPr>
+                <w:noProof/>
+                <w:webHidden/>
+              </w:rPr>
+              <w:instrText xml:space="preserve"> PAGEREF _Toc221783195 \h </w:instrText>
+            </w:r>
+            <w:r>
+              <w:rPr>
+                <w:noProof/>
+                <w:webHidden/>
+              </w:rPr>
+            </w:r>
+            <w:r>
+              <w:rPr>
+                <w:noProof/>
+                <w:webHidden/>
+              </w:rPr>
+              <w:fldChar w:fldCharType="separate"/>
+            </w:r>
+            <w:r>
+              <w:rPr>
+                <w:noProof/>
+                <w:webHidden/>
+              </w:rPr>
+              <w:t>18</w:t>
+            </w:r>
+            <w:r>
+              <w:rPr>
+                <w:noProof/>
+                <w:webHidden/>
+              </w:rPr>
+              <w:fldChar w:fldCharType="end"/>
+            </w:r>
+          </w:hyperlink>
+        </w:p>
+        <w:p>
+          <w:pPr>
+            <w:pStyle w:val="TOC3"/>
+            <w:tabs>
+              <w:tab w:val="left" w:pos="1200"/>
+              <w:tab w:val="right" w:leader="dot" w:pos="9016"/>
+            </w:tabs>
+            <w:rPr>
+              <w:rFonts w:eastAsiaTheme="minorEastAsia"/>
+              <w:noProof/>
+              <w:sz w:val="24"/>
+              <w:szCs w:val="24"/>
+              <w:lang w:eastAsia="en-GB"/>
+            </w:rPr>
+          </w:pPr>
+          <w:hyperlink w:anchor="_Toc221783196" w:history="1">
+            <w:r>
+              <w:rPr>
+                <w:rStyle w:val="Hyperlink"/>
+                <w:noProof/>
+              </w:rPr>
+              <w:t>3.3.5</w:t>
+            </w:r>
+            <w:r>
+              <w:rPr>
+                <w:rFonts w:eastAsiaTheme="minorEastAsia"/>
+                <w:noProof/>
+                <w:sz w:val="24"/>
+                <w:szCs w:val="24"/>
+                <w:lang w:eastAsia="en-GB"/>
+              </w:rPr>
+              <w:tab/>
+            </w:r>
+            <w:r>
+              <w:rPr>
+                <w:rStyle w:val="Hyperlink"/>
+                <w:noProof/>
+              </w:rPr>
+              <w:t>Calculate Checksum</w:t>
+            </w:r>
+            <w:r>
+              <w:rPr>
+                <w:noProof/>
+                <w:webHidden/>
+              </w:rPr>
+              <w:tab/>
+            </w:r>
+            <w:r>
+              <w:rPr>
+                <w:noProof/>
+                <w:webHidden/>
+              </w:rPr>
+              <w:fldChar w:fldCharType="begin"/>
+            </w:r>
+            <w:r>
+              <w:rPr>
+                <w:noProof/>
+                <w:webHidden/>
+              </w:rPr>
+              <w:instrText xml:space="preserve"> PAGEREF _Toc221783196 \h </w:instrText>
+            </w:r>
+            <w:r>
+              <w:rPr>
+                <w:noProof/>
+                <w:webHidden/>
+              </w:rPr>
+            </w:r>
+            <w:r>
+              <w:rPr>
+                <w:noProof/>
+                <w:webHidden/>
+              </w:rPr>
+              <w:fldChar w:fldCharType="separate"/>
+            </w:r>
+            <w:r>
+              <w:rPr>
+                <w:noProof/>
+                <w:webHidden/>
+              </w:rPr>
+              <w:t>18</w:t>
+            </w:r>
+            <w:r>
+              <w:rPr>
+                <w:noProof/>
+                <w:webHidden/>
+              </w:rPr>
+              <w:fldChar w:fldCharType="end"/>
+            </w:r>
+          </w:hyperlink>
+        </w:p>
+        <w:p>
+          <w:pPr>
+            <w:pStyle w:val="TOC2"/>
+            <w:tabs>
+              <w:tab w:val="left" w:pos="960"/>
+              <w:tab w:val="right" w:leader="dot" w:pos="9016"/>
+            </w:tabs>
+            <w:rPr>
+              <w:rFonts w:eastAsiaTheme="minorEastAsia"/>
+              <w:noProof/>
+              <w:sz w:val="24"/>
+              <w:szCs w:val="24"/>
+              <w:lang w:eastAsia="en-GB"/>
+            </w:rPr>
+          </w:pPr>
+          <w:hyperlink w:anchor="_Toc221783197" w:history="1">
+            <w:r>
+              <w:rPr>
+                <w:rStyle w:val="Hyperlink"/>
+                <w:noProof/>
+              </w:rPr>
+              <w:t>3.4</w:t>
+            </w:r>
+            <w:r>
+              <w:rPr>
+                <w:rFonts w:eastAsiaTheme="minorEastAsia"/>
+                <w:noProof/>
+                <w:sz w:val="24"/>
+                <w:szCs w:val="24"/>
+                <w:lang w:eastAsia="en-GB"/>
+              </w:rPr>
+              <w:tab/>
+            </w:r>
+            <w:r>
+              <w:rPr>
+                <w:rStyle w:val="Hyperlink"/>
+                <w:noProof/>
+              </w:rPr>
+              <w:t>GBA</w:t>
+            </w:r>
+            <w:r>
+              <w:rPr>
+                <w:noProof/>
+                <w:webHidden/>
+              </w:rPr>
+              <w:tab/>
+            </w:r>
+            <w:r>
+              <w:rPr>
+                <w:noProof/>
+                <w:webHidden/>
+              </w:rPr>
+              <w:fldChar w:fldCharType="begin"/>
+            </w:r>
+            <w:r>
+              <w:rPr>
+                <w:noProof/>
+                <w:webHidden/>
+              </w:rPr>
+              <w:instrText xml:space="preserve"> PAGEREF _Toc221783197 \h </w:instrText>
+            </w:r>
+            <w:r>
+              <w:rPr>
+                <w:noProof/>
+                <w:webHidden/>
+              </w:rPr>
+            </w:r>
+            <w:r>
+              <w:rPr>
+                <w:noProof/>
+                <w:webHidden/>
+              </w:rPr>
+              <w:fldChar w:fldCharType="separate"/>
+            </w:r>
+            <w:r>
+              <w:rPr>
+                <w:noProof/>
+                <w:webHidden/>
+              </w:rPr>
+              <w:t>18</w:t>
+            </w:r>
+            <w:r>
+              <w:rPr>
+                <w:noProof/>
+                <w:webHidden/>
+              </w:rPr>
+              <w:fldChar w:fldCharType="end"/>
+            </w:r>
+          </w:hyperlink>
+        </w:p>
+        <w:p>
+          <w:pPr>
+            <w:pStyle w:val="TOC3"/>
+            <w:tabs>
+              <w:tab w:val="left" w:pos="1200"/>
+              <w:tab w:val="right" w:leader="dot" w:pos="9016"/>
+            </w:tabs>
+            <w:rPr>
+              <w:rFonts w:eastAsiaTheme="minorEastAsia"/>
+              <w:noProof/>
+              <w:sz w:val="24"/>
+              <w:szCs w:val="24"/>
+              <w:lang w:eastAsia="en-GB"/>
+            </w:rPr>
+          </w:pPr>
+          <w:hyperlink w:anchor="_Toc221783198" w:history="1">
+            <w:r>
+              <w:rPr>
+                <w:rStyle w:val="Hyperlink"/>
+                <w:noProof/>
+              </w:rPr>
+              <w:t>3.4.1</w:t>
+            </w:r>
+            <w:r>
+              <w:rPr>
+                <w:rFonts w:eastAsiaTheme="minorEastAsia"/>
+                <w:noProof/>
+                <w:sz w:val="24"/>
+                <w:szCs w:val="24"/>
+                <w:lang w:eastAsia="en-GB"/>
+              </w:rPr>
+              <w:tab/>
+            </w:r>
+            <w:r>
+              <w:rPr>
+                <w:rStyle w:val="Hyperlink"/>
+                <w:noProof/>
+              </w:rPr>
+              <w:t>Read Cartridge</w:t>
+            </w:r>
+            <w:r>
+              <w:rPr>
+                <w:noProof/>
+                <w:webHidden/>
+              </w:rPr>
+              <w:tab/>
+            </w:r>
+            <w:r>
+              <w:rPr>
+                <w:noProof/>
+                <w:webHidden/>
+              </w:rPr>
+              <w:fldChar w:fldCharType="begin"/>
+            </w:r>
+            <w:r>
+              <w:rPr>
+                <w:noProof/>
+                <w:webHidden/>
+              </w:rPr>
+              <w:instrText xml:space="preserve"> PAGEREF _Toc221783198 \h </w:instrText>
+            </w:r>
+            <w:r>
+              <w:rPr>
+                <w:noProof/>
+                <w:webHidden/>
+              </w:rPr>
+            </w:r>
+            <w:r>
+              <w:rPr>
+                <w:noProof/>
+                <w:webHidden/>
+              </w:rPr>
+              <w:fldChar w:fldCharType="separate"/>
+            </w:r>
+            <w:r>
+              <w:rPr>
+                <w:noProof/>
+                <w:webHidden/>
+              </w:rPr>
+              <w:t>18</w:t>
+            </w:r>
+            <w:r>
+              <w:rPr>
+                <w:noProof/>
+                <w:webHidden/>
+              </w:rPr>
+              <w:fldChar w:fldCharType="end"/>
+            </w:r>
+          </w:hyperlink>
+        </w:p>
+        <w:p>
+          <w:pPr>
+            <w:pStyle w:val="TOC3"/>
+            <w:tabs>
+              <w:tab w:val="left" w:pos="1200"/>
+              <w:tab w:val="right" w:leader="dot" w:pos="9016"/>
+            </w:tabs>
+            <w:rPr>
+              <w:rFonts w:eastAsiaTheme="minorEastAsia"/>
+              <w:noProof/>
+              <w:sz w:val="24"/>
+              <w:szCs w:val="24"/>
+              <w:lang w:eastAsia="en-GB"/>
+            </w:rPr>
+          </w:pPr>
+          <w:hyperlink w:anchor="_Toc221783199" w:history="1">
+            <w:r>
+              <w:rPr>
+                <w:rStyle w:val="Hyperlink"/>
+                <w:noProof/>
+              </w:rPr>
+              <w:t>3.4.2</w:t>
+            </w:r>
+            <w:r>
+              <w:rPr>
+                <w:rFonts w:eastAsiaTheme="minorEastAsia"/>
+                <w:noProof/>
+                <w:sz w:val="24"/>
+                <w:szCs w:val="24"/>
+                <w:lang w:eastAsia="en-GB"/>
+              </w:rPr>
+              <w:tab/>
+            </w:r>
+            <w:r>
+              <w:rPr>
+                <w:rStyle w:val="Hyperlink"/>
+                <w:noProof/>
+              </w:rPr>
+              <w:t>Write Cartridge</w:t>
+            </w:r>
+            <w:r>
+              <w:rPr>
+                <w:noProof/>
+                <w:webHidden/>
+              </w:rPr>
+              <w:tab/>
+            </w:r>
+            <w:r>
+              <w:rPr>
+                <w:noProof/>
+                <w:webHidden/>
+              </w:rPr>
+              <w:fldChar w:fldCharType="begin"/>
+            </w:r>
+            <w:r>
+              <w:rPr>
+                <w:noProof/>
+                <w:webHidden/>
+              </w:rPr>
+              <w:instrText xml:space="preserve"> PAGEREF _Toc221783199 \h </w:instrText>
+            </w:r>
+            <w:r>
+              <w:rPr>
+                <w:noProof/>
+                <w:webHidden/>
+              </w:rPr>
+            </w:r>
+            <w:r>
+              <w:rPr>
+                <w:noProof/>
+                <w:webHidden/>
+              </w:rPr>
+              <w:fldChar w:fldCharType="separate"/>
+            </w:r>
+            <w:r>
+              <w:rPr>
+                <w:noProof/>
+                <w:webHidden/>
+              </w:rPr>
+              <w:t>18</w:t>
+            </w:r>
+            <w:r>
+              <w:rPr>
+                <w:noProof/>
+                <w:webHidden/>
+              </w:rPr>
+              <w:fldChar w:fldCharType="end"/>
+            </w:r>
+          </w:hyperlink>
+        </w:p>
+        <w:p>
+          <w:pPr>
+            <w:pStyle w:val="TOC3"/>
+            <w:tabs>
+              <w:tab w:val="left" w:pos="1200"/>
+              <w:tab w:val="right" w:leader="dot" w:pos="9016"/>
+            </w:tabs>
+            <w:rPr>
+              <w:rFonts w:eastAsiaTheme="minorEastAsia"/>
+              <w:noProof/>
+              <w:sz w:val="24"/>
+              <w:szCs w:val="24"/>
+              <w:lang w:eastAsia="en-GB"/>
+            </w:rPr>
+          </w:pPr>
+          <w:hyperlink w:anchor="_Toc221783200" w:history="1">
+            <w:r>
+              <w:rPr>
+                <w:rStyle w:val="Hyperlink"/>
+                <w:noProof/>
+              </w:rPr>
+              <w:t>3.4.3</w:t>
+            </w:r>
+            <w:r>
+              <w:rPr>
+                <w:rFonts w:eastAsiaTheme="minorEastAsia"/>
+                <w:noProof/>
+                <w:sz w:val="24"/>
+                <w:szCs w:val="24"/>
+                <w:lang w:eastAsia="en-GB"/>
+              </w:rPr>
+              <w:tab/>
+            </w:r>
+            <w:r>
+              <w:rPr>
+                <w:rStyle w:val="Hyperlink"/>
+                <w:noProof/>
+              </w:rPr>
+              <w:t>Dump Save</w:t>
+            </w:r>
+            <w:r>
+              <w:rPr>
+                <w:noProof/>
+                <w:webHidden/>
+              </w:rPr>
+              <w:tab/>
+            </w:r>
+            <w:r>
+              <w:rPr>
+                <w:noProof/>
+                <w:webHidden/>
+              </w:rPr>
+              <w:fldChar w:fldCharType="begin"/>
+            </w:r>
+            <w:r>
+              <w:rPr>
+                <w:noProof/>
+                <w:webHidden/>
+              </w:rPr>
+              <w:instrText xml:space="preserve"> PAGEREF _Toc221783200 \h </w:instrText>
+            </w:r>
+            <w:r>
+              <w:rPr>
+                <w:noProof/>
+                <w:webHidden/>
+              </w:rPr>
+            </w:r>
+            <w:r>
+              <w:rPr>
+                <w:noProof/>
+                <w:webHidden/>
+              </w:rPr>
+              <w:fldChar w:fldCharType="separate"/>
+            </w:r>
+            <w:r>
+              <w:rPr>
+                <w:noProof/>
+                <w:webHidden/>
+              </w:rPr>
+              <w:t>18</w:t>
+            </w:r>
+            <w:r>
+              <w:rPr>
+                <w:noProof/>
+                <w:webHidden/>
+              </w:rPr>
+              <w:fldChar w:fldCharType="end"/>
+            </w:r>
+          </w:hyperlink>
+        </w:p>
+        <w:p>
+          <w:pPr>
+            <w:pStyle w:val="TOC3"/>
+            <w:tabs>
+              <w:tab w:val="left" w:pos="1200"/>
+              <w:tab w:val="right" w:leader="dot" w:pos="9016"/>
+            </w:tabs>
+            <w:rPr>
+              <w:rFonts w:eastAsiaTheme="minorEastAsia"/>
+              <w:noProof/>
+              <w:sz w:val="24"/>
+              <w:szCs w:val="24"/>
+              <w:lang w:eastAsia="en-GB"/>
+            </w:rPr>
+          </w:pPr>
+          <w:hyperlink w:anchor="_Toc221783201" w:history="1">
+            <w:r>
+              <w:rPr>
+                <w:rStyle w:val="Hyperlink"/>
+                <w:noProof/>
+              </w:rPr>
+              <w:t>3.4.4</w:t>
+            </w:r>
+            <w:r>
+              <w:rPr>
+                <w:rFonts w:eastAsiaTheme="minorEastAsia"/>
+                <w:noProof/>
+                <w:sz w:val="24"/>
+                <w:szCs w:val="24"/>
+                <w:lang w:eastAsia="en-GB"/>
+              </w:rPr>
+              <w:tab/>
+            </w:r>
+            <w:r>
+              <w:rPr>
+                <w:rStyle w:val="Hyperlink"/>
+                <w:noProof/>
+              </w:rPr>
+              <w:t>Restore Save</w:t>
+            </w:r>
+            <w:r>
+              <w:rPr>
+                <w:noProof/>
+                <w:webHidden/>
+              </w:rPr>
+              <w:tab/>
+            </w:r>
+            <w:r>
+              <w:rPr>
+                <w:noProof/>
+                <w:webHidden/>
+              </w:rPr>
+              <w:fldChar w:fldCharType="begin"/>
+            </w:r>
+            <w:r>
+              <w:rPr>
+                <w:noProof/>
+                <w:webHidden/>
+              </w:rPr>
+              <w:instrText xml:space="preserve"> PAGEREF _Toc221783201 \h </w:instrText>
+            </w:r>
+            <w:r>
+              <w:rPr>
+                <w:noProof/>
+                <w:webHidden/>
+              </w:rPr>
+            </w:r>
+            <w:r>
+              <w:rPr>
+                <w:noProof/>
+                <w:webHidden/>
+              </w:rPr>
+              <w:fldChar w:fldCharType="separate"/>
+            </w:r>
+            <w:r>
+              <w:rPr>
+                <w:noProof/>
+                <w:webHidden/>
+              </w:rPr>
+              <w:t>18</w:t>
+            </w:r>
+            <w:r>
+              <w:rPr>
+                <w:noProof/>
+                <w:webHidden/>
+              </w:rPr>
+              <w:fldChar w:fldCharType="end"/>
+            </w:r>
+          </w:hyperlink>
+        </w:p>
+        <w:p>
+          <w:pPr>
+            <w:pStyle w:val="TOC3"/>
+            <w:tabs>
+              <w:tab w:val="left" w:pos="1200"/>
+              <w:tab w:val="right" w:leader="dot" w:pos="9016"/>
+            </w:tabs>
+            <w:rPr>
+              <w:rFonts w:eastAsiaTheme="minorEastAsia"/>
+              <w:noProof/>
+              <w:sz w:val="24"/>
+              <w:szCs w:val="24"/>
+              <w:lang w:eastAsia="en-GB"/>
+            </w:rPr>
+          </w:pPr>
+          <w:hyperlink w:anchor="_Toc221783202" w:history="1">
+            <w:r>
+              <w:rPr>
+                <w:rStyle w:val="Hyperlink"/>
+                <w:noProof/>
+              </w:rPr>
+              <w:t>3.4.5</w:t>
+            </w:r>
+            <w:r>
+              <w:rPr>
+                <w:rFonts w:eastAsiaTheme="minorEastAsia"/>
+                <w:noProof/>
+                <w:sz w:val="24"/>
+                <w:szCs w:val="24"/>
+                <w:lang w:eastAsia="en-GB"/>
+              </w:rPr>
+              <w:tab/>
+            </w:r>
+            <w:r>
+              <w:rPr>
+                <w:rStyle w:val="Hyperlink"/>
+                <w:noProof/>
+              </w:rPr>
+              <w:t>Calculate Checksum</w:t>
+            </w:r>
+            <w:r>
+              <w:rPr>
+                <w:noProof/>
+                <w:webHidden/>
+              </w:rPr>
+              <w:tab/>
+            </w:r>
+            <w:r>
+              <w:rPr>
+                <w:noProof/>
+                <w:webHidden/>
+              </w:rPr>
+              <w:fldChar w:fldCharType="begin"/>
+            </w:r>
+            <w:r>
+              <w:rPr>
+                <w:noProof/>
+                <w:webHidden/>
+              </w:rPr>
+              <w:instrText xml:space="preserve"> PAGEREF _Toc221783202 \h </w:instrText>
+            </w:r>
+            <w:r>
+              <w:rPr>
+                <w:noProof/>
+                <w:webHidden/>
+              </w:rPr>
+            </w:r>
+            <w:r>
+              <w:rPr>
+                <w:noProof/>
+                <w:webHidden/>
+              </w:rPr>
+              <w:fldChar w:fldCharType="separate"/>
+            </w:r>
+            <w:r>
+              <w:rPr>
+                <w:noProof/>
+                <w:webHidden/>
+              </w:rPr>
+              <w:t>18</w:t>
+            </w:r>
+            <w:r>
+              <w:rPr>
+                <w:noProof/>
+                <w:webHidden/>
+              </w:rPr>
+              <w:fldChar w:fldCharType="end"/>
+            </w:r>
+          </w:hyperlink>
+        </w:p>
+        <w:p>
+          <w:pPr>
+            <w:pStyle w:val="TOC2"/>
+            <w:tabs>
+              <w:tab w:val="left" w:pos="960"/>
+              <w:tab w:val="right" w:leader="dot" w:pos="9016"/>
+            </w:tabs>
+            <w:rPr>
+              <w:rFonts w:eastAsiaTheme="minorEastAsia"/>
+              <w:noProof/>
+              <w:sz w:val="24"/>
+              <w:szCs w:val="24"/>
+              <w:lang w:eastAsia="en-GB"/>
+            </w:rPr>
+          </w:pPr>
+          <w:hyperlink w:anchor="_Toc221783203" w:history="1">
+            <w:r>
+              <w:rPr>
+                <w:rStyle w:val="Hyperlink"/>
+                <w:noProof/>
+              </w:rPr>
+              <w:t>3.5</w:t>
+            </w:r>
+            <w:r>
+              <w:rPr>
+                <w:rFonts w:eastAsiaTheme="minorEastAsia"/>
+                <w:noProof/>
+                <w:sz w:val="24"/>
+                <w:szCs w:val="24"/>
+                <w:lang w:eastAsia="en-GB"/>
+              </w:rPr>
+              <w:tab/>
+            </w:r>
+            <w:r>
+              <w:rPr>
+                <w:rStyle w:val="Hyperlink"/>
+                <w:noProof/>
+              </w:rPr>
+              <w:t>GB/GBC</w:t>
+            </w:r>
+            <w:r>
+              <w:rPr>
+                <w:noProof/>
+                <w:webHidden/>
+              </w:rPr>
+              <w:tab/>
+            </w:r>
+            <w:r>
+              <w:rPr>
+                <w:noProof/>
+                <w:webHidden/>
+              </w:rPr>
+              <w:fldChar w:fldCharType="begin"/>
+            </w:r>
+            <w:r>
+              <w:rPr>
+                <w:noProof/>
+                <w:webHidden/>
+              </w:rPr>
+              <w:instrText xml:space="preserve"> PAGEREF _Toc221783203 \h </w:instrText>
+            </w:r>
+            <w:r>
+              <w:rPr>
+                <w:noProof/>
+                <w:webHidden/>
+              </w:rPr>
+            </w:r>
+            <w:r>
+              <w:rPr>
+                <w:noProof/>
+                <w:webHidden/>
+              </w:rPr>
+              <w:fldChar w:fldCharType="separate"/>
+            </w:r>
+            <w:r>
+              <w:rPr>
+                <w:noProof/>
+                <w:webHidden/>
+              </w:rPr>
+              <w:t>18</w:t>
+            </w:r>
+            <w:r>
+              <w:rPr>
+                <w:noProof/>
+                <w:webHidden/>
+              </w:rPr>
+              <w:fldChar w:fldCharType="end"/>
+            </w:r>
+          </w:hyperlink>
+        </w:p>
+        <w:p>
+          <w:pPr>
+            <w:pStyle w:val="TOC3"/>
+            <w:tabs>
+              <w:tab w:val="left" w:pos="1200"/>
+              <w:tab w:val="right" w:leader="dot" w:pos="9016"/>
+            </w:tabs>
+            <w:rPr>
+              <w:rFonts w:eastAsiaTheme="minorEastAsia"/>
+              <w:noProof/>
+              <w:sz w:val="24"/>
+              <w:szCs w:val="24"/>
+              <w:lang w:eastAsia="en-GB"/>
+            </w:rPr>
+          </w:pPr>
+          <w:hyperlink w:anchor="_Toc221783204" w:history="1">
+            <w:r>
+              <w:rPr>
+                <w:rStyle w:val="Hyperlink"/>
+                <w:noProof/>
+              </w:rPr>
+              <w:t>3.5.1</w:t>
+            </w:r>
+            <w:r>
+              <w:rPr>
+                <w:rFonts w:eastAsiaTheme="minorEastAsia"/>
+                <w:noProof/>
+                <w:sz w:val="24"/>
+                <w:szCs w:val="24"/>
+                <w:lang w:eastAsia="en-GB"/>
+              </w:rPr>
+              <w:tab/>
+            </w:r>
+            <w:r>
+              <w:rPr>
+                <w:rStyle w:val="Hyperlink"/>
+                <w:noProof/>
+              </w:rPr>
+              <w:t>Read Cartridge</w:t>
+            </w:r>
+            <w:r>
+              <w:rPr>
+                <w:noProof/>
+                <w:webHidden/>
+              </w:rPr>
+              <w:tab/>
+            </w:r>
+            <w:r>
+              <w:rPr>
+                <w:noProof/>
+                <w:webHidden/>
+              </w:rPr>
+              <w:fldChar w:fldCharType="begin"/>
+            </w:r>
+            <w:r>
+              <w:rPr>
+                <w:noProof/>
+                <w:webHidden/>
+              </w:rPr>
+              <w:instrText xml:space="preserve"> PAGEREF _Toc221783204 \h </w:instrText>
+            </w:r>
+            <w:r>
+              <w:rPr>
+                <w:noProof/>
+                <w:webHidden/>
+              </w:rPr>
+            </w:r>
+            <w:r>
+              <w:rPr>
+                <w:noProof/>
+                <w:webHidden/>
+              </w:rPr>
+              <w:fldChar w:fldCharType="separate"/>
+            </w:r>
+            <w:r>
+              <w:rPr>
+                <w:noProof/>
+                <w:webHidden/>
+              </w:rPr>
+              <w:t>18</w:t>
+            </w:r>
+            <w:r>
+              <w:rPr>
+                <w:noProof/>
+                <w:webHidden/>
+              </w:rPr>
+              <w:fldChar w:fldCharType="end"/>
+            </w:r>
+          </w:hyperlink>
+        </w:p>
+        <w:p>
+          <w:pPr>
+            <w:pStyle w:val="TOC3"/>
+            <w:tabs>
+              <w:tab w:val="left" w:pos="1200"/>
+              <w:tab w:val="right" w:leader="dot" w:pos="9016"/>
+            </w:tabs>
+            <w:rPr>
+              <w:rFonts w:eastAsiaTheme="minorEastAsia"/>
+              <w:noProof/>
+              <w:sz w:val="24"/>
+              <w:szCs w:val="24"/>
+              <w:lang w:eastAsia="en-GB"/>
+            </w:rPr>
+          </w:pPr>
+          <w:hyperlink w:anchor="_Toc221783205" w:history="1">
+            <w:r>
+              <w:rPr>
+                <w:rStyle w:val="Hyperlink"/>
+                <w:noProof/>
+              </w:rPr>
+              <w:t>3.5.2</w:t>
+            </w:r>
+            <w:r>
+              <w:rPr>
+                <w:rFonts w:eastAsiaTheme="minorEastAsia"/>
+                <w:noProof/>
+                <w:sz w:val="24"/>
+                <w:szCs w:val="24"/>
+                <w:lang w:eastAsia="en-GB"/>
+              </w:rPr>
+              <w:tab/>
+            </w:r>
+            <w:r>
+              <w:rPr>
+                <w:rStyle w:val="Hyperlink"/>
+                <w:noProof/>
+              </w:rPr>
+              <w:t>Write Cartridge</w:t>
+            </w:r>
+            <w:r>
+              <w:rPr>
+                <w:noProof/>
+                <w:webHidden/>
+              </w:rPr>
+              <w:tab/>
+            </w:r>
+            <w:r>
+              <w:rPr>
+                <w:noProof/>
+                <w:webHidden/>
+              </w:rPr>
+              <w:fldChar w:fldCharType="begin"/>
+            </w:r>
+            <w:r>
+              <w:rPr>
+                <w:noProof/>
+                <w:webHidden/>
+              </w:rPr>
+              <w:instrText xml:space="preserve"> PAGEREF _Toc221783205 \h </w:instrText>
+            </w:r>
+            <w:r>
+              <w:rPr>
+                <w:noProof/>
+                <w:webHidden/>
+              </w:rPr>
+            </w:r>
+            <w:r>
+              <w:rPr>
+                <w:noProof/>
+                <w:webHidden/>
+              </w:rPr>
+              <w:fldChar w:fldCharType="separate"/>
+            </w:r>
+            <w:r>
+              <w:rPr>
+                <w:noProof/>
+                <w:webHidden/>
+              </w:rPr>
+              <w:t>18</w:t>
+            </w:r>
+            <w:r>
+              <w:rPr>
+                <w:noProof/>
+                <w:webHidden/>
+              </w:rPr>
+              <w:fldChar w:fldCharType="end"/>
+            </w:r>
+          </w:hyperlink>
+        </w:p>
+        <w:p>
+          <w:pPr>
+            <w:pStyle w:val="TOC3"/>
+            <w:tabs>
+              <w:tab w:val="left" w:pos="1200"/>
+              <w:tab w:val="right" w:leader="dot" w:pos="9016"/>
+            </w:tabs>
+            <w:rPr>
+              <w:rFonts w:eastAsiaTheme="minorEastAsia"/>
+              <w:noProof/>
+              <w:sz w:val="24"/>
+              <w:szCs w:val="24"/>
+              <w:lang w:eastAsia="en-GB"/>
+            </w:rPr>
+          </w:pPr>
+          <w:hyperlink w:anchor="_Toc221783206" w:history="1">
+            <w:r>
+              <w:rPr>
+                <w:rStyle w:val="Hyperlink"/>
+                <w:noProof/>
+              </w:rPr>
+              <w:t>3.5.3</w:t>
+            </w:r>
+            <w:r>
+              <w:rPr>
+                <w:rFonts w:eastAsiaTheme="minorEastAsia"/>
+                <w:noProof/>
+                <w:sz w:val="24"/>
+                <w:szCs w:val="24"/>
+                <w:lang w:eastAsia="en-GB"/>
+              </w:rPr>
+              <w:tab/>
+            </w:r>
+            <w:r>
+              <w:rPr>
+                <w:rStyle w:val="Hyperlink"/>
+                <w:noProof/>
+              </w:rPr>
+              <w:t>Dump Save</w:t>
+            </w:r>
+            <w:r>
+              <w:rPr>
+                <w:noProof/>
+                <w:webHidden/>
+              </w:rPr>
+              <w:tab/>
+            </w:r>
+            <w:r>
+              <w:rPr>
+                <w:noProof/>
+                <w:webHidden/>
+              </w:rPr>
+              <w:fldChar w:fldCharType="begin"/>
+            </w:r>
+            <w:r>
+              <w:rPr>
+                <w:noProof/>
+                <w:webHidden/>
+              </w:rPr>
+              <w:instrText xml:space="preserve"> PAGEREF _Toc221783206 \h </w:instrText>
+            </w:r>
+            <w:r>
+              <w:rPr>
+                <w:noProof/>
+                <w:webHidden/>
+              </w:rPr>
+            </w:r>
+            <w:r>
+              <w:rPr>
+                <w:noProof/>
+                <w:webHidden/>
+              </w:rPr>
+              <w:fldChar w:fldCharType="separate"/>
+            </w:r>
+            <w:r>
+              <w:rPr>
+                <w:noProof/>
+                <w:webHidden/>
+              </w:rPr>
+              <w:t>18</w:t>
+            </w:r>
+            <w:r>
+              <w:rPr>
+                <w:noProof/>
+                <w:webHidden/>
+              </w:rPr>
+              <w:fldChar w:fldCharType="end"/>
+            </w:r>
+          </w:hyperlink>
+        </w:p>
+        <w:p>
+          <w:pPr>
+            <w:pStyle w:val="TOC3"/>
+            <w:tabs>
+              <w:tab w:val="left" w:pos="1200"/>
+              <w:tab w:val="right" w:leader="dot" w:pos="9016"/>
+            </w:tabs>
+            <w:rPr>
+              <w:rFonts w:eastAsiaTheme="minorEastAsia"/>
+              <w:noProof/>
+              <w:sz w:val="24"/>
+              <w:szCs w:val="24"/>
+              <w:lang w:eastAsia="en-GB"/>
+            </w:rPr>
+          </w:pPr>
+          <w:hyperlink w:anchor="_Toc221783207" w:history="1">
+            <w:r>
+              <w:rPr>
+                <w:rStyle w:val="Hyperlink"/>
+                <w:noProof/>
+              </w:rPr>
+              <w:t>3.5.4</w:t>
+            </w:r>
+            <w:r>
+              <w:rPr>
+                <w:rFonts w:eastAsiaTheme="minorEastAsia"/>
+                <w:noProof/>
+                <w:sz w:val="24"/>
+                <w:szCs w:val="24"/>
+                <w:lang w:eastAsia="en-GB"/>
+              </w:rPr>
+              <w:tab/>
+            </w:r>
+            <w:r>
+              <w:rPr>
+                <w:rStyle w:val="Hyperlink"/>
+                <w:noProof/>
+              </w:rPr>
+              <w:t>Restore Save</w:t>
+            </w:r>
+            <w:r>
+              <w:rPr>
+                <w:noProof/>
+                <w:webHidden/>
+              </w:rPr>
+              <w:tab/>
+            </w:r>
+            <w:r>
+              <w:rPr>
+                <w:noProof/>
+                <w:webHidden/>
+              </w:rPr>
+              <w:fldChar w:fldCharType="begin"/>
+            </w:r>
+            <w:r>
+              <w:rPr>
+                <w:noProof/>
+                <w:webHidden/>
+              </w:rPr>
+              <w:instrText xml:space="preserve"> PAGEREF _Toc221783207 \h </w:instrText>
+            </w:r>
+            <w:r>
+              <w:rPr>
+                <w:noProof/>
+                <w:webHidden/>
+              </w:rPr>
+            </w:r>
+            <w:r>
+              <w:rPr>
+                <w:noProof/>
+                <w:webHidden/>
+              </w:rPr>
+              <w:fldChar w:fldCharType="separate"/>
+            </w:r>
+            <w:r>
+              <w:rPr>
+                <w:noProof/>
+                <w:webHidden/>
+              </w:rPr>
+              <w:t>18</w:t>
+            </w:r>
+            <w:r>
+              <w:rPr>
+                <w:noProof/>
+                <w:webHidden/>
+              </w:rPr>
+              <w:fldChar w:fldCharType="end"/>
+            </w:r>
+          </w:hyperlink>
+        </w:p>
+        <w:p>
+          <w:pPr>
+            <w:pStyle w:val="TOC3"/>
+            <w:tabs>
+              <w:tab w:val="left" w:pos="1200"/>
+              <w:tab w:val="right" w:leader="dot" w:pos="9016"/>
+            </w:tabs>
+            <w:rPr>
+              <w:rFonts w:eastAsiaTheme="minorEastAsia"/>
+              <w:noProof/>
+              <w:sz w:val="24"/>
+              <w:szCs w:val="24"/>
+              <w:lang w:eastAsia="en-GB"/>
+            </w:rPr>
+          </w:pPr>
+          <w:hyperlink w:anchor="_Toc221783208" w:history="1">
+            <w:r>
+              <w:rPr>
+                <w:rStyle w:val="Hyperlink"/>
+                <w:noProof/>
+              </w:rPr>
+              <w:t>3.5.5</w:t>
+            </w:r>
+            <w:r>
+              <w:rPr>
+                <w:rFonts w:eastAsiaTheme="minorEastAsia"/>
+                <w:noProof/>
+                <w:sz w:val="24"/>
+                <w:szCs w:val="24"/>
+                <w:lang w:eastAsia="en-GB"/>
+              </w:rPr>
+              <w:tab/>
+            </w:r>
+            <w:r>
+              <w:rPr>
+                <w:rStyle w:val="Hyperlink"/>
+                <w:noProof/>
+              </w:rPr>
+              <w:t>Calculate Checksum</w:t>
+            </w:r>
+            <w:r>
+              <w:rPr>
+                <w:noProof/>
+                <w:webHidden/>
+              </w:rPr>
+              <w:tab/>
+            </w:r>
+            <w:r>
+              <w:rPr>
+                <w:noProof/>
+                <w:webHidden/>
+              </w:rPr>
+              <w:fldChar w:fldCharType="begin"/>
+            </w:r>
+            <w:r>
+              <w:rPr>
+                <w:noProof/>
+                <w:webHidden/>
+              </w:rPr>
+              <w:instrText xml:space="preserve"> PAGEREF _Toc221783208 \h </w:instrText>
+            </w:r>
+            <w:r>
+              <w:rPr>
+                <w:noProof/>
+                <w:webHidden/>
+              </w:rPr>
+            </w:r>
+            <w:r>
+              <w:rPr>
+                <w:noProof/>
+                <w:webHidden/>
+              </w:rPr>
+              <w:fldChar w:fldCharType="separate"/>
+            </w:r>
+            <w:r>
+              <w:rPr>
+                <w:noProof/>
+                <w:webHidden/>
+              </w:rPr>
+              <w:t>18</w:t>
+            </w:r>
+            <w:r>
+              <w:rPr>
+                <w:noProof/>
+                <w:webHidden/>
+              </w:rPr>
+              <w:fldChar w:fldCharType="end"/>
+            </w:r>
+          </w:hyperlink>
+        </w:p>
+        <w:p>
+          <w:pPr>
+            <w:pStyle w:val="TOC2"/>
+            <w:tabs>
+              <w:tab w:val="left" w:pos="960"/>
+              <w:tab w:val="right" w:leader="dot" w:pos="9016"/>
+            </w:tabs>
+            <w:rPr>
+              <w:rFonts w:eastAsiaTheme="minorEastAsia"/>
+              <w:noProof/>
+              <w:sz w:val="24"/>
+              <w:szCs w:val="24"/>
+              <w:lang w:eastAsia="en-GB"/>
+            </w:rPr>
+          </w:pPr>
+          <w:hyperlink w:anchor="_Toc221783209" w:history="1">
+            <w:r>
+              <w:rPr>
+                <w:rStyle w:val="Hyperlink"/>
+                <w:noProof/>
+              </w:rPr>
+              <w:t>3.6</w:t>
+            </w:r>
+            <w:r>
+              <w:rPr>
+                <w:rFonts w:eastAsiaTheme="minorEastAsia"/>
+                <w:noProof/>
+                <w:sz w:val="24"/>
+                <w:szCs w:val="24"/>
+                <w:lang w:eastAsia="en-GB"/>
+              </w:rPr>
+              <w:tab/>
+            </w:r>
+            <w:r>
+              <w:rPr>
+                <w:rStyle w:val="Hyperlink"/>
+                <w:noProof/>
+              </w:rPr>
+              <w:t>N64</w:t>
+            </w:r>
+            <w:r>
+              <w:rPr>
+                <w:noProof/>
+                <w:webHidden/>
+              </w:rPr>
+              <w:tab/>
+            </w:r>
+            <w:r>
+              <w:rPr>
+                <w:noProof/>
+                <w:webHidden/>
+              </w:rPr>
+              <w:fldChar w:fldCharType="begin"/>
+            </w:r>
+            <w:r>
+              <w:rPr>
+                <w:noProof/>
+                <w:webHidden/>
+              </w:rPr>
+              <w:instrText xml:space="preserve"> PAGEREF _Toc221783209 \h </w:instrText>
+            </w:r>
+            <w:r>
+              <w:rPr>
+                <w:noProof/>
+                <w:webHidden/>
+              </w:rPr>
+            </w:r>
+            <w:r>
+              <w:rPr>
+                <w:noProof/>
+                <w:webHidden/>
+              </w:rPr>
+              <w:fldChar w:fldCharType="separate"/>
+            </w:r>
+            <w:r>
+              <w:rPr>
+                <w:noProof/>
+                <w:webHidden/>
+              </w:rPr>
+              <w:t>18</w:t>
+            </w:r>
+            <w:r>
+              <w:rPr>
+                <w:noProof/>
+                <w:webHidden/>
+              </w:rPr>
+              <w:fldChar w:fldCharType="end"/>
+            </w:r>
+          </w:hyperlink>
+        </w:p>
+        <w:p>
+          <w:pPr>
+            <w:pStyle w:val="TOC3"/>
+            <w:tabs>
+              <w:tab w:val="left" w:pos="1200"/>
+              <w:tab w:val="right" w:leader="dot" w:pos="9016"/>
+            </w:tabs>
+            <w:rPr>
+              <w:rFonts w:eastAsiaTheme="minorEastAsia"/>
+              <w:noProof/>
+              <w:sz w:val="24"/>
+              <w:szCs w:val="24"/>
+              <w:lang w:eastAsia="en-GB"/>
+            </w:rPr>
+          </w:pPr>
+          <w:hyperlink w:anchor="_Toc221783210" w:history="1">
+            <w:r>
+              <w:rPr>
+                <w:rStyle w:val="Hyperlink"/>
+                <w:noProof/>
+              </w:rPr>
+              <w:t>3.6.1</w:t>
+            </w:r>
+            <w:r>
+              <w:rPr>
+                <w:rFonts w:eastAsiaTheme="minorEastAsia"/>
+                <w:noProof/>
+                <w:sz w:val="24"/>
+                <w:szCs w:val="24"/>
+                <w:lang w:eastAsia="en-GB"/>
+              </w:rPr>
+              <w:tab/>
+            </w:r>
+            <w:r>
+              <w:rPr>
+                <w:rStyle w:val="Hyperlink"/>
+                <w:noProof/>
+              </w:rPr>
+              <w:t>Read Cartridge</w:t>
+            </w:r>
+            <w:r>
+              <w:rPr>
+                <w:noProof/>
+                <w:webHidden/>
+              </w:rPr>
+              <w:tab/>
+            </w:r>
+            <w:r>
+              <w:rPr>
+                <w:noProof/>
+                <w:webHidden/>
+              </w:rPr>
+              <w:fldChar w:fldCharType="begin"/>
+            </w:r>
+            <w:r>
+              <w:rPr>
+                <w:noProof/>
+                <w:webHidden/>
+              </w:rPr>
+              <w:instrText xml:space="preserve"> PAGEREF _Toc221783210 \h </w:instrText>
+            </w:r>
+            <w:r>
+              <w:rPr>
+                <w:noProof/>
+                <w:webHidden/>
+              </w:rPr>
+            </w:r>
+            <w:r>
+              <w:rPr>
+                <w:noProof/>
+                <w:webHidden/>
+              </w:rPr>
+              <w:fldChar w:fldCharType="separate"/>
+            </w:r>
+            <w:r>
+              <w:rPr>
+                <w:noProof/>
+                <w:webHidden/>
+              </w:rPr>
+              <w:t>18</w:t>
+            </w:r>
+            <w:r>
+              <w:rPr>
+                <w:noProof/>
+                <w:webHidden/>
+              </w:rPr>
+              <w:fldChar w:fldCharType="end"/>
+            </w:r>
+          </w:hyperlink>
+        </w:p>
+        <w:p>
+          <w:pPr>
+            <w:pStyle w:val="TOC3"/>
+            <w:tabs>
+              <w:tab w:val="left" w:pos="1200"/>
+              <w:tab w:val="right" w:leader="dot" w:pos="9016"/>
+            </w:tabs>
+            <w:rPr>
+              <w:rFonts w:eastAsiaTheme="minorEastAsia"/>
+              <w:noProof/>
+              <w:sz w:val="24"/>
+              <w:szCs w:val="24"/>
+              <w:lang w:eastAsia="en-GB"/>
+            </w:rPr>
+          </w:pPr>
+          <w:hyperlink w:anchor="_Toc221783211" w:history="1">
+            <w:r>
+              <w:rPr>
+                <w:rStyle w:val="Hyperlink"/>
+                <w:noProof/>
+              </w:rPr>
+              <w:t>3.6.2</w:t>
+            </w:r>
+            <w:r>
+              <w:rPr>
+                <w:rFonts w:eastAsiaTheme="minorEastAsia"/>
+                <w:noProof/>
+                <w:sz w:val="24"/>
+                <w:szCs w:val="24"/>
+                <w:lang w:eastAsia="en-GB"/>
+              </w:rPr>
+              <w:tab/>
+            </w:r>
+            <w:r>
+              <w:rPr>
+                <w:rStyle w:val="Hyperlink"/>
+                <w:noProof/>
+              </w:rPr>
+              <w:t>Write Cartridge</w:t>
+            </w:r>
+            <w:r>
+              <w:rPr>
+                <w:noProof/>
+                <w:webHidden/>
+              </w:rPr>
+              <w:tab/>
+            </w:r>
+            <w:r>
+              <w:rPr>
+                <w:noProof/>
+                <w:webHidden/>
+              </w:rPr>
+              <w:fldChar w:fldCharType="begin"/>
+            </w:r>
+            <w:r>
+              <w:rPr>
+                <w:noProof/>
+                <w:webHidden/>
+              </w:rPr>
+              <w:instrText xml:space="preserve"> PAGEREF _Toc221783211 \h </w:instrText>
+            </w:r>
+            <w:r>
+              <w:rPr>
+                <w:noProof/>
+                <w:webHidden/>
+              </w:rPr>
+            </w:r>
+            <w:r>
+              <w:rPr>
+                <w:noProof/>
+                <w:webHidden/>
+              </w:rPr>
+              <w:fldChar w:fldCharType="separate"/>
+            </w:r>
+            <w:r>
+              <w:rPr>
+                <w:noProof/>
+                <w:webHidden/>
+              </w:rPr>
+              <w:t>18</w:t>
+            </w:r>
+            <w:r>
+              <w:rPr>
+                <w:noProof/>
+                <w:webHidden/>
+              </w:rPr>
+              <w:fldChar w:fldCharType="end"/>
+            </w:r>
+          </w:hyperlink>
+        </w:p>
+        <w:p>
+          <w:pPr>
+            <w:pStyle w:val="TOC3"/>
+            <w:tabs>
+              <w:tab w:val="left" w:pos="1200"/>
+              <w:tab w:val="right" w:leader="dot" w:pos="9016"/>
+            </w:tabs>
+            <w:rPr>
+              <w:rFonts w:eastAsiaTheme="minorEastAsia"/>
+              <w:noProof/>
+              <w:sz w:val="24"/>
+              <w:szCs w:val="24"/>
+              <w:lang w:eastAsia="en-GB"/>
+            </w:rPr>
+          </w:pPr>
+          <w:hyperlink w:anchor="_Toc221783212" w:history="1">
+            <w:r>
+              <w:rPr>
+                <w:rStyle w:val="Hyperlink"/>
+                <w:noProof/>
+              </w:rPr>
+              <w:t>3.6.3</w:t>
+            </w:r>
+            <w:r>
+              <w:rPr>
+                <w:rFonts w:eastAsiaTheme="minorEastAsia"/>
+                <w:noProof/>
+                <w:sz w:val="24"/>
+                <w:szCs w:val="24"/>
+                <w:lang w:eastAsia="en-GB"/>
+              </w:rPr>
+              <w:tab/>
+            </w:r>
+            <w:r>
+              <w:rPr>
+                <w:rStyle w:val="Hyperlink"/>
+                <w:noProof/>
+              </w:rPr>
+              <w:t>Dump Save</w:t>
+            </w:r>
+            <w:r>
+              <w:rPr>
+                <w:noProof/>
+                <w:webHidden/>
+              </w:rPr>
+              <w:tab/>
+            </w:r>
+            <w:r>
+              <w:rPr>
+                <w:noProof/>
+                <w:webHidden/>
+              </w:rPr>
+              <w:fldChar w:fldCharType="begin"/>
+            </w:r>
+            <w:r>
+              <w:rPr>
+                <w:noProof/>
+                <w:webHidden/>
+              </w:rPr>
+              <w:instrText xml:space="preserve"> PAGEREF _Toc221783212 \h </w:instrText>
+            </w:r>
+            <w:r>
+              <w:rPr>
+                <w:noProof/>
+                <w:webHidden/>
+              </w:rPr>
+            </w:r>
+            <w:r>
+              <w:rPr>
+                <w:noProof/>
+                <w:webHidden/>
+              </w:rPr>
+              <w:fldChar w:fldCharType="separate"/>
+            </w:r>
+            <w:r>
+              <w:rPr>
+                <w:noProof/>
+                <w:webHidden/>
+              </w:rPr>
+              <w:t>19</w:t>
+            </w:r>
+            <w:r>
+              <w:rPr>
+                <w:noProof/>
+                <w:webHidden/>
+              </w:rPr>
+              <w:fldChar w:fldCharType="end"/>
+            </w:r>
+          </w:hyperlink>
+        </w:p>
+        <w:p>
+          <w:pPr>
+            <w:pStyle w:val="TOC3"/>
+            <w:tabs>
+              <w:tab w:val="left" w:pos="1200"/>
+              <w:tab w:val="right" w:leader="dot" w:pos="9016"/>
+            </w:tabs>
+            <w:rPr>
+              <w:rFonts w:eastAsiaTheme="minorEastAsia"/>
+              <w:noProof/>
+              <w:sz w:val="24"/>
+              <w:szCs w:val="24"/>
+              <w:lang w:eastAsia="en-GB"/>
+            </w:rPr>
+          </w:pPr>
+          <w:hyperlink w:anchor="_Toc221783213" w:history="1">
+            <w:r>
+              <w:rPr>
+                <w:rStyle w:val="Hyperlink"/>
+                <w:noProof/>
+              </w:rPr>
+              <w:t>3.6.4</w:t>
+            </w:r>
+            <w:r>
+              <w:rPr>
+                <w:rFonts w:eastAsiaTheme="minorEastAsia"/>
+                <w:noProof/>
+                <w:sz w:val="24"/>
+                <w:szCs w:val="24"/>
+                <w:lang w:eastAsia="en-GB"/>
+              </w:rPr>
+              <w:tab/>
+            </w:r>
+            <w:r>
+              <w:rPr>
+                <w:rStyle w:val="Hyperlink"/>
+                <w:noProof/>
+              </w:rPr>
+              <w:t>Restore Save</w:t>
+            </w:r>
+            <w:r>
+              <w:rPr>
+                <w:noProof/>
+                <w:webHidden/>
+              </w:rPr>
+              <w:tab/>
+            </w:r>
+            <w:r>
+              <w:rPr>
+                <w:noProof/>
+                <w:webHidden/>
+              </w:rPr>
+              <w:fldChar w:fldCharType="begin"/>
+            </w:r>
+            <w:r>
+              <w:rPr>
+                <w:noProof/>
+                <w:webHidden/>
+              </w:rPr>
+              <w:instrText xml:space="preserve"> PAGEREF _Toc221783213 \h </w:instrText>
+            </w:r>
+            <w:r>
+              <w:rPr>
+                <w:noProof/>
+                <w:webHidden/>
+              </w:rPr>
+            </w:r>
+            <w:r>
+              <w:rPr>
+                <w:noProof/>
+                <w:webHidden/>
+              </w:rPr>
+              <w:fldChar w:fldCharType="separate"/>
+            </w:r>
+            <w:r>
+              <w:rPr>
+                <w:noProof/>
+                <w:webHidden/>
+              </w:rPr>
+              <w:t>19</w:t>
+            </w:r>
+            <w:r>
+              <w:rPr>
+                <w:noProof/>
+                <w:webHidden/>
+              </w:rPr>
+              <w:fldChar w:fldCharType="end"/>
+            </w:r>
+          </w:hyperlink>
+        </w:p>
+        <w:p>
+          <w:pPr>
+            <w:pStyle w:val="TOC3"/>
+            <w:tabs>
+              <w:tab w:val="left" w:pos="1200"/>
+              <w:tab w:val="right" w:leader="dot" w:pos="9016"/>
+            </w:tabs>
+            <w:rPr>
+              <w:rFonts w:eastAsiaTheme="minorEastAsia"/>
+              <w:noProof/>
+              <w:sz w:val="24"/>
+              <w:szCs w:val="24"/>
+              <w:lang w:eastAsia="en-GB"/>
+            </w:rPr>
+          </w:pPr>
+          <w:hyperlink w:anchor="_Toc221783214" w:history="1">
+            <w:r>
+              <w:rPr>
+                <w:rStyle w:val="Hyperlink"/>
+                <w:noProof/>
+              </w:rPr>
+              <w:t>3.6.5</w:t>
+            </w:r>
+            <w:r>
+              <w:rPr>
+                <w:rFonts w:eastAsiaTheme="minorEastAsia"/>
+                <w:noProof/>
+                <w:sz w:val="24"/>
+                <w:szCs w:val="24"/>
+                <w:lang w:eastAsia="en-GB"/>
+              </w:rPr>
+              <w:tab/>
+            </w:r>
+            <w:r>
+              <w:rPr>
+                <w:rStyle w:val="Hyperlink"/>
+                <w:noProof/>
+              </w:rPr>
+              <w:t>Calculate Checksum</w:t>
+            </w:r>
+            <w:r>
+              <w:rPr>
+                <w:noProof/>
+                <w:webHidden/>
+              </w:rPr>
+              <w:tab/>
+            </w:r>
+            <w:r>
+              <w:rPr>
+                <w:noProof/>
+                <w:webHidden/>
+              </w:rPr>
+              <w:fldChar w:fldCharType="begin"/>
+            </w:r>
+            <w:r>
+              <w:rPr>
+                <w:noProof/>
+                <w:webHidden/>
+              </w:rPr>
+              <w:instrText xml:space="preserve"> PAGEREF _Toc221783214 \h </w:instrText>
+            </w:r>
+            <w:r>
+              <w:rPr>
+                <w:noProof/>
+                <w:webHidden/>
+              </w:rPr>
+            </w:r>
+            <w:r>
+              <w:rPr>
+                <w:noProof/>
+                <w:webHidden/>
+              </w:rPr>
+              <w:fldChar w:fldCharType="separate"/>
+            </w:r>
+            <w:r>
+              <w:rPr>
+                <w:noProof/>
+                <w:webHidden/>
+              </w:rPr>
+              <w:t>19</w:t>
+            </w:r>
+            <w:r>
+              <w:rPr>
+                <w:noProof/>
+                <w:webHidden/>
+              </w:rPr>
+              <w:fldChar w:fldCharType="end"/>
+            </w:r>
+          </w:hyperlink>
+        </w:p>
+        <w:p>
+          <w:pPr>
+            <w:pStyle w:val="TOC1"/>
+            <w:tabs>
+              <w:tab w:val="right" w:leader="dot" w:pos="9016"/>
+            </w:tabs>
+            <w:rPr>
+              <w:rFonts w:eastAsiaTheme="minorEastAsia"/>
+              <w:noProof/>
+              <w:sz w:val="24"/>
+              <w:szCs w:val="24"/>
+              <w:lang w:eastAsia="en-GB"/>
+            </w:rPr>
+          </w:pPr>
+          <w:hyperlink w:anchor="_Toc221783215" w:history="1">
+            <w:r>
+              <w:rPr>
+                <w:rStyle w:val="Hyperlink"/>
+                <w:noProof/>
+              </w:rPr>
+              <w:t>4. User Interface</w:t>
+            </w:r>
+            <w:r>
+              <w:rPr>
+                <w:noProof/>
+                <w:webHidden/>
+              </w:rPr>
+              <w:tab/>
+            </w:r>
+            <w:r>
+              <w:rPr>
+                <w:noProof/>
+                <w:webHidden/>
+              </w:rPr>
+              <w:fldChar w:fldCharType="begin"/>
+            </w:r>
+            <w:r>
+              <w:rPr>
+                <w:noProof/>
+                <w:webHidden/>
+              </w:rPr>
+              <w:instrText xml:space="preserve"> PAGEREF _Toc221783215 \h </w:instrText>
+            </w:r>
+            <w:r>
+              <w:rPr>
+                <w:noProof/>
+                <w:webHidden/>
+              </w:rPr>
+            </w:r>
+            <w:r>
+              <w:rPr>
+                <w:noProof/>
+                <w:webHidden/>
+              </w:rPr>
+              <w:fldChar w:fldCharType="separate"/>
+            </w:r>
+            <w:r>
+              <w:rPr>
+                <w:noProof/>
+                <w:webHidden/>
+              </w:rPr>
+              <w:t>20</w:t>
+            </w:r>
+            <w:r>
+              <w:rPr>
+                <w:noProof/>
+                <w:webHidden/>
+              </w:rPr>
+              <w:fldChar w:fldCharType="end"/>
+            </w:r>
+          </w:hyperlink>
+        </w:p>
+        <w:p>
+          <w:pPr>
+            <w:pStyle w:val="TOC2"/>
+            <w:tabs>
+              <w:tab w:val="left" w:pos="960"/>
+              <w:tab w:val="right" w:leader="dot" w:pos="9016"/>
+            </w:tabs>
+            <w:rPr>
+              <w:rFonts w:eastAsiaTheme="minorEastAsia"/>
+              <w:noProof/>
+              <w:sz w:val="24"/>
+              <w:szCs w:val="24"/>
+              <w:lang w:eastAsia="en-GB"/>
+            </w:rPr>
+          </w:pPr>
+          <w:hyperlink w:anchor="_Toc221783216" w:history="1">
+            <w:r>
+              <w:rPr>
+                <w:rStyle w:val="Hyperlink"/>
+                <w:noProof/>
+              </w:rPr>
+              <w:t>4.1</w:t>
+            </w:r>
+            <w:r>
+              <w:rPr>
+                <w:rFonts w:eastAsiaTheme="minorEastAsia"/>
+                <w:noProof/>
+                <w:sz w:val="24"/>
+                <w:szCs w:val="24"/>
+                <w:lang w:eastAsia="en-GB"/>
+              </w:rPr>
+              <w:tab/>
+            </w:r>
+            <w:r>
+              <w:rPr>
+                <w:rStyle w:val="Hyperlink"/>
+                <w:noProof/>
+              </w:rPr>
+              <w:t>Main Menu</w:t>
+            </w:r>
+            <w:r>
+              <w:rPr>
+                <w:noProof/>
+                <w:webHidden/>
+              </w:rPr>
+              <w:tab/>
+            </w:r>
+            <w:r>
+              <w:rPr>
+                <w:noProof/>
+                <w:webHidden/>
+              </w:rPr>
+              <w:fldChar w:fldCharType="begin"/>
+            </w:r>
+            <w:r>
+              <w:rPr>
+                <w:noProof/>
+                <w:webHidden/>
+              </w:rPr>
+              <w:instrText xml:space="preserve"> PAGEREF _Toc221783216 \h </w:instrText>
+            </w:r>
+            <w:r>
+              <w:rPr>
+                <w:noProof/>
+                <w:webHidden/>
+              </w:rPr>
+            </w:r>
+            <w:r>
+              <w:rPr>
+                <w:noProof/>
+                <w:webHidden/>
+              </w:rPr>
+              <w:fldChar w:fldCharType="separate"/>
+            </w:r>
+            <w:r>
+              <w:rPr>
+                <w:noProof/>
+                <w:webHidden/>
+              </w:rPr>
+              <w:t>20</w:t>
+            </w:r>
+            <w:r>
+              <w:rPr>
+                <w:noProof/>
+                <w:webHidden/>
+              </w:rPr>
+              <w:fldChar w:fldCharType="end"/>
+            </w:r>
+          </w:hyperlink>
+        </w:p>
+        <w:p>
+          <w:pPr>
+            <w:pStyle w:val="TOC3"/>
+            <w:tabs>
+              <w:tab w:val="left" w:pos="1200"/>
+              <w:tab w:val="right" w:leader="dot" w:pos="9016"/>
+            </w:tabs>
+            <w:rPr>
+              <w:rFonts w:eastAsiaTheme="minorEastAsia"/>
+              <w:noProof/>
+              <w:sz w:val="24"/>
+              <w:szCs w:val="24"/>
+              <w:lang w:eastAsia="en-GB"/>
+            </w:rPr>
+          </w:pPr>
+          <w:hyperlink w:anchor="_Toc221783217" w:history="1">
+            <w:r>
+              <w:rPr>
+                <w:rStyle w:val="Hyperlink"/>
+                <w:noProof/>
+              </w:rPr>
+              <w:t>4.1.1</w:t>
+            </w:r>
+            <w:r>
+              <w:rPr>
+                <w:rFonts w:eastAsiaTheme="minorEastAsia"/>
+                <w:noProof/>
+                <w:sz w:val="24"/>
+                <w:szCs w:val="24"/>
+                <w:lang w:eastAsia="en-GB"/>
+              </w:rPr>
+              <w:tab/>
+            </w:r>
+            <w:r>
+              <w:rPr>
+                <w:rStyle w:val="Hyperlink"/>
+                <w:noProof/>
+              </w:rPr>
+              <w:t>SCARAB Found</w:t>
+            </w:r>
+            <w:r>
+              <w:rPr>
+                <w:noProof/>
+                <w:webHidden/>
+              </w:rPr>
+              <w:tab/>
+            </w:r>
+            <w:r>
+              <w:rPr>
+                <w:noProof/>
+                <w:webHidden/>
+              </w:rPr>
+              <w:fldChar w:fldCharType="begin"/>
+            </w:r>
+            <w:r>
+              <w:rPr>
+                <w:noProof/>
+                <w:webHidden/>
+              </w:rPr>
+              <w:instrText xml:space="preserve"> PAGEREF _Toc221783217 \h </w:instrText>
+            </w:r>
+            <w:r>
+              <w:rPr>
+                <w:noProof/>
+                <w:webHidden/>
+              </w:rPr>
+            </w:r>
+            <w:r>
+              <w:rPr>
+                <w:noProof/>
+                <w:webHidden/>
+              </w:rPr>
+              <w:fldChar w:fldCharType="separate"/>
+            </w:r>
+            <w:r>
+              <w:rPr>
+                <w:noProof/>
+                <w:webHidden/>
+              </w:rPr>
+              <w:t>20</w:t>
+            </w:r>
+            <w:r>
+              <w:rPr>
+                <w:noProof/>
+                <w:webHidden/>
+              </w:rPr>
+              <w:fldChar w:fldCharType="end"/>
+            </w:r>
+          </w:hyperlink>
+        </w:p>
+        <w:p>
+          <w:pPr>
+            <w:pStyle w:val="TOC3"/>
+            <w:tabs>
+              <w:tab w:val="left" w:pos="1200"/>
+              <w:tab w:val="right" w:leader="dot" w:pos="9016"/>
+            </w:tabs>
+            <w:rPr>
+              <w:rFonts w:eastAsiaTheme="minorEastAsia"/>
+              <w:noProof/>
+              <w:sz w:val="24"/>
+              <w:szCs w:val="24"/>
+              <w:lang w:eastAsia="en-GB"/>
+            </w:rPr>
+          </w:pPr>
+          <w:hyperlink w:anchor="_Toc221783218" w:history="1">
+            <w:r>
+              <w:rPr>
+                <w:rStyle w:val="Hyperlink"/>
+                <w:noProof/>
+              </w:rPr>
+              <w:t>4.1.2</w:t>
+            </w:r>
+            <w:r>
+              <w:rPr>
+                <w:rFonts w:eastAsiaTheme="minorEastAsia"/>
+                <w:noProof/>
+                <w:sz w:val="24"/>
+                <w:szCs w:val="24"/>
+                <w:lang w:eastAsia="en-GB"/>
+              </w:rPr>
+              <w:tab/>
+            </w:r>
+            <w:r>
+              <w:rPr>
+                <w:rStyle w:val="Hyperlink"/>
+                <w:noProof/>
+              </w:rPr>
+              <w:t>SCARAB Not Found</w:t>
+            </w:r>
+            <w:r>
+              <w:rPr>
+                <w:noProof/>
+                <w:webHidden/>
+              </w:rPr>
+              <w:tab/>
+            </w:r>
+            <w:r>
+              <w:rPr>
+                <w:noProof/>
+                <w:webHidden/>
+              </w:rPr>
+              <w:fldChar w:fldCharType="begin"/>
+            </w:r>
+            <w:r>
+              <w:rPr>
+                <w:noProof/>
+                <w:webHidden/>
+              </w:rPr>
+              <w:instrText xml:space="preserve"> PAGEREF _Toc221783218 \h </w:instrText>
+            </w:r>
+            <w:r>
+              <w:rPr>
+                <w:noProof/>
+                <w:webHidden/>
+              </w:rPr>
+            </w:r>
+            <w:r>
+              <w:rPr>
+                <w:noProof/>
+                <w:webHidden/>
+              </w:rPr>
+              <w:fldChar w:fldCharType="separate"/>
+            </w:r>
+            <w:r>
+              <w:rPr>
+                <w:noProof/>
+                <w:webHidden/>
+              </w:rPr>
+              <w:t>21</w:t>
+            </w:r>
+            <w:r>
+              <w:rPr>
+                <w:noProof/>
+                <w:webHidden/>
+              </w:rPr>
+              <w:fldChar w:fldCharType="end"/>
+            </w:r>
+          </w:hyperlink>
+        </w:p>
+        <w:p>
+          <w:pPr>
+            <w:pStyle w:val="TOC2"/>
+            <w:tabs>
+              <w:tab w:val="left" w:pos="960"/>
+              <w:tab w:val="right" w:leader="dot" w:pos="9016"/>
+            </w:tabs>
+            <w:rPr>
+              <w:rFonts w:eastAsiaTheme="minorEastAsia"/>
+              <w:noProof/>
+              <w:sz w:val="24"/>
+              <w:szCs w:val="24"/>
+              <w:lang w:eastAsia="en-GB"/>
+            </w:rPr>
+          </w:pPr>
+          <w:hyperlink w:anchor="_Toc221783219" w:history="1">
+            <w:r>
+              <w:rPr>
+                <w:rStyle w:val="Hyperlink"/>
+                <w:noProof/>
+              </w:rPr>
+              <w:t>4.2</w:t>
+            </w:r>
+            <w:r>
+              <w:rPr>
+                <w:rFonts w:eastAsiaTheme="minorEastAsia"/>
+                <w:noProof/>
+                <w:sz w:val="24"/>
+                <w:szCs w:val="24"/>
+                <w:lang w:eastAsia="en-GB"/>
+              </w:rPr>
+              <w:tab/>
+            </w:r>
+            <w:r>
+              <w:rPr>
+                <w:rStyle w:val="Hyperlink"/>
+                <w:noProof/>
+              </w:rPr>
+              <w:t>Modules</w:t>
+            </w:r>
+            <w:r>
+              <w:rPr>
+                <w:noProof/>
+                <w:webHidden/>
+              </w:rPr>
+              <w:tab/>
+            </w:r>
+            <w:r>
+              <w:rPr>
+                <w:noProof/>
+                <w:webHidden/>
+              </w:rPr>
+              <w:fldChar w:fldCharType="begin"/>
+            </w:r>
+            <w:r>
+              <w:rPr>
+                <w:noProof/>
+                <w:webHidden/>
+              </w:rPr>
+              <w:instrText xml:space="preserve"> PAGEREF _Toc221783219 \h </w:instrText>
+            </w:r>
+            <w:r>
+              <w:rPr>
+                <w:noProof/>
+                <w:webHidden/>
+              </w:rPr>
+            </w:r>
+            <w:r>
+              <w:rPr>
+                <w:noProof/>
+                <w:webHidden/>
+              </w:rPr>
+              <w:fldChar w:fldCharType="separate"/>
+            </w:r>
+            <w:r>
+              <w:rPr>
+                <w:noProof/>
+                <w:webHidden/>
+              </w:rPr>
+              <w:t>22</w:t>
+            </w:r>
+            <w:r>
+              <w:rPr>
+                <w:noProof/>
+                <w:webHidden/>
+              </w:rPr>
+              <w:fldChar w:fldCharType="end"/>
+            </w:r>
+          </w:hyperlink>
+        </w:p>
+        <w:p>
+          <w:pPr>
+            <w:pStyle w:val="TOC3"/>
+            <w:tabs>
+              <w:tab w:val="left" w:pos="1200"/>
+              <w:tab w:val="right" w:leader="dot" w:pos="9016"/>
+            </w:tabs>
+            <w:rPr>
+              <w:rFonts w:eastAsiaTheme="minorEastAsia"/>
+              <w:noProof/>
+              <w:sz w:val="24"/>
+              <w:szCs w:val="24"/>
+              <w:lang w:eastAsia="en-GB"/>
+            </w:rPr>
+          </w:pPr>
+          <w:hyperlink w:anchor="_Toc221783220" w:history="1">
+            <w:r>
+              <w:rPr>
+                <w:rStyle w:val="Hyperlink"/>
+                <w:noProof/>
+              </w:rPr>
+              <w:t>4.2.1</w:t>
+            </w:r>
+            <w:r>
+              <w:rPr>
+                <w:rFonts w:eastAsiaTheme="minorEastAsia"/>
+                <w:noProof/>
+                <w:sz w:val="24"/>
+                <w:szCs w:val="24"/>
+                <w:lang w:eastAsia="en-GB"/>
+              </w:rPr>
+              <w:tab/>
+            </w:r>
+            <w:r>
+              <w:rPr>
+                <w:rStyle w:val="Hyperlink"/>
+                <w:noProof/>
+              </w:rPr>
+              <w:t>Module Inserted</w:t>
+            </w:r>
+            <w:r>
+              <w:rPr>
+                <w:noProof/>
+                <w:webHidden/>
+              </w:rPr>
+              <w:tab/>
+            </w:r>
+            <w:r>
+              <w:rPr>
+                <w:noProof/>
+                <w:webHidden/>
+              </w:rPr>
+              <w:fldChar w:fldCharType="begin"/>
+            </w:r>
+            <w:r>
+              <w:rPr>
+                <w:noProof/>
+                <w:webHidden/>
+              </w:rPr>
+              <w:instrText xml:space="preserve"> PAGEREF _Toc221783220 \h </w:instrText>
+            </w:r>
+            <w:r>
+              <w:rPr>
+                <w:noProof/>
+                <w:webHidden/>
+              </w:rPr>
+            </w:r>
+            <w:r>
+              <w:rPr>
+                <w:noProof/>
+                <w:webHidden/>
+              </w:rPr>
+              <w:fldChar w:fldCharType="separate"/>
+            </w:r>
+            <w:r>
+              <w:rPr>
+                <w:noProof/>
+                <w:webHidden/>
+              </w:rPr>
+              <w:t>22</w:t>
+            </w:r>
+            <w:r>
+              <w:rPr>
+                <w:noProof/>
+                <w:webHidden/>
+              </w:rPr>
+              <w:fldChar w:fldCharType="end"/>
+            </w:r>
+          </w:hyperlink>
+        </w:p>
+        <w:p>
+          <w:pPr>
+            <w:pStyle w:val="TOC3"/>
+            <w:tabs>
+              <w:tab w:val="right" w:leader="dot" w:pos="9016"/>
+            </w:tabs>
+            <w:rPr>
+              <w:rFonts w:eastAsiaTheme="minorEastAsia"/>
+              <w:noProof/>
+              <w:sz w:val="24"/>
+              <w:szCs w:val="24"/>
+              <w:lang w:eastAsia="en-GB"/>
+            </w:rPr>
+          </w:pPr>
+          <w:hyperlink w:anchor="_Toc221783221" w:history="1">
+            <w:r>
+              <w:rPr>
+                <w:rStyle w:val="Hyperlink"/>
+                <w:noProof/>
+              </w:rPr>
+              <w:t>4.2.2 Module Not Inserted</w:t>
+            </w:r>
+            <w:r>
+              <w:rPr>
+                <w:noProof/>
+                <w:webHidden/>
+              </w:rPr>
+              <w:tab/>
+            </w:r>
+            <w:r>
+              <w:rPr>
+                <w:noProof/>
+                <w:webHidden/>
+              </w:rPr>
+              <w:fldChar w:fldCharType="begin"/>
+            </w:r>
+            <w:r>
+              <w:rPr>
+                <w:noProof/>
+                <w:webHidden/>
+              </w:rPr>
+              <w:instrText xml:space="preserve"> PAGEREF _Toc221783221 \h </w:instrText>
+            </w:r>
+            <w:r>
+              <w:rPr>
+                <w:noProof/>
+                <w:webHidden/>
+              </w:rPr>
+            </w:r>
+            <w:r>
+              <w:rPr>
+                <w:noProof/>
+                <w:webHidden/>
+              </w:rPr>
+              <w:fldChar w:fldCharType="separate"/>
+            </w:r>
+            <w:r>
+              <w:rPr>
+                <w:noProof/>
+                <w:webHidden/>
+              </w:rPr>
+              <w:t>22</w:t>
+            </w:r>
+            <w:r>
+              <w:rPr>
+                <w:noProof/>
+                <w:webHidden/>
+              </w:rPr>
+              <w:fldChar w:fldCharType="end"/>
+            </w:r>
+          </w:hyperlink>
+        </w:p>
+        <w:p>
+          <w:pPr>
+            <w:pStyle w:val="TOC2"/>
+            <w:tabs>
+              <w:tab w:val="left" w:pos="960"/>
+              <w:tab w:val="right" w:leader="dot" w:pos="9016"/>
+            </w:tabs>
+            <w:rPr>
+              <w:rFonts w:eastAsiaTheme="minorEastAsia"/>
+              <w:noProof/>
+              <w:sz w:val="24"/>
+              <w:szCs w:val="24"/>
+              <w:lang w:eastAsia="en-GB"/>
+            </w:rPr>
+          </w:pPr>
+          <w:hyperlink w:anchor="_Toc221783222" w:history="1">
+            <w:r>
+              <w:rPr>
+                <w:rStyle w:val="Hyperlink"/>
+                <w:noProof/>
+              </w:rPr>
+              <w:t>4.3</w:t>
+            </w:r>
+            <w:r>
+              <w:rPr>
+                <w:rFonts w:eastAsiaTheme="minorEastAsia"/>
+                <w:noProof/>
+                <w:sz w:val="24"/>
+                <w:szCs w:val="24"/>
+                <w:lang w:eastAsia="en-GB"/>
+              </w:rPr>
+              <w:tab/>
+            </w:r>
+            <w:r>
+              <w:rPr>
+                <w:rStyle w:val="Hyperlink"/>
+                <w:noProof/>
+              </w:rPr>
+              <w:t>Check Health</w:t>
+            </w:r>
+            <w:r>
+              <w:rPr>
+                <w:noProof/>
+                <w:webHidden/>
+              </w:rPr>
+              <w:tab/>
+            </w:r>
+            <w:r>
+              <w:rPr>
+                <w:noProof/>
+                <w:webHidden/>
+              </w:rPr>
+              <w:fldChar w:fldCharType="begin"/>
+            </w:r>
+            <w:r>
+              <w:rPr>
+                <w:noProof/>
+                <w:webHidden/>
+              </w:rPr>
+              <w:instrText xml:space="preserve"> PAGEREF _Toc221783222 \h </w:instrText>
+            </w:r>
+            <w:r>
+              <w:rPr>
+                <w:noProof/>
+                <w:webHidden/>
+              </w:rPr>
+            </w:r>
+            <w:r>
+              <w:rPr>
+                <w:noProof/>
+                <w:webHidden/>
+              </w:rPr>
+              <w:fldChar w:fldCharType="separate"/>
+            </w:r>
+            <w:r>
+              <w:rPr>
+                <w:noProof/>
+                <w:webHidden/>
+              </w:rPr>
+              <w:t>23</w:t>
+            </w:r>
+            <w:r>
+              <w:rPr>
+                <w:noProof/>
+                <w:webHidden/>
+              </w:rPr>
+              <w:fldChar w:fldCharType="end"/>
+            </w:r>
+          </w:hyperlink>
+        </w:p>
+        <w:p>
+          <w:pPr>
+            <w:pStyle w:val="TOC3"/>
+            <w:tabs>
+              <w:tab w:val="left" w:pos="1200"/>
+              <w:tab w:val="right" w:leader="dot" w:pos="9016"/>
+            </w:tabs>
+            <w:rPr>
+              <w:rFonts w:eastAsiaTheme="minorEastAsia"/>
+              <w:noProof/>
+              <w:sz w:val="24"/>
+              <w:szCs w:val="24"/>
+              <w:lang w:eastAsia="en-GB"/>
+            </w:rPr>
+          </w:pPr>
+          <w:hyperlink w:anchor="_Toc221783223" w:history="1">
+            <w:r>
+              <w:rPr>
+                <w:rStyle w:val="Hyperlink"/>
+                <w:noProof/>
+              </w:rPr>
+              <w:t>4.3.1</w:t>
+            </w:r>
+            <w:r>
+              <w:rPr>
+                <w:rFonts w:eastAsiaTheme="minorEastAsia"/>
+                <w:noProof/>
+                <w:sz w:val="24"/>
+                <w:szCs w:val="24"/>
+                <w:lang w:eastAsia="en-GB"/>
+              </w:rPr>
+              <w:tab/>
+            </w:r>
+            <w:r>
+              <w:rPr>
+                <w:rStyle w:val="Hyperlink"/>
+                <w:noProof/>
+              </w:rPr>
+              <w:t>Cartridge Inserted</w:t>
+            </w:r>
+            <w:r>
+              <w:rPr>
+                <w:noProof/>
+                <w:webHidden/>
+              </w:rPr>
+              <w:tab/>
+            </w:r>
+            <w:r>
+              <w:rPr>
+                <w:noProof/>
+                <w:webHidden/>
+              </w:rPr>
+              <w:fldChar w:fldCharType="begin"/>
+            </w:r>
+            <w:r>
+              <w:rPr>
+                <w:noProof/>
+                <w:webHidden/>
+              </w:rPr>
+              <w:instrText xml:space="preserve"> PAGEREF _Toc221783223 \h </w:instrText>
+            </w:r>
+            <w:r>
+              <w:rPr>
+                <w:noProof/>
+                <w:webHidden/>
+              </w:rPr>
+            </w:r>
+            <w:r>
+              <w:rPr>
+                <w:noProof/>
+                <w:webHidden/>
+              </w:rPr>
+              <w:fldChar w:fldCharType="separate"/>
+            </w:r>
+            <w:r>
+              <w:rPr>
+                <w:noProof/>
+                <w:webHidden/>
+              </w:rPr>
+              <w:t>23</w:t>
+            </w:r>
+            <w:r>
+              <w:rPr>
+                <w:noProof/>
+                <w:webHidden/>
+              </w:rPr>
+              <w:fldChar w:fldCharType="end"/>
+            </w:r>
+          </w:hyperlink>
+        </w:p>
+        <w:p>
+          <w:pPr>
+            <w:pStyle w:val="TOC3"/>
+            <w:tabs>
+              <w:tab w:val="left" w:pos="1200"/>
+              <w:tab w:val="right" w:leader="dot" w:pos="9016"/>
+            </w:tabs>
+            <w:rPr>
+              <w:rFonts w:eastAsiaTheme="minorEastAsia"/>
+              <w:noProof/>
+              <w:sz w:val="24"/>
+              <w:szCs w:val="24"/>
+              <w:lang w:eastAsia="en-GB"/>
+            </w:rPr>
+          </w:pPr>
+          <w:hyperlink w:anchor="_Toc221783224" w:history="1">
+            <w:r>
+              <w:rPr>
+                <w:rStyle w:val="Hyperlink"/>
+                <w:noProof/>
+              </w:rPr>
+              <w:t>4.3.2</w:t>
+            </w:r>
+            <w:r>
+              <w:rPr>
+                <w:rFonts w:eastAsiaTheme="minorEastAsia"/>
+                <w:noProof/>
+                <w:sz w:val="24"/>
+                <w:szCs w:val="24"/>
+                <w:lang w:eastAsia="en-GB"/>
+              </w:rPr>
+              <w:tab/>
+            </w:r>
+            <w:r>
+              <w:rPr>
+                <w:rStyle w:val="Hyperlink"/>
+                <w:noProof/>
+              </w:rPr>
+              <w:t>Cartridge Not Inserted</w:t>
+            </w:r>
+            <w:r>
+              <w:rPr>
+                <w:noProof/>
+                <w:webHidden/>
+              </w:rPr>
+              <w:tab/>
+            </w:r>
+            <w:r>
+              <w:rPr>
+                <w:noProof/>
+                <w:webHidden/>
+              </w:rPr>
+              <w:fldChar w:fldCharType="begin"/>
+            </w:r>
+            <w:r>
+              <w:rPr>
+                <w:noProof/>
+                <w:webHidden/>
+              </w:rPr>
+              <w:instrText xml:space="preserve"> PAGEREF _Toc221783224 \h </w:instrText>
+            </w:r>
+            <w:r>
+              <w:rPr>
+                <w:noProof/>
+                <w:webHidden/>
+              </w:rPr>
+            </w:r>
+            <w:r>
+              <w:rPr>
+                <w:noProof/>
+                <w:webHidden/>
+              </w:rPr>
+              <w:fldChar w:fldCharType="separate"/>
+            </w:r>
+            <w:r>
+              <w:rPr>
+                <w:noProof/>
+                <w:webHidden/>
+              </w:rPr>
+              <w:t>23</w:t>
+            </w:r>
+            <w:r>
+              <w:rPr>
+                <w:noProof/>
+                <w:webHidden/>
+              </w:rPr>
+              <w:fldChar w:fldCharType="end"/>
+            </w:r>
+          </w:hyperlink>
+        </w:p>
+        <w:p>
+          <w:pPr>
+            <w:pStyle w:val="TOC3"/>
+            <w:tabs>
+              <w:tab w:val="left" w:pos="1200"/>
+              <w:tab w:val="right" w:leader="dot" w:pos="9016"/>
+            </w:tabs>
+            <w:rPr>
+              <w:rFonts w:eastAsiaTheme="minorEastAsia"/>
+              <w:noProof/>
+              <w:sz w:val="24"/>
+              <w:szCs w:val="24"/>
+              <w:lang w:eastAsia="en-GB"/>
+            </w:rPr>
+          </w:pPr>
+          <w:hyperlink w:anchor="_Toc221783225" w:history="1">
+            <w:r>
+              <w:rPr>
+                <w:rStyle w:val="Hyperlink"/>
+                <w:noProof/>
+              </w:rPr>
+              <w:t>4.3.3</w:t>
+            </w:r>
+            <w:r>
+              <w:rPr>
+                <w:rFonts w:eastAsiaTheme="minorEastAsia"/>
+                <w:noProof/>
+                <w:sz w:val="24"/>
+                <w:szCs w:val="24"/>
+                <w:lang w:eastAsia="en-GB"/>
+              </w:rPr>
+              <w:tab/>
+            </w:r>
+            <w:r>
+              <w:rPr>
+                <w:rStyle w:val="Hyperlink"/>
+                <w:noProof/>
+              </w:rPr>
+              <w:t>Health Check In Progress</w:t>
+            </w:r>
+            <w:r>
+              <w:rPr>
+                <w:noProof/>
+                <w:webHidden/>
+              </w:rPr>
+              <w:tab/>
+            </w:r>
+            <w:r>
+              <w:rPr>
+                <w:noProof/>
+                <w:webHidden/>
+              </w:rPr>
+              <w:fldChar w:fldCharType="begin"/>
+            </w:r>
+            <w:r>
+              <w:rPr>
+                <w:noProof/>
+                <w:webHidden/>
+              </w:rPr>
+              <w:instrText xml:space="preserve"> PAGEREF _Toc221783225 \h </w:instrText>
+            </w:r>
+            <w:r>
+              <w:rPr>
+                <w:noProof/>
+                <w:webHidden/>
+              </w:rPr>
+            </w:r>
+            <w:r>
+              <w:rPr>
+                <w:noProof/>
+                <w:webHidden/>
+              </w:rPr>
+              <w:fldChar w:fldCharType="separate"/>
+            </w:r>
+            <w:r>
+              <w:rPr>
+                <w:noProof/>
+                <w:webHidden/>
+              </w:rPr>
+              <w:t>24</w:t>
+            </w:r>
+            <w:r>
+              <w:rPr>
+                <w:noProof/>
+                <w:webHidden/>
+              </w:rPr>
+              <w:fldChar w:fldCharType="end"/>
+            </w:r>
+          </w:hyperlink>
+        </w:p>
+        <w:p>
+          <w:pPr>
+            <w:pStyle w:val="TOC3"/>
+            <w:tabs>
+              <w:tab w:val="left" w:pos="1200"/>
+              <w:tab w:val="right" w:leader="dot" w:pos="9016"/>
+            </w:tabs>
+            <w:rPr>
+              <w:rFonts w:eastAsiaTheme="minorEastAsia"/>
+              <w:noProof/>
+              <w:sz w:val="24"/>
+              <w:szCs w:val="24"/>
+              <w:lang w:eastAsia="en-GB"/>
+            </w:rPr>
+          </w:pPr>
+          <w:hyperlink w:anchor="_Toc221783226" w:history="1">
+            <w:r>
+              <w:rPr>
+                <w:rStyle w:val="Hyperlink"/>
+                <w:noProof/>
+              </w:rPr>
+              <w:t>4.3.4</w:t>
+            </w:r>
+            <w:r>
+              <w:rPr>
+                <w:rFonts w:eastAsiaTheme="minorEastAsia"/>
+                <w:noProof/>
+                <w:sz w:val="24"/>
+                <w:szCs w:val="24"/>
+                <w:lang w:eastAsia="en-GB"/>
+              </w:rPr>
+              <w:tab/>
+            </w:r>
+            <w:r>
+              <w:rPr>
+                <w:rStyle w:val="Hyperlink"/>
+                <w:noProof/>
+              </w:rPr>
+              <w:t>Health Check Done</w:t>
+            </w:r>
+            <w:r>
+              <w:rPr>
+                <w:noProof/>
+                <w:webHidden/>
+              </w:rPr>
+              <w:tab/>
+            </w:r>
+            <w:r>
+              <w:rPr>
+                <w:noProof/>
+                <w:webHidden/>
+              </w:rPr>
+              <w:fldChar w:fldCharType="begin"/>
+            </w:r>
+            <w:r>
+              <w:rPr>
+                <w:noProof/>
+                <w:webHidden/>
+              </w:rPr>
+              <w:instrText xml:space="preserve"> PAGEREF _Toc221783226 \h </w:instrText>
+            </w:r>
+            <w:r>
+              <w:rPr>
+                <w:noProof/>
+                <w:webHidden/>
+              </w:rPr>
+            </w:r>
+            <w:r>
+              <w:rPr>
+                <w:noProof/>
+                <w:webHidden/>
+              </w:rPr>
+              <w:fldChar w:fldCharType="separate"/>
+            </w:r>
+            <w:r>
+              <w:rPr>
+                <w:noProof/>
+                <w:webHidden/>
+              </w:rPr>
+              <w:t>25</w:t>
+            </w:r>
+            <w:r>
+              <w:rPr>
+                <w:noProof/>
+                <w:webHidden/>
+              </w:rPr>
+              <w:fldChar w:fldCharType="end"/>
+            </w:r>
+          </w:hyperlink>
+        </w:p>
+        <w:p>
+          <w:pPr>
+            <w:pStyle w:val="TOC3"/>
+            <w:tabs>
+              <w:tab w:val="left" w:pos="1200"/>
+              <w:tab w:val="right" w:leader="dot" w:pos="9016"/>
+            </w:tabs>
+            <w:rPr>
+              <w:rFonts w:eastAsiaTheme="minorEastAsia"/>
+              <w:noProof/>
+              <w:sz w:val="24"/>
+              <w:szCs w:val="24"/>
+              <w:lang w:eastAsia="en-GB"/>
+            </w:rPr>
+          </w:pPr>
+          <w:hyperlink w:anchor="_Toc221783227" w:history="1">
+            <w:r>
+              <w:rPr>
+                <w:rStyle w:val="Hyperlink"/>
+                <w:noProof/>
+              </w:rPr>
+              <w:t>4.3.5</w:t>
+            </w:r>
+            <w:r>
+              <w:rPr>
+                <w:rFonts w:eastAsiaTheme="minorEastAsia"/>
+                <w:noProof/>
+                <w:sz w:val="24"/>
+                <w:szCs w:val="24"/>
+                <w:lang w:eastAsia="en-GB"/>
+              </w:rPr>
+              <w:tab/>
+            </w:r>
+            <w:r>
+              <w:rPr>
+                <w:rStyle w:val="Hyperlink"/>
+                <w:noProof/>
+              </w:rPr>
+              <w:t>Health Check Results</w:t>
+            </w:r>
+            <w:r>
+              <w:rPr>
+                <w:noProof/>
+                <w:webHidden/>
+              </w:rPr>
+              <w:tab/>
+            </w:r>
+            <w:r>
+              <w:rPr>
+                <w:noProof/>
+                <w:webHidden/>
+              </w:rPr>
+              <w:fldChar w:fldCharType="begin"/>
+            </w:r>
+            <w:r>
+              <w:rPr>
+                <w:noProof/>
+                <w:webHidden/>
+              </w:rPr>
+              <w:instrText xml:space="preserve"> PAGEREF _Toc221783227 \h </w:instrText>
+            </w:r>
+            <w:r>
+              <w:rPr>
+                <w:noProof/>
+                <w:webHidden/>
+              </w:rPr>
+            </w:r>
+            <w:r>
+              <w:rPr>
+                <w:noProof/>
+                <w:webHidden/>
+              </w:rPr>
+              <w:fldChar w:fldCharType="separate"/>
+            </w:r>
+            <w:r>
+              <w:rPr>
+                <w:noProof/>
+                <w:webHidden/>
+              </w:rPr>
+              <w:t>26</w:t>
+            </w:r>
+            <w:r>
+              <w:rPr>
+                <w:noProof/>
+                <w:webHidden/>
+              </w:rPr>
+              <w:fldChar w:fldCharType="end"/>
+            </w:r>
+          </w:hyperlink>
+        </w:p>
+        <w:p>
+          <w:pPr>
+            <w:pStyle w:val="TOC1"/>
+            <w:tabs>
+              <w:tab w:val="right" w:leader="dot" w:pos="9016"/>
+            </w:tabs>
+            <w:rPr>
+              <w:rFonts w:eastAsiaTheme="minorEastAsia"/>
+              <w:noProof/>
+              <w:sz w:val="24"/>
+              <w:szCs w:val="24"/>
+              <w:lang w:eastAsia="en-GB"/>
+            </w:rPr>
+          </w:pPr>
+          <w:hyperlink w:anchor="_Toc221783228" w:history="1">
+            <w:r>
+              <w:rPr>
+                <w:rStyle w:val="Hyperlink"/>
+                <w:noProof/>
+              </w:rPr>
+              <w:t>5. Bibliography</w:t>
+            </w:r>
+            <w:r>
+              <w:rPr>
+                <w:noProof/>
+                <w:webHidden/>
+              </w:rPr>
+              <w:tab/>
+            </w:r>
+            <w:r>
+              <w:rPr>
+                <w:noProof/>
+                <w:webHidden/>
+              </w:rPr>
+              <w:fldChar w:fldCharType="begin"/>
+            </w:r>
+            <w:r>
+              <w:rPr>
+                <w:noProof/>
+                <w:webHidden/>
+              </w:rPr>
+              <w:instrText xml:space="preserve"> PAGEREF _Toc221783228 \h </w:instrText>
+            </w:r>
+            <w:r>
+              <w:rPr>
+                <w:noProof/>
+                <w:webHidden/>
+              </w:rPr>
+            </w:r>
+            <w:r>
+              <w:rPr>
+                <w:noProof/>
+                <w:webHidden/>
+              </w:rPr>
+              <w:fldChar w:fldCharType="separate"/>
+            </w:r>
+            <w:r>
+              <w:rPr>
+                <w:noProof/>
+                <w:webHidden/>
+              </w:rPr>
+              <w:t>27</w:t>
             </w:r>
             <w:r>
               <w:rPr>
@@ -2377,6 +6463,7 @@
               <w:bCs/>
               <w:noProof/>
             </w:rPr>
+            <w:lastRenderedPageBreak/>
             <w:fldChar w:fldCharType="end"/>
           </w:r>
         </w:p>
@@ -2395,7 +6482,7 @@
           <w:numId w:val="1"/>
         </w:numPr>
       </w:pPr>
-      <w:bookmarkStart w:id="0" w:name="_Toc221702064"/>
+      <w:bookmarkStart w:id="0" w:name="_Toc221783158"/>
       <w:r>
         <w:lastRenderedPageBreak/>
         <w:t>SCARAB Program</w:t>
@@ -2410,7 +6497,7 @@
           <w:numId w:val="1"/>
         </w:numPr>
       </w:pPr>
-      <w:bookmarkStart w:id="1" w:name="_Toc221702065"/>
+      <w:bookmarkStart w:id="1" w:name="_Toc221783159"/>
       <w:r>
         <w:t>Software Architecture</w:t>
       </w:r>
@@ -2475,7 +6562,7 @@
           <w:numId w:val="1"/>
         </w:numPr>
       </w:pPr>
-      <w:bookmarkStart w:id="2" w:name="_Toc221702066"/>
+      <w:bookmarkStart w:id="2" w:name="_Toc221783160"/>
       <w:r>
         <w:t>PySide</w:t>
       </w:r>
@@ -2541,7 +6628,7 @@
           <w:numId w:val="1"/>
         </w:numPr>
       </w:pPr>
-      <w:bookmarkStart w:id="3" w:name="_Toc221702067"/>
+      <w:bookmarkStart w:id="3" w:name="_Toc221783161"/>
       <w:r>
         <w:t>Python</w:t>
       </w:r>
@@ -2610,7 +6697,7 @@
           <w:numId w:val="1"/>
         </w:numPr>
       </w:pPr>
-      <w:bookmarkStart w:id="4" w:name="_Toc221702068"/>
+      <w:bookmarkStart w:id="4" w:name="_Toc221783162"/>
       <w:r>
         <w:t>py</w:t>
       </w:r>
@@ -2693,7 +6780,7 @@
           <w:numId w:val="1"/>
         </w:numPr>
       </w:pPr>
-      <w:bookmarkStart w:id="5" w:name="_Toc221702069"/>
+      <w:bookmarkStart w:id="5" w:name="_Toc221783163"/>
       <w:r>
         <w:t>File System</w:t>
       </w:r>
@@ -2712,7 +6799,7 @@
           <w:numId w:val="1"/>
         </w:numPr>
       </w:pPr>
-      <w:bookmarkStart w:id="6" w:name="_Toc221702070"/>
+      <w:bookmarkStart w:id="6" w:name="_Toc221783164"/>
       <w:r>
         <w:lastRenderedPageBreak/>
         <w:t>External Hardware (SCARAB Device)</w:t>
@@ -2732,7 +6819,7 @@
           <w:numId w:val="1"/>
         </w:numPr>
       </w:pPr>
-      <w:bookmarkStart w:id="7" w:name="_Toc221702071"/>
+      <w:bookmarkStart w:id="7" w:name="_Toc221783165"/>
       <w:r>
         <w:t>System Services</w:t>
       </w:r>
@@ -2754,7 +6841,7 @@
           <w:numId w:val="1"/>
         </w:numPr>
       </w:pPr>
-      <w:bookmarkStart w:id="8" w:name="_Toc221702072"/>
+      <w:bookmarkStart w:id="8" w:name="_Toc221783166"/>
       <w:r>
         <w:lastRenderedPageBreak/>
         <w:t>SCARAB Device</w:t>
@@ -2769,7 +6856,7 @@
           <w:numId w:val="1"/>
         </w:numPr>
       </w:pPr>
-      <w:bookmarkStart w:id="9" w:name="_Toc221702073"/>
+      <w:bookmarkStart w:id="9" w:name="_Toc221783167"/>
       <w:r>
         <w:t>Hardware Architecture</w:t>
       </w:r>
@@ -2839,7 +6926,7 @@
           <w:numId w:val="1"/>
         </w:numPr>
       </w:pPr>
-      <w:bookmarkStart w:id="10" w:name="_Toc221702074"/>
+      <w:bookmarkStart w:id="10" w:name="_Toc221783168"/>
       <w:r>
         <w:lastRenderedPageBreak/>
         <w:t>Arduino MEGA 2560 Rev 3</w:t>
@@ -2912,7 +6999,7 @@
           <w:numId w:val="1"/>
         </w:numPr>
       </w:pPr>
-      <w:bookmarkStart w:id="11" w:name="_Toc221702075"/>
+      <w:bookmarkStart w:id="11" w:name="_Toc221783169"/>
       <w:r>
         <w:t>Adafruit 4090 USB C Breakout Board</w:t>
       </w:r>
@@ -2942,7 +7029,7 @@
           <w:numId w:val="1"/>
         </w:numPr>
       </w:pPr>
-      <w:bookmarkStart w:id="12" w:name="_Toc221702076"/>
+      <w:bookmarkStart w:id="12" w:name="_Toc221783170"/>
       <w:r>
         <w:t>5V to 3.3V Buck Converter</w:t>
       </w:r>
@@ -3061,7 +7148,7 @@
           <w:numId w:val="1"/>
         </w:numPr>
       </w:pPr>
-      <w:bookmarkStart w:id="13" w:name="_Toc221702077"/>
+      <w:bookmarkStart w:id="13" w:name="_Toc221783171"/>
       <w:r>
         <w:t>Module Connector Interface / SCARAB Connector</w:t>
       </w:r>
@@ -3080,7 +7167,7 @@
           <w:numId w:val="1"/>
         </w:numPr>
       </w:pPr>
-      <w:bookmarkStart w:id="14" w:name="_Toc221702078"/>
+      <w:bookmarkStart w:id="14" w:name="_Toc221783172"/>
       <w:r>
         <w:t>EEPROM</w:t>
       </w:r>
@@ -3099,7 +7186,7 @@
           <w:numId w:val="1"/>
         </w:numPr>
       </w:pPr>
-      <w:bookmarkStart w:id="15" w:name="_Toc221702079"/>
+      <w:bookmarkStart w:id="15" w:name="_Toc221783173"/>
       <w:r>
         <w:t>Logic Level Converter</w:t>
       </w:r>
@@ -3118,7 +7205,7 @@
           <w:numId w:val="1"/>
         </w:numPr>
       </w:pPr>
-      <w:bookmarkStart w:id="16" w:name="_Toc221702080"/>
+      <w:bookmarkStart w:id="16" w:name="_Toc221783174"/>
       <w:r>
         <w:t>Cartridge Port</w:t>
       </w:r>
@@ -3133,7 +7220,7 @@
       <w:pPr>
         <w:pStyle w:val="Heading3"/>
       </w:pPr>
-      <w:bookmarkStart w:id="17" w:name="_Toc221702081"/>
+      <w:bookmarkStart w:id="17" w:name="_Toc221783175"/>
       <w:r>
         <w:t>2.1.8 Game Cartridge</w:t>
       </w:r>
@@ -3152,7 +7239,7 @@
           <w:numId w:val="1"/>
         </w:numPr>
       </w:pPr>
-      <w:bookmarkStart w:id="18" w:name="_Toc221702082"/>
+      <w:bookmarkStart w:id="18" w:name="_Toc221783176"/>
       <w:r>
         <w:lastRenderedPageBreak/>
         <w:t>Circuit Diagrams</w:t>
@@ -3167,7 +7254,7 @@
           <w:numId w:val="1"/>
         </w:numPr>
       </w:pPr>
-      <w:bookmarkStart w:id="19" w:name="_Toc221702083"/>
+      <w:bookmarkStart w:id="19" w:name="_Toc221783177"/>
       <w:r>
         <w:t>SCARAB Device</w:t>
       </w:r>
@@ -3229,7 +7316,7 @@
           <w:numId w:val="1"/>
         </w:numPr>
       </w:pPr>
-      <w:bookmarkStart w:id="20" w:name="_Toc221702084"/>
+      <w:bookmarkStart w:id="20" w:name="_Toc221783178"/>
       <w:r>
         <w:lastRenderedPageBreak/>
         <w:t>SNES Module</w:t>
@@ -3292,7 +7379,7 @@
           <w:numId w:val="1"/>
         </w:numPr>
       </w:pPr>
-      <w:bookmarkStart w:id="21" w:name="_Toc221702085"/>
+      <w:bookmarkStart w:id="21" w:name="_Toc221783179"/>
       <w:r>
         <w:lastRenderedPageBreak/>
         <w:t>N64 Module</w:t>
@@ -3355,7 +7442,7 @@
           <w:numId w:val="1"/>
         </w:numPr>
       </w:pPr>
-      <w:bookmarkStart w:id="22" w:name="_Toc221702086"/>
+      <w:bookmarkStart w:id="22" w:name="_Toc221783180"/>
       <w:r>
         <w:lastRenderedPageBreak/>
         <w:t>GBA Module</w:t>
@@ -3418,7 +7505,7 @@
           <w:numId w:val="1"/>
         </w:numPr>
       </w:pPr>
-      <w:bookmarkStart w:id="23" w:name="_Toc221702087"/>
+      <w:bookmarkStart w:id="23" w:name="_Toc221783181"/>
       <w:r>
         <w:lastRenderedPageBreak/>
         <w:t>NES Module</w:t>
@@ -3486,10 +7573,12 @@
           <w:numId w:val="1"/>
         </w:numPr>
       </w:pPr>
+      <w:bookmarkStart w:id="24" w:name="_Toc221783182"/>
       <w:r>
         <w:lastRenderedPageBreak/>
         <w:t>Algorithm Pseudocode</w:t>
       </w:r>
+      <w:bookmarkEnd w:id="24"/>
     </w:p>
     <w:p>
       <w:pPr>
@@ -3499,9 +7588,11 @@
           <w:numId w:val="1"/>
         </w:numPr>
       </w:pPr>
+      <w:bookmarkStart w:id="25" w:name="_Toc221783183"/>
       <w:r>
         <w:t>SCARAB</w:t>
       </w:r>
+      <w:bookmarkEnd w:id="25"/>
     </w:p>
     <w:p>
       <w:pPr>
@@ -3511,9 +7602,11 @@
           <w:numId w:val="1"/>
         </w:numPr>
       </w:pPr>
+      <w:bookmarkStart w:id="26" w:name="_Toc221783184"/>
       <w:r>
         <w:t>Identify Module</w:t>
       </w:r>
+      <w:bookmarkEnd w:id="26"/>
     </w:p>
     <w:p>
       <w:r>
@@ -3670,9 +7763,11 @@
           <w:numId w:val="1"/>
         </w:numPr>
       </w:pPr>
+      <w:bookmarkStart w:id="27" w:name="_Toc221783185"/>
       <w:r>
         <w:t>SNES</w:t>
       </w:r>
+      <w:bookmarkEnd w:id="27"/>
     </w:p>
     <w:p>
       <w:pPr>
@@ -3682,9 +7777,11 @@
           <w:numId w:val="1"/>
         </w:numPr>
       </w:pPr>
+      <w:bookmarkStart w:id="28" w:name="_Toc221783186"/>
       <w:r>
         <w:t>Read Cartridge</w:t>
       </w:r>
+      <w:bookmarkEnd w:id="28"/>
     </w:p>
     <w:p>
       <w:r>
@@ -3739,26 +7836,16 @@
           <w:numId w:val="1"/>
         </w:numPr>
       </w:pPr>
+      <w:bookmarkStart w:id="29" w:name="_Toc221783187"/>
       <w:r>
         <w:lastRenderedPageBreak/>
         <w:t>Write Cartridge</w:t>
       </w:r>
-    </w:p>
-    <w:p>
-      <w:r>
-        <w:t xml:space="preserve">func </w:t>
-      </w:r>
-      <w:r>
-        <w:t>write</w:t>
-      </w:r>
-      <w:r>
-        <w:t>SnesCartridge(address</w:t>
-      </w:r>
-      <w:r>
-        <w:t>, byte</w:t>
-      </w:r>
-      <w:r>
-        <w:t>) {</w:t>
+      <w:bookmarkEnd w:id="29"/>
+    </w:p>
+    <w:p>
+      <w:r>
+        <w:t>func writeSnesCartridge(address, byte) {</w:t>
       </w:r>
     </w:p>
     <w:p>
@@ -3770,15 +7857,7 @@
     <w:p>
       <w:r>
         <w:tab/>
-      </w:r>
-      <w:r>
-        <w:t>Place byte on</w:t>
-      </w:r>
-      <w:r>
-        <w:t xml:space="preserve"> data lines</w:t>
-      </w:r>
-      <w:r>
-        <w:t xml:space="preserve"> </w:t>
+        <w:t xml:space="preserve">Place byte on data lines </w:t>
       </w:r>
     </w:p>
     <w:p>
@@ -3786,13 +7865,7 @@
         <w:ind w:firstLine="720"/>
       </w:pPr>
       <w:r>
-        <w:t xml:space="preserve">Set </w:t>
-      </w:r>
-      <w:r>
-        <w:t>WR</w:t>
-      </w:r>
-      <w:r>
-        <w:t xml:space="preserve"> line to active low</w:t>
+        <w:t>Set WR line to active low</w:t>
       </w:r>
     </w:p>
     <w:p>
@@ -3808,9 +7881,11 @@
           <w:numId w:val="1"/>
         </w:numPr>
       </w:pPr>
+      <w:bookmarkStart w:id="30" w:name="_Toc221783188"/>
       <w:r>
         <w:t>Dump Save</w:t>
       </w:r>
+      <w:bookmarkEnd w:id="30"/>
     </w:p>
     <w:p>
       <w:r>
@@ -3858,31 +7933,19 @@
         <w:ind w:left="720" w:firstLine="720"/>
       </w:pPr>
       <w:r>
-        <w:t>case “</w:t>
-      </w:r>
-      <w:r>
-        <w:t>Hi</w:t>
-      </w:r>
-      <w:r>
-        <w:t>Rom”:</w:t>
-      </w:r>
-    </w:p>
-    <w:p>
-      <w:r>
-        <w:tab/>
-      </w:r>
-      <w:r>
-        <w:tab/>
-      </w:r>
-      <w:r>
-        <w:tab/>
-        <w:t xml:space="preserve">startLocation = </w:t>
-      </w:r>
-      <w:r>
-        <w:t>Hi</w:t>
-      </w:r>
-      <w:r>
-        <w:t>RomSaveLocation</w:t>
+        <w:t>case “HiRom”:</w:t>
+      </w:r>
+    </w:p>
+    <w:p>
+      <w:r>
+        <w:tab/>
+      </w:r>
+      <w:r>
+        <w:tab/>
+      </w:r>
+      <w:r>
+        <w:tab/>
+        <w:t>startLocation = HiRomSaveLocation</w:t>
       </w:r>
     </w:p>
     <w:p>
@@ -3890,31 +7953,19 @@
         <w:ind w:left="720" w:firstLine="720"/>
       </w:pPr>
       <w:r>
-        <w:t>case “</w:t>
-      </w:r>
-      <w:r>
-        <w:t>ExHi</w:t>
-      </w:r>
-      <w:r>
-        <w:t>Rom”:</w:t>
-      </w:r>
-    </w:p>
-    <w:p>
-      <w:r>
-        <w:tab/>
-      </w:r>
-      <w:r>
-        <w:tab/>
-      </w:r>
-      <w:r>
-        <w:tab/>
-        <w:t xml:space="preserve">startLocation = </w:t>
-      </w:r>
-      <w:r>
-        <w:t>ExHi</w:t>
-      </w:r>
-      <w:r>
-        <w:t>RomSaveLocation</w:t>
+        <w:t>case “ExHiRom”:</w:t>
+      </w:r>
+    </w:p>
+    <w:p>
+      <w:r>
+        <w:tab/>
+      </w:r>
+      <w:r>
+        <w:tab/>
+      </w:r>
+      <w:r>
+        <w:tab/>
+        <w:t>startLocation = ExHiRomSaveLocation</w:t>
       </w:r>
     </w:p>
     <w:p>
@@ -4054,12 +8105,15 @@
           <w:numId w:val="1"/>
         </w:numPr>
       </w:pPr>
+      <w:bookmarkStart w:id="31" w:name="_Toc221783189"/>
       <w:r>
         <w:lastRenderedPageBreak/>
         <w:t>Restore Save</w:t>
       </w:r>
-    </w:p>
-    <w:p>
+      <w:bookmarkEnd w:id="31"/>
+    </w:p>
+    <w:p>
+      <w:bookmarkStart w:id="32" w:name="_Hlk221789701"/>
       <w:r>
         <w:t xml:space="preserve">func </w:t>
       </w:r>
@@ -4161,22 +8215,10 @@
         <w:ind w:left="1440"/>
       </w:pPr>
       <w:r>
-        <w:t xml:space="preserve">if buffer is </w:t>
-      </w:r>
-      <w:r>
-        <w:t xml:space="preserve">empty </w:t>
-      </w:r>
-      <w:r>
-        <w:t>{</w:t>
-      </w:r>
-      <w:r>
-        <w:t xml:space="preserve"> //if </w:t>
-      </w:r>
-      <w:r>
-        <w:t>(address – startLocation % 1024)</w:t>
-      </w:r>
-      <w:r>
-        <w:t xml:space="preserve"> </w:t>
+        <w:t xml:space="preserve">if buffer is empty { //if </w:t>
+      </w:r>
+      <w:r>
+        <w:t xml:space="preserve">(address – startLocation % 1024) </w:t>
       </w:r>
       <w:r>
         <w:t>== 0</w:t>
@@ -4191,8 +8233,6 @@
       </w:r>
       <w:r>
         <w:tab/>
-      </w:r>
-      <w:r>
         <w:t>Request data from PC</w:t>
       </w:r>
     </w:p>
@@ -4205,8 +8245,6 @@
       </w:r>
       <w:r>
         <w:tab/>
-      </w:r>
-      <w:r>
         <w:t>Request Checksum from PC</w:t>
       </w:r>
     </w:p>
@@ -4219,8 +8257,6 @@
       </w:r>
       <w:r>
         <w:tab/>
-      </w:r>
-      <w:r>
         <w:t>Validate Checksum</w:t>
       </w:r>
     </w:p>
@@ -4233,10 +8269,7 @@
       </w:r>
       <w:r>
         <w:tab/>
-        <w:t xml:space="preserve">if OK then </w:t>
-      </w:r>
-      <w:r>
-        <w:t>ACK</w:t>
+        <w:t>if OK then ACK</w:t>
       </w:r>
     </w:p>
     <w:p>
@@ -4248,10 +8281,7 @@
       </w:r>
       <w:r>
         <w:tab/>
-        <w:t xml:space="preserve">else </w:t>
-      </w:r>
-      <w:r>
-        <w:t>ERR</w:t>
+        <w:t>else ERR</w:t>
       </w:r>
     </w:p>
     <w:p>
@@ -4270,13 +8300,7 @@
         <w:tab/>
       </w:r>
       <w:r>
-        <w:t>writeSnesCartridge(address, buffer</w:t>
-      </w:r>
-      <w:r>
-        <w:t>[(address – startLocation % 1024)]</w:t>
-      </w:r>
-      <w:r>
-        <w:t>)</w:t>
+        <w:t>writeSnesCartridge(address, buffer[(address – startLocation % 1024)])</w:t>
       </w:r>
     </w:p>
     <w:p>
@@ -4308,9 +8332,12 @@
           <w:numId w:val="1"/>
         </w:numPr>
       </w:pPr>
+      <w:bookmarkStart w:id="33" w:name="_Toc221783190"/>
+      <w:bookmarkEnd w:id="32"/>
       <w:r>
         <w:t>Calculate Checksum</w:t>
       </w:r>
+      <w:bookmarkEnd w:id="33"/>
     </w:p>
     <w:p>
       <w:pPr>
@@ -4320,9 +8347,11 @@
           <w:numId w:val="1"/>
         </w:numPr>
       </w:pPr>
+      <w:bookmarkStart w:id="34" w:name="_Toc221783191"/>
       <w:r>
         <w:t>NES</w:t>
       </w:r>
+      <w:bookmarkEnd w:id="34"/>
     </w:p>
     <w:p>
       <w:pPr>
@@ -4332,20 +8361,16 @@
           <w:numId w:val="1"/>
         </w:numPr>
       </w:pPr>
+      <w:bookmarkStart w:id="35" w:name="_Toc221783192"/>
       <w:r>
         <w:t>Read Cartridge</w:t>
       </w:r>
-    </w:p>
-    <w:p>
-      <w:bookmarkStart w:id="24" w:name="_Hlk221709160"/>
-      <w:r>
-        <w:t>func read</w:t>
-      </w:r>
-      <w:r>
-        <w:t>N</w:t>
-      </w:r>
-      <w:r>
-        <w:t>esCartridge(</w:t>
+      <w:bookmarkEnd w:id="35"/>
+    </w:p>
+    <w:p>
+      <w:bookmarkStart w:id="36" w:name="_Hlk221709160"/>
+      <w:r>
+        <w:t>func readNesCartridge(</w:t>
       </w:r>
       <w:r>
         <w:t>address</w:t>
@@ -4454,7 +8479,6 @@
         <w:t>}</w:t>
       </w:r>
     </w:p>
-    <w:bookmarkEnd w:id="24"/>
     <w:p>
       <w:pPr>
         <w:pStyle w:val="Heading3"/>
@@ -4463,9 +8487,12 @@
           <w:numId w:val="1"/>
         </w:numPr>
       </w:pPr>
+      <w:bookmarkStart w:id="37" w:name="_Toc221783193"/>
+      <w:bookmarkEnd w:id="36"/>
       <w:r>
         <w:t>Write Cartridge</w:t>
       </w:r>
+      <w:bookmarkEnd w:id="37"/>
     </w:p>
     <w:p>
       <w:r>
@@ -4496,13 +8523,7 @@
       </w:r>
       <w:r>
         <w:tab/>
-        <w:t xml:space="preserve">Place address on </w:t>
-      </w:r>
-      <w:r>
-        <w:t>C</w:t>
-      </w:r>
-      <w:r>
-        <w:t>PU address lines</w:t>
+        <w:t>Place address on CPU address lines</w:t>
       </w:r>
     </w:p>
     <w:p>
@@ -4517,28 +8538,16 @@
         <w:t>byte</w:t>
       </w:r>
       <w:r>
-        <w:t xml:space="preserve"> on </w:t>
-      </w:r>
-      <w:r>
-        <w:t>C</w:t>
-      </w:r>
-      <w:r>
-        <w:t>PU data lines</w:t>
-      </w:r>
-    </w:p>
-    <w:p>
-      <w:r>
-        <w:tab/>
-      </w:r>
-      <w:r>
-        <w:tab/>
-        <w:t xml:space="preserve">set </w:t>
-      </w:r>
-      <w:r>
-        <w:t>C</w:t>
-      </w:r>
-      <w:r>
-        <w:t>PU WR to active low</w:t>
+        <w:t xml:space="preserve"> on CPU data lines</w:t>
+      </w:r>
+    </w:p>
+    <w:p>
+      <w:r>
+        <w:tab/>
+      </w:r>
+      <w:r>
+        <w:tab/>
+        <w:t>set CPU WR to active low</w:t>
       </w:r>
     </w:p>
     <w:p>
@@ -4562,7 +8571,7 @@
       <w:r>
         <w:tab/>
       </w:r>
-      <w:bookmarkStart w:id="25" w:name="_Hlk221709376"/>
+      <w:bookmarkStart w:id="38" w:name="_Hlk221709376"/>
       <w:r>
         <w:t>Place address on PPU address lines</w:t>
       </w:r>
@@ -4573,8 +8582,6 @@
       </w:r>
       <w:r>
         <w:tab/>
-      </w:r>
-      <w:r>
         <w:t xml:space="preserve">Place </w:t>
       </w:r>
       <w:r>
@@ -4593,7 +8600,7 @@
         <w:t>set PPU WR to active low</w:t>
       </w:r>
     </w:p>
-    <w:bookmarkEnd w:id="25"/>
+    <w:bookmarkEnd w:id="38"/>
     <w:p>
       <w:pPr>
         <w:ind w:firstLine="720"/>
@@ -4615,9 +8622,11 @@
           <w:numId w:val="1"/>
         </w:numPr>
       </w:pPr>
+      <w:bookmarkStart w:id="39" w:name="_Toc221783194"/>
       <w:r>
         <w:t>Dump Save</w:t>
       </w:r>
+      <w:bookmarkEnd w:id="39"/>
     </w:p>
     <w:p>
       <w:r>
@@ -4642,10 +8651,12 @@
           <w:numId w:val="1"/>
         </w:numPr>
       </w:pPr>
+      <w:bookmarkStart w:id="40" w:name="_Toc221783195"/>
       <w:r>
         <w:lastRenderedPageBreak/>
         <w:t>Restore Save</w:t>
       </w:r>
+      <w:bookmarkEnd w:id="40"/>
     </w:p>
     <w:p>
       <w:pPr>
@@ -4655,9 +8666,11 @@
           <w:numId w:val="1"/>
         </w:numPr>
       </w:pPr>
+      <w:bookmarkStart w:id="41" w:name="_Toc221783196"/>
       <w:r>
         <w:t>Calculate Checksum</w:t>
       </w:r>
+      <w:bookmarkEnd w:id="41"/>
     </w:p>
     <w:p>
       <w:pPr>
@@ -4667,9 +8680,11 @@
           <w:numId w:val="1"/>
         </w:numPr>
       </w:pPr>
+      <w:bookmarkStart w:id="42" w:name="_Toc221783197"/>
       <w:r>
         <w:t>GBA</w:t>
       </w:r>
+      <w:bookmarkEnd w:id="42"/>
     </w:p>
     <w:p>
       <w:pPr>
@@ -4679,9 +8694,11 @@
           <w:numId w:val="1"/>
         </w:numPr>
       </w:pPr>
+      <w:bookmarkStart w:id="43" w:name="_Toc221783198"/>
       <w:r>
         <w:t>Read Cartridge</w:t>
       </w:r>
+      <w:bookmarkEnd w:id="43"/>
     </w:p>
     <w:p>
       <w:pPr>
@@ -4691,9 +8708,11 @@
           <w:numId w:val="1"/>
         </w:numPr>
       </w:pPr>
+      <w:bookmarkStart w:id="44" w:name="_Toc221783199"/>
       <w:r>
         <w:t>Write Cartridge</w:t>
       </w:r>
+      <w:bookmarkEnd w:id="44"/>
     </w:p>
     <w:p>
       <w:pPr>
@@ -4703,9 +8722,11 @@
           <w:numId w:val="1"/>
         </w:numPr>
       </w:pPr>
+      <w:bookmarkStart w:id="45" w:name="_Toc221783200"/>
       <w:r>
         <w:t>Dump Save</w:t>
       </w:r>
+      <w:bookmarkEnd w:id="45"/>
     </w:p>
     <w:p>
       <w:pPr>
@@ -4715,9 +8736,11 @@
           <w:numId w:val="1"/>
         </w:numPr>
       </w:pPr>
+      <w:bookmarkStart w:id="46" w:name="_Toc221783201"/>
       <w:r>
         <w:t>Restore Save</w:t>
       </w:r>
+      <w:bookmarkEnd w:id="46"/>
     </w:p>
     <w:p>
       <w:pPr>
@@ -4727,9 +8750,11 @@
           <w:numId w:val="1"/>
         </w:numPr>
       </w:pPr>
+      <w:bookmarkStart w:id="47" w:name="_Toc221783202"/>
       <w:r>
         <w:t>Calculate Checksum</w:t>
       </w:r>
+      <w:bookmarkEnd w:id="47"/>
     </w:p>
     <w:p>
       <w:pPr>
@@ -4739,9 +8764,11 @@
           <w:numId w:val="1"/>
         </w:numPr>
       </w:pPr>
+      <w:bookmarkStart w:id="48" w:name="_Toc221783203"/>
       <w:r>
         <w:t>GB/GBC</w:t>
       </w:r>
+      <w:bookmarkEnd w:id="48"/>
     </w:p>
     <w:p>
       <w:pPr>
@@ -4752,7 +8779,104 @@
         </w:numPr>
       </w:pPr>
       <w:r>
-        <w:t>Read Cartridge</w:t>
+        <w:t>Switch Bank</w:t>
+      </w:r>
+    </w:p>
+    <w:p>
+      <w:r>
+        <w:t>func switchBank(bankNumber, romType</w:t>
+      </w:r>
+      <w:r>
+        <w:t>, memType</w:t>
+      </w:r>
+      <w:r>
+        <w:t>) {</w:t>
+      </w:r>
+    </w:p>
+    <w:p>
+      <w:r>
+        <w:tab/>
+        <w:t>Determ</w:t>
+      </w:r>
+      <w:r>
+        <w:t>ine Write address from romType</w:t>
+      </w:r>
+    </w:p>
+    <w:p>
+      <w:r>
+        <w:tab/>
+        <w:t>if memType is RAM, write to enable RAM mode</w:t>
+      </w:r>
+    </w:p>
+    <w:p>
+      <w:r>
+        <w:tab/>
+        <w:t>If bankNumber &gt; 1F (needs more than 5 bits</w:t>
+      </w:r>
+      <w:r>
+        <w:t>, never happens with RAM</w:t>
+      </w:r>
+      <w:r>
+        <w:t>) {</w:t>
+      </w:r>
+    </w:p>
+    <w:p>
+      <w:r>
+        <w:tab/>
+      </w:r>
+      <w:r>
+        <w:tab/>
+        <w:t>Write to enable ROM banking mode</w:t>
+      </w:r>
+    </w:p>
+    <w:p>
+      <w:r>
+        <w:tab/>
+      </w:r>
+      <w:r>
+        <w:tab/>
+        <w:t>Write lower 5 bits</w:t>
+      </w:r>
+    </w:p>
+    <w:p>
+      <w:r>
+        <w:tab/>
+      </w:r>
+      <w:r>
+        <w:tab/>
+        <w:t>Write upper 2 bits</w:t>
+      </w:r>
+    </w:p>
+    <w:p>
+      <w:r>
+        <w:tab/>
+        <w:t>}</w:t>
+      </w:r>
+    </w:p>
+    <w:p>
+      <w:r>
+        <w:tab/>
+        <w:t>else {</w:t>
+      </w:r>
+    </w:p>
+    <w:p>
+      <w:r>
+        <w:tab/>
+      </w:r>
+      <w:r>
+        <w:tab/>
+        <w:t>Write bank to address</w:t>
+      </w:r>
+    </w:p>
+    <w:p>
+      <w:r>
+        <w:tab/>
+        <w:t>}</w:t>
+      </w:r>
+    </w:p>
+    <w:p>
+      <w:r>
+        <w:t>}</w:t>
       </w:r>
     </w:p>
     <w:p>
@@ -4763,8 +8887,44 @@
           <w:numId w:val="1"/>
         </w:numPr>
       </w:pPr>
-      <w:r>
-        <w:t>Write Cartridge</w:t>
+      <w:bookmarkStart w:id="49" w:name="_Toc221783204"/>
+      <w:r>
+        <w:t>Read Cartridge</w:t>
+      </w:r>
+      <w:bookmarkEnd w:id="49"/>
+    </w:p>
+    <w:p>
+      <w:r>
+        <w:t>func readGbCartridge(address) {</w:t>
+      </w:r>
+    </w:p>
+    <w:p>
+      <w:r>
+        <w:tab/>
+        <w:t>Place address  on address lines</w:t>
+      </w:r>
+    </w:p>
+    <w:p>
+      <w:r>
+        <w:tab/>
+        <w:t>Toggle READ to active low</w:t>
+      </w:r>
+    </w:p>
+    <w:p>
+      <w:r>
+        <w:tab/>
+        <w:t>byte = Read from data pins</w:t>
+      </w:r>
+    </w:p>
+    <w:p>
+      <w:r>
+        <w:tab/>
+        <w:t>return byte</w:t>
+      </w:r>
+    </w:p>
+    <w:p>
+      <w:r>
+        <w:t>}</w:t>
       </w:r>
     </w:p>
     <w:p>
@@ -4775,8 +8935,39 @@
           <w:numId w:val="1"/>
         </w:numPr>
       </w:pPr>
-      <w:r>
-        <w:t>Dump Save</w:t>
+      <w:bookmarkStart w:id="50" w:name="_Toc221783205"/>
+      <w:r>
+        <w:lastRenderedPageBreak/>
+        <w:t>Write Cartridge</w:t>
+      </w:r>
+      <w:bookmarkEnd w:id="50"/>
+    </w:p>
+    <w:p>
+      <w:r>
+        <w:t>func writeGbCartridge(address, bank, byte) {</w:t>
+      </w:r>
+    </w:p>
+    <w:p>
+      <w:r>
+        <w:tab/>
+        <w:t>Place address on address lines</w:t>
+      </w:r>
+    </w:p>
+    <w:p>
+      <w:r>
+        <w:tab/>
+        <w:t>Place byte on data lines</w:t>
+      </w:r>
+    </w:p>
+    <w:p>
+      <w:r>
+        <w:tab/>
+        <w:t>Toggle WRITE to active low</w:t>
+      </w:r>
+    </w:p>
+    <w:p>
+      <w:r>
+        <w:t>}</w:t>
       </w:r>
     </w:p>
     <w:p>
@@ -4787,8 +8978,177 @@
           <w:numId w:val="1"/>
         </w:numPr>
       </w:pPr>
-      <w:r>
-        <w:t>Restore Save</w:t>
+      <w:bookmarkStart w:id="51" w:name="_Toc221783206"/>
+      <w:r>
+        <w:t>Dump Save</w:t>
+      </w:r>
+      <w:bookmarkEnd w:id="51"/>
+    </w:p>
+    <w:p>
+      <w:r>
+        <w:t>func dumpGbSave(ramBanks) {</w:t>
+      </w:r>
+    </w:p>
+    <w:p>
+      <w:r>
+        <w:tab/>
+        <w:t>Create buffer to store data</w:t>
+      </w:r>
+    </w:p>
+    <w:p>
+      <w:r>
+        <w:tab/>
+      </w:r>
+      <w:bookmarkStart w:id="52" w:name="_Hlk221789793"/>
+      <w:r>
+        <w:t>for x in range ramBanks {</w:t>
+      </w:r>
+    </w:p>
+    <w:p>
+      <w:r>
+        <w:tab/>
+      </w:r>
+      <w:r>
+        <w:tab/>
+        <w:t>//Banks are offset by 1. bank 0 is the first bank, never needs switching</w:t>
+      </w:r>
+    </w:p>
+    <w:p>
+      <w:r>
+        <w:tab/>
+      </w:r>
+      <w:r>
+        <w:tab/>
+        <w:t>if bank &gt; 1, switchBank(x – 1, romType, RAM), change offset from 0</w:t>
+      </w:r>
+    </w:p>
+    <w:p>
+      <w:r>
+        <w:tab/>
+      </w:r>
+      <w:r>
+        <w:tab/>
+        <w:t>Write enable RAM</w:t>
+      </w:r>
+    </w:p>
+    <w:p>
+      <w:r>
+        <w:tab/>
+      </w:r>
+      <w:r>
+        <w:tab/>
+        <w:t>for y in range 8KiB + offset {</w:t>
+      </w:r>
+    </w:p>
+    <w:p>
+      <w:r>
+        <w:tab/>
+      </w:r>
+      <w:r>
+        <w:tab/>
+      </w:r>
+      <w:r>
+        <w:tab/>
+        <w:t>buffer.add(readGbCartridge(y)</w:t>
+      </w:r>
+    </w:p>
+    <w:p>
+      <w:r>
+        <w:tab/>
+      </w:r>
+      <w:r>
+        <w:tab/>
+      </w:r>
+      <w:r>
+        <w:tab/>
+        <w:t>if buffer full {</w:t>
+      </w:r>
+    </w:p>
+    <w:p>
+      <w:r>
+        <w:tab/>
+      </w:r>
+      <w:r>
+        <w:tab/>
+      </w:r>
+      <w:r>
+        <w:tab/>
+      </w:r>
+      <w:r>
+        <w:tab/>
+        <w:t>Calculate checksum on buffer</w:t>
+      </w:r>
+    </w:p>
+    <w:p>
+      <w:r>
+        <w:tab/>
+      </w:r>
+      <w:r>
+        <w:tab/>
+      </w:r>
+      <w:r>
+        <w:tab/>
+      </w:r>
+      <w:r>
+        <w:tab/>
+        <w:t>Send buffer to PC</w:t>
+      </w:r>
+    </w:p>
+    <w:p>
+      <w:r>
+        <w:tab/>
+      </w:r>
+      <w:r>
+        <w:tab/>
+      </w:r>
+      <w:r>
+        <w:tab/>
+      </w:r>
+      <w:r>
+        <w:tab/>
+        <w:t>Send checksum to PC</w:t>
+      </w:r>
+    </w:p>
+    <w:p>
+      <w:r>
+        <w:tab/>
+      </w:r>
+      <w:r>
+        <w:tab/>
+      </w:r>
+      <w:r>
+        <w:tab/>
+        <w:t>}</w:t>
+      </w:r>
+    </w:p>
+    <w:p>
+      <w:pPr>
+        <w:ind w:left="720" w:firstLine="720"/>
+      </w:pPr>
+      <w:r>
+        <w:t>}</w:t>
+      </w:r>
+    </w:p>
+    <w:p>
+      <w:pPr>
+        <w:ind w:left="720" w:firstLine="720"/>
+      </w:pPr>
+      <w:r>
+        <w:t>Write disable RAM</w:t>
+      </w:r>
+    </w:p>
+    <w:p>
+      <w:pPr>
+        <w:ind w:firstLine="720"/>
+      </w:pPr>
+      <w:r>
+        <w:t>}</w:t>
+      </w:r>
+    </w:p>
+    <w:bookmarkEnd w:id="52"/>
+    <w:p>
+      <w:r>
+        <w:t>}</w:t>
       </w:r>
     </w:p>
     <w:p>
@@ -4799,9 +9159,268 @@
           <w:numId w:val="1"/>
         </w:numPr>
       </w:pPr>
+      <w:bookmarkStart w:id="53" w:name="_Toc221783207"/>
+      <w:r>
+        <w:t>Restore Save</w:t>
+      </w:r>
+      <w:bookmarkEnd w:id="53"/>
+    </w:p>
+    <w:p>
+      <w:r>
+        <w:t>func restore</w:t>
+      </w:r>
+      <w:r>
+        <w:t>Gb</w:t>
+      </w:r>
+      <w:r>
+        <w:t xml:space="preserve">Save(saveSize, </w:t>
+      </w:r>
+      <w:r>
+        <w:t>ramBanks</w:t>
+      </w:r>
+      <w:r>
+        <w:t>) {</w:t>
+      </w:r>
+    </w:p>
+    <w:p>
+      <w:r>
+        <w:tab/>
+        <w:t>Create buffer[1024] to store data</w:t>
+      </w:r>
+    </w:p>
+    <w:p>
+      <w:r>
+        <w:tab/>
+        <w:t>Request data from PC</w:t>
+      </w:r>
+    </w:p>
+    <w:p>
+      <w:pPr>
+        <w:ind w:firstLine="720"/>
+      </w:pPr>
+      <w:r>
+        <w:t>Request Checksum from PC</w:t>
+      </w:r>
+    </w:p>
+    <w:p>
+      <w:pPr>
+        <w:ind w:firstLine="720"/>
+      </w:pPr>
+      <w:r>
+        <w:t>Validate Checksum</w:t>
+      </w:r>
+    </w:p>
+    <w:p>
+      <w:r>
+        <w:tab/>
+        <w:t>if OK then ACK</w:t>
+      </w:r>
+    </w:p>
+    <w:p>
+      <w:pPr>
+        <w:ind w:firstLine="720"/>
+      </w:pPr>
+      <w:r>
+        <w:lastRenderedPageBreak/>
+        <w:t>else ERR</w:t>
+      </w:r>
+    </w:p>
+    <w:p>
+      <w:pPr>
+        <w:ind w:firstLine="720"/>
+      </w:pPr>
+      <w:r>
+        <w:t>for x in range ramBanks {</w:t>
+      </w:r>
+    </w:p>
+    <w:p>
+      <w:pPr>
+        <w:ind w:firstLine="720"/>
+      </w:pPr>
+      <w:r>
+        <w:tab/>
+        <w:t>//Banks are offset by 1. bank 0 is the first bank, never needs switching</w:t>
+      </w:r>
+    </w:p>
+    <w:p>
+      <w:r>
+        <w:tab/>
+      </w:r>
+      <w:r>
+        <w:tab/>
+        <w:t>if bank &gt; 1, switchBank(x – 1, romType, RAM), change offset from 0</w:t>
+      </w:r>
+    </w:p>
+    <w:p>
+      <w:r>
+        <w:tab/>
+      </w:r>
+      <w:r>
+        <w:tab/>
+        <w:t>Write enable RAM</w:t>
+      </w:r>
+    </w:p>
+    <w:p>
+      <w:pPr>
+        <w:ind w:firstLine="720"/>
+      </w:pPr>
+      <w:r>
+        <w:tab/>
+        <w:t>for y in range 8KiB + offset {</w:t>
+      </w:r>
+    </w:p>
+    <w:p>
+      <w:r>
+        <w:tab/>
+      </w:r>
+      <w:r>
+        <w:tab/>
+      </w:r>
+      <w:r>
+        <w:tab/>
+      </w:r>
+      <w:r>
+        <w:t>writeGbCartridge(</w:t>
+      </w:r>
+    </w:p>
+    <w:p>
+      <w:r>
+        <w:tab/>
+      </w:r>
+      <w:r>
+        <w:tab/>
+      </w:r>
+      <w:r>
+        <w:tab/>
+        <w:t xml:space="preserve">if buffer </w:t>
+      </w:r>
+      <w:r>
+        <w:t>empty {</w:t>
+      </w:r>
+    </w:p>
+    <w:p>
+      <w:r>
+        <w:tab/>
+      </w:r>
+      <w:r>
+        <w:tab/>
+      </w:r>
+      <w:r>
+        <w:tab/>
+      </w:r>
+      <w:r>
+        <w:tab/>
+        <w:t>Request data from PC into buffer</w:t>
+      </w:r>
+    </w:p>
+    <w:p>
+      <w:pPr>
+        <w:ind w:left="1440"/>
+      </w:pPr>
+      <w:r>
+        <w:tab/>
+      </w:r>
+      <w:r>
+        <w:tab/>
+      </w:r>
+      <w:r>
+        <w:t>Request Checksum from PC</w:t>
+      </w:r>
+    </w:p>
+    <w:p>
+      <w:pPr>
+        <w:ind w:left="1440"/>
+      </w:pPr>
+      <w:r>
+        <w:tab/>
+      </w:r>
+      <w:r>
+        <w:tab/>
+        <w:t>Validate Checksum</w:t>
+      </w:r>
+    </w:p>
+    <w:p>
+      <w:pPr>
+        <w:ind w:left="1440"/>
+      </w:pPr>
+      <w:r>
+        <w:tab/>
+      </w:r>
+      <w:r>
+        <w:tab/>
+        <w:t>if OK then ACK</w:t>
+      </w:r>
+    </w:p>
+    <w:p>
+      <w:pPr>
+        <w:ind w:left="1440"/>
+      </w:pPr>
+      <w:r>
+        <w:tab/>
+      </w:r>
+      <w:r>
+        <w:tab/>
+        <w:t>else ERR</w:t>
+      </w:r>
+    </w:p>
+    <w:p>
+      <w:pPr>
+        <w:ind w:left="1440" w:firstLine="720"/>
+      </w:pPr>
+      <w:r>
+        <w:t>}</w:t>
+      </w:r>
+    </w:p>
+    <w:p>
+      <w:pPr>
+        <w:ind w:left="720" w:firstLine="720"/>
+      </w:pPr>
+      <w:r>
+        <w:t>}</w:t>
+      </w:r>
+    </w:p>
+    <w:p>
+      <w:pPr>
+        <w:ind w:left="720" w:firstLine="720"/>
+      </w:pPr>
+      <w:r>
+        <w:t>Write disable RAM</w:t>
+      </w:r>
+    </w:p>
+    <w:p>
+      <w:pPr>
+        <w:ind w:firstLine="720"/>
+      </w:pPr>
+      <w:r>
+        <w:t>}</w:t>
+      </w:r>
+    </w:p>
+    <w:p>
+      <w:pPr>
+        <w:ind w:firstLine="720"/>
+      </w:pPr>
+      <w:r>
+        <w:t>Send OK to PC</w:t>
+      </w:r>
+    </w:p>
+    <w:p>
+      <w:r>
+        <w:t>}</w:t>
+      </w:r>
+    </w:p>
+    <w:p>
+      <w:pPr>
+        <w:pStyle w:val="Heading3"/>
+        <w:numPr>
+          <w:ilvl w:val="2"/>
+          <w:numId w:val="1"/>
+        </w:numPr>
+      </w:pPr>
+      <w:bookmarkStart w:id="54" w:name="_Toc221783208"/>
       <w:r>
         <w:t>Calculate Checksum</w:t>
       </w:r>
+      <w:bookmarkEnd w:id="54"/>
     </w:p>
     <w:p>
       <w:pPr>
@@ -4811,9 +9430,11 @@
           <w:numId w:val="1"/>
         </w:numPr>
       </w:pPr>
+      <w:bookmarkStart w:id="55" w:name="_Toc221783209"/>
       <w:r>
         <w:t>N64</w:t>
       </w:r>
+      <w:bookmarkEnd w:id="55"/>
     </w:p>
     <w:p>
       <w:pPr>
@@ -4823,19 +9444,15 @@
           <w:numId w:val="1"/>
         </w:numPr>
       </w:pPr>
+      <w:bookmarkStart w:id="56" w:name="_Toc221783210"/>
       <w:r>
         <w:t>Read Cartridge</w:t>
       </w:r>
-    </w:p>
-    <w:p>
-      <w:r>
-        <w:t>func read</w:t>
-      </w:r>
-      <w:r>
-        <w:t>N64</w:t>
-      </w:r>
-      <w:r>
-        <w:t>Cartridge(</w:t>
+      <w:bookmarkEnd w:id="56"/>
+    </w:p>
+    <w:p>
+      <w:r>
+        <w:t>func readN64Cartridge(</w:t>
       </w:r>
       <w:r>
         <w:t>address</w:t>
@@ -4847,13 +9464,7 @@
     <w:p>
       <w:r>
         <w:tab/>
-        <w:t xml:space="preserve">Place </w:t>
-      </w:r>
-      <w:r>
-        <w:t xml:space="preserve">upper half of </w:t>
-      </w:r>
-      <w:r>
-        <w:t>address on address lines</w:t>
+        <w:t>Place upper half of address on address lines</w:t>
       </w:r>
     </w:p>
     <w:p>
@@ -4894,6 +9505,7 @@
     </w:p>
     <w:p>
       <w:r>
+        <w:lastRenderedPageBreak/>
         <w:t>}</w:t>
       </w:r>
     </w:p>
@@ -4905,25 +9517,15 @@
           <w:numId w:val="1"/>
         </w:numPr>
       </w:pPr>
+      <w:bookmarkStart w:id="57" w:name="_Toc221783211"/>
       <w:r>
         <w:t>Write Cartridge</w:t>
       </w:r>
-    </w:p>
-    <w:p>
-      <w:r>
-        <w:t xml:space="preserve">func </w:t>
-      </w:r>
-      <w:r>
-        <w:t>write</w:t>
-      </w:r>
-      <w:r>
-        <w:t>N64Cartridge(address</w:t>
-      </w:r>
-      <w:r>
-        <w:t>, byte</w:t>
-      </w:r>
-      <w:r>
-        <w:t>) {</w:t>
+      <w:bookmarkEnd w:id="57"/>
+    </w:p>
+    <w:p>
+      <w:r>
+        <w:t>func writeN64Cartridge(address, byte) {</w:t>
       </w:r>
     </w:p>
     <w:p>
@@ -4934,7 +9536,6 @@
     </w:p>
     <w:p>
       <w:r>
-        <w:lastRenderedPageBreak/>
         <w:tab/>
         <w:t>Latch upper half of address</w:t>
       </w:r>
@@ -4954,8 +9555,6 @@
     <w:p>
       <w:r>
         <w:tab/>
-      </w:r>
-      <w:r>
         <w:t>Put data on data lines</w:t>
       </w:r>
     </w:p>
@@ -4978,9 +9577,11 @@
           <w:numId w:val="1"/>
         </w:numPr>
       </w:pPr>
+      <w:bookmarkStart w:id="58" w:name="_Toc221783212"/>
       <w:r>
         <w:t>Dump Save</w:t>
       </w:r>
+      <w:bookmarkEnd w:id="58"/>
     </w:p>
     <w:p>
       <w:pPr>
@@ -4990,9 +9591,11 @@
           <w:numId w:val="1"/>
         </w:numPr>
       </w:pPr>
+      <w:bookmarkStart w:id="59" w:name="_Toc221783213"/>
       <w:r>
         <w:t>Restore Save</w:t>
       </w:r>
+      <w:bookmarkEnd w:id="59"/>
     </w:p>
     <w:p>
       <w:pPr>
@@ -5002,9 +9605,11 @@
           <w:numId w:val="1"/>
         </w:numPr>
       </w:pPr>
+      <w:bookmarkStart w:id="60" w:name="_Toc221783214"/>
       <w:r>
         <w:t>Calculate Checksum</w:t>
       </w:r>
+      <w:bookmarkEnd w:id="60"/>
     </w:p>
     <w:p/>
     <w:p>
@@ -5020,10 +9625,12 @@
           <w:numId w:val="1"/>
         </w:numPr>
       </w:pPr>
+      <w:bookmarkStart w:id="61" w:name="_Toc221783215"/>
       <w:r>
         <w:lastRenderedPageBreak/>
         <w:t>User Interface</w:t>
       </w:r>
+      <w:bookmarkEnd w:id="61"/>
     </w:p>
     <w:p>
       <w:pPr>
@@ -5033,9 +9640,11 @@
           <w:numId w:val="1"/>
         </w:numPr>
       </w:pPr>
+      <w:bookmarkStart w:id="62" w:name="_Toc221783216"/>
       <w:r>
         <w:t>Main Menu</w:t>
       </w:r>
+      <w:bookmarkEnd w:id="62"/>
     </w:p>
     <w:p>
       <w:pPr>
@@ -5045,9 +9654,11 @@
           <w:numId w:val="1"/>
         </w:numPr>
       </w:pPr>
+      <w:bookmarkStart w:id="63" w:name="_Toc221783217"/>
       <w:r>
         <w:t>SCARAB Found</w:t>
       </w:r>
+      <w:bookmarkEnd w:id="63"/>
     </w:p>
     <w:p>
       <w:r>
@@ -5105,10 +9716,12 @@
           <w:numId w:val="1"/>
         </w:numPr>
       </w:pPr>
+      <w:bookmarkStart w:id="64" w:name="_Toc221783218"/>
       <w:r>
         <w:lastRenderedPageBreak/>
         <w:t>SCARAB Not Found</w:t>
       </w:r>
+      <w:bookmarkEnd w:id="64"/>
     </w:p>
     <w:p>
       <w:r>
@@ -5166,10 +9779,12 @@
           <w:numId w:val="1"/>
         </w:numPr>
       </w:pPr>
+      <w:bookmarkStart w:id="65" w:name="_Toc221783219"/>
       <w:r>
         <w:lastRenderedPageBreak/>
         <w:t>Modules</w:t>
       </w:r>
+      <w:bookmarkEnd w:id="65"/>
     </w:p>
     <w:p>
       <w:pPr>
@@ -5179,9 +9794,11 @@
           <w:numId w:val="1"/>
         </w:numPr>
       </w:pPr>
+      <w:bookmarkStart w:id="66" w:name="_Toc221783220"/>
       <w:r>
         <w:t>Module Inserted</w:t>
       </w:r>
+      <w:bookmarkEnd w:id="66"/>
     </w:p>
     <w:p>
       <w:r>
@@ -5235,35 +9852,12 @@
       <w:pPr>
         <w:pStyle w:val="Heading3"/>
       </w:pPr>
-      <w:r>
+      <w:bookmarkStart w:id="67" w:name="_Toc221783221"/>
+      <w:r>
+        <w:lastRenderedPageBreak/>
         <w:t>4.2.2 Module Not Inserted</w:t>
       </w:r>
-    </w:p>
-    <w:p/>
-    <w:p>
-      <w:pPr>
-        <w:pStyle w:val="Heading2"/>
-        <w:numPr>
-          <w:ilvl w:val="1"/>
-          <w:numId w:val="1"/>
-        </w:numPr>
-      </w:pPr>
-      <w:r>
-        <w:lastRenderedPageBreak/>
-        <w:t>Check Health</w:t>
-      </w:r>
-    </w:p>
-    <w:p>
-      <w:pPr>
-        <w:pStyle w:val="Heading3"/>
-        <w:numPr>
-          <w:ilvl w:val="2"/>
-          <w:numId w:val="1"/>
-        </w:numPr>
-      </w:pPr>
-      <w:r>
-        <w:t>Cartridge Inserted</w:t>
-      </w:r>
+      <w:bookmarkEnd w:id="67"/>
     </w:p>
     <w:p>
       <w:r>
@@ -5271,10 +9865,10 @@
           <w:noProof/>
         </w:rPr>
         <w:drawing>
-          <wp:inline distT="0" distB="0" distL="0" distR="0" wp14:anchorId="7B72EBBC" wp14:editId="4A4E3710">
+          <wp:inline distT="0" distB="0" distL="0" distR="0" wp14:anchorId="20A142A3" wp14:editId="2ABC87D6">
             <wp:extent cx="5731510" cy="4298315"/>
             <wp:effectExtent l="0" t="0" r="2540" b="6985"/>
-            <wp:docPr id="1762398566" name="Picture 4" descr="A screenshot of a video game&#10;&#10;AI-generated content may be incorrect."/>
+            <wp:docPr id="1971194216" name="Picture 1" descr="A screenshot of a computer&#10;&#10;AI-generated content may be incorrect."/>
             <wp:cNvGraphicFramePr>
               <a:graphicFrameLocks xmlns:a="http://schemas.openxmlformats.org/drawingml/2006/main" noChangeAspect="1"/>
             </wp:cNvGraphicFramePr>
@@ -5282,7 +9876,7 @@
               <a:graphicData uri="http://schemas.openxmlformats.org/drawingml/2006/picture">
                 <pic:pic xmlns:pic="http://schemas.openxmlformats.org/drawingml/2006/picture">
                   <pic:nvPicPr>
-                    <pic:cNvPr id="1762398566" name="Picture 4" descr="A screenshot of a video game&#10;&#10;AI-generated content may be incorrect."/>
+                    <pic:cNvPr id="1971194216" name="Picture 1" descr="A screenshot of a computer&#10;&#10;AI-generated content may be incorrect."/>
                     <pic:cNvPicPr/>
                   </pic:nvPicPr>
                   <pic:blipFill>
@@ -5315,29 +9909,32 @@
     </w:p>
     <w:p>
       <w:pPr>
+        <w:pStyle w:val="Heading2"/>
+        <w:numPr>
+          <w:ilvl w:val="1"/>
+          <w:numId w:val="1"/>
+        </w:numPr>
+      </w:pPr>
+      <w:bookmarkStart w:id="68" w:name="_Toc221783222"/>
+      <w:r>
+        <w:lastRenderedPageBreak/>
+        <w:t>Check Health</w:t>
+      </w:r>
+      <w:bookmarkEnd w:id="68"/>
+    </w:p>
+    <w:p>
+      <w:pPr>
         <w:pStyle w:val="Heading3"/>
         <w:numPr>
           <w:ilvl w:val="2"/>
           <w:numId w:val="1"/>
         </w:numPr>
       </w:pPr>
-      <w:r>
-        <w:t>Cartridge Not Inserted</w:t>
-      </w:r>
-    </w:p>
-    <w:p/>
-    <w:p>
-      <w:pPr>
-        <w:pStyle w:val="Heading3"/>
-        <w:numPr>
-          <w:ilvl w:val="2"/>
-          <w:numId w:val="1"/>
-        </w:numPr>
-      </w:pPr>
-      <w:r>
-        <w:lastRenderedPageBreak/>
-        <w:t>Health Check In Progress</w:t>
-      </w:r>
+      <w:bookmarkStart w:id="69" w:name="_Toc221783223"/>
+      <w:r>
+        <w:t>Cartridge Inserted</w:t>
+      </w:r>
+      <w:bookmarkEnd w:id="69"/>
     </w:p>
     <w:p>
       <w:r>
@@ -5345,10 +9942,10 @@
           <w:noProof/>
         </w:rPr>
         <w:drawing>
-          <wp:inline distT="0" distB="0" distL="0" distR="0" wp14:anchorId="342FD1F9" wp14:editId="0CB805C6">
+          <wp:inline distT="0" distB="0" distL="0" distR="0" wp14:anchorId="7B72EBBC" wp14:editId="4A4E3710">
             <wp:extent cx="5731510" cy="4298315"/>
             <wp:effectExtent l="0" t="0" r="2540" b="6985"/>
-            <wp:docPr id="1997303830" name="Picture 5" descr="A screenshot of a video game&#10;&#10;AI-generated content may be incorrect."/>
+            <wp:docPr id="1762398566" name="Picture 4" descr="A screenshot of a video game&#10;&#10;AI-generated content may be incorrect."/>
             <wp:cNvGraphicFramePr>
               <a:graphicFrameLocks xmlns:a="http://schemas.openxmlformats.org/drawingml/2006/main" noChangeAspect="1"/>
             </wp:cNvGraphicFramePr>
@@ -5356,7 +9953,7 @@
               <a:graphicData uri="http://schemas.openxmlformats.org/drawingml/2006/picture">
                 <pic:pic xmlns:pic="http://schemas.openxmlformats.org/drawingml/2006/picture">
                   <pic:nvPicPr>
-                    <pic:cNvPr id="1997303830" name="Picture 5" descr="A screenshot of a video game&#10;&#10;AI-generated content may be incorrect."/>
+                    <pic:cNvPr id="1762398566" name="Picture 4" descr="A screenshot of a video game&#10;&#10;AI-generated content may be incorrect."/>
                     <pic:cNvPicPr/>
                   </pic:nvPicPr>
                   <pic:blipFill>
@@ -5395,10 +9992,12 @@
           <w:numId w:val="1"/>
         </w:numPr>
       </w:pPr>
+      <w:bookmarkStart w:id="70" w:name="_Toc221783224"/>
       <w:r>
         <w:lastRenderedPageBreak/>
-        <w:t>Health Check Done</w:t>
-      </w:r>
+        <w:t>Cartridge Not Inserted</w:t>
+      </w:r>
+      <w:bookmarkEnd w:id="70"/>
     </w:p>
     <w:p>
       <w:r>
@@ -5406,10 +10005,10 @@
           <w:noProof/>
         </w:rPr>
         <w:drawing>
-          <wp:inline distT="0" distB="0" distL="0" distR="0" wp14:anchorId="2980938F" wp14:editId="6CC14762">
+          <wp:inline distT="0" distB="0" distL="0" distR="0" wp14:anchorId="1565CF5D" wp14:editId="17057DF7">
             <wp:extent cx="5731510" cy="4298315"/>
             <wp:effectExtent l="0" t="0" r="2540" b="6985"/>
-            <wp:docPr id="935794244" name="Picture 6" descr="A screenshot of a video game&#10;&#10;AI-generated content may be incorrect."/>
+            <wp:docPr id="1008712344" name="Picture 2" descr="A screenshot of a computer&#10;&#10;AI-generated content may be incorrect."/>
             <wp:cNvGraphicFramePr>
               <a:graphicFrameLocks xmlns:a="http://schemas.openxmlformats.org/drawingml/2006/main" noChangeAspect="1"/>
             </wp:cNvGraphicFramePr>
@@ -5417,7 +10016,7 @@
               <a:graphicData uri="http://schemas.openxmlformats.org/drawingml/2006/picture">
                 <pic:pic xmlns:pic="http://schemas.openxmlformats.org/drawingml/2006/picture">
                   <pic:nvPicPr>
-                    <pic:cNvPr id="935794244" name="Picture 6" descr="A screenshot of a video game&#10;&#10;AI-generated content may be incorrect."/>
+                    <pic:cNvPr id="1008712344" name="Picture 2" descr="A screenshot of a computer&#10;&#10;AI-generated content may be incorrect."/>
                     <pic:cNvPicPr/>
                   </pic:nvPicPr>
                   <pic:blipFill>
@@ -5456,10 +10055,12 @@
           <w:numId w:val="1"/>
         </w:numPr>
       </w:pPr>
+      <w:bookmarkStart w:id="71" w:name="_Toc221783225"/>
       <w:r>
         <w:lastRenderedPageBreak/>
-        <w:t>Health Check Results</w:t>
-      </w:r>
+        <w:t>Health Check In Progress</w:t>
+      </w:r>
+      <w:bookmarkEnd w:id="71"/>
     </w:p>
     <w:p>
       <w:r>
@@ -5467,10 +10068,10 @@
           <w:noProof/>
         </w:rPr>
         <w:drawing>
-          <wp:inline distT="0" distB="0" distL="0" distR="0" wp14:anchorId="075228F5" wp14:editId="328EE8DB">
+          <wp:inline distT="0" distB="0" distL="0" distR="0" wp14:anchorId="342FD1F9" wp14:editId="0CB805C6">
             <wp:extent cx="5731510" cy="4298315"/>
             <wp:effectExtent l="0" t="0" r="2540" b="6985"/>
-            <wp:docPr id="217689439" name="Picture 7" descr="A screenshot of a video game&#10;&#10;AI-generated content may be incorrect."/>
+            <wp:docPr id="1997303830" name="Picture 5" descr="A screenshot of a video game&#10;&#10;AI-generated content may be incorrect."/>
             <wp:cNvGraphicFramePr>
               <a:graphicFrameLocks xmlns:a="http://schemas.openxmlformats.org/drawingml/2006/main" noChangeAspect="1"/>
             </wp:cNvGraphicFramePr>
@@ -5478,7 +10079,7 @@
               <a:graphicData uri="http://schemas.openxmlformats.org/drawingml/2006/picture">
                 <pic:pic xmlns:pic="http://schemas.openxmlformats.org/drawingml/2006/picture">
                   <pic:nvPicPr>
-                    <pic:cNvPr id="217689439" name="Picture 7" descr="A screenshot of a video game&#10;&#10;AI-generated content may be incorrect."/>
+                    <pic:cNvPr id="1997303830" name="Picture 5" descr="A screenshot of a video game&#10;&#10;AI-generated content may be incorrect."/>
                     <pic:cNvPicPr/>
                   </pic:nvPicPr>
                   <pic:blipFill>
@@ -5512,12 +10113,394 @@
     <w:p>
       <w:pPr>
         <w:pStyle w:val="Heading3"/>
+        <w:numPr>
+          <w:ilvl w:val="2"/>
+          <w:numId w:val="1"/>
+        </w:numPr>
+      </w:pPr>
+      <w:bookmarkStart w:id="72" w:name="_Toc221783226"/>
+      <w:r>
+        <w:lastRenderedPageBreak/>
+        <w:t>Health Check Done</w:t>
+      </w:r>
+      <w:bookmarkEnd w:id="72"/>
+    </w:p>
+    <w:p>
+      <w:r>
+        <w:rPr>
+          <w:noProof/>
+        </w:rPr>
+        <w:drawing>
+          <wp:inline distT="0" distB="0" distL="0" distR="0" wp14:anchorId="2980938F" wp14:editId="6CC14762">
+            <wp:extent cx="5731510" cy="4298315"/>
+            <wp:effectExtent l="0" t="0" r="2540" b="6985"/>
+            <wp:docPr id="935794244" name="Picture 6" descr="A screenshot of a video game&#10;&#10;AI-generated content may be incorrect."/>
+            <wp:cNvGraphicFramePr>
+              <a:graphicFrameLocks xmlns:a="http://schemas.openxmlformats.org/drawingml/2006/main" noChangeAspect="1"/>
+            </wp:cNvGraphicFramePr>
+            <a:graphic xmlns:a="http://schemas.openxmlformats.org/drawingml/2006/main">
+              <a:graphicData uri="http://schemas.openxmlformats.org/drawingml/2006/picture">
+                <pic:pic xmlns:pic="http://schemas.openxmlformats.org/drawingml/2006/picture">
+                  <pic:nvPicPr>
+                    <pic:cNvPr id="935794244" name="Picture 6" descr="A screenshot of a video game&#10;&#10;AI-generated content may be incorrect."/>
+                    <pic:cNvPicPr/>
+                  </pic:nvPicPr>
+                  <pic:blipFill>
+                    <a:blip r:embed="rId21">
+                      <a:extLst>
+                        <a:ext uri="{28A0092B-C50C-407E-A947-70E740481C1C}">
+                          <a14:useLocalDpi xmlns:a14="http://schemas.microsoft.com/office/drawing/2010/main" val="0"/>
+                        </a:ext>
+                      </a:extLst>
+                    </a:blip>
+                    <a:stretch>
+                      <a:fillRect/>
+                    </a:stretch>
+                  </pic:blipFill>
+                  <pic:spPr>
+                    <a:xfrm>
+                      <a:off x="0" y="0"/>
+                      <a:ext cx="5731510" cy="4298315"/>
+                    </a:xfrm>
+                    <a:prstGeom prst="rect">
+                      <a:avLst/>
+                    </a:prstGeom>
+                  </pic:spPr>
+                </pic:pic>
+              </a:graphicData>
+            </a:graphic>
+          </wp:inline>
+        </w:drawing>
+      </w:r>
+    </w:p>
+    <w:p>
+      <w:pPr>
+        <w:pStyle w:val="Heading3"/>
+        <w:numPr>
+          <w:ilvl w:val="2"/>
+          <w:numId w:val="1"/>
+        </w:numPr>
+      </w:pPr>
+      <w:bookmarkStart w:id="73" w:name="_Toc221783227"/>
+      <w:r>
+        <w:lastRenderedPageBreak/>
+        <w:t>Health Check Results</w:t>
+      </w:r>
+      <w:bookmarkEnd w:id="73"/>
+    </w:p>
+    <w:p>
+      <w:r>
+        <w:rPr>
+          <w:noProof/>
+        </w:rPr>
+        <w:drawing>
+          <wp:inline distT="0" distB="0" distL="0" distR="0" wp14:anchorId="075228F5" wp14:editId="328EE8DB">
+            <wp:extent cx="5731510" cy="4298315"/>
+            <wp:effectExtent l="0" t="0" r="2540" b="6985"/>
+            <wp:docPr id="217689439" name="Picture 7" descr="A screenshot of a video game&#10;&#10;AI-generated content may be incorrect."/>
+            <wp:cNvGraphicFramePr>
+              <a:graphicFrameLocks xmlns:a="http://schemas.openxmlformats.org/drawingml/2006/main" noChangeAspect="1"/>
+            </wp:cNvGraphicFramePr>
+            <a:graphic xmlns:a="http://schemas.openxmlformats.org/drawingml/2006/main">
+              <a:graphicData uri="http://schemas.openxmlformats.org/drawingml/2006/picture">
+                <pic:pic xmlns:pic="http://schemas.openxmlformats.org/drawingml/2006/picture">
+                  <pic:nvPicPr>
+                    <pic:cNvPr id="217689439" name="Picture 7" descr="A screenshot of a video game&#10;&#10;AI-generated content may be incorrect."/>
+                    <pic:cNvPicPr/>
+                  </pic:nvPicPr>
+                  <pic:blipFill>
+                    <a:blip r:embed="rId22">
+                      <a:extLst>
+                        <a:ext uri="{28A0092B-C50C-407E-A947-70E740481C1C}">
+                          <a14:useLocalDpi xmlns:a14="http://schemas.microsoft.com/office/drawing/2010/main" val="0"/>
+                        </a:ext>
+                      </a:extLst>
+                    </a:blip>
+                    <a:stretch>
+                      <a:fillRect/>
+                    </a:stretch>
+                  </pic:blipFill>
+                  <pic:spPr>
+                    <a:xfrm>
+                      <a:off x="0" y="0"/>
+                      <a:ext cx="5731510" cy="4298315"/>
+                    </a:xfrm>
+                    <a:prstGeom prst="rect">
+                      <a:avLst/>
+                    </a:prstGeom>
+                  </pic:spPr>
+                </pic:pic>
+              </a:graphicData>
+            </a:graphic>
+          </wp:inline>
+        </w:drawing>
+      </w:r>
+    </w:p>
+    <w:p>
+      <w:pPr>
+        <w:pStyle w:val="Heading2"/>
+        <w:numPr>
+          <w:ilvl w:val="1"/>
+          <w:numId w:val="1"/>
+        </w:numPr>
+      </w:pPr>
+      <w:r>
+        <w:lastRenderedPageBreak/>
+        <w:t>Save Management</w:t>
+      </w:r>
+    </w:p>
+    <w:p>
+      <w:pPr>
+        <w:pStyle w:val="Heading3"/>
+        <w:numPr>
+          <w:ilvl w:val="2"/>
+          <w:numId w:val="1"/>
+        </w:numPr>
+      </w:pPr>
+      <w:r>
+        <w:t>Main Menu</w:t>
+      </w:r>
+    </w:p>
+    <w:p>
+      <w:r>
+        <w:rPr>
+          <w:noProof/>
+        </w:rPr>
+        <w:drawing>
+          <wp:inline distT="0" distB="0" distL="0" distR="0" wp14:anchorId="1E3C9866" wp14:editId="34A2E7CF">
+            <wp:extent cx="5731510" cy="4298315"/>
+            <wp:effectExtent l="0" t="0" r="2540" b="6985"/>
+            <wp:docPr id="1869629362" name="Picture 3" descr="A screenshot of a video game&#10;&#10;AI-generated content may be incorrect."/>
+            <wp:cNvGraphicFramePr>
+              <a:graphicFrameLocks xmlns:a="http://schemas.openxmlformats.org/drawingml/2006/main" noChangeAspect="1"/>
+            </wp:cNvGraphicFramePr>
+            <a:graphic xmlns:a="http://schemas.openxmlformats.org/drawingml/2006/main">
+              <a:graphicData uri="http://schemas.openxmlformats.org/drawingml/2006/picture">
+                <pic:pic xmlns:pic="http://schemas.openxmlformats.org/drawingml/2006/picture">
+                  <pic:nvPicPr>
+                    <pic:cNvPr id="1869629362" name="Picture 3" descr="A screenshot of a video game&#10;&#10;AI-generated content may be incorrect."/>
+                    <pic:cNvPicPr/>
+                  </pic:nvPicPr>
+                  <pic:blipFill>
+                    <a:blip r:embed="rId23">
+                      <a:extLst>
+                        <a:ext uri="{28A0092B-C50C-407E-A947-70E740481C1C}">
+                          <a14:useLocalDpi xmlns:a14="http://schemas.microsoft.com/office/drawing/2010/main" val="0"/>
+                        </a:ext>
+                      </a:extLst>
+                    </a:blip>
+                    <a:stretch>
+                      <a:fillRect/>
+                    </a:stretch>
+                  </pic:blipFill>
+                  <pic:spPr>
+                    <a:xfrm>
+                      <a:off x="0" y="0"/>
+                      <a:ext cx="5731510" cy="4298315"/>
+                    </a:xfrm>
+                    <a:prstGeom prst="rect">
+                      <a:avLst/>
+                    </a:prstGeom>
+                  </pic:spPr>
+                </pic:pic>
+              </a:graphicData>
+            </a:graphic>
+          </wp:inline>
+        </w:drawing>
+      </w:r>
+    </w:p>
+    <w:p>
+      <w:pPr>
+        <w:pStyle w:val="Heading3"/>
+        <w:numPr>
+          <w:ilvl w:val="2"/>
+          <w:numId w:val="1"/>
+        </w:numPr>
+      </w:pPr>
+      <w:r>
+        <w:lastRenderedPageBreak/>
+        <w:t>Main Menu No Cart</w:t>
+      </w:r>
+    </w:p>
+    <w:p>
+      <w:r>
+        <w:rPr>
+          <w:noProof/>
+        </w:rPr>
+        <w:drawing>
+          <wp:inline distT="0" distB="0" distL="0" distR="0" wp14:anchorId="21FD120E" wp14:editId="4F7CC5E9">
+            <wp:extent cx="5731510" cy="4298315"/>
+            <wp:effectExtent l="0" t="0" r="2540" b="6985"/>
+            <wp:docPr id="1670349261" name="Picture 4" descr="A screenshot of a computer&#10;&#10;AI-generated content may be incorrect."/>
+            <wp:cNvGraphicFramePr>
+              <a:graphicFrameLocks xmlns:a="http://schemas.openxmlformats.org/drawingml/2006/main" noChangeAspect="1"/>
+            </wp:cNvGraphicFramePr>
+            <a:graphic xmlns:a="http://schemas.openxmlformats.org/drawingml/2006/main">
+              <a:graphicData uri="http://schemas.openxmlformats.org/drawingml/2006/picture">
+                <pic:pic xmlns:pic="http://schemas.openxmlformats.org/drawingml/2006/picture">
+                  <pic:nvPicPr>
+                    <pic:cNvPr id="1670349261" name="Picture 4" descr="A screenshot of a computer&#10;&#10;AI-generated content may be incorrect."/>
+                    <pic:cNvPicPr/>
+                  </pic:nvPicPr>
+                  <pic:blipFill>
+                    <a:blip r:embed="rId24">
+                      <a:extLst>
+                        <a:ext uri="{28A0092B-C50C-407E-A947-70E740481C1C}">
+                          <a14:useLocalDpi xmlns:a14="http://schemas.microsoft.com/office/drawing/2010/main" val="0"/>
+                        </a:ext>
+                      </a:extLst>
+                    </a:blip>
+                    <a:stretch>
+                      <a:fillRect/>
+                    </a:stretch>
+                  </pic:blipFill>
+                  <pic:spPr>
+                    <a:xfrm>
+                      <a:off x="0" y="0"/>
+                      <a:ext cx="5731510" cy="4298315"/>
+                    </a:xfrm>
+                    <a:prstGeom prst="rect">
+                      <a:avLst/>
+                    </a:prstGeom>
+                  </pic:spPr>
+                </pic:pic>
+              </a:graphicData>
+            </a:graphic>
+          </wp:inline>
+        </w:drawing>
+      </w:r>
+    </w:p>
+    <w:p>
+      <w:pPr>
+        <w:pStyle w:val="Heading3"/>
+        <w:numPr>
+          <w:ilvl w:val="2"/>
+          <w:numId w:val="1"/>
+        </w:numPr>
+      </w:pPr>
+      <w:r>
+        <w:lastRenderedPageBreak/>
+        <w:t>Dumping Save</w:t>
+      </w:r>
+    </w:p>
+    <w:p>
+      <w:r>
+        <w:rPr>
+          <w:noProof/>
+        </w:rPr>
+        <w:drawing>
+          <wp:inline distT="0" distB="0" distL="0" distR="0" wp14:anchorId="2EB99B1E" wp14:editId="3322D50E">
+            <wp:extent cx="5731086" cy="4298315"/>
+            <wp:effectExtent l="0" t="0" r="3175" b="6985"/>
+            <wp:docPr id="1669281286" name="Picture 5"/>
+            <wp:cNvGraphicFramePr>
+              <a:graphicFrameLocks xmlns:a="http://schemas.openxmlformats.org/drawingml/2006/main" noChangeAspect="1"/>
+            </wp:cNvGraphicFramePr>
+            <a:graphic xmlns:a="http://schemas.openxmlformats.org/drawingml/2006/main">
+              <a:graphicData uri="http://schemas.openxmlformats.org/drawingml/2006/picture">
+                <pic:pic xmlns:pic="http://schemas.openxmlformats.org/drawingml/2006/picture">
+                  <pic:nvPicPr>
+                    <pic:cNvPr id="1669281286" name="Picture 5"/>
+                    <pic:cNvPicPr/>
+                  </pic:nvPicPr>
+                  <pic:blipFill>
+                    <a:blip r:embed="rId25">
+                      <a:extLst>
+                        <a:ext uri="{28A0092B-C50C-407E-A947-70E740481C1C}">
+                          <a14:useLocalDpi xmlns:a14="http://schemas.microsoft.com/office/drawing/2010/main" val="0"/>
+                        </a:ext>
+                      </a:extLst>
+                    </a:blip>
+                    <a:stretch>
+                      <a:fillRect/>
+                    </a:stretch>
+                  </pic:blipFill>
+                  <pic:spPr>
+                    <a:xfrm>
+                      <a:off x="0" y="0"/>
+                      <a:ext cx="5731086" cy="4298315"/>
+                    </a:xfrm>
+                    <a:prstGeom prst="rect">
+                      <a:avLst/>
+                    </a:prstGeom>
+                  </pic:spPr>
+                </pic:pic>
+              </a:graphicData>
+            </a:graphic>
+          </wp:inline>
+        </w:drawing>
+      </w:r>
+    </w:p>
+    <w:p>
+      <w:pPr>
+        <w:pStyle w:val="Heading3"/>
+        <w:numPr>
+          <w:ilvl w:val="2"/>
+          <w:numId w:val="1"/>
+        </w:numPr>
+      </w:pPr>
+      <w:r>
+        <w:lastRenderedPageBreak/>
+        <w:t>Save Dumped</w:t>
+      </w:r>
+    </w:p>
+    <w:p>
+      <w:r>
+        <w:rPr>
+          <w:noProof/>
+        </w:rPr>
+        <w:drawing>
+          <wp:inline distT="0" distB="0" distL="0" distR="0" wp14:anchorId="4EDAE227" wp14:editId="276578C4">
+            <wp:extent cx="5731510" cy="4298315"/>
+            <wp:effectExtent l="0" t="0" r="2540" b="6985"/>
+            <wp:docPr id="1691330811" name="Picture 6" descr="A screenshot of a video game menu&#10;&#10;AI-generated content may be incorrect."/>
+            <wp:cNvGraphicFramePr>
+              <a:graphicFrameLocks xmlns:a="http://schemas.openxmlformats.org/drawingml/2006/main" noChangeAspect="1"/>
+            </wp:cNvGraphicFramePr>
+            <a:graphic xmlns:a="http://schemas.openxmlformats.org/drawingml/2006/main">
+              <a:graphicData uri="http://schemas.openxmlformats.org/drawingml/2006/picture">
+                <pic:pic xmlns:pic="http://schemas.openxmlformats.org/drawingml/2006/picture">
+                  <pic:nvPicPr>
+                    <pic:cNvPr id="1691330811" name="Picture 6" descr="A screenshot of a video game menu&#10;&#10;AI-generated content may be incorrect."/>
+                    <pic:cNvPicPr/>
+                  </pic:nvPicPr>
+                  <pic:blipFill>
+                    <a:blip r:embed="rId26">
+                      <a:extLst>
+                        <a:ext uri="{28A0092B-C50C-407E-A947-70E740481C1C}">
+                          <a14:useLocalDpi xmlns:a14="http://schemas.microsoft.com/office/drawing/2010/main" val="0"/>
+                        </a:ext>
+                      </a:extLst>
+                    </a:blip>
+                    <a:stretch>
+                      <a:fillRect/>
+                    </a:stretch>
+                  </pic:blipFill>
+                  <pic:spPr>
+                    <a:xfrm>
+                      <a:off x="0" y="0"/>
+                      <a:ext cx="5731510" cy="4298315"/>
+                    </a:xfrm>
+                    <a:prstGeom prst="rect">
+                      <a:avLst/>
+                    </a:prstGeom>
+                  </pic:spPr>
+                </pic:pic>
+              </a:graphicData>
+            </a:graphic>
+          </wp:inline>
+        </w:drawing>
+      </w:r>
+    </w:p>
+    <w:p>
+      <w:pPr>
+        <w:pStyle w:val="Heading3"/>
       </w:pPr>
       <w:r>
         <w:br w:type="page"/>
       </w:r>
     </w:p>
-    <w:bookmarkStart w:id="26" w:name="_Toc221702088" w:displacedByCustomXml="next"/>
+    <w:bookmarkStart w:id="74" w:name="_Toc221783228" w:displacedByCustomXml="next"/>
     <w:sdt>
       <w:sdtPr>
         <w:rPr>
@@ -5544,7 +10527,7 @@
           <w:r>
             <w:t>Bibliography</w:t>
           </w:r>
-          <w:bookmarkEnd w:id="26"/>
+          <w:bookmarkEnd w:id="74"/>
         </w:p>
         <w:sdt>
           <w:sdtPr>
@@ -6918,7 +11901,7 @@
   <w:style w:type="paragraph" w:default="1" w:styleId="Normal">
     <w:name w:val="Normal"/>
     <w:qFormat/>
-    <w:rsid w:val="00D9687C"/>
+    <w:rsid w:val="007F273F"/>
   </w:style>
   <w:style w:type="paragraph" w:styleId="Heading1">
     <w:name w:val="heading 1"/>
@@ -7120,7 +12103,6 @@
   <w:style w:type="character" w:default="1" w:styleId="DefaultParagraphFont">
     <w:name w:val="Default Paragraph Font"/>
     <w:uiPriority w:val="1"/>
-    <w:semiHidden/>
     <w:unhideWhenUsed/>
   </w:style>
   <w:style w:type="table" w:default="1" w:styleId="TableNormal">

--- a/Documents/SCARAB Design Document.docx
+++ b/Documents/SCARAB Design Document.docx
@@ -206,7 +206,7 @@
           <w:r>
             <w:fldChar w:fldCharType="separate"/>
           </w:r>
-          <w:hyperlink w:anchor="_Toc221783158" w:history="1">
+          <w:hyperlink w:anchor="_Toc221825327" w:history="1">
             <w:r>
               <w:rPr>
                 <w:rStyle w:val="Hyperlink"/>
@@ -233,7 +233,7 @@
                 <w:noProof/>
                 <w:webHidden/>
               </w:rPr>
-              <w:instrText xml:space="preserve"> PAGEREF _Toc221783158 \h </w:instrText>
+              <w:instrText xml:space="preserve"> PAGEREF _Toc221825327 \h </w:instrText>
             </w:r>
             <w:r>
               <w:rPr>
@@ -279,7 +279,7 @@
               <w:lang w:eastAsia="en-GB"/>
             </w:rPr>
           </w:pPr>
-          <w:hyperlink w:anchor="_Toc221783159" w:history="1">
+          <w:hyperlink w:anchor="_Toc221825328" w:history="1">
             <w:r>
               <w:rPr>
                 <w:rStyle w:val="Hyperlink"/>
@@ -323,7 +323,7 @@
                 <w:noProof/>
                 <w:webHidden/>
               </w:rPr>
-              <w:instrText xml:space="preserve"> PAGEREF _Toc221783159 \h </w:instrText>
+              <w:instrText xml:space="preserve"> PAGEREF _Toc221825328 \h </w:instrText>
             </w:r>
             <w:r>
               <w:rPr>
@@ -369,7 +369,7 @@
               <w:lang w:eastAsia="en-GB"/>
             </w:rPr>
           </w:pPr>
-          <w:hyperlink w:anchor="_Toc221783160" w:history="1">
+          <w:hyperlink w:anchor="_Toc221825329" w:history="1">
             <w:r>
               <w:rPr>
                 <w:rStyle w:val="Hyperlink"/>
@@ -413,7 +413,7 @@
                 <w:noProof/>
                 <w:webHidden/>
               </w:rPr>
-              <w:instrText xml:space="preserve"> PAGEREF _Toc221783160 \h </w:instrText>
+              <w:instrText xml:space="preserve"> PAGEREF _Toc221825329 \h </w:instrText>
             </w:r>
             <w:r>
               <w:rPr>
@@ -459,7 +459,7 @@
               <w:lang w:eastAsia="en-GB"/>
             </w:rPr>
           </w:pPr>
-          <w:hyperlink w:anchor="_Toc221783161" w:history="1">
+          <w:hyperlink w:anchor="_Toc221825330" w:history="1">
             <w:r>
               <w:rPr>
                 <w:rStyle w:val="Hyperlink"/>
@@ -503,7 +503,7 @@
                 <w:noProof/>
                 <w:webHidden/>
               </w:rPr>
-              <w:instrText xml:space="preserve"> PAGEREF _Toc221783161 \h </w:instrText>
+              <w:instrText xml:space="preserve"> PAGEREF _Toc221825330 \h </w:instrText>
             </w:r>
             <w:r>
               <w:rPr>
@@ -549,7 +549,7 @@
               <w:lang w:eastAsia="en-GB"/>
             </w:rPr>
           </w:pPr>
-          <w:hyperlink w:anchor="_Toc221783162" w:history="1">
+          <w:hyperlink w:anchor="_Toc221825331" w:history="1">
             <w:r>
               <w:rPr>
                 <w:rStyle w:val="Hyperlink"/>
@@ -593,7 +593,7 @@
                 <w:noProof/>
                 <w:webHidden/>
               </w:rPr>
-              <w:instrText xml:space="preserve"> PAGEREF _Toc221783162 \h </w:instrText>
+              <w:instrText xml:space="preserve"> PAGEREF _Toc221825331 \h </w:instrText>
             </w:r>
             <w:r>
               <w:rPr>
@@ -639,7 +639,7 @@
               <w:lang w:eastAsia="en-GB"/>
             </w:rPr>
           </w:pPr>
-          <w:hyperlink w:anchor="_Toc221783163" w:history="1">
+          <w:hyperlink w:anchor="_Toc221825332" w:history="1">
             <w:r>
               <w:rPr>
                 <w:rStyle w:val="Hyperlink"/>
@@ -683,7 +683,7 @@
                 <w:noProof/>
                 <w:webHidden/>
               </w:rPr>
-              <w:instrText xml:space="preserve"> PAGEREF _Toc221783163 \h </w:instrText>
+              <w:instrText xml:space="preserve"> PAGEREF _Toc221825332 \h </w:instrText>
             </w:r>
             <w:r>
               <w:rPr>
@@ -729,7 +729,7 @@
               <w:lang w:eastAsia="en-GB"/>
             </w:rPr>
           </w:pPr>
-          <w:hyperlink w:anchor="_Toc221783164" w:history="1">
+          <w:hyperlink w:anchor="_Toc221825333" w:history="1">
             <w:r>
               <w:rPr>
                 <w:rStyle w:val="Hyperlink"/>
@@ -773,7 +773,7 @@
                 <w:noProof/>
                 <w:webHidden/>
               </w:rPr>
-              <w:instrText xml:space="preserve"> PAGEREF _Toc221783164 \h </w:instrText>
+              <w:instrText xml:space="preserve"> PAGEREF _Toc221825333 \h </w:instrText>
             </w:r>
             <w:r>
               <w:rPr>
@@ -819,7 +819,7 @@
               <w:lang w:eastAsia="en-GB"/>
             </w:rPr>
           </w:pPr>
-          <w:hyperlink w:anchor="_Toc221783165" w:history="1">
+          <w:hyperlink w:anchor="_Toc221825334" w:history="1">
             <w:r>
               <w:rPr>
                 <w:rStyle w:val="Hyperlink"/>
@@ -863,7 +863,7 @@
                 <w:noProof/>
                 <w:webHidden/>
               </w:rPr>
-              <w:instrText xml:space="preserve"> PAGEREF _Toc221783165 \h </w:instrText>
+              <w:instrText xml:space="preserve"> PAGEREF _Toc221825334 \h </w:instrText>
             </w:r>
             <w:r>
               <w:rPr>
@@ -908,7 +908,7 @@
               <w:lang w:eastAsia="en-GB"/>
             </w:rPr>
           </w:pPr>
-          <w:hyperlink w:anchor="_Toc221783166" w:history="1">
+          <w:hyperlink w:anchor="_Toc221825335" w:history="1">
             <w:r>
               <w:rPr>
                 <w:rStyle w:val="Hyperlink"/>
@@ -935,7 +935,7 @@
                 <w:noProof/>
                 <w:webHidden/>
               </w:rPr>
-              <w:instrText xml:space="preserve"> PAGEREF _Toc221783166 \h </w:instrText>
+              <w:instrText xml:space="preserve"> PAGEREF _Toc221825335 \h </w:instrText>
             </w:r>
             <w:r>
               <w:rPr>
@@ -981,7 +981,7 @@
               <w:lang w:eastAsia="en-GB"/>
             </w:rPr>
           </w:pPr>
-          <w:hyperlink w:anchor="_Toc221783167" w:history="1">
+          <w:hyperlink w:anchor="_Toc221825336" w:history="1">
             <w:r>
               <w:rPr>
                 <w:rStyle w:val="Hyperlink"/>
@@ -1025,7 +1025,7 @@
                 <w:noProof/>
                 <w:webHidden/>
               </w:rPr>
-              <w:instrText xml:space="preserve"> PAGEREF _Toc221783167 \h </w:instrText>
+              <w:instrText xml:space="preserve"> PAGEREF _Toc221825336 \h </w:instrText>
             </w:r>
             <w:r>
               <w:rPr>
@@ -1071,7 +1071,7 @@
               <w:lang w:eastAsia="en-GB"/>
             </w:rPr>
           </w:pPr>
-          <w:hyperlink w:anchor="_Toc221783168" w:history="1">
+          <w:hyperlink w:anchor="_Toc221825337" w:history="1">
             <w:r>
               <w:rPr>
                 <w:rStyle w:val="Hyperlink"/>
@@ -1115,7 +1115,7 @@
                 <w:noProof/>
                 <w:webHidden/>
               </w:rPr>
-              <w:instrText xml:space="preserve"> PAGEREF _Toc221783168 \h </w:instrText>
+              <w:instrText xml:space="preserve"> PAGEREF _Toc221825337 \h </w:instrText>
             </w:r>
             <w:r>
               <w:rPr>
@@ -1161,7 +1161,7 @@
               <w:lang w:eastAsia="en-GB"/>
             </w:rPr>
           </w:pPr>
-          <w:hyperlink w:anchor="_Toc221783169" w:history="1">
+          <w:hyperlink w:anchor="_Toc221825338" w:history="1">
             <w:r>
               <w:rPr>
                 <w:rStyle w:val="Hyperlink"/>
@@ -1205,7 +1205,7 @@
                 <w:noProof/>
                 <w:webHidden/>
               </w:rPr>
-              <w:instrText xml:space="preserve"> PAGEREF _Toc221783169 \h </w:instrText>
+              <w:instrText xml:space="preserve"> PAGEREF _Toc221825338 \h </w:instrText>
             </w:r>
             <w:r>
               <w:rPr>
@@ -1251,7 +1251,7 @@
               <w:lang w:eastAsia="en-GB"/>
             </w:rPr>
           </w:pPr>
-          <w:hyperlink w:anchor="_Toc221783170" w:history="1">
+          <w:hyperlink w:anchor="_Toc221825339" w:history="1">
             <w:r>
               <w:rPr>
                 <w:rStyle w:val="Hyperlink"/>
@@ -1295,7 +1295,7 @@
                 <w:noProof/>
                 <w:webHidden/>
               </w:rPr>
-              <w:instrText xml:space="preserve"> PAGEREF _Toc221783170 \h </w:instrText>
+              <w:instrText xml:space="preserve"> PAGEREF _Toc221825339 \h </w:instrText>
             </w:r>
             <w:r>
               <w:rPr>
@@ -1341,7 +1341,7 @@
               <w:lang w:eastAsia="en-GB"/>
             </w:rPr>
           </w:pPr>
-          <w:hyperlink w:anchor="_Toc221783171" w:history="1">
+          <w:hyperlink w:anchor="_Toc221825340" w:history="1">
             <w:r>
               <w:rPr>
                 <w:rStyle w:val="Hyperlink"/>
@@ -1385,7 +1385,7 @@
                 <w:noProof/>
                 <w:webHidden/>
               </w:rPr>
-              <w:instrText xml:space="preserve"> PAGEREF _Toc221783171 \h </w:instrText>
+              <w:instrText xml:space="preserve"> PAGEREF _Toc221825340 \h </w:instrText>
             </w:r>
             <w:r>
               <w:rPr>
@@ -1431,7 +1431,7 @@
               <w:lang w:eastAsia="en-GB"/>
             </w:rPr>
           </w:pPr>
-          <w:hyperlink w:anchor="_Toc221783172" w:history="1">
+          <w:hyperlink w:anchor="_Toc221825341" w:history="1">
             <w:r>
               <w:rPr>
                 <w:rStyle w:val="Hyperlink"/>
@@ -1475,7 +1475,7 @@
                 <w:noProof/>
                 <w:webHidden/>
               </w:rPr>
-              <w:instrText xml:space="preserve"> PAGEREF _Toc221783172 \h </w:instrText>
+              <w:instrText xml:space="preserve"> PAGEREF _Toc221825341 \h </w:instrText>
             </w:r>
             <w:r>
               <w:rPr>
@@ -1521,7 +1521,7 @@
               <w:lang w:eastAsia="en-GB"/>
             </w:rPr>
           </w:pPr>
-          <w:hyperlink w:anchor="_Toc221783173" w:history="1">
+          <w:hyperlink w:anchor="_Toc221825342" w:history="1">
             <w:r>
               <w:rPr>
                 <w:rStyle w:val="Hyperlink"/>
@@ -1565,7 +1565,7 @@
                 <w:noProof/>
                 <w:webHidden/>
               </w:rPr>
-              <w:instrText xml:space="preserve"> PAGEREF _Toc221783173 \h </w:instrText>
+              <w:instrText xml:space="preserve"> PAGEREF _Toc221825342 \h </w:instrText>
             </w:r>
             <w:r>
               <w:rPr>
@@ -1611,7 +1611,7 @@
               <w:lang w:eastAsia="en-GB"/>
             </w:rPr>
           </w:pPr>
-          <w:hyperlink w:anchor="_Toc221783174" w:history="1">
+          <w:hyperlink w:anchor="_Toc221825343" w:history="1">
             <w:r>
               <w:rPr>
                 <w:rStyle w:val="Hyperlink"/>
@@ -1655,7 +1655,7 @@
                 <w:noProof/>
                 <w:webHidden/>
               </w:rPr>
-              <w:instrText xml:space="preserve"> PAGEREF _Toc221783174 \h </w:instrText>
+              <w:instrText xml:space="preserve"> PAGEREF _Toc221825343 \h </w:instrText>
             </w:r>
             <w:r>
               <w:rPr>
@@ -1700,7 +1700,7 @@
               <w:lang w:eastAsia="en-GB"/>
             </w:rPr>
           </w:pPr>
-          <w:hyperlink w:anchor="_Toc221783175" w:history="1">
+          <w:hyperlink w:anchor="_Toc221825344" w:history="1">
             <w:r>
               <w:rPr>
                 <w:rStyle w:val="Hyperlink"/>
@@ -1727,7 +1727,7 @@
                 <w:noProof/>
                 <w:webHidden/>
               </w:rPr>
-              <w:instrText xml:space="preserve"> PAGEREF _Toc221783175 \h </w:instrText>
+              <w:instrText xml:space="preserve"> PAGEREF _Toc221825344 \h </w:instrText>
             </w:r>
             <w:r>
               <w:rPr>
@@ -1773,7 +1773,7 @@
               <w:lang w:eastAsia="en-GB"/>
             </w:rPr>
           </w:pPr>
-          <w:hyperlink w:anchor="_Toc221783176" w:history="1">
+          <w:hyperlink w:anchor="_Toc221825345" w:history="1">
             <w:r>
               <w:rPr>
                 <w:rStyle w:val="Hyperlink"/>
@@ -1817,7 +1817,7 @@
                 <w:noProof/>
                 <w:webHidden/>
               </w:rPr>
-              <w:instrText xml:space="preserve"> PAGEREF _Toc221783176 \h </w:instrText>
+              <w:instrText xml:space="preserve"> PAGEREF _Toc221825345 \h </w:instrText>
             </w:r>
             <w:r>
               <w:rPr>
@@ -1863,7 +1863,7 @@
               <w:lang w:eastAsia="en-GB"/>
             </w:rPr>
           </w:pPr>
-          <w:hyperlink w:anchor="_Toc221783177" w:history="1">
+          <w:hyperlink w:anchor="_Toc221825346" w:history="1">
             <w:r>
               <w:rPr>
                 <w:rStyle w:val="Hyperlink"/>
@@ -1907,7 +1907,7 @@
                 <w:noProof/>
                 <w:webHidden/>
               </w:rPr>
-              <w:instrText xml:space="preserve"> PAGEREF _Toc221783177 \h </w:instrText>
+              <w:instrText xml:space="preserve"> PAGEREF _Toc221825346 \h </w:instrText>
             </w:r>
             <w:r>
               <w:rPr>
@@ -1953,7 +1953,7 @@
               <w:lang w:eastAsia="en-GB"/>
             </w:rPr>
           </w:pPr>
-          <w:hyperlink w:anchor="_Toc221783178" w:history="1">
+          <w:hyperlink w:anchor="_Toc221825347" w:history="1">
             <w:r>
               <w:rPr>
                 <w:rStyle w:val="Hyperlink"/>
@@ -1997,7 +1997,7 @@
                 <w:noProof/>
                 <w:webHidden/>
               </w:rPr>
-              <w:instrText xml:space="preserve"> PAGEREF _Toc221783178 \h </w:instrText>
+              <w:instrText xml:space="preserve"> PAGEREF _Toc221825347 \h </w:instrText>
             </w:r>
             <w:r>
               <w:rPr>
@@ -2043,7 +2043,7 @@
               <w:lang w:eastAsia="en-GB"/>
             </w:rPr>
           </w:pPr>
-          <w:hyperlink w:anchor="_Toc221783179" w:history="1">
+          <w:hyperlink w:anchor="_Toc221825348" w:history="1">
             <w:r>
               <w:rPr>
                 <w:rStyle w:val="Hyperlink"/>
@@ -2087,7 +2087,7 @@
                 <w:noProof/>
                 <w:webHidden/>
               </w:rPr>
-              <w:instrText xml:space="preserve"> PAGEREF _Toc221783179 \h </w:instrText>
+              <w:instrText xml:space="preserve"> PAGEREF _Toc221825348 \h </w:instrText>
             </w:r>
             <w:r>
               <w:rPr>
@@ -2133,7 +2133,7 @@
               <w:lang w:eastAsia="en-GB"/>
             </w:rPr>
           </w:pPr>
-          <w:hyperlink w:anchor="_Toc221783180" w:history="1">
+          <w:hyperlink w:anchor="_Toc221825349" w:history="1">
             <w:r>
               <w:rPr>
                 <w:rStyle w:val="Hyperlink"/>
@@ -2177,7 +2177,7 @@
                 <w:noProof/>
                 <w:webHidden/>
               </w:rPr>
-              <w:instrText xml:space="preserve"> PAGEREF _Toc221783180 \h </w:instrText>
+              <w:instrText xml:space="preserve"> PAGEREF _Toc221825349 \h </w:instrText>
             </w:r>
             <w:r>
               <w:rPr>
@@ -2223,7 +2223,7 @@
               <w:lang w:eastAsia="en-GB"/>
             </w:rPr>
           </w:pPr>
-          <w:hyperlink w:anchor="_Toc221783181" w:history="1">
+          <w:hyperlink w:anchor="_Toc221825350" w:history="1">
             <w:r>
               <w:rPr>
                 <w:rStyle w:val="Hyperlink"/>
@@ -2267,7 +2267,7 @@
                 <w:noProof/>
                 <w:webHidden/>
               </w:rPr>
-              <w:instrText xml:space="preserve"> PAGEREF _Toc221783181 \h </w:instrText>
+              <w:instrText xml:space="preserve"> PAGEREF _Toc221825350 \h </w:instrText>
             </w:r>
             <w:r>
               <w:rPr>
@@ -2312,7 +2312,7 @@
               <w:lang w:eastAsia="en-GB"/>
             </w:rPr>
           </w:pPr>
-          <w:hyperlink w:anchor="_Toc221783182" w:history="1">
+          <w:hyperlink w:anchor="_Toc221825351" w:history="1">
             <w:r>
               <w:rPr>
                 <w:rStyle w:val="Hyperlink"/>
@@ -2339,7 +2339,7 @@
                 <w:noProof/>
                 <w:webHidden/>
               </w:rPr>
-              <w:instrText xml:space="preserve"> PAGEREF _Toc221783182 \h </w:instrText>
+              <w:instrText xml:space="preserve"> PAGEREF _Toc221825351 \h </w:instrText>
             </w:r>
             <w:r>
               <w:rPr>
@@ -2385,7 +2385,7 @@
               <w:lang w:eastAsia="en-GB"/>
             </w:rPr>
           </w:pPr>
-          <w:hyperlink w:anchor="_Toc221783183" w:history="1">
+          <w:hyperlink w:anchor="_Toc221825352" w:history="1">
             <w:r>
               <w:rPr>
                 <w:rStyle w:val="Hyperlink"/>
@@ -2429,7 +2429,7 @@
                 <w:noProof/>
                 <w:webHidden/>
               </w:rPr>
-              <w:instrText xml:space="preserve"> PAGEREF _Toc221783183 \h </w:instrText>
+              <w:instrText xml:space="preserve"> PAGEREF _Toc221825352 \h </w:instrText>
             </w:r>
             <w:r>
               <w:rPr>
@@ -2475,7 +2475,7 @@
               <w:lang w:eastAsia="en-GB"/>
             </w:rPr>
           </w:pPr>
-          <w:hyperlink w:anchor="_Toc221783184" w:history="1">
+          <w:hyperlink w:anchor="_Toc221825353" w:history="1">
             <w:r>
               <w:rPr>
                 <w:rStyle w:val="Hyperlink"/>
@@ -2519,7 +2519,7 @@
                 <w:noProof/>
                 <w:webHidden/>
               </w:rPr>
-              <w:instrText xml:space="preserve"> PAGEREF _Toc221783184 \h </w:instrText>
+              <w:instrText xml:space="preserve"> PAGEREF _Toc221825353 \h </w:instrText>
             </w:r>
             <w:r>
               <w:rPr>
@@ -2565,7 +2565,7 @@
               <w:lang w:eastAsia="en-GB"/>
             </w:rPr>
           </w:pPr>
-          <w:hyperlink w:anchor="_Toc221783185" w:history="1">
+          <w:hyperlink w:anchor="_Toc221825354" w:history="1">
             <w:r>
               <w:rPr>
                 <w:rStyle w:val="Hyperlink"/>
@@ -2609,7 +2609,7 @@
                 <w:noProof/>
                 <w:webHidden/>
               </w:rPr>
-              <w:instrText xml:space="preserve"> PAGEREF _Toc221783185 \h </w:instrText>
+              <w:instrText xml:space="preserve"> PAGEREF _Toc221825354 \h </w:instrText>
             </w:r>
             <w:r>
               <w:rPr>
@@ -2655,7 +2655,7 @@
               <w:lang w:eastAsia="en-GB"/>
             </w:rPr>
           </w:pPr>
-          <w:hyperlink w:anchor="_Toc221783186" w:history="1">
+          <w:hyperlink w:anchor="_Toc221825355" w:history="1">
             <w:r>
               <w:rPr>
                 <w:rStyle w:val="Hyperlink"/>
@@ -2699,7 +2699,7 @@
                 <w:noProof/>
                 <w:webHidden/>
               </w:rPr>
-              <w:instrText xml:space="preserve"> PAGEREF _Toc221783186 \h </w:instrText>
+              <w:instrText xml:space="preserve"> PAGEREF _Toc221825355 \h </w:instrText>
             </w:r>
             <w:r>
               <w:rPr>
@@ -2745,7 +2745,7 @@
               <w:lang w:eastAsia="en-GB"/>
             </w:rPr>
           </w:pPr>
-          <w:hyperlink w:anchor="_Toc221783187" w:history="1">
+          <w:hyperlink w:anchor="_Toc221825356" w:history="1">
             <w:r>
               <w:rPr>
                 <w:rStyle w:val="Hyperlink"/>
@@ -2789,7 +2789,7 @@
                 <w:noProof/>
                 <w:webHidden/>
               </w:rPr>
-              <w:instrText xml:space="preserve"> PAGEREF _Toc221783187 \h </w:instrText>
+              <w:instrText xml:space="preserve"> PAGEREF _Toc221825356 \h </w:instrText>
             </w:r>
             <w:r>
               <w:rPr>
@@ -2835,7 +2835,7 @@
               <w:lang w:eastAsia="en-GB"/>
             </w:rPr>
           </w:pPr>
-          <w:hyperlink w:anchor="_Toc221783188" w:history="1">
+          <w:hyperlink w:anchor="_Toc221825357" w:history="1">
             <w:r>
               <w:rPr>
                 <w:rStyle w:val="Hyperlink"/>
@@ -2879,7 +2879,7 @@
                 <w:noProof/>
                 <w:webHidden/>
               </w:rPr>
-              <w:instrText xml:space="preserve"> PAGEREF _Toc221783188 \h </w:instrText>
+              <w:instrText xml:space="preserve"> PAGEREF _Toc221825357 \h </w:instrText>
             </w:r>
             <w:r>
               <w:rPr>
@@ -2925,7 +2925,7 @@
               <w:lang w:eastAsia="en-GB"/>
             </w:rPr>
           </w:pPr>
-          <w:hyperlink w:anchor="_Toc221783189" w:history="1">
+          <w:hyperlink w:anchor="_Toc221825358" w:history="1">
             <w:r>
               <w:rPr>
                 <w:rStyle w:val="Hyperlink"/>
@@ -2969,7 +2969,7 @@
                 <w:noProof/>
                 <w:webHidden/>
               </w:rPr>
-              <w:instrText xml:space="preserve"> PAGEREF _Toc221783189 \h </w:instrText>
+              <w:instrText xml:space="preserve"> PAGEREF _Toc221825358 \h </w:instrText>
             </w:r>
             <w:r>
               <w:rPr>
@@ -3015,7 +3015,7 @@
               <w:lang w:eastAsia="en-GB"/>
             </w:rPr>
           </w:pPr>
-          <w:hyperlink w:anchor="_Toc221783190" w:history="1">
+          <w:hyperlink w:anchor="_Toc221825359" w:history="1">
             <w:r>
               <w:rPr>
                 <w:rStyle w:val="Hyperlink"/>
@@ -3059,7 +3059,7 @@
                 <w:noProof/>
                 <w:webHidden/>
               </w:rPr>
-              <w:instrText xml:space="preserve"> PAGEREF _Toc221783190 \h </w:instrText>
+              <w:instrText xml:space="preserve"> PAGEREF _Toc221825359 \h </w:instrText>
             </w:r>
             <w:r>
               <w:rPr>
@@ -3105,7 +3105,7 @@
               <w:lang w:eastAsia="en-GB"/>
             </w:rPr>
           </w:pPr>
-          <w:hyperlink w:anchor="_Toc221783191" w:history="1">
+          <w:hyperlink w:anchor="_Toc221825360" w:history="1">
             <w:r>
               <w:rPr>
                 <w:rStyle w:val="Hyperlink"/>
@@ -3149,7 +3149,7 @@
                 <w:noProof/>
                 <w:webHidden/>
               </w:rPr>
-              <w:instrText xml:space="preserve"> PAGEREF _Toc221783191 \h </w:instrText>
+              <w:instrText xml:space="preserve"> PAGEREF _Toc221825360 \h </w:instrText>
             </w:r>
             <w:r>
               <w:rPr>
@@ -3195,7 +3195,7 @@
               <w:lang w:eastAsia="en-GB"/>
             </w:rPr>
           </w:pPr>
-          <w:hyperlink w:anchor="_Toc221783192" w:history="1">
+          <w:hyperlink w:anchor="_Toc221825361" w:history="1">
             <w:r>
               <w:rPr>
                 <w:rStyle w:val="Hyperlink"/>
@@ -3239,7 +3239,7 @@
                 <w:noProof/>
                 <w:webHidden/>
               </w:rPr>
-              <w:instrText xml:space="preserve"> PAGEREF _Toc221783192 \h </w:instrText>
+              <w:instrText xml:space="preserve"> PAGEREF _Toc221825361 \h </w:instrText>
             </w:r>
             <w:r>
               <w:rPr>
@@ -3285,7 +3285,7 @@
               <w:lang w:eastAsia="en-GB"/>
             </w:rPr>
           </w:pPr>
-          <w:hyperlink w:anchor="_Toc221783193" w:history="1">
+          <w:hyperlink w:anchor="_Toc221825362" w:history="1">
             <w:r>
               <w:rPr>
                 <w:rStyle w:val="Hyperlink"/>
@@ -3329,7 +3329,7 @@
                 <w:noProof/>
                 <w:webHidden/>
               </w:rPr>
-              <w:instrText xml:space="preserve"> PAGEREF _Toc221783193 \h </w:instrText>
+              <w:instrText xml:space="preserve"> PAGEREF _Toc221825362 \h </w:instrText>
             </w:r>
             <w:r>
               <w:rPr>
@@ -3375,7 +3375,7 @@
               <w:lang w:eastAsia="en-GB"/>
             </w:rPr>
           </w:pPr>
-          <w:hyperlink w:anchor="_Toc221783194" w:history="1">
+          <w:hyperlink w:anchor="_Toc221825363" w:history="1">
             <w:r>
               <w:rPr>
                 <w:rStyle w:val="Hyperlink"/>
@@ -3419,7 +3419,7 @@
                 <w:noProof/>
                 <w:webHidden/>
               </w:rPr>
-              <w:instrText xml:space="preserve"> PAGEREF _Toc221783194 \h </w:instrText>
+              <w:instrText xml:space="preserve"> PAGEREF _Toc221825363 \h </w:instrText>
             </w:r>
             <w:r>
               <w:rPr>
@@ -3465,7 +3465,7 @@
               <w:lang w:eastAsia="en-GB"/>
             </w:rPr>
           </w:pPr>
-          <w:hyperlink w:anchor="_Toc221783195" w:history="1">
+          <w:hyperlink w:anchor="_Toc221825364" w:history="1">
             <w:r>
               <w:rPr>
                 <w:rStyle w:val="Hyperlink"/>
@@ -3509,7 +3509,7 @@
                 <w:noProof/>
                 <w:webHidden/>
               </w:rPr>
-              <w:instrText xml:space="preserve"> PAGEREF _Toc221783195 \h </w:instrText>
+              <w:instrText xml:space="preserve"> PAGEREF _Toc221825364 \h </w:instrText>
             </w:r>
             <w:r>
               <w:rPr>
@@ -3555,7 +3555,7 @@
               <w:lang w:eastAsia="en-GB"/>
             </w:rPr>
           </w:pPr>
-          <w:hyperlink w:anchor="_Toc221783196" w:history="1">
+          <w:hyperlink w:anchor="_Toc221825365" w:history="1">
             <w:r>
               <w:rPr>
                 <w:rStyle w:val="Hyperlink"/>
@@ -3599,7 +3599,7 @@
                 <w:noProof/>
                 <w:webHidden/>
               </w:rPr>
-              <w:instrText xml:space="preserve"> PAGEREF _Toc221783196 \h </w:instrText>
+              <w:instrText xml:space="preserve"> PAGEREF _Toc221825365 \h </w:instrText>
             </w:r>
             <w:r>
               <w:rPr>
@@ -3645,7 +3645,7 @@
               <w:lang w:eastAsia="en-GB"/>
             </w:rPr>
           </w:pPr>
-          <w:hyperlink w:anchor="_Toc221783197" w:history="1">
+          <w:hyperlink w:anchor="_Toc221825366" w:history="1">
             <w:r>
               <w:rPr>
                 <w:rStyle w:val="Hyperlink"/>
@@ -3689,7 +3689,7 @@
                 <w:noProof/>
                 <w:webHidden/>
               </w:rPr>
-              <w:instrText xml:space="preserve"> PAGEREF _Toc221783197 \h </w:instrText>
+              <w:instrText xml:space="preserve"> PAGEREF _Toc221825366 \h </w:instrText>
             </w:r>
             <w:r>
               <w:rPr>
@@ -3735,7 +3735,7 @@
               <w:lang w:eastAsia="en-GB"/>
             </w:rPr>
           </w:pPr>
-          <w:hyperlink w:anchor="_Toc221783198" w:history="1">
+          <w:hyperlink w:anchor="_Toc221825367" w:history="1">
             <w:r>
               <w:rPr>
                 <w:rStyle w:val="Hyperlink"/>
@@ -3779,7 +3779,7 @@
                 <w:noProof/>
                 <w:webHidden/>
               </w:rPr>
-              <w:instrText xml:space="preserve"> PAGEREF _Toc221783198 \h </w:instrText>
+              <w:instrText xml:space="preserve"> PAGEREF _Toc221825367 \h </w:instrText>
             </w:r>
             <w:r>
               <w:rPr>
@@ -3825,7 +3825,7 @@
               <w:lang w:eastAsia="en-GB"/>
             </w:rPr>
           </w:pPr>
-          <w:hyperlink w:anchor="_Toc221783199" w:history="1">
+          <w:hyperlink w:anchor="_Toc221825368" w:history="1">
             <w:r>
               <w:rPr>
                 <w:rStyle w:val="Hyperlink"/>
@@ -3869,7 +3869,7 @@
                 <w:noProof/>
                 <w:webHidden/>
               </w:rPr>
-              <w:instrText xml:space="preserve"> PAGEREF _Toc221783199 \h </w:instrText>
+              <w:instrText xml:space="preserve"> PAGEREF _Toc221825368 \h </w:instrText>
             </w:r>
             <w:r>
               <w:rPr>
@@ -3915,7 +3915,7 @@
               <w:lang w:eastAsia="en-GB"/>
             </w:rPr>
           </w:pPr>
-          <w:hyperlink w:anchor="_Toc221783200" w:history="1">
+          <w:hyperlink w:anchor="_Toc221825369" w:history="1">
             <w:r>
               <w:rPr>
                 <w:rStyle w:val="Hyperlink"/>
@@ -3959,7 +3959,7 @@
                 <w:noProof/>
                 <w:webHidden/>
               </w:rPr>
-              <w:instrText xml:space="preserve"> PAGEREF _Toc221783200 \h </w:instrText>
+              <w:instrText xml:space="preserve"> PAGEREF _Toc221825369 \h </w:instrText>
             </w:r>
             <w:r>
               <w:rPr>
@@ -4005,7 +4005,7 @@
               <w:lang w:eastAsia="en-GB"/>
             </w:rPr>
           </w:pPr>
-          <w:hyperlink w:anchor="_Toc221783201" w:history="1">
+          <w:hyperlink w:anchor="_Toc221825370" w:history="1">
             <w:r>
               <w:rPr>
                 <w:rStyle w:val="Hyperlink"/>
@@ -4049,7 +4049,7 @@
                 <w:noProof/>
                 <w:webHidden/>
               </w:rPr>
-              <w:instrText xml:space="preserve"> PAGEREF _Toc221783201 \h </w:instrText>
+              <w:instrText xml:space="preserve"> PAGEREF _Toc221825370 \h </w:instrText>
             </w:r>
             <w:r>
               <w:rPr>
@@ -4095,7 +4095,7 @@
               <w:lang w:eastAsia="en-GB"/>
             </w:rPr>
           </w:pPr>
-          <w:hyperlink w:anchor="_Toc221783202" w:history="1">
+          <w:hyperlink w:anchor="_Toc221825371" w:history="1">
             <w:r>
               <w:rPr>
                 <w:rStyle w:val="Hyperlink"/>
@@ -4139,7 +4139,7 @@
                 <w:noProof/>
                 <w:webHidden/>
               </w:rPr>
-              <w:instrText xml:space="preserve"> PAGEREF _Toc221783202 \h </w:instrText>
+              <w:instrText xml:space="preserve"> PAGEREF _Toc221825371 \h </w:instrText>
             </w:r>
             <w:r>
               <w:rPr>
@@ -4185,7 +4185,7 @@
               <w:lang w:eastAsia="en-GB"/>
             </w:rPr>
           </w:pPr>
-          <w:hyperlink w:anchor="_Toc221783203" w:history="1">
+          <w:hyperlink w:anchor="_Toc221825372" w:history="1">
             <w:r>
               <w:rPr>
                 <w:rStyle w:val="Hyperlink"/>
@@ -4229,7 +4229,7 @@
                 <w:noProof/>
                 <w:webHidden/>
               </w:rPr>
-              <w:instrText xml:space="preserve"> PAGEREF _Toc221783203 \h </w:instrText>
+              <w:instrText xml:space="preserve"> PAGEREF _Toc221825372 \h </w:instrText>
             </w:r>
             <w:r>
               <w:rPr>
@@ -4275,7 +4275,7 @@
               <w:lang w:eastAsia="en-GB"/>
             </w:rPr>
           </w:pPr>
-          <w:hyperlink w:anchor="_Toc221783204" w:history="1">
+          <w:hyperlink w:anchor="_Toc221825373" w:history="1">
             <w:r>
               <w:rPr>
                 <w:rStyle w:val="Hyperlink"/>
@@ -4298,7 +4298,7 @@
                 <w:rStyle w:val="Hyperlink"/>
                 <w:noProof/>
               </w:rPr>
-              <w:t>Read Cartridge</w:t>
+              <w:t>Switch Bank</w:t>
             </w:r>
             <w:r>
               <w:rPr>
@@ -4319,7 +4319,7 @@
                 <w:noProof/>
                 <w:webHidden/>
               </w:rPr>
-              <w:instrText xml:space="preserve"> PAGEREF _Toc221783204 \h </w:instrText>
+              <w:instrText xml:space="preserve"> PAGEREF _Toc221825373 \h </w:instrText>
             </w:r>
             <w:r>
               <w:rPr>
@@ -4365,7 +4365,7 @@
               <w:lang w:eastAsia="en-GB"/>
             </w:rPr>
           </w:pPr>
-          <w:hyperlink w:anchor="_Toc221783205" w:history="1">
+          <w:hyperlink w:anchor="_Toc221825374" w:history="1">
             <w:r>
               <w:rPr>
                 <w:rStyle w:val="Hyperlink"/>
@@ -4388,7 +4388,7 @@
                 <w:rStyle w:val="Hyperlink"/>
                 <w:noProof/>
               </w:rPr>
-              <w:t>Write Cartridge</w:t>
+              <w:t>Read Cartridge</w:t>
             </w:r>
             <w:r>
               <w:rPr>
@@ -4409,7 +4409,7 @@
                 <w:noProof/>
                 <w:webHidden/>
               </w:rPr>
-              <w:instrText xml:space="preserve"> PAGEREF _Toc221783205 \h </w:instrText>
+              <w:instrText xml:space="preserve"> PAGEREF _Toc221825374 \h </w:instrText>
             </w:r>
             <w:r>
               <w:rPr>
@@ -4455,7 +4455,7 @@
               <w:lang w:eastAsia="en-GB"/>
             </w:rPr>
           </w:pPr>
-          <w:hyperlink w:anchor="_Toc221783206" w:history="1">
+          <w:hyperlink w:anchor="_Toc221825375" w:history="1">
             <w:r>
               <w:rPr>
                 <w:rStyle w:val="Hyperlink"/>
@@ -4478,7 +4478,7 @@
                 <w:rStyle w:val="Hyperlink"/>
                 <w:noProof/>
               </w:rPr>
-              <w:t>Dump Save</w:t>
+              <w:t>Write Cartridge</w:t>
             </w:r>
             <w:r>
               <w:rPr>
@@ -4499,7 +4499,7 @@
                 <w:noProof/>
                 <w:webHidden/>
               </w:rPr>
-              <w:instrText xml:space="preserve"> PAGEREF _Toc221783206 \h </w:instrText>
+              <w:instrText xml:space="preserve"> PAGEREF _Toc221825375 \h </w:instrText>
             </w:r>
             <w:r>
               <w:rPr>
@@ -4519,7 +4519,7 @@
                 <w:noProof/>
                 <w:webHidden/>
               </w:rPr>
-              <w:t>18</w:t>
+              <w:t>19</w:t>
             </w:r>
             <w:r>
               <w:rPr>
@@ -4545,7 +4545,7 @@
               <w:lang w:eastAsia="en-GB"/>
             </w:rPr>
           </w:pPr>
-          <w:hyperlink w:anchor="_Toc221783207" w:history="1">
+          <w:hyperlink w:anchor="_Toc221825376" w:history="1">
             <w:r>
               <w:rPr>
                 <w:rStyle w:val="Hyperlink"/>
@@ -4568,7 +4568,7 @@
                 <w:rStyle w:val="Hyperlink"/>
                 <w:noProof/>
               </w:rPr>
-              <w:t>Restore Save</w:t>
+              <w:t>Dump Save</w:t>
             </w:r>
             <w:r>
               <w:rPr>
@@ -4589,7 +4589,7 @@
                 <w:noProof/>
                 <w:webHidden/>
               </w:rPr>
-              <w:instrText xml:space="preserve"> PAGEREF _Toc221783207 \h </w:instrText>
+              <w:instrText xml:space="preserve"> PAGEREF _Toc221825376 \h </w:instrText>
             </w:r>
             <w:r>
               <w:rPr>
@@ -4609,7 +4609,7 @@
                 <w:noProof/>
                 <w:webHidden/>
               </w:rPr>
-              <w:t>18</w:t>
+              <w:t>19</w:t>
             </w:r>
             <w:r>
               <w:rPr>
@@ -4635,7 +4635,7 @@
               <w:lang w:eastAsia="en-GB"/>
             </w:rPr>
           </w:pPr>
-          <w:hyperlink w:anchor="_Toc221783208" w:history="1">
+          <w:hyperlink w:anchor="_Toc221825377" w:history="1">
             <w:r>
               <w:rPr>
                 <w:rStyle w:val="Hyperlink"/>
@@ -4658,6 +4658,96 @@
                 <w:rStyle w:val="Hyperlink"/>
                 <w:noProof/>
               </w:rPr>
+              <w:t>Restore Save</w:t>
+            </w:r>
+            <w:r>
+              <w:rPr>
+                <w:noProof/>
+                <w:webHidden/>
+              </w:rPr>
+              <w:tab/>
+            </w:r>
+            <w:r>
+              <w:rPr>
+                <w:noProof/>
+                <w:webHidden/>
+              </w:rPr>
+              <w:fldChar w:fldCharType="begin"/>
+            </w:r>
+            <w:r>
+              <w:rPr>
+                <w:noProof/>
+                <w:webHidden/>
+              </w:rPr>
+              <w:instrText xml:space="preserve"> PAGEREF _Toc221825377 \h </w:instrText>
+            </w:r>
+            <w:r>
+              <w:rPr>
+                <w:noProof/>
+                <w:webHidden/>
+              </w:rPr>
+            </w:r>
+            <w:r>
+              <w:rPr>
+                <w:noProof/>
+                <w:webHidden/>
+              </w:rPr>
+              <w:fldChar w:fldCharType="separate"/>
+            </w:r>
+            <w:r>
+              <w:rPr>
+                <w:noProof/>
+                <w:webHidden/>
+              </w:rPr>
+              <w:t>19</w:t>
+            </w:r>
+            <w:r>
+              <w:rPr>
+                <w:noProof/>
+                <w:webHidden/>
+              </w:rPr>
+              <w:fldChar w:fldCharType="end"/>
+            </w:r>
+          </w:hyperlink>
+        </w:p>
+        <w:p>
+          <w:pPr>
+            <w:pStyle w:val="TOC3"/>
+            <w:tabs>
+              <w:tab w:val="left" w:pos="1200"/>
+              <w:tab w:val="right" w:leader="dot" w:pos="9016"/>
+            </w:tabs>
+            <w:rPr>
+              <w:rFonts w:eastAsiaTheme="minorEastAsia"/>
+              <w:noProof/>
+              <w:sz w:val="24"/>
+              <w:szCs w:val="24"/>
+              <w:lang w:eastAsia="en-GB"/>
+            </w:rPr>
+          </w:pPr>
+          <w:hyperlink w:anchor="_Toc221825378" w:history="1">
+            <w:r>
+              <w:rPr>
+                <w:rStyle w:val="Hyperlink"/>
+                <w:noProof/>
+              </w:rPr>
+              <w:t>3.5.6</w:t>
+            </w:r>
+            <w:r>
+              <w:rPr>
+                <w:rFonts w:eastAsiaTheme="minorEastAsia"/>
+                <w:noProof/>
+                <w:sz w:val="24"/>
+                <w:szCs w:val="24"/>
+                <w:lang w:eastAsia="en-GB"/>
+              </w:rPr>
+              <w:tab/>
+            </w:r>
+            <w:r>
+              <w:rPr>
+                <w:rStyle w:val="Hyperlink"/>
+                <w:noProof/>
+              </w:rPr>
               <w:t>Calculate Checksum</w:t>
             </w:r>
             <w:r>
@@ -4679,7 +4769,7 @@
                 <w:noProof/>
                 <w:webHidden/>
               </w:rPr>
-              <w:instrText xml:space="preserve"> PAGEREF _Toc221783208 \h </w:instrText>
+              <w:instrText xml:space="preserve"> PAGEREF _Toc221825378 \h </w:instrText>
             </w:r>
             <w:r>
               <w:rPr>
@@ -4699,7 +4789,7 @@
                 <w:noProof/>
                 <w:webHidden/>
               </w:rPr>
-              <w:t>18</w:t>
+              <w:t>20</w:t>
             </w:r>
             <w:r>
               <w:rPr>
@@ -4725,7 +4815,7 @@
               <w:lang w:eastAsia="en-GB"/>
             </w:rPr>
           </w:pPr>
-          <w:hyperlink w:anchor="_Toc221783209" w:history="1">
+          <w:hyperlink w:anchor="_Toc221825379" w:history="1">
             <w:r>
               <w:rPr>
                 <w:rStyle w:val="Hyperlink"/>
@@ -4769,7 +4859,7 @@
                 <w:noProof/>
                 <w:webHidden/>
               </w:rPr>
-              <w:instrText xml:space="preserve"> PAGEREF _Toc221783209 \h </w:instrText>
+              <w:instrText xml:space="preserve"> PAGEREF _Toc221825379 \h </w:instrText>
             </w:r>
             <w:r>
               <w:rPr>
@@ -4789,7 +4879,7 @@
                 <w:noProof/>
                 <w:webHidden/>
               </w:rPr>
-              <w:t>18</w:t>
+              <w:t>20</w:t>
             </w:r>
             <w:r>
               <w:rPr>
@@ -4815,7 +4905,7 @@
               <w:lang w:eastAsia="en-GB"/>
             </w:rPr>
           </w:pPr>
-          <w:hyperlink w:anchor="_Toc221783210" w:history="1">
+          <w:hyperlink w:anchor="_Toc221825380" w:history="1">
             <w:r>
               <w:rPr>
                 <w:rStyle w:val="Hyperlink"/>
@@ -4859,7 +4949,7 @@
                 <w:noProof/>
                 <w:webHidden/>
               </w:rPr>
-              <w:instrText xml:space="preserve"> PAGEREF _Toc221783210 \h </w:instrText>
+              <w:instrText xml:space="preserve"> PAGEREF _Toc221825380 \h </w:instrText>
             </w:r>
             <w:r>
               <w:rPr>
@@ -4879,7 +4969,7 @@
                 <w:noProof/>
                 <w:webHidden/>
               </w:rPr>
-              <w:t>18</w:t>
+              <w:t>20</w:t>
             </w:r>
             <w:r>
               <w:rPr>
@@ -4905,7 +4995,7 @@
               <w:lang w:eastAsia="en-GB"/>
             </w:rPr>
           </w:pPr>
-          <w:hyperlink w:anchor="_Toc221783211" w:history="1">
+          <w:hyperlink w:anchor="_Toc221825381" w:history="1">
             <w:r>
               <w:rPr>
                 <w:rStyle w:val="Hyperlink"/>
@@ -4949,7 +5039,7 @@
                 <w:noProof/>
                 <w:webHidden/>
               </w:rPr>
-              <w:instrText xml:space="preserve"> PAGEREF _Toc221783211 \h </w:instrText>
+              <w:instrText xml:space="preserve"> PAGEREF _Toc221825381 \h </w:instrText>
             </w:r>
             <w:r>
               <w:rPr>
@@ -4969,7 +5059,7 @@
                 <w:noProof/>
                 <w:webHidden/>
               </w:rPr>
-              <w:t>18</w:t>
+              <w:t>21</w:t>
             </w:r>
             <w:r>
               <w:rPr>
@@ -4995,7 +5085,7 @@
               <w:lang w:eastAsia="en-GB"/>
             </w:rPr>
           </w:pPr>
-          <w:hyperlink w:anchor="_Toc221783212" w:history="1">
+          <w:hyperlink w:anchor="_Toc221825382" w:history="1">
             <w:r>
               <w:rPr>
                 <w:rStyle w:val="Hyperlink"/>
@@ -5039,7 +5129,7 @@
                 <w:noProof/>
                 <w:webHidden/>
               </w:rPr>
-              <w:instrText xml:space="preserve"> PAGEREF _Toc221783212 \h </w:instrText>
+              <w:instrText xml:space="preserve"> PAGEREF _Toc221825382 \h </w:instrText>
             </w:r>
             <w:r>
               <w:rPr>
@@ -5059,7 +5149,7 @@
                 <w:noProof/>
                 <w:webHidden/>
               </w:rPr>
-              <w:t>19</w:t>
+              <w:t>21</w:t>
             </w:r>
             <w:r>
               <w:rPr>
@@ -5085,7 +5175,7 @@
               <w:lang w:eastAsia="en-GB"/>
             </w:rPr>
           </w:pPr>
-          <w:hyperlink w:anchor="_Toc221783213" w:history="1">
+          <w:hyperlink w:anchor="_Toc221825383" w:history="1">
             <w:r>
               <w:rPr>
                 <w:rStyle w:val="Hyperlink"/>
@@ -5129,7 +5219,7 @@
                 <w:noProof/>
                 <w:webHidden/>
               </w:rPr>
-              <w:instrText xml:space="preserve"> PAGEREF _Toc221783213 \h </w:instrText>
+              <w:instrText xml:space="preserve"> PAGEREF _Toc221825383 \h </w:instrText>
             </w:r>
             <w:r>
               <w:rPr>
@@ -5149,7 +5239,7 @@
                 <w:noProof/>
                 <w:webHidden/>
               </w:rPr>
-              <w:t>19</w:t>
+              <w:t>21</w:t>
             </w:r>
             <w:r>
               <w:rPr>
@@ -5175,7 +5265,7 @@
               <w:lang w:eastAsia="en-GB"/>
             </w:rPr>
           </w:pPr>
-          <w:hyperlink w:anchor="_Toc221783214" w:history="1">
+          <w:hyperlink w:anchor="_Toc221825384" w:history="1">
             <w:r>
               <w:rPr>
                 <w:rStyle w:val="Hyperlink"/>
@@ -5219,7 +5309,7 @@
                 <w:noProof/>
                 <w:webHidden/>
               </w:rPr>
-              <w:instrText xml:space="preserve"> PAGEREF _Toc221783214 \h </w:instrText>
+              <w:instrText xml:space="preserve"> PAGEREF _Toc221825384 \h </w:instrText>
             </w:r>
             <w:r>
               <w:rPr>
@@ -5239,7 +5329,7 @@
                 <w:noProof/>
                 <w:webHidden/>
               </w:rPr>
-              <w:t>19</w:t>
+              <w:t>21</w:t>
             </w:r>
             <w:r>
               <w:rPr>
@@ -5264,7 +5354,7 @@
               <w:lang w:eastAsia="en-GB"/>
             </w:rPr>
           </w:pPr>
-          <w:hyperlink w:anchor="_Toc221783215" w:history="1">
+          <w:hyperlink w:anchor="_Toc221825385" w:history="1">
             <w:r>
               <w:rPr>
                 <w:rStyle w:val="Hyperlink"/>
@@ -5291,7 +5381,7 @@
                 <w:noProof/>
                 <w:webHidden/>
               </w:rPr>
-              <w:instrText xml:space="preserve"> PAGEREF _Toc221783215 \h </w:instrText>
+              <w:instrText xml:space="preserve"> PAGEREF _Toc221825385 \h </w:instrText>
             </w:r>
             <w:r>
               <w:rPr>
@@ -5311,7 +5401,7 @@
                 <w:noProof/>
                 <w:webHidden/>
               </w:rPr>
-              <w:t>20</w:t>
+              <w:t>22</w:t>
             </w:r>
             <w:r>
               <w:rPr>
@@ -5337,7 +5427,7 @@
               <w:lang w:eastAsia="en-GB"/>
             </w:rPr>
           </w:pPr>
-          <w:hyperlink w:anchor="_Toc221783216" w:history="1">
+          <w:hyperlink w:anchor="_Toc221825386" w:history="1">
             <w:r>
               <w:rPr>
                 <w:rStyle w:val="Hyperlink"/>
@@ -5381,7 +5471,7 @@
                 <w:noProof/>
                 <w:webHidden/>
               </w:rPr>
-              <w:instrText xml:space="preserve"> PAGEREF _Toc221783216 \h </w:instrText>
+              <w:instrText xml:space="preserve"> PAGEREF _Toc221825386 \h </w:instrText>
             </w:r>
             <w:r>
               <w:rPr>
@@ -5401,7 +5491,7 @@
                 <w:noProof/>
                 <w:webHidden/>
               </w:rPr>
-              <w:t>20</w:t>
+              <w:t>22</w:t>
             </w:r>
             <w:r>
               <w:rPr>
@@ -5427,7 +5517,7 @@
               <w:lang w:eastAsia="en-GB"/>
             </w:rPr>
           </w:pPr>
-          <w:hyperlink w:anchor="_Toc221783217" w:history="1">
+          <w:hyperlink w:anchor="_Toc221825387" w:history="1">
             <w:r>
               <w:rPr>
                 <w:rStyle w:val="Hyperlink"/>
@@ -5471,7 +5561,7 @@
                 <w:noProof/>
                 <w:webHidden/>
               </w:rPr>
-              <w:instrText xml:space="preserve"> PAGEREF _Toc221783217 \h </w:instrText>
+              <w:instrText xml:space="preserve"> PAGEREF _Toc221825387 \h </w:instrText>
             </w:r>
             <w:r>
               <w:rPr>
@@ -5491,7 +5581,7 @@
                 <w:noProof/>
                 <w:webHidden/>
               </w:rPr>
-              <w:t>20</w:t>
+              <w:t>22</w:t>
             </w:r>
             <w:r>
               <w:rPr>
@@ -5517,7 +5607,7 @@
               <w:lang w:eastAsia="en-GB"/>
             </w:rPr>
           </w:pPr>
-          <w:hyperlink w:anchor="_Toc221783218" w:history="1">
+          <w:hyperlink w:anchor="_Toc221825388" w:history="1">
             <w:r>
               <w:rPr>
                 <w:rStyle w:val="Hyperlink"/>
@@ -5561,7 +5651,7 @@
                 <w:noProof/>
                 <w:webHidden/>
               </w:rPr>
-              <w:instrText xml:space="preserve"> PAGEREF _Toc221783218 \h </w:instrText>
+              <w:instrText xml:space="preserve"> PAGEREF _Toc221825388 \h </w:instrText>
             </w:r>
             <w:r>
               <w:rPr>
@@ -5581,7 +5671,7 @@
                 <w:noProof/>
                 <w:webHidden/>
               </w:rPr>
-              <w:t>21</w:t>
+              <w:t>23</w:t>
             </w:r>
             <w:r>
               <w:rPr>
@@ -5607,7 +5697,7 @@
               <w:lang w:eastAsia="en-GB"/>
             </w:rPr>
           </w:pPr>
-          <w:hyperlink w:anchor="_Toc221783219" w:history="1">
+          <w:hyperlink w:anchor="_Toc221825389" w:history="1">
             <w:r>
               <w:rPr>
                 <w:rStyle w:val="Hyperlink"/>
@@ -5651,7 +5741,7 @@
                 <w:noProof/>
                 <w:webHidden/>
               </w:rPr>
-              <w:instrText xml:space="preserve"> PAGEREF _Toc221783219 \h </w:instrText>
+              <w:instrText xml:space="preserve"> PAGEREF _Toc221825389 \h </w:instrText>
             </w:r>
             <w:r>
               <w:rPr>
@@ -5671,7 +5761,7 @@
                 <w:noProof/>
                 <w:webHidden/>
               </w:rPr>
-              <w:t>22</w:t>
+              <w:t>24</w:t>
             </w:r>
             <w:r>
               <w:rPr>
@@ -5697,7 +5787,7 @@
               <w:lang w:eastAsia="en-GB"/>
             </w:rPr>
           </w:pPr>
-          <w:hyperlink w:anchor="_Toc221783220" w:history="1">
+          <w:hyperlink w:anchor="_Toc221825390" w:history="1">
             <w:r>
               <w:rPr>
                 <w:rStyle w:val="Hyperlink"/>
@@ -5741,7 +5831,7 @@
                 <w:noProof/>
                 <w:webHidden/>
               </w:rPr>
-              <w:instrText xml:space="preserve"> PAGEREF _Toc221783220 \h </w:instrText>
+              <w:instrText xml:space="preserve"> PAGEREF _Toc221825390 \h </w:instrText>
             </w:r>
             <w:r>
               <w:rPr>
@@ -5761,7 +5851,7 @@
                 <w:noProof/>
                 <w:webHidden/>
               </w:rPr>
-              <w:t>22</w:t>
+              <w:t>24</w:t>
             </w:r>
             <w:r>
               <w:rPr>
@@ -5786,7 +5876,7 @@
               <w:lang w:eastAsia="en-GB"/>
             </w:rPr>
           </w:pPr>
-          <w:hyperlink w:anchor="_Toc221783221" w:history="1">
+          <w:hyperlink w:anchor="_Toc221825391" w:history="1">
             <w:r>
               <w:rPr>
                 <w:rStyle w:val="Hyperlink"/>
@@ -5813,7 +5903,7 @@
                 <w:noProof/>
                 <w:webHidden/>
               </w:rPr>
-              <w:instrText xml:space="preserve"> PAGEREF _Toc221783221 \h </w:instrText>
+              <w:instrText xml:space="preserve"> PAGEREF _Toc221825391 \h </w:instrText>
             </w:r>
             <w:r>
               <w:rPr>
@@ -5833,7 +5923,7 @@
                 <w:noProof/>
                 <w:webHidden/>
               </w:rPr>
-              <w:t>22</w:t>
+              <w:t>25</w:t>
             </w:r>
             <w:r>
               <w:rPr>
@@ -5859,7 +5949,7 @@
               <w:lang w:eastAsia="en-GB"/>
             </w:rPr>
           </w:pPr>
-          <w:hyperlink w:anchor="_Toc221783222" w:history="1">
+          <w:hyperlink w:anchor="_Toc221825392" w:history="1">
             <w:r>
               <w:rPr>
                 <w:rStyle w:val="Hyperlink"/>
@@ -5903,7 +5993,7 @@
                 <w:noProof/>
                 <w:webHidden/>
               </w:rPr>
-              <w:instrText xml:space="preserve"> PAGEREF _Toc221783222 \h </w:instrText>
+              <w:instrText xml:space="preserve"> PAGEREF _Toc221825392 \h </w:instrText>
             </w:r>
             <w:r>
               <w:rPr>
@@ -5923,7 +6013,7 @@
                 <w:noProof/>
                 <w:webHidden/>
               </w:rPr>
-              <w:t>23</w:t>
+              <w:t>26</w:t>
             </w:r>
             <w:r>
               <w:rPr>
@@ -5949,7 +6039,7 @@
               <w:lang w:eastAsia="en-GB"/>
             </w:rPr>
           </w:pPr>
-          <w:hyperlink w:anchor="_Toc221783223" w:history="1">
+          <w:hyperlink w:anchor="_Toc221825393" w:history="1">
             <w:r>
               <w:rPr>
                 <w:rStyle w:val="Hyperlink"/>
@@ -5993,7 +6083,7 @@
                 <w:noProof/>
                 <w:webHidden/>
               </w:rPr>
-              <w:instrText xml:space="preserve"> PAGEREF _Toc221783223 \h </w:instrText>
+              <w:instrText xml:space="preserve"> PAGEREF _Toc221825393 \h </w:instrText>
             </w:r>
             <w:r>
               <w:rPr>
@@ -6013,7 +6103,7 @@
                 <w:noProof/>
                 <w:webHidden/>
               </w:rPr>
-              <w:t>23</w:t>
+              <w:t>26</w:t>
             </w:r>
             <w:r>
               <w:rPr>
@@ -6039,7 +6129,7 @@
               <w:lang w:eastAsia="en-GB"/>
             </w:rPr>
           </w:pPr>
-          <w:hyperlink w:anchor="_Toc221783224" w:history="1">
+          <w:hyperlink w:anchor="_Toc221825394" w:history="1">
             <w:r>
               <w:rPr>
                 <w:rStyle w:val="Hyperlink"/>
@@ -6083,7 +6173,7 @@
                 <w:noProof/>
                 <w:webHidden/>
               </w:rPr>
-              <w:instrText xml:space="preserve"> PAGEREF _Toc221783224 \h </w:instrText>
+              <w:instrText xml:space="preserve"> PAGEREF _Toc221825394 \h </w:instrText>
             </w:r>
             <w:r>
               <w:rPr>
@@ -6103,7 +6193,7 @@
                 <w:noProof/>
                 <w:webHidden/>
               </w:rPr>
-              <w:t>23</w:t>
+              <w:t>27</w:t>
             </w:r>
             <w:r>
               <w:rPr>
@@ -6129,7 +6219,7 @@
               <w:lang w:eastAsia="en-GB"/>
             </w:rPr>
           </w:pPr>
-          <w:hyperlink w:anchor="_Toc221783225" w:history="1">
+          <w:hyperlink w:anchor="_Toc221825395" w:history="1">
             <w:r>
               <w:rPr>
                 <w:rStyle w:val="Hyperlink"/>
@@ -6173,7 +6263,7 @@
                 <w:noProof/>
                 <w:webHidden/>
               </w:rPr>
-              <w:instrText xml:space="preserve"> PAGEREF _Toc221783225 \h </w:instrText>
+              <w:instrText xml:space="preserve"> PAGEREF _Toc221825395 \h </w:instrText>
             </w:r>
             <w:r>
               <w:rPr>
@@ -6193,7 +6283,7 @@
                 <w:noProof/>
                 <w:webHidden/>
               </w:rPr>
-              <w:t>24</w:t>
+              <w:t>28</w:t>
             </w:r>
             <w:r>
               <w:rPr>
@@ -6219,7 +6309,7 @@
               <w:lang w:eastAsia="en-GB"/>
             </w:rPr>
           </w:pPr>
-          <w:hyperlink w:anchor="_Toc221783226" w:history="1">
+          <w:hyperlink w:anchor="_Toc221825396" w:history="1">
             <w:r>
               <w:rPr>
                 <w:rStyle w:val="Hyperlink"/>
@@ -6263,7 +6353,7 @@
                 <w:noProof/>
                 <w:webHidden/>
               </w:rPr>
-              <w:instrText xml:space="preserve"> PAGEREF _Toc221783226 \h </w:instrText>
+              <w:instrText xml:space="preserve"> PAGEREF _Toc221825396 \h </w:instrText>
             </w:r>
             <w:r>
               <w:rPr>
@@ -6283,7 +6373,7 @@
                 <w:noProof/>
                 <w:webHidden/>
               </w:rPr>
-              <w:t>25</w:t>
+              <w:t>29</w:t>
             </w:r>
             <w:r>
               <w:rPr>
@@ -6309,7 +6399,7 @@
               <w:lang w:eastAsia="en-GB"/>
             </w:rPr>
           </w:pPr>
-          <w:hyperlink w:anchor="_Toc221783227" w:history="1">
+          <w:hyperlink w:anchor="_Toc221825397" w:history="1">
             <w:r>
               <w:rPr>
                 <w:rStyle w:val="Hyperlink"/>
@@ -6353,7 +6443,7 @@
                 <w:noProof/>
                 <w:webHidden/>
               </w:rPr>
-              <w:instrText xml:space="preserve"> PAGEREF _Toc221783227 \h </w:instrText>
+              <w:instrText xml:space="preserve"> PAGEREF _Toc221825397 \h </w:instrText>
             </w:r>
             <w:r>
               <w:rPr>
@@ -6373,7 +6463,457 @@
                 <w:noProof/>
                 <w:webHidden/>
               </w:rPr>
-              <w:t>26</w:t>
+              <w:t>30</w:t>
+            </w:r>
+            <w:r>
+              <w:rPr>
+                <w:noProof/>
+                <w:webHidden/>
+              </w:rPr>
+              <w:fldChar w:fldCharType="end"/>
+            </w:r>
+          </w:hyperlink>
+        </w:p>
+        <w:p>
+          <w:pPr>
+            <w:pStyle w:val="TOC2"/>
+            <w:tabs>
+              <w:tab w:val="left" w:pos="960"/>
+              <w:tab w:val="right" w:leader="dot" w:pos="9016"/>
+            </w:tabs>
+            <w:rPr>
+              <w:rFonts w:eastAsiaTheme="minorEastAsia"/>
+              <w:noProof/>
+              <w:sz w:val="24"/>
+              <w:szCs w:val="24"/>
+              <w:lang w:eastAsia="en-GB"/>
+            </w:rPr>
+          </w:pPr>
+          <w:hyperlink w:anchor="_Toc221825398" w:history="1">
+            <w:r>
+              <w:rPr>
+                <w:rStyle w:val="Hyperlink"/>
+                <w:noProof/>
+              </w:rPr>
+              <w:t>4.4</w:t>
+            </w:r>
+            <w:r>
+              <w:rPr>
+                <w:rFonts w:eastAsiaTheme="minorEastAsia"/>
+                <w:noProof/>
+                <w:sz w:val="24"/>
+                <w:szCs w:val="24"/>
+                <w:lang w:eastAsia="en-GB"/>
+              </w:rPr>
+              <w:tab/>
+            </w:r>
+            <w:r>
+              <w:rPr>
+                <w:rStyle w:val="Hyperlink"/>
+                <w:noProof/>
+              </w:rPr>
+              <w:t>Save Management</w:t>
+            </w:r>
+            <w:r>
+              <w:rPr>
+                <w:noProof/>
+                <w:webHidden/>
+              </w:rPr>
+              <w:tab/>
+            </w:r>
+            <w:r>
+              <w:rPr>
+                <w:noProof/>
+                <w:webHidden/>
+              </w:rPr>
+              <w:fldChar w:fldCharType="begin"/>
+            </w:r>
+            <w:r>
+              <w:rPr>
+                <w:noProof/>
+                <w:webHidden/>
+              </w:rPr>
+              <w:instrText xml:space="preserve"> PAGEREF _Toc221825398 \h </w:instrText>
+            </w:r>
+            <w:r>
+              <w:rPr>
+                <w:noProof/>
+                <w:webHidden/>
+              </w:rPr>
+            </w:r>
+            <w:r>
+              <w:rPr>
+                <w:noProof/>
+                <w:webHidden/>
+              </w:rPr>
+              <w:fldChar w:fldCharType="separate"/>
+            </w:r>
+            <w:r>
+              <w:rPr>
+                <w:noProof/>
+                <w:webHidden/>
+              </w:rPr>
+              <w:t>31</w:t>
+            </w:r>
+            <w:r>
+              <w:rPr>
+                <w:noProof/>
+                <w:webHidden/>
+              </w:rPr>
+              <w:fldChar w:fldCharType="end"/>
+            </w:r>
+          </w:hyperlink>
+        </w:p>
+        <w:p>
+          <w:pPr>
+            <w:pStyle w:val="TOC3"/>
+            <w:tabs>
+              <w:tab w:val="left" w:pos="1200"/>
+              <w:tab w:val="right" w:leader="dot" w:pos="9016"/>
+            </w:tabs>
+            <w:rPr>
+              <w:rFonts w:eastAsiaTheme="minorEastAsia"/>
+              <w:noProof/>
+              <w:sz w:val="24"/>
+              <w:szCs w:val="24"/>
+              <w:lang w:eastAsia="en-GB"/>
+            </w:rPr>
+          </w:pPr>
+          <w:hyperlink w:anchor="_Toc221825399" w:history="1">
+            <w:r>
+              <w:rPr>
+                <w:rStyle w:val="Hyperlink"/>
+                <w:noProof/>
+              </w:rPr>
+              <w:t>4.4.1</w:t>
+            </w:r>
+            <w:r>
+              <w:rPr>
+                <w:rFonts w:eastAsiaTheme="minorEastAsia"/>
+                <w:noProof/>
+                <w:sz w:val="24"/>
+                <w:szCs w:val="24"/>
+                <w:lang w:eastAsia="en-GB"/>
+              </w:rPr>
+              <w:tab/>
+            </w:r>
+            <w:r>
+              <w:rPr>
+                <w:rStyle w:val="Hyperlink"/>
+                <w:noProof/>
+              </w:rPr>
+              <w:t>Main Menu</w:t>
+            </w:r>
+            <w:r>
+              <w:rPr>
+                <w:noProof/>
+                <w:webHidden/>
+              </w:rPr>
+              <w:tab/>
+            </w:r>
+            <w:r>
+              <w:rPr>
+                <w:noProof/>
+                <w:webHidden/>
+              </w:rPr>
+              <w:fldChar w:fldCharType="begin"/>
+            </w:r>
+            <w:r>
+              <w:rPr>
+                <w:noProof/>
+                <w:webHidden/>
+              </w:rPr>
+              <w:instrText xml:space="preserve"> PAGEREF _Toc221825399 \h </w:instrText>
+            </w:r>
+            <w:r>
+              <w:rPr>
+                <w:noProof/>
+                <w:webHidden/>
+              </w:rPr>
+            </w:r>
+            <w:r>
+              <w:rPr>
+                <w:noProof/>
+                <w:webHidden/>
+              </w:rPr>
+              <w:fldChar w:fldCharType="separate"/>
+            </w:r>
+            <w:r>
+              <w:rPr>
+                <w:noProof/>
+                <w:webHidden/>
+              </w:rPr>
+              <w:t>31</w:t>
+            </w:r>
+            <w:r>
+              <w:rPr>
+                <w:noProof/>
+                <w:webHidden/>
+              </w:rPr>
+              <w:fldChar w:fldCharType="end"/>
+            </w:r>
+          </w:hyperlink>
+        </w:p>
+        <w:p>
+          <w:pPr>
+            <w:pStyle w:val="TOC3"/>
+            <w:tabs>
+              <w:tab w:val="left" w:pos="1200"/>
+              <w:tab w:val="right" w:leader="dot" w:pos="9016"/>
+            </w:tabs>
+            <w:rPr>
+              <w:rFonts w:eastAsiaTheme="minorEastAsia"/>
+              <w:noProof/>
+              <w:sz w:val="24"/>
+              <w:szCs w:val="24"/>
+              <w:lang w:eastAsia="en-GB"/>
+            </w:rPr>
+          </w:pPr>
+          <w:hyperlink w:anchor="_Toc221825400" w:history="1">
+            <w:r>
+              <w:rPr>
+                <w:rStyle w:val="Hyperlink"/>
+                <w:noProof/>
+              </w:rPr>
+              <w:t>4.4.2</w:t>
+            </w:r>
+            <w:r>
+              <w:rPr>
+                <w:rFonts w:eastAsiaTheme="minorEastAsia"/>
+                <w:noProof/>
+                <w:sz w:val="24"/>
+                <w:szCs w:val="24"/>
+                <w:lang w:eastAsia="en-GB"/>
+              </w:rPr>
+              <w:tab/>
+            </w:r>
+            <w:r>
+              <w:rPr>
+                <w:rStyle w:val="Hyperlink"/>
+                <w:noProof/>
+              </w:rPr>
+              <w:t>Main Menu No Cart</w:t>
+            </w:r>
+            <w:r>
+              <w:rPr>
+                <w:noProof/>
+                <w:webHidden/>
+              </w:rPr>
+              <w:tab/>
+            </w:r>
+            <w:r>
+              <w:rPr>
+                <w:noProof/>
+                <w:webHidden/>
+              </w:rPr>
+              <w:fldChar w:fldCharType="begin"/>
+            </w:r>
+            <w:r>
+              <w:rPr>
+                <w:noProof/>
+                <w:webHidden/>
+              </w:rPr>
+              <w:instrText xml:space="preserve"> PAGEREF _Toc221825400 \h </w:instrText>
+            </w:r>
+            <w:r>
+              <w:rPr>
+                <w:noProof/>
+                <w:webHidden/>
+              </w:rPr>
+            </w:r>
+            <w:r>
+              <w:rPr>
+                <w:noProof/>
+                <w:webHidden/>
+              </w:rPr>
+              <w:fldChar w:fldCharType="separate"/>
+            </w:r>
+            <w:r>
+              <w:rPr>
+                <w:noProof/>
+                <w:webHidden/>
+              </w:rPr>
+              <w:t>32</w:t>
+            </w:r>
+            <w:r>
+              <w:rPr>
+                <w:noProof/>
+                <w:webHidden/>
+              </w:rPr>
+              <w:fldChar w:fldCharType="end"/>
+            </w:r>
+          </w:hyperlink>
+        </w:p>
+        <w:p>
+          <w:pPr>
+            <w:pStyle w:val="TOC3"/>
+            <w:tabs>
+              <w:tab w:val="left" w:pos="1200"/>
+              <w:tab w:val="right" w:leader="dot" w:pos="9016"/>
+            </w:tabs>
+            <w:rPr>
+              <w:rFonts w:eastAsiaTheme="minorEastAsia"/>
+              <w:noProof/>
+              <w:sz w:val="24"/>
+              <w:szCs w:val="24"/>
+              <w:lang w:eastAsia="en-GB"/>
+            </w:rPr>
+          </w:pPr>
+          <w:hyperlink w:anchor="_Toc221825401" w:history="1">
+            <w:r>
+              <w:rPr>
+                <w:rStyle w:val="Hyperlink"/>
+                <w:noProof/>
+              </w:rPr>
+              <w:t>4.4.3</w:t>
+            </w:r>
+            <w:r>
+              <w:rPr>
+                <w:rFonts w:eastAsiaTheme="minorEastAsia"/>
+                <w:noProof/>
+                <w:sz w:val="24"/>
+                <w:szCs w:val="24"/>
+                <w:lang w:eastAsia="en-GB"/>
+              </w:rPr>
+              <w:tab/>
+            </w:r>
+            <w:r>
+              <w:rPr>
+                <w:rStyle w:val="Hyperlink"/>
+                <w:noProof/>
+              </w:rPr>
+              <w:t>Dumping Save</w:t>
+            </w:r>
+            <w:r>
+              <w:rPr>
+                <w:noProof/>
+                <w:webHidden/>
+              </w:rPr>
+              <w:tab/>
+            </w:r>
+            <w:r>
+              <w:rPr>
+                <w:noProof/>
+                <w:webHidden/>
+              </w:rPr>
+              <w:fldChar w:fldCharType="begin"/>
+            </w:r>
+            <w:r>
+              <w:rPr>
+                <w:noProof/>
+                <w:webHidden/>
+              </w:rPr>
+              <w:instrText xml:space="preserve"> PAGEREF _Toc221825401 \h </w:instrText>
+            </w:r>
+            <w:r>
+              <w:rPr>
+                <w:noProof/>
+                <w:webHidden/>
+              </w:rPr>
+            </w:r>
+            <w:r>
+              <w:rPr>
+                <w:noProof/>
+                <w:webHidden/>
+              </w:rPr>
+              <w:fldChar w:fldCharType="separate"/>
+            </w:r>
+            <w:r>
+              <w:rPr>
+                <w:noProof/>
+                <w:webHidden/>
+              </w:rPr>
+              <w:t>33</w:t>
+            </w:r>
+            <w:r>
+              <w:rPr>
+                <w:noProof/>
+                <w:webHidden/>
+              </w:rPr>
+              <w:fldChar w:fldCharType="end"/>
+            </w:r>
+          </w:hyperlink>
+        </w:p>
+        <w:p>
+          <w:pPr>
+            <w:pStyle w:val="TOC3"/>
+            <w:tabs>
+              <w:tab w:val="left" w:pos="1200"/>
+              <w:tab w:val="right" w:leader="dot" w:pos="9016"/>
+            </w:tabs>
+            <w:rPr>
+              <w:rFonts w:eastAsiaTheme="minorEastAsia"/>
+              <w:noProof/>
+              <w:sz w:val="24"/>
+              <w:szCs w:val="24"/>
+              <w:lang w:eastAsia="en-GB"/>
+            </w:rPr>
+          </w:pPr>
+          <w:hyperlink w:anchor="_Toc221825402" w:history="1">
+            <w:r>
+              <w:rPr>
+                <w:rStyle w:val="Hyperlink"/>
+                <w:noProof/>
+              </w:rPr>
+              <w:t>4.4.4</w:t>
+            </w:r>
+            <w:r>
+              <w:rPr>
+                <w:rFonts w:eastAsiaTheme="minorEastAsia"/>
+                <w:noProof/>
+                <w:sz w:val="24"/>
+                <w:szCs w:val="24"/>
+                <w:lang w:eastAsia="en-GB"/>
+              </w:rPr>
+              <w:tab/>
+            </w:r>
+            <w:r>
+              <w:rPr>
+                <w:rStyle w:val="Hyperlink"/>
+                <w:noProof/>
+              </w:rPr>
+              <w:t>Save Dumped</w:t>
+            </w:r>
+            <w:r>
+              <w:rPr>
+                <w:noProof/>
+                <w:webHidden/>
+              </w:rPr>
+              <w:tab/>
+            </w:r>
+            <w:r>
+              <w:rPr>
+                <w:noProof/>
+                <w:webHidden/>
+              </w:rPr>
+              <w:fldChar w:fldCharType="begin"/>
+            </w:r>
+            <w:r>
+              <w:rPr>
+                <w:noProof/>
+                <w:webHidden/>
+              </w:rPr>
+              <w:instrText xml:space="preserve"> PAGEREF _Toc221825402 \h </w:instrText>
+            </w:r>
+            <w:r>
+              <w:rPr>
+                <w:noProof/>
+                <w:webHidden/>
+              </w:rPr>
+            </w:r>
+            <w:r>
+              <w:rPr>
+                <w:noProof/>
+                <w:webHidden/>
+              </w:rPr>
+              <w:fldChar w:fldCharType="separate"/>
+            </w:r>
+            <w:r>
+              <w:rPr>
+                <w:noProof/>
+                <w:webHidden/>
+              </w:rPr>
+              <w:t>34</w:t>
             </w:r>
             <w:r>
               <w:rPr>
@@ -6398,7 +6938,7 @@
               <w:lang w:eastAsia="en-GB"/>
             </w:rPr>
           </w:pPr>
-          <w:hyperlink w:anchor="_Toc221783228" w:history="1">
+          <w:hyperlink w:anchor="_Toc221825403" w:history="1">
             <w:r>
               <w:rPr>
                 <w:rStyle w:val="Hyperlink"/>
@@ -6425,7 +6965,7 @@
                 <w:noProof/>
                 <w:webHidden/>
               </w:rPr>
-              <w:instrText xml:space="preserve"> PAGEREF _Toc221783228 \h </w:instrText>
+              <w:instrText xml:space="preserve"> PAGEREF _Toc221825403 \h </w:instrText>
             </w:r>
             <w:r>
               <w:rPr>
@@ -6445,7 +6985,7 @@
                 <w:noProof/>
                 <w:webHidden/>
               </w:rPr>
-              <w:t>27</w:t>
+              <w:t>35</w:t>
             </w:r>
             <w:r>
               <w:rPr>
@@ -6463,7 +7003,6 @@
               <w:bCs/>
               <w:noProof/>
             </w:rPr>
-            <w:lastRenderedPageBreak/>
             <w:fldChar w:fldCharType="end"/>
           </w:r>
         </w:p>
@@ -6482,7 +7021,7 @@
           <w:numId w:val="1"/>
         </w:numPr>
       </w:pPr>
-      <w:bookmarkStart w:id="0" w:name="_Toc221783158"/>
+      <w:bookmarkStart w:id="0" w:name="_Toc221825327"/>
       <w:r>
         <w:lastRenderedPageBreak/>
         <w:t>SCARAB Program</w:t>
@@ -6497,7 +7036,7 @@
           <w:numId w:val="1"/>
         </w:numPr>
       </w:pPr>
-      <w:bookmarkStart w:id="1" w:name="_Toc221783159"/>
+      <w:bookmarkStart w:id="1" w:name="_Toc221825328"/>
       <w:r>
         <w:t>Software Architecture</w:t>
       </w:r>
@@ -6562,7 +7101,7 @@
           <w:numId w:val="1"/>
         </w:numPr>
       </w:pPr>
-      <w:bookmarkStart w:id="2" w:name="_Toc221783160"/>
+      <w:bookmarkStart w:id="2" w:name="_Toc221825329"/>
       <w:r>
         <w:t>PySide</w:t>
       </w:r>
@@ -6628,7 +7167,7 @@
           <w:numId w:val="1"/>
         </w:numPr>
       </w:pPr>
-      <w:bookmarkStart w:id="3" w:name="_Toc221783161"/>
+      <w:bookmarkStart w:id="3" w:name="_Toc221825330"/>
       <w:r>
         <w:t>Python</w:t>
       </w:r>
@@ -6642,7 +7181,21 @@
         <w:rPr>
           <w:lang w:val="en-IE"/>
         </w:rPr>
-        <w:t xml:space="preserve">Python, created by Guido van Rossum in 1991, is a general-purpose language with a simple syntax, similar to the English language </w:t>
+        <w:t xml:space="preserve">Python, created by Guido van Rossum in 1991, is a general-purpose language with a simple syntax, </w:t>
+      </w:r>
+      <w:proofErr w:type="gramStart"/>
+      <w:r>
+        <w:rPr>
+          <w:lang w:val="en-IE"/>
+        </w:rPr>
+        <w:t>similar to</w:t>
+      </w:r>
+      <w:proofErr w:type="gramEnd"/>
+      <w:r>
+        <w:rPr>
+          <w:lang w:val="en-IE"/>
+        </w:rPr>
+        <w:t xml:space="preserve"> the English language </w:t>
       </w:r>
       <w:sdt>
         <w:sdtPr>
@@ -6697,7 +7250,7 @@
           <w:numId w:val="1"/>
         </w:numPr>
       </w:pPr>
-      <w:bookmarkStart w:id="4" w:name="_Toc221783162"/>
+      <w:bookmarkStart w:id="4" w:name="_Toc221825331"/>
       <w:r>
         <w:t>py</w:t>
       </w:r>
@@ -6780,7 +7333,7 @@
           <w:numId w:val="1"/>
         </w:numPr>
       </w:pPr>
-      <w:bookmarkStart w:id="5" w:name="_Toc221783163"/>
+      <w:bookmarkStart w:id="5" w:name="_Toc221825332"/>
       <w:r>
         <w:t>File System</w:t>
       </w:r>
@@ -6799,7 +7352,7 @@
           <w:numId w:val="1"/>
         </w:numPr>
       </w:pPr>
-      <w:bookmarkStart w:id="6" w:name="_Toc221783164"/>
+      <w:bookmarkStart w:id="6" w:name="_Toc221825333"/>
       <w:r>
         <w:lastRenderedPageBreak/>
         <w:t>External Hardware (SCARAB Device)</w:t>
@@ -6819,7 +7372,7 @@
           <w:numId w:val="1"/>
         </w:numPr>
       </w:pPr>
-      <w:bookmarkStart w:id="7" w:name="_Toc221783165"/>
+      <w:bookmarkStart w:id="7" w:name="_Toc221825334"/>
       <w:r>
         <w:t>System Services</w:t>
       </w:r>
@@ -6841,7 +7394,7 @@
           <w:numId w:val="1"/>
         </w:numPr>
       </w:pPr>
-      <w:bookmarkStart w:id="8" w:name="_Toc221783166"/>
+      <w:bookmarkStart w:id="8" w:name="_Toc221825335"/>
       <w:r>
         <w:lastRenderedPageBreak/>
         <w:t>SCARAB Device</w:t>
@@ -6856,7 +7409,7 @@
           <w:numId w:val="1"/>
         </w:numPr>
       </w:pPr>
-      <w:bookmarkStart w:id="9" w:name="_Toc221783167"/>
+      <w:bookmarkStart w:id="9" w:name="_Toc221825336"/>
       <w:r>
         <w:t>Hardware Architecture</w:t>
       </w:r>
@@ -6926,7 +7479,7 @@
           <w:numId w:val="1"/>
         </w:numPr>
       </w:pPr>
-      <w:bookmarkStart w:id="10" w:name="_Toc221783168"/>
+      <w:bookmarkStart w:id="10" w:name="_Toc221825337"/>
       <w:r>
         <w:lastRenderedPageBreak/>
         <w:t>Arduino MEGA 2560 Rev 3</w:t>
@@ -6938,7 +7491,21 @@
         <w:rPr>
           <w:lang w:val="en-IE"/>
         </w:rPr>
-        <w:t xml:space="preserve">Based on the ATmega2560 microcontroller, the Arduino Mega 2560 Rev3 contains everything needed to support the ATMega2560, including 54 digital I/O pins, 16 analog inputs, 4 hardware serial ports, a 16MHz crystal oscillator, USB connection, and a power jack </w:t>
+        <w:t xml:space="preserve">Based on the ATmega2560 microcontroller, the Arduino Mega 2560 Rev3 contains everything needed to support the ATMega2560, including 54 digital I/O pins, 16 </w:t>
+      </w:r>
+      <w:proofErr w:type="spellStart"/>
+      <w:r>
+        <w:rPr>
+          <w:lang w:val="en-IE"/>
+        </w:rPr>
+        <w:t>analog</w:t>
+      </w:r>
+      <w:proofErr w:type="spellEnd"/>
+      <w:r>
+        <w:rPr>
+          <w:lang w:val="en-IE"/>
+        </w:rPr>
+        <w:t xml:space="preserve"> inputs, 4 hardware serial ports, a 16MHz crystal oscillator, USB connection, and a power jack </w:t>
       </w:r>
       <w:sdt>
         <w:sdtPr>
@@ -6999,7 +7566,7 @@
           <w:numId w:val="1"/>
         </w:numPr>
       </w:pPr>
-      <w:bookmarkStart w:id="11" w:name="_Toc221783169"/>
+      <w:bookmarkStart w:id="11" w:name="_Toc221825338"/>
       <w:r>
         <w:t>Adafruit 4090 USB C Breakout Board</w:t>
       </w:r>
@@ -7029,7 +7596,7 @@
           <w:numId w:val="1"/>
         </w:numPr>
       </w:pPr>
-      <w:bookmarkStart w:id="12" w:name="_Toc221783170"/>
+      <w:bookmarkStart w:id="12" w:name="_Toc221825339"/>
       <w:r>
         <w:t>5V to 3.3V Buck Converter</w:t>
       </w:r>
@@ -7148,7 +7715,7 @@
           <w:numId w:val="1"/>
         </w:numPr>
       </w:pPr>
-      <w:bookmarkStart w:id="13" w:name="_Toc221783171"/>
+      <w:bookmarkStart w:id="13" w:name="_Toc221825340"/>
       <w:r>
         <w:t>Module Connector Interface / SCARAB Connector</w:t>
       </w:r>
@@ -7167,7 +7734,7 @@
           <w:numId w:val="1"/>
         </w:numPr>
       </w:pPr>
-      <w:bookmarkStart w:id="14" w:name="_Toc221783172"/>
+      <w:bookmarkStart w:id="14" w:name="_Toc221825341"/>
       <w:r>
         <w:t>EEPROM</w:t>
       </w:r>
@@ -7175,7 +7742,13 @@
     </w:p>
     <w:p>
       <w:r>
-        <w:t>The Electronically Eraseable Programmable Read Only Memory (EEPROM) serves as the identification chip for the individual modules. The SCARAB will need to adjust itself based on the type of cartridge it is reading from, so the EEPROM will store the necessary data to assist in this.</w:t>
+        <w:t xml:space="preserve">The Electronically </w:t>
+      </w:r>
+      <w:r>
+        <w:t>Erasable</w:t>
+      </w:r>
+      <w:r>
+        <w:t xml:space="preserve"> Programmable Read Only Memory (EEPROM) serves as the identification chip for the individual modules. The SCARAB will need to adjust itself based on the type of cartridge it is reading from, so the EEPROM will store the necessary data to assist in this.</w:t>
       </w:r>
     </w:p>
     <w:p>
@@ -7186,7 +7759,7 @@
           <w:numId w:val="1"/>
         </w:numPr>
       </w:pPr>
-      <w:bookmarkStart w:id="15" w:name="_Toc221783173"/>
+      <w:bookmarkStart w:id="15" w:name="_Toc221825342"/>
       <w:r>
         <w:t>Logic Level Converter</w:t>
       </w:r>
@@ -7205,7 +7778,7 @@
           <w:numId w:val="1"/>
         </w:numPr>
       </w:pPr>
-      <w:bookmarkStart w:id="16" w:name="_Toc221783174"/>
+      <w:bookmarkStart w:id="16" w:name="_Toc221825343"/>
       <w:r>
         <w:t>Cartridge Port</w:t>
       </w:r>
@@ -7220,7 +7793,7 @@
       <w:pPr>
         <w:pStyle w:val="Heading3"/>
       </w:pPr>
-      <w:bookmarkStart w:id="17" w:name="_Toc221783175"/>
+      <w:bookmarkStart w:id="17" w:name="_Toc221825344"/>
       <w:r>
         <w:t>2.1.8 Game Cartridge</w:t>
       </w:r>
@@ -7239,7 +7812,7 @@
           <w:numId w:val="1"/>
         </w:numPr>
       </w:pPr>
-      <w:bookmarkStart w:id="18" w:name="_Toc221783176"/>
+      <w:bookmarkStart w:id="18" w:name="_Toc221825345"/>
       <w:r>
         <w:lastRenderedPageBreak/>
         <w:t>Circuit Diagrams</w:t>
@@ -7254,7 +7827,7 @@
           <w:numId w:val="1"/>
         </w:numPr>
       </w:pPr>
-      <w:bookmarkStart w:id="19" w:name="_Toc221783177"/>
+      <w:bookmarkStart w:id="19" w:name="_Toc221825346"/>
       <w:r>
         <w:t>SCARAB Device</w:t>
       </w:r>
@@ -7316,7 +7889,7 @@
           <w:numId w:val="1"/>
         </w:numPr>
       </w:pPr>
-      <w:bookmarkStart w:id="20" w:name="_Toc221783178"/>
+      <w:bookmarkStart w:id="20" w:name="_Toc221825347"/>
       <w:r>
         <w:lastRenderedPageBreak/>
         <w:t>SNES Module</w:t>
@@ -7379,7 +7952,7 @@
           <w:numId w:val="1"/>
         </w:numPr>
       </w:pPr>
-      <w:bookmarkStart w:id="21" w:name="_Toc221783179"/>
+      <w:bookmarkStart w:id="21" w:name="_Toc221825348"/>
       <w:r>
         <w:lastRenderedPageBreak/>
         <w:t>N64 Module</w:t>
@@ -7442,7 +8015,7 @@
           <w:numId w:val="1"/>
         </w:numPr>
       </w:pPr>
-      <w:bookmarkStart w:id="22" w:name="_Toc221783180"/>
+      <w:bookmarkStart w:id="22" w:name="_Toc221825349"/>
       <w:r>
         <w:lastRenderedPageBreak/>
         <w:t>GBA Module</w:t>
@@ -7505,7 +8078,7 @@
           <w:numId w:val="1"/>
         </w:numPr>
       </w:pPr>
-      <w:bookmarkStart w:id="23" w:name="_Toc221783181"/>
+      <w:bookmarkStart w:id="23" w:name="_Toc221825350"/>
       <w:r>
         <w:lastRenderedPageBreak/>
         <w:t>NES Module</w:t>
@@ -7573,7 +8146,7 @@
           <w:numId w:val="1"/>
         </w:numPr>
       </w:pPr>
-      <w:bookmarkStart w:id="24" w:name="_Toc221783182"/>
+      <w:bookmarkStart w:id="24" w:name="_Toc221825351"/>
       <w:r>
         <w:lastRenderedPageBreak/>
         <w:t>Algorithm Pseudocode</w:t>
@@ -7588,7 +8161,7 @@
           <w:numId w:val="1"/>
         </w:numPr>
       </w:pPr>
-      <w:bookmarkStart w:id="25" w:name="_Toc221783183"/>
+      <w:bookmarkStart w:id="25" w:name="_Toc221825352"/>
       <w:r>
         <w:t>SCARAB</w:t>
       </w:r>
@@ -7602,15 +8175,33 @@
           <w:numId w:val="1"/>
         </w:numPr>
       </w:pPr>
-      <w:bookmarkStart w:id="26" w:name="_Toc221783184"/>
+      <w:bookmarkStart w:id="26" w:name="_Toc221825353"/>
       <w:r>
         <w:t>Identify Module</w:t>
       </w:r>
       <w:bookmarkEnd w:id="26"/>
     </w:p>
     <w:p>
-      <w:r>
-        <w:t>func identifyModule() {</w:t>
+      <w:proofErr w:type="spellStart"/>
+      <w:r>
+        <w:t>func</w:t>
+      </w:r>
+      <w:proofErr w:type="spellEnd"/>
+      <w:r>
+        <w:t xml:space="preserve"> </w:t>
+      </w:r>
+      <w:proofErr w:type="spellStart"/>
+      <w:proofErr w:type="gramStart"/>
+      <w:r>
+        <w:t>identifyModule</w:t>
+      </w:r>
+      <w:proofErr w:type="spellEnd"/>
+      <w:r>
+        <w:t>(</w:t>
+      </w:r>
+      <w:proofErr w:type="gramEnd"/>
+      <w:r>
+        <w:t>) {</w:t>
       </w:r>
     </w:p>
     <w:p>
@@ -7657,8 +8248,20 @@
       </w:r>
       <w:r>
         <w:tab/>
-        <w:t>globalFunctionPointers = snesFunctionPointers</w:t>
-      </w:r>
+      </w:r>
+      <w:proofErr w:type="spellStart"/>
+      <w:r>
+        <w:t>globalFunctionPointers</w:t>
+      </w:r>
+      <w:proofErr w:type="spellEnd"/>
+      <w:r>
+        <w:t xml:space="preserve"> = </w:t>
+      </w:r>
+      <w:proofErr w:type="spellStart"/>
+      <w:r>
+        <w:t>snesFunctionPointers</w:t>
+      </w:r>
+      <w:proofErr w:type="spellEnd"/>
     </w:p>
     <w:p>
       <w:r>
@@ -7678,8 +8281,20 @@
       </w:r>
       <w:r>
         <w:tab/>
-        <w:t>globalFunctionPointers = nesFunctionPointers</w:t>
-      </w:r>
+      </w:r>
+      <w:proofErr w:type="spellStart"/>
+      <w:r>
+        <w:t>globalFunctionPointers</w:t>
+      </w:r>
+      <w:proofErr w:type="spellEnd"/>
+      <w:r>
+        <w:t xml:space="preserve"> = </w:t>
+      </w:r>
+      <w:proofErr w:type="spellStart"/>
+      <w:r>
+        <w:t>nesFunctionPointers</w:t>
+      </w:r>
+      <w:proofErr w:type="spellEnd"/>
     </w:p>
     <w:p>
       <w:r>
@@ -7699,8 +8314,20 @@
       </w:r>
       <w:r>
         <w:tab/>
-        <w:t>globalFunctionPointers = gbaFunctionPointers</w:t>
-      </w:r>
+      </w:r>
+      <w:proofErr w:type="spellStart"/>
+      <w:r>
+        <w:t>globalFunctionPointers</w:t>
+      </w:r>
+      <w:proofErr w:type="spellEnd"/>
+      <w:r>
+        <w:t xml:space="preserve"> = </w:t>
+      </w:r>
+      <w:proofErr w:type="spellStart"/>
+      <w:r>
+        <w:t>gbaFunctionPointers</w:t>
+      </w:r>
+      <w:proofErr w:type="spellEnd"/>
     </w:p>
     <w:p>
       <w:r>
@@ -7720,8 +8347,20 @@
       </w:r>
       <w:r>
         <w:tab/>
-        <w:t>globalFunctionPointers = gbcFunctionPointers</w:t>
-      </w:r>
+      </w:r>
+      <w:proofErr w:type="spellStart"/>
+      <w:r>
+        <w:t>globalFunctionPointers</w:t>
+      </w:r>
+      <w:proofErr w:type="spellEnd"/>
+      <w:r>
+        <w:t xml:space="preserve"> = </w:t>
+      </w:r>
+      <w:proofErr w:type="spellStart"/>
+      <w:r>
+        <w:t>gbcFunctionPointers</w:t>
+      </w:r>
+      <w:proofErr w:type="spellEnd"/>
     </w:p>
     <w:p>
       <w:r>
@@ -7741,7 +8380,14 @@
       </w:r>
       <w:r>
         <w:tab/>
-        <w:t>globalFunctionPointers = n64FunctionPointers</w:t>
+      </w:r>
+      <w:proofErr w:type="spellStart"/>
+      <w:r>
+        <w:t>globalFunctionPointers</w:t>
+      </w:r>
+      <w:proofErr w:type="spellEnd"/>
+      <w:r>
+        <w:t xml:space="preserve"> = n64FunctionPointers</w:t>
       </w:r>
     </w:p>
     <w:p>
@@ -7763,7 +8409,7 @@
           <w:numId w:val="1"/>
         </w:numPr>
       </w:pPr>
-      <w:bookmarkStart w:id="27" w:name="_Toc221783185"/>
+      <w:bookmarkStart w:id="27" w:name="_Toc221825354"/>
       <w:r>
         <w:t>SNES</w:t>
       </w:r>
@@ -7777,15 +8423,28 @@
           <w:numId w:val="1"/>
         </w:numPr>
       </w:pPr>
-      <w:bookmarkStart w:id="28" w:name="_Toc221783186"/>
+      <w:bookmarkStart w:id="28" w:name="_Toc221825355"/>
       <w:r>
         <w:t>Read Cartridge</w:t>
       </w:r>
       <w:bookmarkEnd w:id="28"/>
     </w:p>
     <w:p>
-      <w:r>
-        <w:t>func readSnesCartridge(</w:t>
+      <w:proofErr w:type="spellStart"/>
+      <w:r>
+        <w:t>func</w:t>
+      </w:r>
+      <w:proofErr w:type="spellEnd"/>
+      <w:r>
+        <w:t xml:space="preserve"> </w:t>
+      </w:r>
+      <w:proofErr w:type="spellStart"/>
+      <w:r>
+        <w:t>readSnesCartridge</w:t>
+      </w:r>
+      <w:proofErr w:type="spellEnd"/>
+      <w:r>
+        <w:t>(</w:t>
       </w:r>
       <w:r>
         <w:t>address</w:t>
@@ -7836,7 +8495,7 @@
           <w:numId w:val="1"/>
         </w:numPr>
       </w:pPr>
-      <w:bookmarkStart w:id="29" w:name="_Toc221783187"/>
+      <w:bookmarkStart w:id="29" w:name="_Toc221825356"/>
       <w:r>
         <w:lastRenderedPageBreak/>
         <w:t>Write Cartridge</w:t>
@@ -7844,8 +8503,26 @@
       <w:bookmarkEnd w:id="29"/>
     </w:p>
     <w:p>
-      <w:r>
-        <w:t>func writeSnesCartridge(address, byte) {</w:t>
+      <w:proofErr w:type="spellStart"/>
+      <w:r>
+        <w:t>func</w:t>
+      </w:r>
+      <w:proofErr w:type="spellEnd"/>
+      <w:r>
+        <w:t xml:space="preserve"> </w:t>
+      </w:r>
+      <w:proofErr w:type="spellStart"/>
+      <w:proofErr w:type="gramStart"/>
+      <w:r>
+        <w:t>writeSnesCartridge</w:t>
+      </w:r>
+      <w:proofErr w:type="spellEnd"/>
+      <w:r>
+        <w:t>(</w:t>
+      </w:r>
+      <w:proofErr w:type="gramEnd"/>
+      <w:r>
+        <w:t>address, byte) {</w:t>
       </w:r>
     </w:p>
     <w:p>
@@ -7881,30 +8558,74 @@
           <w:numId w:val="1"/>
         </w:numPr>
       </w:pPr>
-      <w:bookmarkStart w:id="30" w:name="_Toc221783188"/>
+      <w:bookmarkStart w:id="30" w:name="_Toc221825357"/>
       <w:r>
         <w:t>Dump Save</w:t>
       </w:r>
       <w:bookmarkEnd w:id="30"/>
     </w:p>
     <w:p>
-      <w:r>
-        <w:t>func dumpSnesSave</w:t>
-      </w:r>
-      <w:r>
-        <w:t>(saveSize, romLayout) {</w:t>
-      </w:r>
-    </w:p>
-    <w:p>
-      <w:r>
-        <w:tab/>
-        <w:t>Create buffer[1024] to store data</w:t>
-      </w:r>
-    </w:p>
-    <w:p>
-      <w:r>
-        <w:tab/>
-        <w:t>switch (romLayout) {</w:t>
+      <w:proofErr w:type="spellStart"/>
+      <w:r>
+        <w:t>func</w:t>
+      </w:r>
+      <w:proofErr w:type="spellEnd"/>
+      <w:r>
+        <w:t xml:space="preserve"> </w:t>
+      </w:r>
+      <w:proofErr w:type="spellStart"/>
+      <w:proofErr w:type="gramStart"/>
+      <w:r>
+        <w:t>dumpSnesSave</w:t>
+      </w:r>
+      <w:proofErr w:type="spellEnd"/>
+      <w:r>
+        <w:t>(</w:t>
+      </w:r>
+      <w:proofErr w:type="spellStart"/>
+      <w:proofErr w:type="gramEnd"/>
+      <w:r>
+        <w:t>saveSize</w:t>
+      </w:r>
+      <w:proofErr w:type="spellEnd"/>
+      <w:r>
+        <w:t xml:space="preserve">, </w:t>
+      </w:r>
+      <w:proofErr w:type="spellStart"/>
+      <w:r>
+        <w:t>romLayout</w:t>
+      </w:r>
+      <w:proofErr w:type="spellEnd"/>
+      <w:r>
+        <w:t>) {</w:t>
+      </w:r>
+    </w:p>
+    <w:p>
+      <w:r>
+        <w:tab/>
+        <w:t xml:space="preserve">Create </w:t>
+      </w:r>
+      <w:proofErr w:type="gramStart"/>
+      <w:r>
+        <w:t>buffer[</w:t>
+      </w:r>
+      <w:proofErr w:type="gramEnd"/>
+      <w:r>
+        <w:t>1024] to store data</w:t>
+      </w:r>
+    </w:p>
+    <w:p>
+      <w:r>
+        <w:tab/>
+        <w:t>switch (</w:t>
+      </w:r>
+      <w:proofErr w:type="spellStart"/>
+      <w:r>
+        <w:t>romLayout</w:t>
+      </w:r>
+      <w:proofErr w:type="spellEnd"/>
+      <w:r>
+        <w:t>) {</w:t>
       </w:r>
     </w:p>
     <w:p>
@@ -7925,8 +8646,20 @@
       </w:r>
       <w:r>
         <w:tab/>
-        <w:t>startLocation = LoRomSaveLocation</w:t>
-      </w:r>
+      </w:r>
+      <w:proofErr w:type="spellStart"/>
+      <w:r>
+        <w:t>startLocation</w:t>
+      </w:r>
+      <w:proofErr w:type="spellEnd"/>
+      <w:r>
+        <w:t xml:space="preserve"> = </w:t>
+      </w:r>
+      <w:proofErr w:type="spellStart"/>
+      <w:r>
+        <w:t>LoRomSaveLocation</w:t>
+      </w:r>
+      <w:proofErr w:type="spellEnd"/>
     </w:p>
     <w:p>
       <w:pPr>
@@ -7945,28 +8678,60 @@
       </w:r>
       <w:r>
         <w:tab/>
-        <w:t>startLocation = HiRomSaveLocation</w:t>
-      </w:r>
+      </w:r>
+      <w:proofErr w:type="spellStart"/>
+      <w:r>
+        <w:t>startLocation</w:t>
+      </w:r>
+      <w:proofErr w:type="spellEnd"/>
+      <w:r>
+        <w:t xml:space="preserve"> = </w:t>
+      </w:r>
+      <w:proofErr w:type="spellStart"/>
+      <w:r>
+        <w:t>HiRomSaveLocation</w:t>
+      </w:r>
+      <w:proofErr w:type="spellEnd"/>
     </w:p>
     <w:p>
       <w:pPr>
         <w:ind w:left="720" w:firstLine="720"/>
       </w:pPr>
       <w:r>
-        <w:t>case “ExHiRom”:</w:t>
-      </w:r>
-    </w:p>
-    <w:p>
-      <w:r>
-        <w:tab/>
-      </w:r>
-      <w:r>
-        <w:tab/>
-      </w:r>
-      <w:r>
-        <w:tab/>
-        <w:t>startLocation = ExHiRomSaveLocation</w:t>
-      </w:r>
+        <w:t>case “</w:t>
+      </w:r>
+      <w:proofErr w:type="spellStart"/>
+      <w:r>
+        <w:t>ExHiRom</w:t>
+      </w:r>
+      <w:proofErr w:type="spellEnd"/>
+      <w:r>
+        <w:t>”:</w:t>
+      </w:r>
+    </w:p>
+    <w:p>
+      <w:r>
+        <w:tab/>
+      </w:r>
+      <w:r>
+        <w:tab/>
+      </w:r>
+      <w:r>
+        <w:tab/>
+      </w:r>
+      <w:proofErr w:type="spellStart"/>
+      <w:r>
+        <w:t>startLocation</w:t>
+      </w:r>
+      <w:proofErr w:type="spellEnd"/>
+      <w:r>
+        <w:t xml:space="preserve"> = </w:t>
+      </w:r>
+      <w:proofErr w:type="spellStart"/>
+      <w:r>
+        <w:t>ExHiRomSaveLocation</w:t>
+      </w:r>
+      <w:proofErr w:type="spellEnd"/>
     </w:p>
     <w:p>
       <w:pPr>
@@ -7981,7 +8746,31 @@
         <w:ind w:firstLine="720"/>
       </w:pPr>
       <w:r>
-        <w:t>for address in range startLocation to startLocation + saveSize {</w:t>
+        <w:t xml:space="preserve">for address in range </w:t>
+      </w:r>
+      <w:proofErr w:type="spellStart"/>
+      <w:r>
+        <w:t>startLocation</w:t>
+      </w:r>
+      <w:proofErr w:type="spellEnd"/>
+      <w:r>
+        <w:t xml:space="preserve"> to </w:t>
+      </w:r>
+      <w:proofErr w:type="spellStart"/>
+      <w:r>
+        <w:t>startLocation</w:t>
+      </w:r>
+      <w:proofErr w:type="spellEnd"/>
+      <w:r>
+        <w:t xml:space="preserve"> + </w:t>
+      </w:r>
+      <w:proofErr w:type="spellStart"/>
+      <w:r>
+        <w:t>saveSize</w:t>
+      </w:r>
+      <w:proofErr w:type="spellEnd"/>
+      <w:r>
+        <w:t xml:space="preserve"> {</w:t>
       </w:r>
     </w:p>
     <w:p>
@@ -7990,7 +8779,30 @@
       </w:pPr>
       <w:r>
         <w:tab/>
-        <w:t>buffer[(address – startLocation % 1024)] = readSnesCartridge(address)</w:t>
+      </w:r>
+      <w:proofErr w:type="gramStart"/>
+      <w:r>
+        <w:t>buffer[</w:t>
+      </w:r>
+      <w:proofErr w:type="gramEnd"/>
+      <w:r>
+        <w:t xml:space="preserve">(address – </w:t>
+      </w:r>
+      <w:proofErr w:type="spellStart"/>
+      <w:r>
+        <w:t>startLocation</w:t>
+      </w:r>
+      <w:proofErr w:type="spellEnd"/>
+      <w:r>
+        <w:t xml:space="preserve"> % 1024)] = </w:t>
+      </w:r>
+      <w:proofErr w:type="spellStart"/>
+      <w:r>
+        <w:t>readSnesCartridge</w:t>
+      </w:r>
+      <w:proofErr w:type="spellEnd"/>
+      <w:r>
+        <w:t>(address)</w:t>
       </w:r>
     </w:p>
     <w:p>
@@ -8105,7 +8917,7 @@
           <w:numId w:val="1"/>
         </w:numPr>
       </w:pPr>
-      <w:bookmarkStart w:id="31" w:name="_Toc221783189"/>
+      <w:bookmarkStart w:id="31" w:name="_Toc221825358"/>
       <w:r>
         <w:lastRenderedPageBreak/>
         <w:t>Restore Save</w:t>
@@ -8114,26 +8926,70 @@
     </w:p>
     <w:p>
       <w:bookmarkStart w:id="32" w:name="_Hlk221789701"/>
-      <w:r>
-        <w:t xml:space="preserve">func </w:t>
-      </w:r>
+      <w:proofErr w:type="spellStart"/>
+      <w:r>
+        <w:t>func</w:t>
+      </w:r>
+      <w:proofErr w:type="spellEnd"/>
+      <w:r>
+        <w:t xml:space="preserve"> </w:t>
+      </w:r>
+      <w:proofErr w:type="spellStart"/>
+      <w:proofErr w:type="gramStart"/>
       <w:r>
         <w:t>restore</w:t>
       </w:r>
       <w:r>
-        <w:t>SnesSave(saveSize, romLayout) {</w:t>
-      </w:r>
-    </w:p>
-    <w:p>
-      <w:r>
-        <w:tab/>
-        <w:t>Create buffer[1024] to store data</w:t>
-      </w:r>
-    </w:p>
-    <w:p>
-      <w:r>
-        <w:tab/>
-        <w:t>switch (romLayout) {</w:t>
+        <w:t>SnesSave</w:t>
+      </w:r>
+      <w:proofErr w:type="spellEnd"/>
+      <w:r>
+        <w:t>(</w:t>
+      </w:r>
+      <w:proofErr w:type="spellStart"/>
+      <w:proofErr w:type="gramEnd"/>
+      <w:r>
+        <w:t>saveSize</w:t>
+      </w:r>
+      <w:proofErr w:type="spellEnd"/>
+      <w:r>
+        <w:t xml:space="preserve">, </w:t>
+      </w:r>
+      <w:proofErr w:type="spellStart"/>
+      <w:r>
+        <w:t>romLayout</w:t>
+      </w:r>
+      <w:proofErr w:type="spellEnd"/>
+      <w:r>
+        <w:t>) {</w:t>
+      </w:r>
+    </w:p>
+    <w:p>
+      <w:r>
+        <w:tab/>
+        <w:t xml:space="preserve">Create </w:t>
+      </w:r>
+      <w:proofErr w:type="gramStart"/>
+      <w:r>
+        <w:t>buffer[</w:t>
+      </w:r>
+      <w:proofErr w:type="gramEnd"/>
+      <w:r>
+        <w:t>1024] to store data</w:t>
+      </w:r>
+    </w:p>
+    <w:p>
+      <w:r>
+        <w:tab/>
+        <w:t>switch (</w:t>
+      </w:r>
+      <w:proofErr w:type="spellStart"/>
+      <w:r>
+        <w:t>romLayout</w:t>
+      </w:r>
+      <w:proofErr w:type="spellEnd"/>
+      <w:r>
+        <w:t>) {</w:t>
       </w:r>
     </w:p>
     <w:p>
@@ -8154,8 +9010,20 @@
       </w:r>
       <w:r>
         <w:tab/>
-        <w:t>startLocation = LoRomSaveLocation</w:t>
-      </w:r>
+      </w:r>
+      <w:proofErr w:type="spellStart"/>
+      <w:r>
+        <w:t>startLocation</w:t>
+      </w:r>
+      <w:proofErr w:type="spellEnd"/>
+      <w:r>
+        <w:t xml:space="preserve"> = </w:t>
+      </w:r>
+      <w:proofErr w:type="spellStart"/>
+      <w:r>
+        <w:t>LoRomSaveLocation</w:t>
+      </w:r>
+      <w:proofErr w:type="spellEnd"/>
     </w:p>
     <w:p>
       <w:pPr>
@@ -8174,28 +9042,60 @@
       </w:r>
       <w:r>
         <w:tab/>
-        <w:t>startLocation = HiRomSaveLocation</w:t>
-      </w:r>
+      </w:r>
+      <w:proofErr w:type="spellStart"/>
+      <w:r>
+        <w:t>startLocation</w:t>
+      </w:r>
+      <w:proofErr w:type="spellEnd"/>
+      <w:r>
+        <w:t xml:space="preserve"> = </w:t>
+      </w:r>
+      <w:proofErr w:type="spellStart"/>
+      <w:r>
+        <w:t>HiRomSaveLocation</w:t>
+      </w:r>
+      <w:proofErr w:type="spellEnd"/>
     </w:p>
     <w:p>
       <w:pPr>
         <w:ind w:left="720" w:firstLine="720"/>
       </w:pPr>
       <w:r>
-        <w:t>case “ExHiRom”:</w:t>
-      </w:r>
-    </w:p>
-    <w:p>
-      <w:r>
-        <w:tab/>
-      </w:r>
-      <w:r>
-        <w:tab/>
-      </w:r>
-      <w:r>
-        <w:tab/>
-        <w:t>startLocation = ExHiRomSaveLocation</w:t>
-      </w:r>
+        <w:t>case “</w:t>
+      </w:r>
+      <w:proofErr w:type="spellStart"/>
+      <w:r>
+        <w:t>ExHiRom</w:t>
+      </w:r>
+      <w:proofErr w:type="spellEnd"/>
+      <w:r>
+        <w:t>”:</w:t>
+      </w:r>
+    </w:p>
+    <w:p>
+      <w:r>
+        <w:tab/>
+      </w:r>
+      <w:r>
+        <w:tab/>
+      </w:r>
+      <w:r>
+        <w:tab/>
+      </w:r>
+      <w:proofErr w:type="spellStart"/>
+      <w:r>
+        <w:t>startLocation</w:t>
+      </w:r>
+      <w:proofErr w:type="spellEnd"/>
+      <w:r>
+        <w:t xml:space="preserve"> = </w:t>
+      </w:r>
+      <w:proofErr w:type="spellStart"/>
+      <w:r>
+        <w:t>ExHiRomSaveLocation</w:t>
+      </w:r>
+      <w:proofErr w:type="spellEnd"/>
     </w:p>
     <w:p>
       <w:r>
@@ -8207,7 +9107,31 @@
         <w:ind w:left="720"/>
       </w:pPr>
       <w:r>
-        <w:t>for address in range startLocation to startLocation + saveSize {</w:t>
+        <w:t xml:space="preserve">for address in range </w:t>
+      </w:r>
+      <w:proofErr w:type="spellStart"/>
+      <w:r>
+        <w:t>startLocation</w:t>
+      </w:r>
+      <w:proofErr w:type="spellEnd"/>
+      <w:r>
+        <w:t xml:space="preserve"> to </w:t>
+      </w:r>
+      <w:proofErr w:type="spellStart"/>
+      <w:r>
+        <w:t>startLocation</w:t>
+      </w:r>
+      <w:proofErr w:type="spellEnd"/>
+      <w:r>
+        <w:t xml:space="preserve"> + </w:t>
+      </w:r>
+      <w:proofErr w:type="spellStart"/>
+      <w:r>
+        <w:t>saveSize</w:t>
+      </w:r>
+      <w:proofErr w:type="spellEnd"/>
+      <w:r>
+        <w:t xml:space="preserve"> {</w:t>
       </w:r>
     </w:p>
     <w:p>
@@ -8215,10 +9139,26 @@
         <w:ind w:left="1440"/>
       </w:pPr>
       <w:r>
-        <w:t xml:space="preserve">if buffer is empty { //if </w:t>
-      </w:r>
-      <w:r>
-        <w:t xml:space="preserve">(address – startLocation % 1024) </w:t>
+        <w:t xml:space="preserve">if buffer is empty </w:t>
+      </w:r>
+      <w:proofErr w:type="gramStart"/>
+      <w:r>
+        <w:t>{ /</w:t>
+      </w:r>
+      <w:proofErr w:type="gramEnd"/>
+      <w:r>
+        <w:t xml:space="preserve">/if </w:t>
+      </w:r>
+      <w:r>
+        <w:t xml:space="preserve">(address – </w:t>
+      </w:r>
+      <w:proofErr w:type="spellStart"/>
+      <w:r>
+        <w:t>startLocation</w:t>
+      </w:r>
+      <w:proofErr w:type="spellEnd"/>
+      <w:r>
+        <w:t xml:space="preserve"> % 1024) </w:t>
       </w:r>
       <w:r>
         <w:t>== 0</w:t>
@@ -8299,8 +9239,34 @@
       <w:r>
         <w:tab/>
       </w:r>
-      <w:r>
-        <w:t>writeSnesCartridge(address, buffer[(address – startLocation % 1024)])</w:t>
+      <w:proofErr w:type="spellStart"/>
+      <w:proofErr w:type="gramStart"/>
+      <w:r>
+        <w:t>writeSnesCartridge</w:t>
+      </w:r>
+      <w:proofErr w:type="spellEnd"/>
+      <w:r>
+        <w:t>(</w:t>
+      </w:r>
+      <w:proofErr w:type="gramEnd"/>
+      <w:r>
+        <w:t xml:space="preserve">address, </w:t>
+      </w:r>
+      <w:proofErr w:type="gramStart"/>
+      <w:r>
+        <w:t>buffer[</w:t>
+      </w:r>
+      <w:proofErr w:type="gramEnd"/>
+      <w:r>
+        <w:t xml:space="preserve">(address – </w:t>
+      </w:r>
+      <w:proofErr w:type="spellStart"/>
+      <w:r>
+        <w:t>startLocation</w:t>
+      </w:r>
+      <w:proofErr w:type="spellEnd"/>
+      <w:r>
+        <w:t xml:space="preserve"> % 1024)])</w:t>
       </w:r>
     </w:p>
     <w:p>
@@ -8322,6 +9288,11 @@
     <w:p>
       <w:r>
         <w:t>}</w:t>
+      </w:r>
+    </w:p>
+    <w:p>
+      <w:r>
+        <w:br w:type="page"/>
       </w:r>
     </w:p>
     <w:p>
@@ -8332,12 +9303,108 @@
           <w:numId w:val="1"/>
         </w:numPr>
       </w:pPr>
-      <w:bookmarkStart w:id="33" w:name="_Toc221783190"/>
+      <w:bookmarkStart w:id="33" w:name="_Toc221825359"/>
       <w:bookmarkEnd w:id="32"/>
       <w:r>
+        <w:lastRenderedPageBreak/>
         <w:t>Calculate Checksum</w:t>
       </w:r>
       <w:bookmarkEnd w:id="33"/>
+    </w:p>
+    <w:p>
+      <w:proofErr w:type="spellStart"/>
+      <w:r>
+        <w:t>func</w:t>
+      </w:r>
+      <w:proofErr w:type="spellEnd"/>
+      <w:r>
+        <w:t xml:space="preserve"> </w:t>
+      </w:r>
+      <w:proofErr w:type="spellStart"/>
+      <w:r>
+        <w:t>calcSnesChecksum</w:t>
+      </w:r>
+      <w:proofErr w:type="spellEnd"/>
+      <w:r>
+        <w:t>(</w:t>
+      </w:r>
+      <w:proofErr w:type="spellStart"/>
+      <w:r>
+        <w:t>romSize</w:t>
+      </w:r>
+      <w:proofErr w:type="spellEnd"/>
+      <w:r>
+        <w:t>) {</w:t>
+      </w:r>
+    </w:p>
+    <w:p>
+      <w:r>
+        <w:tab/>
+        <w:t>checksum = 0</w:t>
+      </w:r>
+    </w:p>
+    <w:p>
+      <w:pPr>
+        <w:ind w:firstLine="720"/>
+      </w:pPr>
+      <w:r>
+        <w:t xml:space="preserve">for address in range </w:t>
+      </w:r>
+      <w:proofErr w:type="spellStart"/>
+      <w:r>
+        <w:t>romSize</w:t>
+      </w:r>
+      <w:proofErr w:type="spellEnd"/>
+      <w:r>
+        <w:t xml:space="preserve"> {</w:t>
+      </w:r>
+    </w:p>
+    <w:p>
+      <w:r>
+        <w:tab/>
+      </w:r>
+      <w:r>
+        <w:tab/>
+        <w:t xml:space="preserve">checksum += </w:t>
+      </w:r>
+      <w:proofErr w:type="spellStart"/>
+      <w:r>
+        <w:t>readSnesCartridge</w:t>
+      </w:r>
+      <w:proofErr w:type="spellEnd"/>
+      <w:r>
+        <w:t>(address)</w:t>
+      </w:r>
+    </w:p>
+    <w:p>
+      <w:r>
+        <w:tab/>
+      </w:r>
+      <w:r>
+        <w:tab/>
+        <w:t>if checksum overflows 16 bits, checksum &amp;= 0x00FF</w:t>
+      </w:r>
+    </w:p>
+    <w:p>
+      <w:pPr>
+        <w:ind w:firstLine="720"/>
+      </w:pPr>
+      <w:r>
+        <w:t>}</w:t>
+      </w:r>
+    </w:p>
+    <w:p>
+      <w:pPr>
+        <w:ind w:firstLine="720"/>
+      </w:pPr>
+      <w:r>
+        <w:t>return checksum</w:t>
+      </w:r>
+    </w:p>
+    <w:p>
+      <w:r>
+        <w:t>}</w:t>
+      </w:r>
     </w:p>
     <w:p>
       <w:pPr>
@@ -8347,7 +9414,7 @@
           <w:numId w:val="1"/>
         </w:numPr>
       </w:pPr>
-      <w:bookmarkStart w:id="34" w:name="_Toc221783191"/>
+      <w:bookmarkStart w:id="34" w:name="_Toc221825360"/>
       <w:r>
         <w:t>NES</w:t>
       </w:r>
@@ -8361,7 +9428,7 @@
           <w:numId w:val="1"/>
         </w:numPr>
       </w:pPr>
-      <w:bookmarkStart w:id="35" w:name="_Toc221783192"/>
+      <w:bookmarkStart w:id="35" w:name="_Toc221825361"/>
       <w:r>
         <w:t>Read Cartridge</w:t>
       </w:r>
@@ -8369,15 +9436,35 @@
     </w:p>
     <w:p>
       <w:bookmarkStart w:id="36" w:name="_Hlk221709160"/>
-      <w:r>
-        <w:t>func readNesCartridge(</w:t>
-      </w:r>
+      <w:proofErr w:type="spellStart"/>
+      <w:r>
+        <w:t>func</w:t>
+      </w:r>
+      <w:proofErr w:type="spellEnd"/>
+      <w:r>
+        <w:t xml:space="preserve"> </w:t>
+      </w:r>
+      <w:proofErr w:type="spellStart"/>
+      <w:proofErr w:type="gramStart"/>
+      <w:r>
+        <w:t>readNesCartridge</w:t>
+      </w:r>
+      <w:proofErr w:type="spellEnd"/>
+      <w:r>
+        <w:t>(</w:t>
+      </w:r>
+      <w:proofErr w:type="gramEnd"/>
       <w:r>
         <w:t>address</w:t>
       </w:r>
       <w:r>
-        <w:t>, romArea</w:t>
-      </w:r>
+        <w:t xml:space="preserve">, </w:t>
+      </w:r>
+      <w:proofErr w:type="spellStart"/>
+      <w:r>
+        <w:t>romArea</w:t>
+      </w:r>
+      <w:proofErr w:type="spellEnd"/>
       <w:r>
         <w:t>) {</w:t>
       </w:r>
@@ -8385,7 +9472,15 @@
     <w:p>
       <w:r>
         <w:tab/>
-        <w:t>if romArea is “</w:t>
+        <w:t xml:space="preserve">if </w:t>
+      </w:r>
+      <w:proofErr w:type="spellStart"/>
+      <w:r>
+        <w:t>romArea</w:t>
+      </w:r>
+      <w:proofErr w:type="spellEnd"/>
+      <w:r>
+        <w:t xml:space="preserve"> is “</w:t>
       </w:r>
       <w:r>
         <w:t>PRG” {</w:t>
@@ -8411,7 +9506,6 @@
     </w:p>
     <w:p>
       <w:r>
-        <w:lastRenderedPageBreak/>
         <w:tab/>
       </w:r>
       <w:r>
@@ -8430,7 +9524,15 @@
     <w:p>
       <w:r>
         <w:tab/>
-        <w:t>else romArea is “CHR” {</w:t>
+        <w:t xml:space="preserve">else </w:t>
+      </w:r>
+      <w:proofErr w:type="spellStart"/>
+      <w:r>
+        <w:t>romArea</w:t>
+      </w:r>
+      <w:proofErr w:type="spellEnd"/>
+      <w:r>
+        <w:t xml:space="preserve"> is “CHR” {</w:t>
       </w:r>
     </w:p>
     <w:p>
@@ -8477,6 +9579,11 @@
     <w:p>
       <w:r>
         <w:t>}</w:t>
+      </w:r>
+    </w:p>
+    <w:p>
+      <w:r>
+        <w:br w:type="page"/>
       </w:r>
     </w:p>
     <w:p>
@@ -8487,23 +9594,44 @@
           <w:numId w:val="1"/>
         </w:numPr>
       </w:pPr>
-      <w:bookmarkStart w:id="37" w:name="_Toc221783193"/>
+      <w:bookmarkStart w:id="37" w:name="_Toc221825362"/>
       <w:bookmarkEnd w:id="36"/>
       <w:r>
+        <w:lastRenderedPageBreak/>
         <w:t>Write Cartridge</w:t>
       </w:r>
       <w:bookmarkEnd w:id="37"/>
     </w:p>
     <w:p>
-      <w:r>
-        <w:t xml:space="preserve">func </w:t>
-      </w:r>
+      <w:proofErr w:type="spellStart"/>
+      <w:r>
+        <w:t>func</w:t>
+      </w:r>
+      <w:proofErr w:type="spellEnd"/>
+      <w:r>
+        <w:t xml:space="preserve"> </w:t>
+      </w:r>
+      <w:proofErr w:type="spellStart"/>
+      <w:proofErr w:type="gramStart"/>
       <w:r>
         <w:t>write</w:t>
       </w:r>
       <w:r>
-        <w:t>NesCartridge(address, romArea</w:t>
-      </w:r>
+        <w:t>NesCartridge</w:t>
+      </w:r>
+      <w:proofErr w:type="spellEnd"/>
+      <w:r>
+        <w:t>(</w:t>
+      </w:r>
+      <w:proofErr w:type="gramEnd"/>
+      <w:r>
+        <w:t xml:space="preserve">address, </w:t>
+      </w:r>
+      <w:proofErr w:type="spellStart"/>
+      <w:r>
+        <w:t>romArea</w:t>
+      </w:r>
+      <w:proofErr w:type="spellEnd"/>
       <w:r>
         <w:t>, byte</w:t>
       </w:r>
@@ -8514,7 +9642,15 @@
     <w:p>
       <w:r>
         <w:tab/>
-        <w:t>if romArea is “PRG” {</w:t>
+        <w:t xml:space="preserve">if </w:t>
+      </w:r>
+      <w:proofErr w:type="spellStart"/>
+      <w:r>
+        <w:t>romArea</w:t>
+      </w:r>
+      <w:proofErr w:type="spellEnd"/>
+      <w:r>
+        <w:t xml:space="preserve"> is “PRG” {</w:t>
       </w:r>
     </w:p>
     <w:p>
@@ -8561,7 +9697,15 @@
     <w:p>
       <w:r>
         <w:tab/>
-        <w:t>else romArea is “CHR” {</w:t>
+        <w:t xml:space="preserve">else </w:t>
+      </w:r>
+      <w:proofErr w:type="spellStart"/>
+      <w:r>
+        <w:t>romArea</w:t>
+      </w:r>
+      <w:proofErr w:type="spellEnd"/>
+      <w:r>
+        <w:t xml:space="preserve"> is “CHR” {</w:t>
       </w:r>
     </w:p>
     <w:p>
@@ -8622,20 +9766,218 @@
           <w:numId w:val="1"/>
         </w:numPr>
       </w:pPr>
-      <w:bookmarkStart w:id="39" w:name="_Toc221783194"/>
+      <w:bookmarkStart w:id="39" w:name="_Toc221825363"/>
       <w:r>
         <w:t>Dump Save</w:t>
       </w:r>
       <w:bookmarkEnd w:id="39"/>
     </w:p>
     <w:p>
-      <w:r>
-        <w:t>func dumpNesSave(saveSize) {</w:t>
-      </w:r>
-    </w:p>
-    <w:p>
-      <w:r>
-        <w:tab/>
+      <w:proofErr w:type="spellStart"/>
+      <w:r>
+        <w:t>func</w:t>
+      </w:r>
+      <w:proofErr w:type="spellEnd"/>
+      <w:r>
+        <w:t xml:space="preserve"> </w:t>
+      </w:r>
+      <w:proofErr w:type="spellStart"/>
+      <w:proofErr w:type="gramStart"/>
+      <w:r>
+        <w:t>dumpNesSave</w:t>
+      </w:r>
+      <w:proofErr w:type="spellEnd"/>
+      <w:r>
+        <w:t>(</w:t>
+      </w:r>
+      <w:proofErr w:type="spellStart"/>
+      <w:proofErr w:type="gramEnd"/>
+      <w:r>
+        <w:t>saveSize</w:t>
+      </w:r>
+      <w:proofErr w:type="spellEnd"/>
+      <w:r>
+        <w:t xml:space="preserve">, mapper, </w:t>
+      </w:r>
+      <w:proofErr w:type="spellStart"/>
+      <w:r>
+        <w:t>saveSize</w:t>
+      </w:r>
+      <w:proofErr w:type="spellEnd"/>
+      <w:r>
+        <w:t>) {</w:t>
+      </w:r>
+    </w:p>
+    <w:p>
+      <w:r>
+        <w:tab/>
+      </w:r>
+      <w:r>
+        <w:t xml:space="preserve">based on mapper, </w:t>
+      </w:r>
+      <w:proofErr w:type="spellStart"/>
+      <w:proofErr w:type="gramStart"/>
+      <w:r>
+        <w:t>writeNesCartridge</w:t>
+      </w:r>
+      <w:proofErr w:type="spellEnd"/>
+      <w:r>
+        <w:t>(</w:t>
+      </w:r>
+      <w:proofErr w:type="spellStart"/>
+      <w:proofErr w:type="gramEnd"/>
+      <w:r>
+        <w:t>BankControlAddress</w:t>
+      </w:r>
+      <w:proofErr w:type="spellEnd"/>
+      <w:r>
+        <w:t xml:space="preserve">, PRG, </w:t>
+      </w:r>
+      <w:proofErr w:type="spellStart"/>
+      <w:r>
+        <w:t>RamEnableCode</w:t>
+      </w:r>
+      <w:proofErr w:type="spellEnd"/>
+      <w:r>
+        <w:t>)</w:t>
+      </w:r>
+    </w:p>
+    <w:p>
+      <w:r>
+        <w:tab/>
+      </w:r>
+      <w:r>
+        <w:t xml:space="preserve">declare </w:t>
+      </w:r>
+      <w:proofErr w:type="gramStart"/>
+      <w:r>
+        <w:t>buffer[</w:t>
+      </w:r>
+      <w:proofErr w:type="gramEnd"/>
+      <w:r>
+        <w:t>1024] to store data</w:t>
+      </w:r>
+    </w:p>
+    <w:p>
+      <w:r>
+        <w:tab/>
+        <w:t xml:space="preserve">for x in range </w:t>
+      </w:r>
+      <w:proofErr w:type="spellStart"/>
+      <w:r>
+        <w:t>saveSize</w:t>
+      </w:r>
+      <w:proofErr w:type="spellEnd"/>
+      <w:r>
+        <w:t xml:space="preserve"> {</w:t>
+      </w:r>
+    </w:p>
+    <w:p>
+      <w:r>
+        <w:tab/>
+      </w:r>
+      <w:r>
+        <w:tab/>
+      </w:r>
+      <w:proofErr w:type="gramStart"/>
+      <w:r>
+        <w:t>buffer[</w:t>
+      </w:r>
+      <w:proofErr w:type="gramEnd"/>
+      <w:r>
+        <w:t xml:space="preserve">x % 1024] = </w:t>
+      </w:r>
+      <w:proofErr w:type="spellStart"/>
+      <w:proofErr w:type="gramStart"/>
+      <w:r>
+        <w:t>readNesCartridge</w:t>
+      </w:r>
+      <w:proofErr w:type="spellEnd"/>
+      <w:r>
+        <w:t>(</w:t>
+      </w:r>
+      <w:proofErr w:type="gramEnd"/>
+      <w:r>
+        <w:t xml:space="preserve">x + </w:t>
+      </w:r>
+      <w:proofErr w:type="spellStart"/>
+      <w:r>
+        <w:t>baseSaveAddress</w:t>
+      </w:r>
+      <w:proofErr w:type="spellEnd"/>
+      <w:r>
+        <w:t>, PRG)</w:t>
+      </w:r>
+    </w:p>
+    <w:p>
+      <w:r>
+        <w:tab/>
+      </w:r>
+      <w:r>
+        <w:tab/>
+        <w:t>if buffer full {</w:t>
+      </w:r>
+    </w:p>
+    <w:p>
+      <w:r>
+        <w:tab/>
+      </w:r>
+      <w:r>
+        <w:tab/>
+      </w:r>
+      <w:r>
+        <w:tab/>
+        <w:t>send buffer to PC</w:t>
+      </w:r>
+    </w:p>
+    <w:p>
+      <w:r>
+        <w:tab/>
+      </w:r>
+      <w:r>
+        <w:tab/>
+      </w:r>
+      <w:r>
+        <w:tab/>
+        <w:t>calc Checksum on buffer</w:t>
+      </w:r>
+    </w:p>
+    <w:p>
+      <w:r>
+        <w:tab/>
+      </w:r>
+      <w:r>
+        <w:tab/>
+      </w:r>
+      <w:r>
+        <w:tab/>
+        <w:t>send Buffer to PC</w:t>
+      </w:r>
+    </w:p>
+    <w:p>
+      <w:r>
+        <w:tab/>
+      </w:r>
+      <w:r>
+        <w:tab/>
+      </w:r>
+      <w:r>
+        <w:tab/>
+        <w:t>clear buffer on OK</w:t>
+      </w:r>
+    </w:p>
+    <w:p>
+      <w:pPr>
+        <w:ind w:left="720" w:firstLine="720"/>
+      </w:pPr>
+      <w:r>
+        <w:t>}</w:t>
+      </w:r>
+    </w:p>
+    <w:p>
+      <w:r>
+        <w:tab/>
+        <w:t>}</w:t>
       </w:r>
     </w:p>
     <w:p>
@@ -8651,12 +9993,246 @@
           <w:numId w:val="1"/>
         </w:numPr>
       </w:pPr>
-      <w:bookmarkStart w:id="40" w:name="_Toc221783195"/>
+      <w:bookmarkStart w:id="40" w:name="_Toc221825364"/>
+      <w:r>
+        <w:t>Restore Save</w:t>
+      </w:r>
+      <w:bookmarkEnd w:id="40"/>
+    </w:p>
+    <w:p>
+      <w:proofErr w:type="spellStart"/>
+      <w:r>
+        <w:t>func</w:t>
+      </w:r>
+      <w:proofErr w:type="spellEnd"/>
+      <w:r>
+        <w:t xml:space="preserve"> </w:t>
+      </w:r>
+      <w:proofErr w:type="spellStart"/>
+      <w:proofErr w:type="gramStart"/>
+      <w:r>
+        <w:t>restoreNesSave</w:t>
+      </w:r>
+      <w:proofErr w:type="spellEnd"/>
+      <w:r>
+        <w:t>(</w:t>
+      </w:r>
+      <w:proofErr w:type="spellStart"/>
+      <w:proofErr w:type="gramEnd"/>
+      <w:r>
+        <w:t>saveSize</w:t>
+      </w:r>
+      <w:proofErr w:type="spellEnd"/>
+      <w:r>
+        <w:t xml:space="preserve">, mapper, </w:t>
+      </w:r>
+      <w:proofErr w:type="spellStart"/>
+      <w:r>
+        <w:t>saveSize</w:t>
+      </w:r>
+      <w:proofErr w:type="spellEnd"/>
+      <w:r>
+        <w:t>) {</w:t>
+      </w:r>
+    </w:p>
+    <w:p>
+      <w:r>
+        <w:tab/>
+        <w:t xml:space="preserve">based on mapper, </w:t>
+      </w:r>
+      <w:proofErr w:type="spellStart"/>
+      <w:proofErr w:type="gramStart"/>
+      <w:r>
+        <w:t>writeNesCartridge</w:t>
+      </w:r>
+      <w:proofErr w:type="spellEnd"/>
+      <w:r>
+        <w:t>(</w:t>
+      </w:r>
+      <w:proofErr w:type="spellStart"/>
+      <w:proofErr w:type="gramEnd"/>
+      <w:r>
+        <w:t>BankControlAddress</w:t>
+      </w:r>
+      <w:proofErr w:type="spellEnd"/>
+      <w:r>
+        <w:t xml:space="preserve">, PRG, </w:t>
+      </w:r>
+      <w:proofErr w:type="spellStart"/>
+      <w:r>
+        <w:t>RamEnableCode</w:t>
+      </w:r>
+      <w:proofErr w:type="spellEnd"/>
+      <w:r>
+        <w:t>)</w:t>
+      </w:r>
+    </w:p>
+    <w:p>
+      <w:r>
+        <w:tab/>
+        <w:t xml:space="preserve">declare </w:t>
+      </w:r>
+      <w:proofErr w:type="gramStart"/>
+      <w:r>
+        <w:t>buffer[</w:t>
+      </w:r>
+      <w:proofErr w:type="gramEnd"/>
+      <w:r>
+        <w:t>1024] to store data</w:t>
+      </w:r>
+    </w:p>
+    <w:p>
       <w:r>
         <w:lastRenderedPageBreak/>
-        <w:t>Restore Save</w:t>
-      </w:r>
-      <w:bookmarkEnd w:id="40"/>
+        <w:tab/>
+        <w:t xml:space="preserve">for x in range </w:t>
+      </w:r>
+      <w:proofErr w:type="spellStart"/>
+      <w:r>
+        <w:t>saveSize</w:t>
+      </w:r>
+      <w:proofErr w:type="spellEnd"/>
+      <w:r>
+        <w:t xml:space="preserve"> {</w:t>
+      </w:r>
+    </w:p>
+    <w:p>
+      <w:r>
+        <w:tab/>
+      </w:r>
+      <w:r>
+        <w:tab/>
+      </w:r>
+      <w:proofErr w:type="spellStart"/>
+      <w:proofErr w:type="gramStart"/>
+      <w:r>
+        <w:t>writeNesCartridge</w:t>
+      </w:r>
+      <w:proofErr w:type="spellEnd"/>
+      <w:r>
+        <w:t>(</w:t>
+      </w:r>
+      <w:proofErr w:type="gramEnd"/>
+      <w:r>
+        <w:t xml:space="preserve">x + </w:t>
+      </w:r>
+      <w:proofErr w:type="spellStart"/>
+      <w:r>
+        <w:t>baseSaveAddress</w:t>
+      </w:r>
+      <w:proofErr w:type="spellEnd"/>
+      <w:r>
+        <w:t>, PRG, buffer[x%1024]</w:t>
+      </w:r>
+    </w:p>
+    <w:p>
+      <w:r>
+        <w:tab/>
+      </w:r>
+      <w:r>
+        <w:tab/>
+        <w:t xml:space="preserve">if buffer empty </w:t>
+      </w:r>
+      <w:proofErr w:type="gramStart"/>
+      <w:r>
+        <w:t xml:space="preserve">{ </w:t>
+      </w:r>
+      <w:r>
+        <w:t>/</w:t>
+      </w:r>
+      <w:proofErr w:type="gramEnd"/>
+      <w:r>
+        <w:t>/if (</w:t>
+      </w:r>
+      <w:r>
+        <w:t>x</w:t>
+      </w:r>
+      <w:r>
+        <w:t xml:space="preserve"> % 1024) == 0</w:t>
+      </w:r>
+    </w:p>
+    <w:p>
+      <w:pPr>
+        <w:ind w:left="1440"/>
+      </w:pPr>
+      <w:r>
+        <w:tab/>
+      </w:r>
+      <w:r>
+        <w:tab/>
+      </w:r>
+      <w:r>
+        <w:t>Request data from PC</w:t>
+      </w:r>
+    </w:p>
+    <w:p>
+      <w:pPr>
+        <w:ind w:left="1440"/>
+      </w:pPr>
+      <w:r>
+        <w:tab/>
+      </w:r>
+      <w:r>
+        <w:tab/>
+        <w:t>Request Checksum from PC</w:t>
+      </w:r>
+    </w:p>
+    <w:p>
+      <w:pPr>
+        <w:ind w:left="1440"/>
+      </w:pPr>
+      <w:r>
+        <w:tab/>
+      </w:r>
+      <w:r>
+        <w:tab/>
+        <w:t>Validate Checksum</w:t>
+      </w:r>
+    </w:p>
+    <w:p>
+      <w:pPr>
+        <w:ind w:left="1440"/>
+      </w:pPr>
+      <w:r>
+        <w:tab/>
+      </w:r>
+      <w:r>
+        <w:tab/>
+        <w:t>if OK then ACK</w:t>
+      </w:r>
+    </w:p>
+    <w:p>
+      <w:pPr>
+        <w:ind w:left="1440"/>
+      </w:pPr>
+      <w:r>
+        <w:tab/>
+      </w:r>
+      <w:r>
+        <w:tab/>
+        <w:t>else ERR</w:t>
+      </w:r>
+    </w:p>
+    <w:p>
+      <w:pPr>
+        <w:ind w:left="720" w:firstLine="720"/>
+      </w:pPr>
+      <w:r>
+        <w:t>}</w:t>
+      </w:r>
+    </w:p>
+    <w:p>
+      <w:pPr>
+        <w:ind w:firstLine="720"/>
+      </w:pPr>
+      <w:r>
+        <w:t>}</w:t>
+      </w:r>
+    </w:p>
+    <w:p>
+      <w:r>
+        <w:t>}</w:t>
+      </w:r>
     </w:p>
     <w:p>
       <w:pPr>
@@ -8666,7 +10242,7 @@
           <w:numId w:val="1"/>
         </w:numPr>
       </w:pPr>
-      <w:bookmarkStart w:id="41" w:name="_Toc221783196"/>
+      <w:bookmarkStart w:id="41" w:name="_Toc221825365"/>
       <w:r>
         <w:t>Calculate Checksum</w:t>
       </w:r>
@@ -8680,7 +10256,7 @@
           <w:numId w:val="1"/>
         </w:numPr>
       </w:pPr>
-      <w:bookmarkStart w:id="42" w:name="_Toc221783197"/>
+      <w:bookmarkStart w:id="42" w:name="_Toc221825366"/>
       <w:r>
         <w:t>GBA</w:t>
       </w:r>
@@ -8694,7 +10270,7 @@
           <w:numId w:val="1"/>
         </w:numPr>
       </w:pPr>
-      <w:bookmarkStart w:id="43" w:name="_Toc221783198"/>
+      <w:bookmarkStart w:id="43" w:name="_Toc221825367"/>
       <w:r>
         <w:t>Read Cartridge</w:t>
       </w:r>
@@ -8708,7 +10284,7 @@
           <w:numId w:val="1"/>
         </w:numPr>
       </w:pPr>
-      <w:bookmarkStart w:id="44" w:name="_Toc221783199"/>
+      <w:bookmarkStart w:id="44" w:name="_Toc221825368"/>
       <w:r>
         <w:t>Write Cartridge</w:t>
       </w:r>
@@ -8722,7 +10298,7 @@
           <w:numId w:val="1"/>
         </w:numPr>
       </w:pPr>
-      <w:bookmarkStart w:id="45" w:name="_Toc221783200"/>
+      <w:bookmarkStart w:id="45" w:name="_Toc221825369"/>
       <w:r>
         <w:t>Dump Save</w:t>
       </w:r>
@@ -8736,7 +10312,7 @@
           <w:numId w:val="1"/>
         </w:numPr>
       </w:pPr>
-      <w:bookmarkStart w:id="46" w:name="_Toc221783201"/>
+      <w:bookmarkStart w:id="46" w:name="_Toc221825370"/>
       <w:r>
         <w:t>Restore Save</w:t>
       </w:r>
@@ -8750,7 +10326,7 @@
           <w:numId w:val="1"/>
         </w:numPr>
       </w:pPr>
-      <w:bookmarkStart w:id="47" w:name="_Toc221783202"/>
+      <w:bookmarkStart w:id="47" w:name="_Toc221825371"/>
       <w:r>
         <w:t>Calculate Checksum</w:t>
       </w:r>
@@ -8764,7 +10340,7 @@
           <w:numId w:val="1"/>
         </w:numPr>
       </w:pPr>
-      <w:bookmarkStart w:id="48" w:name="_Toc221783203"/>
+      <w:bookmarkStart w:id="48" w:name="_Toc221825372"/>
       <w:r>
         <w:t>GB/GBC</w:t>
       </w:r>
@@ -8778,17 +10354,52 @@
           <w:numId w:val="1"/>
         </w:numPr>
       </w:pPr>
+      <w:bookmarkStart w:id="49" w:name="_Toc221825373"/>
       <w:r>
         <w:t>Switch Bank</w:t>
       </w:r>
-    </w:p>
-    <w:p>
-      <w:r>
-        <w:t>func switchBank(bankNumber, romType</w:t>
-      </w:r>
-      <w:r>
-        <w:t>, memType</w:t>
-      </w:r>
+      <w:bookmarkEnd w:id="49"/>
+    </w:p>
+    <w:p>
+      <w:proofErr w:type="spellStart"/>
+      <w:r>
+        <w:t>func</w:t>
+      </w:r>
+      <w:proofErr w:type="spellEnd"/>
+      <w:r>
+        <w:t xml:space="preserve"> </w:t>
+      </w:r>
+      <w:proofErr w:type="spellStart"/>
+      <w:proofErr w:type="gramStart"/>
+      <w:r>
+        <w:t>switchBank</w:t>
+      </w:r>
+      <w:proofErr w:type="spellEnd"/>
+      <w:r>
+        <w:t>(</w:t>
+      </w:r>
+      <w:proofErr w:type="spellStart"/>
+      <w:proofErr w:type="gramEnd"/>
+      <w:r>
+        <w:t>bankNumber</w:t>
+      </w:r>
+      <w:proofErr w:type="spellEnd"/>
+      <w:r>
+        <w:t xml:space="preserve">, </w:t>
+      </w:r>
+      <w:proofErr w:type="spellStart"/>
+      <w:r>
+        <w:t>romType</w:t>
+      </w:r>
+      <w:proofErr w:type="spellEnd"/>
+      <w:r>
+        <w:t xml:space="preserve">, </w:t>
+      </w:r>
+      <w:proofErr w:type="spellStart"/>
+      <w:r>
+        <w:t>memType</w:t>
+      </w:r>
+      <w:proofErr w:type="spellEnd"/>
       <w:r>
         <w:t>) {</w:t>
       </w:r>
@@ -8799,19 +10410,40 @@
         <w:t>Determ</w:t>
       </w:r>
       <w:r>
-        <w:t>ine Write address from romType</w:t>
-      </w:r>
-    </w:p>
-    <w:p>
-      <w:r>
-        <w:tab/>
-        <w:t>if memType is RAM, write to enable RAM mode</w:t>
-      </w:r>
-    </w:p>
-    <w:p>
-      <w:r>
-        <w:tab/>
-        <w:t>If bankNumber &gt; 1F (needs more than 5 bits</w:t>
+        <w:t xml:space="preserve">ine Write address from </w:t>
+      </w:r>
+      <w:proofErr w:type="spellStart"/>
+      <w:r>
+        <w:t>romType</w:t>
+      </w:r>
+      <w:proofErr w:type="spellEnd"/>
+    </w:p>
+    <w:p>
+      <w:r>
+        <w:tab/>
+        <w:t xml:space="preserve">if </w:t>
+      </w:r>
+      <w:proofErr w:type="spellStart"/>
+      <w:r>
+        <w:t>memType</w:t>
+      </w:r>
+      <w:proofErr w:type="spellEnd"/>
+      <w:r>
+        <w:t xml:space="preserve"> is RAM, write to enable RAM mode</w:t>
+      </w:r>
+    </w:p>
+    <w:p>
+      <w:r>
+        <w:tab/>
+        <w:t xml:space="preserve">If </w:t>
+      </w:r>
+      <w:proofErr w:type="spellStart"/>
+      <w:r>
+        <w:t>bankNumber</w:t>
+      </w:r>
+      <w:proofErr w:type="spellEnd"/>
+      <w:r>
+        <w:t xml:space="preserve"> &gt; 1F (needs more than 5 bits</w:t>
       </w:r>
       <w:r>
         <w:t>, never happens with RAM</w:t>
@@ -8861,6 +10493,7 @@
     </w:p>
     <w:p>
       <w:r>
+        <w:lastRenderedPageBreak/>
         <w:tab/>
       </w:r>
       <w:r>
@@ -8887,21 +10520,42 @@
           <w:numId w:val="1"/>
         </w:numPr>
       </w:pPr>
-      <w:bookmarkStart w:id="49" w:name="_Toc221783204"/>
+      <w:bookmarkStart w:id="50" w:name="_Toc221825374"/>
       <w:r>
         <w:t>Read Cartridge</w:t>
       </w:r>
-      <w:bookmarkEnd w:id="49"/>
-    </w:p>
-    <w:p>
-      <w:r>
-        <w:t>func readGbCartridge(address) {</w:t>
-      </w:r>
-    </w:p>
-    <w:p>
-      <w:r>
-        <w:tab/>
-        <w:t>Place address  on address lines</w:t>
+      <w:bookmarkEnd w:id="50"/>
+    </w:p>
+    <w:p>
+      <w:proofErr w:type="spellStart"/>
+      <w:r>
+        <w:t>func</w:t>
+      </w:r>
+      <w:proofErr w:type="spellEnd"/>
+      <w:r>
+        <w:t xml:space="preserve"> </w:t>
+      </w:r>
+      <w:proofErr w:type="spellStart"/>
+      <w:r>
+        <w:t>readGbCartridge</w:t>
+      </w:r>
+      <w:proofErr w:type="spellEnd"/>
+      <w:r>
+        <w:t>(address) {</w:t>
+      </w:r>
+    </w:p>
+    <w:p>
+      <w:r>
+        <w:tab/>
+        <w:t xml:space="preserve">Place </w:t>
+      </w:r>
+      <w:proofErr w:type="gramStart"/>
+      <w:r>
+        <w:t>address  on</w:t>
+      </w:r>
+      <w:proofErr w:type="gramEnd"/>
+      <w:r>
+        <w:t xml:space="preserve"> address lines</w:t>
       </w:r>
     </w:p>
     <w:p>
@@ -8935,16 +10589,33 @@
           <w:numId w:val="1"/>
         </w:numPr>
       </w:pPr>
-      <w:bookmarkStart w:id="50" w:name="_Toc221783205"/>
-      <w:r>
-        <w:lastRenderedPageBreak/>
+      <w:bookmarkStart w:id="51" w:name="_Toc221825375"/>
+      <w:r>
         <w:t>Write Cartridge</w:t>
       </w:r>
-      <w:bookmarkEnd w:id="50"/>
-    </w:p>
-    <w:p>
-      <w:r>
-        <w:t>func writeGbCartridge(address, bank, byte) {</w:t>
+      <w:bookmarkEnd w:id="51"/>
+    </w:p>
+    <w:p>
+      <w:proofErr w:type="spellStart"/>
+      <w:r>
+        <w:t>func</w:t>
+      </w:r>
+      <w:proofErr w:type="spellEnd"/>
+      <w:r>
+        <w:t xml:space="preserve"> </w:t>
+      </w:r>
+      <w:proofErr w:type="spellStart"/>
+      <w:proofErr w:type="gramStart"/>
+      <w:r>
+        <w:t>writeGbCartridge</w:t>
+      </w:r>
+      <w:proofErr w:type="spellEnd"/>
+      <w:r>
+        <w:t>(</w:t>
+      </w:r>
+      <w:proofErr w:type="gramEnd"/>
+      <w:r>
+        <w:t>address, bank, byte) {</w:t>
       </w:r>
     </w:p>
     <w:p>
@@ -8978,15 +10649,36 @@
           <w:numId w:val="1"/>
         </w:numPr>
       </w:pPr>
-      <w:bookmarkStart w:id="51" w:name="_Toc221783206"/>
+      <w:bookmarkStart w:id="52" w:name="_Toc221825376"/>
       <w:r>
         <w:t>Dump Save</w:t>
       </w:r>
-      <w:bookmarkEnd w:id="51"/>
-    </w:p>
-    <w:p>
-      <w:r>
-        <w:t>func dumpGbSave(ramBanks) {</w:t>
+      <w:bookmarkEnd w:id="52"/>
+    </w:p>
+    <w:p>
+      <w:proofErr w:type="spellStart"/>
+      <w:r>
+        <w:t>func</w:t>
+      </w:r>
+      <w:proofErr w:type="spellEnd"/>
+      <w:r>
+        <w:t xml:space="preserve"> </w:t>
+      </w:r>
+      <w:proofErr w:type="spellStart"/>
+      <w:r>
+        <w:t>dumpGbSave</w:t>
+      </w:r>
+      <w:proofErr w:type="spellEnd"/>
+      <w:r>
+        <w:t>(</w:t>
+      </w:r>
+      <w:proofErr w:type="spellStart"/>
+      <w:r>
+        <w:t>ramBanks</w:t>
+      </w:r>
+      <w:proofErr w:type="spellEnd"/>
+      <w:r>
+        <w:t>) {</w:t>
       </w:r>
     </w:p>
     <w:p>
@@ -8999,9 +10691,17 @@
       <w:r>
         <w:tab/>
       </w:r>
-      <w:bookmarkStart w:id="52" w:name="_Hlk221789793"/>
-      <w:r>
-        <w:t>for x in range ramBanks {</w:t>
+      <w:bookmarkStart w:id="53" w:name="_Hlk221789793"/>
+      <w:r>
+        <w:t xml:space="preserve">for x in range </w:t>
+      </w:r>
+      <w:proofErr w:type="spellStart"/>
+      <w:r>
+        <w:t>ramBanks</w:t>
+      </w:r>
+      <w:proofErr w:type="spellEnd"/>
+      <w:r>
+        <w:t xml:space="preserve"> {</w:t>
       </w:r>
     </w:p>
     <w:p>
@@ -9019,7 +10719,28 @@
       </w:r>
       <w:r>
         <w:tab/>
-        <w:t>if bank &gt; 1, switchBank(x – 1, romType, RAM), change offset from 0</w:t>
+        <w:t xml:space="preserve">if bank &gt; 1, </w:t>
+      </w:r>
+      <w:proofErr w:type="spellStart"/>
+      <w:proofErr w:type="gramStart"/>
+      <w:r>
+        <w:t>switchBank</w:t>
+      </w:r>
+      <w:proofErr w:type="spellEnd"/>
+      <w:r>
+        <w:t>(</w:t>
+      </w:r>
+      <w:proofErr w:type="gramEnd"/>
+      <w:r>
+        <w:t xml:space="preserve">x – 1, </w:t>
+      </w:r>
+      <w:proofErr w:type="spellStart"/>
+      <w:r>
+        <w:t>romType</w:t>
+      </w:r>
+      <w:proofErr w:type="spellEnd"/>
+      <w:r>
+        <w:t>, RAM), change offset from 0</w:t>
       </w:r>
     </w:p>
     <w:p>
@@ -9049,7 +10770,22 @@
       </w:r>
       <w:r>
         <w:tab/>
-        <w:t>buffer.add(readGbCartridge(y)</w:t>
+      </w:r>
+      <w:proofErr w:type="spellStart"/>
+      <w:r>
+        <w:t>buffer.add</w:t>
+      </w:r>
+      <w:proofErr w:type="spellEnd"/>
+      <w:r>
+        <w:t>(</w:t>
+      </w:r>
+      <w:proofErr w:type="spellStart"/>
+      <w:r>
+        <w:t>readGbCartridge</w:t>
+      </w:r>
+      <w:proofErr w:type="spellEnd"/>
+      <w:r>
+        <w:t>(y)</w:t>
       </w:r>
     </w:p>
     <w:p>
@@ -9134,6 +10870,7 @@
         <w:ind w:left="720" w:firstLine="720"/>
       </w:pPr>
       <w:r>
+        <w:lastRenderedPageBreak/>
         <w:t>Write disable RAM</w:t>
       </w:r>
     </w:p>
@@ -9145,7 +10882,7 @@
         <w:t>}</w:t>
       </w:r>
     </w:p>
-    <w:bookmarkEnd w:id="52"/>
+    <w:bookmarkEnd w:id="53"/>
     <w:p>
       <w:r>
         <w:t>}</w:t>
@@ -9159,25 +10896,44 @@
           <w:numId w:val="1"/>
         </w:numPr>
       </w:pPr>
-      <w:bookmarkStart w:id="53" w:name="_Toc221783207"/>
+      <w:bookmarkStart w:id="54" w:name="_Toc221825377"/>
       <w:r>
         <w:t>Restore Save</w:t>
       </w:r>
-      <w:bookmarkEnd w:id="53"/>
-    </w:p>
-    <w:p>
-      <w:r>
-        <w:t>func restore</w:t>
-      </w:r>
-      <w:r>
-        <w:t>Gb</w:t>
-      </w:r>
-      <w:r>
-        <w:t xml:space="preserve">Save(saveSize, </w:t>
-      </w:r>
+      <w:bookmarkEnd w:id="54"/>
+    </w:p>
+    <w:p>
+      <w:proofErr w:type="spellStart"/>
+      <w:r>
+        <w:t>func</w:t>
+      </w:r>
+      <w:proofErr w:type="spellEnd"/>
+      <w:r>
+        <w:t xml:space="preserve"> </w:t>
+      </w:r>
+      <w:proofErr w:type="spellStart"/>
+      <w:proofErr w:type="gramStart"/>
+      <w:r>
+        <w:t>restoreGbSave</w:t>
+      </w:r>
+      <w:proofErr w:type="spellEnd"/>
+      <w:r>
+        <w:t>(</w:t>
+      </w:r>
+      <w:proofErr w:type="spellStart"/>
+      <w:proofErr w:type="gramEnd"/>
+      <w:r>
+        <w:t>saveSize</w:t>
+      </w:r>
+      <w:proofErr w:type="spellEnd"/>
+      <w:r>
+        <w:t xml:space="preserve">, </w:t>
+      </w:r>
+      <w:proofErr w:type="spellStart"/>
       <w:r>
         <w:t>ramBanks</w:t>
       </w:r>
+      <w:proofErr w:type="spellEnd"/>
       <w:r>
         <w:t>) {</w:t>
       </w:r>
@@ -9185,7 +10941,15 @@
     <w:p>
       <w:r>
         <w:tab/>
-        <w:t>Create buffer[1024] to store data</w:t>
+        <w:t xml:space="preserve">Create </w:t>
+      </w:r>
+      <w:proofErr w:type="gramStart"/>
+      <w:r>
+        <w:t>buffer[</w:t>
+      </w:r>
+      <w:proofErr w:type="gramEnd"/>
+      <w:r>
+        <w:t>1024] to store data</w:t>
       </w:r>
     </w:p>
     <w:p>
@@ -9221,7 +10985,6 @@
         <w:ind w:firstLine="720"/>
       </w:pPr>
       <w:r>
-        <w:lastRenderedPageBreak/>
         <w:t>else ERR</w:t>
       </w:r>
     </w:p>
@@ -9230,7 +10993,15 @@
         <w:ind w:firstLine="720"/>
       </w:pPr>
       <w:r>
-        <w:t>for x in range ramBanks {</w:t>
+        <w:t xml:space="preserve">for x in range </w:t>
+      </w:r>
+      <w:proofErr w:type="spellStart"/>
+      <w:r>
+        <w:t>ramBanks</w:t>
+      </w:r>
+      <w:proofErr w:type="spellEnd"/>
+      <w:r>
+        <w:t xml:space="preserve"> {</w:t>
       </w:r>
     </w:p>
     <w:p>
@@ -9248,7 +11019,28 @@
       </w:r>
       <w:r>
         <w:tab/>
-        <w:t>if bank &gt; 1, switchBank(x – 1, romType, RAM), change offset from 0</w:t>
+        <w:t xml:space="preserve">if bank &gt; 1, </w:t>
+      </w:r>
+      <w:proofErr w:type="spellStart"/>
+      <w:proofErr w:type="gramStart"/>
+      <w:r>
+        <w:t>switchBank</w:t>
+      </w:r>
+      <w:proofErr w:type="spellEnd"/>
+      <w:r>
+        <w:t>(</w:t>
+      </w:r>
+      <w:proofErr w:type="gramEnd"/>
+      <w:r>
+        <w:t xml:space="preserve">x – 1, </w:t>
+      </w:r>
+      <w:proofErr w:type="spellStart"/>
+      <w:r>
+        <w:t>romType</w:t>
+      </w:r>
+      <w:proofErr w:type="spellEnd"/>
+      <w:r>
+        <w:t>, RAM), change offset from 0</w:t>
       </w:r>
     </w:p>
     <w:p>
@@ -9279,9 +11071,16 @@
       <w:r>
         <w:tab/>
       </w:r>
-      <w:r>
-        <w:t>writeGbCartridge(</w:t>
-      </w:r>
+      <w:proofErr w:type="spellStart"/>
+      <w:proofErr w:type="gramStart"/>
+      <w:r>
+        <w:t>writeGbCartridge</w:t>
+      </w:r>
+      <w:proofErr w:type="spellEnd"/>
+      <w:r>
+        <w:t>(</w:t>
+      </w:r>
+      <w:proofErr w:type="gramEnd"/>
     </w:p>
     <w:p>
       <w:r>
@@ -9322,8 +11121,6 @@
       </w:r>
       <w:r>
         <w:tab/>
-      </w:r>
-      <w:r>
         <w:t>Request Checksum from PC</w:t>
       </w:r>
     </w:p>
@@ -9416,11 +11213,12 @@
           <w:numId w:val="1"/>
         </w:numPr>
       </w:pPr>
-      <w:bookmarkStart w:id="54" w:name="_Toc221783208"/>
-      <w:r>
+      <w:bookmarkStart w:id="55" w:name="_Toc221825378"/>
+      <w:r>
+        <w:lastRenderedPageBreak/>
         <w:t>Calculate Checksum</w:t>
       </w:r>
-      <w:bookmarkEnd w:id="54"/>
+      <w:bookmarkEnd w:id="55"/>
     </w:p>
     <w:p>
       <w:pPr>
@@ -9430,11 +11228,11 @@
           <w:numId w:val="1"/>
         </w:numPr>
       </w:pPr>
-      <w:bookmarkStart w:id="55" w:name="_Toc221783209"/>
+      <w:bookmarkStart w:id="56" w:name="_Toc221825379"/>
       <w:r>
         <w:t>N64</w:t>
       </w:r>
-      <w:bookmarkEnd w:id="55"/>
+      <w:bookmarkEnd w:id="56"/>
     </w:p>
     <w:p>
       <w:pPr>
@@ -9444,15 +11242,20 @@
           <w:numId w:val="1"/>
         </w:numPr>
       </w:pPr>
-      <w:bookmarkStart w:id="56" w:name="_Toc221783210"/>
+      <w:bookmarkStart w:id="57" w:name="_Toc221825380"/>
       <w:r>
         <w:t>Read Cartridge</w:t>
       </w:r>
-      <w:bookmarkEnd w:id="56"/>
-    </w:p>
-    <w:p>
-      <w:r>
-        <w:t>func readN64Cartridge(</w:t>
+      <w:bookmarkEnd w:id="57"/>
+    </w:p>
+    <w:p>
+      <w:proofErr w:type="spellStart"/>
+      <w:r>
+        <w:t>func</w:t>
+      </w:r>
+      <w:proofErr w:type="spellEnd"/>
+      <w:r>
+        <w:t xml:space="preserve"> readN64Cartridge(</w:t>
       </w:r>
       <w:r>
         <w:t>address</w:t>
@@ -9464,7 +11267,15 @@
     <w:p>
       <w:r>
         <w:tab/>
-        <w:t>Place upper half of address on address lines</w:t>
+        <w:t xml:space="preserve">Place upper half of </w:t>
+      </w:r>
+      <w:proofErr w:type="gramStart"/>
+      <w:r>
+        <w:t>address on address</w:t>
+      </w:r>
+      <w:proofErr w:type="gramEnd"/>
+      <w:r>
+        <w:t xml:space="preserve"> lines</w:t>
       </w:r>
     </w:p>
     <w:p>
@@ -9476,7 +11287,15 @@
     <w:p>
       <w:r>
         <w:tab/>
-        <w:t>Place lower half of address on address lines</w:t>
+        <w:t xml:space="preserve">Place lower half of </w:t>
+      </w:r>
+      <w:proofErr w:type="gramStart"/>
+      <w:r>
+        <w:t>address on address</w:t>
+      </w:r>
+      <w:proofErr w:type="gramEnd"/>
+      <w:r>
+        <w:t xml:space="preserve"> lines</w:t>
       </w:r>
     </w:p>
     <w:p>
@@ -9505,7 +11324,6 @@
     </w:p>
     <w:p>
       <w:r>
-        <w:lastRenderedPageBreak/>
         <w:t>}</w:t>
       </w:r>
     </w:p>
@@ -9517,21 +11335,42 @@
           <w:numId w:val="1"/>
         </w:numPr>
       </w:pPr>
-      <w:bookmarkStart w:id="57" w:name="_Toc221783211"/>
+      <w:bookmarkStart w:id="58" w:name="_Toc221825381"/>
       <w:r>
         <w:t>Write Cartridge</w:t>
       </w:r>
-      <w:bookmarkEnd w:id="57"/>
-    </w:p>
-    <w:p>
-      <w:r>
-        <w:t>func writeN64Cartridge(address, byte) {</w:t>
-      </w:r>
-    </w:p>
-    <w:p>
-      <w:r>
-        <w:tab/>
-        <w:t>Place upper half of address on address lines</w:t>
+      <w:bookmarkEnd w:id="58"/>
+    </w:p>
+    <w:p>
+      <w:proofErr w:type="spellStart"/>
+      <w:r>
+        <w:t>func</w:t>
+      </w:r>
+      <w:proofErr w:type="spellEnd"/>
+      <w:r>
+        <w:t xml:space="preserve"> writeN64</w:t>
+      </w:r>
+      <w:proofErr w:type="gramStart"/>
+      <w:r>
+        <w:t>Cartridge(</w:t>
+      </w:r>
+      <w:proofErr w:type="gramEnd"/>
+      <w:r>
+        <w:t>address, byte) {</w:t>
+      </w:r>
+    </w:p>
+    <w:p>
+      <w:r>
+        <w:tab/>
+        <w:t xml:space="preserve">Place upper half of </w:t>
+      </w:r>
+      <w:proofErr w:type="gramStart"/>
+      <w:r>
+        <w:t>address on address</w:t>
+      </w:r>
+      <w:proofErr w:type="gramEnd"/>
+      <w:r>
+        <w:t xml:space="preserve"> lines</w:t>
       </w:r>
     </w:p>
     <w:p>
@@ -9543,7 +11382,15 @@
     <w:p>
       <w:r>
         <w:tab/>
-        <w:t>Place lower half of address on address lines</w:t>
+        <w:t xml:space="preserve">Place lower half of </w:t>
+      </w:r>
+      <w:proofErr w:type="gramStart"/>
+      <w:r>
+        <w:t>address on address</w:t>
+      </w:r>
+      <w:proofErr w:type="gramEnd"/>
+      <w:r>
+        <w:t xml:space="preserve"> lines</w:t>
       </w:r>
     </w:p>
     <w:p>
@@ -9577,11 +11424,11 @@
           <w:numId w:val="1"/>
         </w:numPr>
       </w:pPr>
-      <w:bookmarkStart w:id="58" w:name="_Toc221783212"/>
+      <w:bookmarkStart w:id="59" w:name="_Toc221825382"/>
       <w:r>
         <w:t>Dump Save</w:t>
       </w:r>
-      <w:bookmarkEnd w:id="58"/>
+      <w:bookmarkEnd w:id="59"/>
     </w:p>
     <w:p>
       <w:pPr>
@@ -9591,11 +11438,11 @@
           <w:numId w:val="1"/>
         </w:numPr>
       </w:pPr>
-      <w:bookmarkStart w:id="59" w:name="_Toc221783213"/>
+      <w:bookmarkStart w:id="60" w:name="_Toc221825383"/>
       <w:r>
         <w:t>Restore Save</w:t>
       </w:r>
-      <w:bookmarkEnd w:id="59"/>
+      <w:bookmarkEnd w:id="60"/>
     </w:p>
     <w:p>
       <w:pPr>
@@ -9605,11 +11452,11 @@
           <w:numId w:val="1"/>
         </w:numPr>
       </w:pPr>
-      <w:bookmarkStart w:id="60" w:name="_Toc221783214"/>
+      <w:bookmarkStart w:id="61" w:name="_Toc221825384"/>
       <w:r>
         <w:t>Calculate Checksum</w:t>
       </w:r>
-      <w:bookmarkEnd w:id="60"/>
+      <w:bookmarkEnd w:id="61"/>
     </w:p>
     <w:p/>
     <w:p>
@@ -9625,12 +11472,12 @@
           <w:numId w:val="1"/>
         </w:numPr>
       </w:pPr>
-      <w:bookmarkStart w:id="61" w:name="_Toc221783215"/>
+      <w:bookmarkStart w:id="62" w:name="_Toc221825385"/>
       <w:r>
         <w:lastRenderedPageBreak/>
         <w:t>User Interface</w:t>
       </w:r>
-      <w:bookmarkEnd w:id="61"/>
+      <w:bookmarkEnd w:id="62"/>
     </w:p>
     <w:p>
       <w:pPr>
@@ -9640,11 +11487,11 @@
           <w:numId w:val="1"/>
         </w:numPr>
       </w:pPr>
-      <w:bookmarkStart w:id="62" w:name="_Toc221783216"/>
+      <w:bookmarkStart w:id="63" w:name="_Toc221825386"/>
       <w:r>
         <w:t>Main Menu</w:t>
       </w:r>
-      <w:bookmarkEnd w:id="62"/>
+      <w:bookmarkEnd w:id="63"/>
     </w:p>
     <w:p>
       <w:pPr>
@@ -9654,11 +11501,11 @@
           <w:numId w:val="1"/>
         </w:numPr>
       </w:pPr>
-      <w:bookmarkStart w:id="63" w:name="_Toc221783217"/>
+      <w:bookmarkStart w:id="64" w:name="_Toc221825387"/>
       <w:r>
         <w:t>SCARAB Found</w:t>
       </w:r>
-      <w:bookmarkEnd w:id="63"/>
+      <w:bookmarkEnd w:id="64"/>
     </w:p>
     <w:p>
       <w:r>
@@ -9716,12 +11563,12 @@
           <w:numId w:val="1"/>
         </w:numPr>
       </w:pPr>
-      <w:bookmarkStart w:id="64" w:name="_Toc221783218"/>
+      <w:bookmarkStart w:id="65" w:name="_Toc221825388"/>
       <w:r>
         <w:lastRenderedPageBreak/>
         <w:t>SCARAB Not Found</w:t>
       </w:r>
-      <w:bookmarkEnd w:id="64"/>
+      <w:bookmarkEnd w:id="65"/>
     </w:p>
     <w:p>
       <w:r>
@@ -9779,12 +11626,12 @@
           <w:numId w:val="1"/>
         </w:numPr>
       </w:pPr>
-      <w:bookmarkStart w:id="65" w:name="_Toc221783219"/>
+      <w:bookmarkStart w:id="66" w:name="_Toc221825389"/>
       <w:r>
         <w:lastRenderedPageBreak/>
         <w:t>Modules</w:t>
       </w:r>
-      <w:bookmarkEnd w:id="65"/>
+      <w:bookmarkEnd w:id="66"/>
     </w:p>
     <w:p>
       <w:pPr>
@@ -9794,11 +11641,11 @@
           <w:numId w:val="1"/>
         </w:numPr>
       </w:pPr>
-      <w:bookmarkStart w:id="66" w:name="_Toc221783220"/>
+      <w:bookmarkStart w:id="67" w:name="_Toc221825390"/>
       <w:r>
         <w:t>Module Inserted</w:t>
       </w:r>
-      <w:bookmarkEnd w:id="66"/>
+      <w:bookmarkEnd w:id="67"/>
     </w:p>
     <w:p>
       <w:r>
@@ -9852,12 +11699,12 @@
       <w:pPr>
         <w:pStyle w:val="Heading3"/>
       </w:pPr>
-      <w:bookmarkStart w:id="67" w:name="_Toc221783221"/>
+      <w:bookmarkStart w:id="68" w:name="_Toc221825391"/>
       <w:r>
         <w:lastRenderedPageBreak/>
         <w:t>4.2.2 Module Not Inserted</w:t>
       </w:r>
-      <w:bookmarkEnd w:id="67"/>
+      <w:bookmarkEnd w:id="68"/>
     </w:p>
     <w:p>
       <w:r>
@@ -9915,12 +11762,12 @@
           <w:numId w:val="1"/>
         </w:numPr>
       </w:pPr>
-      <w:bookmarkStart w:id="68" w:name="_Toc221783222"/>
+      <w:bookmarkStart w:id="69" w:name="_Toc221825392"/>
       <w:r>
         <w:lastRenderedPageBreak/>
         <w:t>Check Health</w:t>
       </w:r>
-      <w:bookmarkEnd w:id="68"/>
+      <w:bookmarkEnd w:id="69"/>
     </w:p>
     <w:p>
       <w:pPr>
@@ -9930,11 +11777,11 @@
           <w:numId w:val="1"/>
         </w:numPr>
       </w:pPr>
-      <w:bookmarkStart w:id="69" w:name="_Toc221783223"/>
+      <w:bookmarkStart w:id="70" w:name="_Toc221825393"/>
       <w:r>
         <w:t>Cartridge Inserted</w:t>
       </w:r>
-      <w:bookmarkEnd w:id="69"/>
+      <w:bookmarkEnd w:id="70"/>
     </w:p>
     <w:p>
       <w:r>
@@ -9992,12 +11839,12 @@
           <w:numId w:val="1"/>
         </w:numPr>
       </w:pPr>
-      <w:bookmarkStart w:id="70" w:name="_Toc221783224"/>
+      <w:bookmarkStart w:id="71" w:name="_Toc221825394"/>
       <w:r>
         <w:lastRenderedPageBreak/>
         <w:t>Cartridge Not Inserted</w:t>
       </w:r>
-      <w:bookmarkEnd w:id="70"/>
+      <w:bookmarkEnd w:id="71"/>
     </w:p>
     <w:p>
       <w:r>
@@ -10055,12 +11902,20 @@
           <w:numId w:val="1"/>
         </w:numPr>
       </w:pPr>
-      <w:bookmarkStart w:id="71" w:name="_Toc221783225"/>
+      <w:bookmarkStart w:id="72" w:name="_Toc221825395"/>
       <w:r>
         <w:lastRenderedPageBreak/>
-        <w:t>Health Check In Progress</w:t>
-      </w:r>
-      <w:bookmarkEnd w:id="71"/>
+        <w:t xml:space="preserve">Health Check </w:t>
+      </w:r>
+      <w:proofErr w:type="gramStart"/>
+      <w:r>
+        <w:t>In</w:t>
+      </w:r>
+      <w:proofErr w:type="gramEnd"/>
+      <w:r>
+        <w:t xml:space="preserve"> Progress</w:t>
+      </w:r>
+      <w:bookmarkEnd w:id="72"/>
     </w:p>
     <w:p>
       <w:r>
@@ -10118,12 +11973,12 @@
           <w:numId w:val="1"/>
         </w:numPr>
       </w:pPr>
-      <w:bookmarkStart w:id="72" w:name="_Toc221783226"/>
+      <w:bookmarkStart w:id="73" w:name="_Toc221825396"/>
       <w:r>
         <w:lastRenderedPageBreak/>
         <w:t>Health Check Done</w:t>
       </w:r>
-      <w:bookmarkEnd w:id="72"/>
+      <w:bookmarkEnd w:id="73"/>
     </w:p>
     <w:p>
       <w:r>
@@ -10181,12 +12036,12 @@
           <w:numId w:val="1"/>
         </w:numPr>
       </w:pPr>
-      <w:bookmarkStart w:id="73" w:name="_Toc221783227"/>
+      <w:bookmarkStart w:id="74" w:name="_Toc221825397"/>
       <w:r>
         <w:lastRenderedPageBreak/>
         <w:t>Health Check Results</w:t>
       </w:r>
-      <w:bookmarkEnd w:id="73"/>
+      <w:bookmarkEnd w:id="74"/>
     </w:p>
     <w:p>
       <w:r>
@@ -10244,10 +12099,12 @@
           <w:numId w:val="1"/>
         </w:numPr>
       </w:pPr>
+      <w:bookmarkStart w:id="75" w:name="_Toc221825398"/>
       <w:r>
         <w:lastRenderedPageBreak/>
         <w:t>Save Management</w:t>
       </w:r>
+      <w:bookmarkEnd w:id="75"/>
     </w:p>
     <w:p>
       <w:pPr>
@@ -10257,9 +12114,11 @@
           <w:numId w:val="1"/>
         </w:numPr>
       </w:pPr>
+      <w:bookmarkStart w:id="76" w:name="_Toc221825399"/>
       <w:r>
         <w:t>Main Menu</w:t>
       </w:r>
+      <w:bookmarkEnd w:id="76"/>
     </w:p>
     <w:p>
       <w:r>
@@ -10317,10 +12176,12 @@
           <w:numId w:val="1"/>
         </w:numPr>
       </w:pPr>
+      <w:bookmarkStart w:id="77" w:name="_Toc221825400"/>
       <w:r>
         <w:lastRenderedPageBreak/>
         <w:t>Main Menu No Cart</w:t>
       </w:r>
+      <w:bookmarkEnd w:id="77"/>
     </w:p>
     <w:p>
       <w:r>
@@ -10378,10 +12239,12 @@
           <w:numId w:val="1"/>
         </w:numPr>
       </w:pPr>
+      <w:bookmarkStart w:id="78" w:name="_Toc221825401"/>
       <w:r>
         <w:lastRenderedPageBreak/>
         <w:t>Dumping Save</w:t>
       </w:r>
+      <w:bookmarkEnd w:id="78"/>
     </w:p>
     <w:p>
       <w:r>
@@ -10439,10 +12302,12 @@
           <w:numId w:val="1"/>
         </w:numPr>
       </w:pPr>
+      <w:bookmarkStart w:id="79" w:name="_Toc221825402"/>
       <w:r>
         <w:lastRenderedPageBreak/>
         <w:t>Save Dumped</w:t>
       </w:r>
+      <w:bookmarkEnd w:id="79"/>
     </w:p>
     <w:p>
       <w:r>
@@ -10495,12 +12360,317 @@
     <w:p>
       <w:pPr>
         <w:pStyle w:val="Heading3"/>
+        <w:numPr>
+          <w:ilvl w:val="2"/>
+          <w:numId w:val="1"/>
+        </w:numPr>
+      </w:pPr>
+      <w:r>
+        <w:lastRenderedPageBreak/>
+        <w:t>Restore Save</w:t>
+      </w:r>
+    </w:p>
+    <w:p>
+      <w:r>
+        <w:rPr>
+          <w:noProof/>
+        </w:rPr>
+        <w:drawing>
+          <wp:inline distT="0" distB="0" distL="0" distR="0" wp14:anchorId="30B179A3" wp14:editId="78DD495F">
+            <wp:extent cx="5731510" cy="4298315"/>
+            <wp:effectExtent l="0" t="0" r="2540" b="6985"/>
+            <wp:docPr id="1901081196" name="Picture 1" descr="A screenshot of a video game&#10;&#10;AI-generated content may be incorrect."/>
+            <wp:cNvGraphicFramePr>
+              <a:graphicFrameLocks xmlns:a="http://schemas.openxmlformats.org/drawingml/2006/main" noChangeAspect="1"/>
+            </wp:cNvGraphicFramePr>
+            <a:graphic xmlns:a="http://schemas.openxmlformats.org/drawingml/2006/main">
+              <a:graphicData uri="http://schemas.openxmlformats.org/drawingml/2006/picture">
+                <pic:pic xmlns:pic="http://schemas.openxmlformats.org/drawingml/2006/picture">
+                  <pic:nvPicPr>
+                    <pic:cNvPr id="1901081196" name="Picture 1" descr="A screenshot of a video game&#10;&#10;AI-generated content may be incorrect."/>
+                    <pic:cNvPicPr/>
+                  </pic:nvPicPr>
+                  <pic:blipFill>
+                    <a:blip r:embed="rId27">
+                      <a:extLst>
+                        <a:ext uri="{28A0092B-C50C-407E-A947-70E740481C1C}">
+                          <a14:useLocalDpi xmlns:a14="http://schemas.microsoft.com/office/drawing/2010/main" val="0"/>
+                        </a:ext>
+                      </a:extLst>
+                    </a:blip>
+                    <a:stretch>
+                      <a:fillRect/>
+                    </a:stretch>
+                  </pic:blipFill>
+                  <pic:spPr>
+                    <a:xfrm>
+                      <a:off x="0" y="0"/>
+                      <a:ext cx="5731510" cy="4298315"/>
+                    </a:xfrm>
+                    <a:prstGeom prst="rect">
+                      <a:avLst/>
+                    </a:prstGeom>
+                  </pic:spPr>
+                </pic:pic>
+              </a:graphicData>
+            </a:graphic>
+          </wp:inline>
+        </w:drawing>
+      </w:r>
+    </w:p>
+    <w:p>
+      <w:pPr>
+        <w:pStyle w:val="Heading3"/>
+        <w:numPr>
+          <w:ilvl w:val="2"/>
+          <w:numId w:val="1"/>
+        </w:numPr>
+      </w:pPr>
+      <w:r>
+        <w:lastRenderedPageBreak/>
+        <w:t>Restoring Save</w:t>
+      </w:r>
+    </w:p>
+    <w:p>
+      <w:r>
+        <w:rPr>
+          <w:noProof/>
+        </w:rPr>
+        <w:drawing>
+          <wp:inline distT="0" distB="0" distL="0" distR="0" wp14:anchorId="118D02A1" wp14:editId="5D9CCF6A">
+            <wp:extent cx="5731510" cy="4298315"/>
+            <wp:effectExtent l="0" t="0" r="2540" b="6985"/>
+            <wp:docPr id="1102224009" name="Picture 2" descr="A screenshot of a video game&#10;&#10;AI-generated content may be incorrect."/>
+            <wp:cNvGraphicFramePr>
+              <a:graphicFrameLocks xmlns:a="http://schemas.openxmlformats.org/drawingml/2006/main" noChangeAspect="1"/>
+            </wp:cNvGraphicFramePr>
+            <a:graphic xmlns:a="http://schemas.openxmlformats.org/drawingml/2006/main">
+              <a:graphicData uri="http://schemas.openxmlformats.org/drawingml/2006/picture">
+                <pic:pic xmlns:pic="http://schemas.openxmlformats.org/drawingml/2006/picture">
+                  <pic:nvPicPr>
+                    <pic:cNvPr id="1102224009" name="Picture 2" descr="A screenshot of a video game&#10;&#10;AI-generated content may be incorrect."/>
+                    <pic:cNvPicPr/>
+                  </pic:nvPicPr>
+                  <pic:blipFill>
+                    <a:blip r:embed="rId28">
+                      <a:extLst>
+                        <a:ext uri="{28A0092B-C50C-407E-A947-70E740481C1C}">
+                          <a14:useLocalDpi xmlns:a14="http://schemas.microsoft.com/office/drawing/2010/main" val="0"/>
+                        </a:ext>
+                      </a:extLst>
+                    </a:blip>
+                    <a:stretch>
+                      <a:fillRect/>
+                    </a:stretch>
+                  </pic:blipFill>
+                  <pic:spPr>
+                    <a:xfrm>
+                      <a:off x="0" y="0"/>
+                      <a:ext cx="5731510" cy="4298315"/>
+                    </a:xfrm>
+                    <a:prstGeom prst="rect">
+                      <a:avLst/>
+                    </a:prstGeom>
+                  </pic:spPr>
+                </pic:pic>
+              </a:graphicData>
+            </a:graphic>
+          </wp:inline>
+        </w:drawing>
+      </w:r>
+    </w:p>
+    <w:p>
+      <w:pPr>
+        <w:pStyle w:val="Heading3"/>
+        <w:numPr>
+          <w:ilvl w:val="2"/>
+          <w:numId w:val="1"/>
+        </w:numPr>
+      </w:pPr>
+      <w:r>
+        <w:lastRenderedPageBreak/>
+        <w:t>Save Restored</w:t>
+      </w:r>
+    </w:p>
+    <w:p>
+      <w:r>
+        <w:rPr>
+          <w:noProof/>
+        </w:rPr>
+        <w:drawing>
+          <wp:inline distT="0" distB="0" distL="0" distR="0" wp14:anchorId="314E6A46" wp14:editId="3170FF60">
+            <wp:extent cx="5731510" cy="4298315"/>
+            <wp:effectExtent l="0" t="0" r="2540" b="6985"/>
+            <wp:docPr id="220934219" name="Picture 3" descr="A screenshot of a video game menu&#10;&#10;AI-generated content may be incorrect."/>
+            <wp:cNvGraphicFramePr>
+              <a:graphicFrameLocks xmlns:a="http://schemas.openxmlformats.org/drawingml/2006/main" noChangeAspect="1"/>
+            </wp:cNvGraphicFramePr>
+            <a:graphic xmlns:a="http://schemas.openxmlformats.org/drawingml/2006/main">
+              <a:graphicData uri="http://schemas.openxmlformats.org/drawingml/2006/picture">
+                <pic:pic xmlns:pic="http://schemas.openxmlformats.org/drawingml/2006/picture">
+                  <pic:nvPicPr>
+                    <pic:cNvPr id="220934219" name="Picture 3" descr="A screenshot of a video game menu&#10;&#10;AI-generated content may be incorrect."/>
+                    <pic:cNvPicPr/>
+                  </pic:nvPicPr>
+                  <pic:blipFill>
+                    <a:blip r:embed="rId29">
+                      <a:extLst>
+                        <a:ext uri="{28A0092B-C50C-407E-A947-70E740481C1C}">
+                          <a14:useLocalDpi xmlns:a14="http://schemas.microsoft.com/office/drawing/2010/main" val="0"/>
+                        </a:ext>
+                      </a:extLst>
+                    </a:blip>
+                    <a:stretch>
+                      <a:fillRect/>
+                    </a:stretch>
+                  </pic:blipFill>
+                  <pic:spPr>
+                    <a:xfrm>
+                      <a:off x="0" y="0"/>
+                      <a:ext cx="5731510" cy="4298315"/>
+                    </a:xfrm>
+                    <a:prstGeom prst="rect">
+                      <a:avLst/>
+                    </a:prstGeom>
+                  </pic:spPr>
+                </pic:pic>
+              </a:graphicData>
+            </a:graphic>
+          </wp:inline>
+        </w:drawing>
+      </w:r>
+    </w:p>
+    <w:p>
+      <w:pPr>
+        <w:pStyle w:val="Heading3"/>
+        <w:numPr>
+          <w:ilvl w:val="2"/>
+          <w:numId w:val="1"/>
+        </w:numPr>
+      </w:pPr>
+      <w:r>
+        <w:lastRenderedPageBreak/>
+        <w:t>Browse Saves – Select Game</w:t>
+      </w:r>
+    </w:p>
+    <w:p>
+      <w:r>
+        <w:rPr>
+          <w:noProof/>
+        </w:rPr>
+        <w:drawing>
+          <wp:inline distT="0" distB="0" distL="0" distR="0" wp14:anchorId="0133B37F" wp14:editId="4CC9BCC3">
+            <wp:extent cx="5731510" cy="4298315"/>
+            <wp:effectExtent l="0" t="0" r="2540" b="6985"/>
+            <wp:docPr id="1603855826" name="Picture 4" descr="A screenshot of a video game&#10;&#10;AI-generated content may be incorrect."/>
+            <wp:cNvGraphicFramePr>
+              <a:graphicFrameLocks xmlns:a="http://schemas.openxmlformats.org/drawingml/2006/main" noChangeAspect="1"/>
+            </wp:cNvGraphicFramePr>
+            <a:graphic xmlns:a="http://schemas.openxmlformats.org/drawingml/2006/main">
+              <a:graphicData uri="http://schemas.openxmlformats.org/drawingml/2006/picture">
+                <pic:pic xmlns:pic="http://schemas.openxmlformats.org/drawingml/2006/picture">
+                  <pic:nvPicPr>
+                    <pic:cNvPr id="1603855826" name="Picture 4" descr="A screenshot of a video game&#10;&#10;AI-generated content may be incorrect."/>
+                    <pic:cNvPicPr/>
+                  </pic:nvPicPr>
+                  <pic:blipFill>
+                    <a:blip r:embed="rId30">
+                      <a:extLst>
+                        <a:ext uri="{28A0092B-C50C-407E-A947-70E740481C1C}">
+                          <a14:useLocalDpi xmlns:a14="http://schemas.microsoft.com/office/drawing/2010/main" val="0"/>
+                        </a:ext>
+                      </a:extLst>
+                    </a:blip>
+                    <a:stretch>
+                      <a:fillRect/>
+                    </a:stretch>
+                  </pic:blipFill>
+                  <pic:spPr>
+                    <a:xfrm>
+                      <a:off x="0" y="0"/>
+                      <a:ext cx="5731510" cy="4298315"/>
+                    </a:xfrm>
+                    <a:prstGeom prst="rect">
+                      <a:avLst/>
+                    </a:prstGeom>
+                  </pic:spPr>
+                </pic:pic>
+              </a:graphicData>
+            </a:graphic>
+          </wp:inline>
+        </w:drawing>
+      </w:r>
+    </w:p>
+    <w:p>
+      <w:pPr>
+        <w:pStyle w:val="Heading3"/>
+        <w:numPr>
+          <w:ilvl w:val="2"/>
+          <w:numId w:val="1"/>
+        </w:numPr>
+      </w:pPr>
+      <w:r>
+        <w:lastRenderedPageBreak/>
+        <w:t>Browse Saves</w:t>
+      </w:r>
+    </w:p>
+    <w:p>
+      <w:r>
+        <w:rPr>
+          <w:noProof/>
+        </w:rPr>
+        <w:drawing>
+          <wp:inline distT="0" distB="0" distL="0" distR="0" wp14:anchorId="6FE48096" wp14:editId="27EE24BA">
+            <wp:extent cx="5731510" cy="4298315"/>
+            <wp:effectExtent l="0" t="0" r="2540" b="6985"/>
+            <wp:docPr id="1881858186" name="Picture 5" descr="A screenshot of a video game&#10;&#10;AI-generated content may be incorrect."/>
+            <wp:cNvGraphicFramePr>
+              <a:graphicFrameLocks xmlns:a="http://schemas.openxmlformats.org/drawingml/2006/main" noChangeAspect="1"/>
+            </wp:cNvGraphicFramePr>
+            <a:graphic xmlns:a="http://schemas.openxmlformats.org/drawingml/2006/main">
+              <a:graphicData uri="http://schemas.openxmlformats.org/drawingml/2006/picture">
+                <pic:pic xmlns:pic="http://schemas.openxmlformats.org/drawingml/2006/picture">
+                  <pic:nvPicPr>
+                    <pic:cNvPr id="1881858186" name="Picture 5" descr="A screenshot of a video game&#10;&#10;AI-generated content may be incorrect."/>
+                    <pic:cNvPicPr/>
+                  </pic:nvPicPr>
+                  <pic:blipFill>
+                    <a:blip r:embed="rId31">
+                      <a:extLst>
+                        <a:ext uri="{28A0092B-C50C-407E-A947-70E740481C1C}">
+                          <a14:useLocalDpi xmlns:a14="http://schemas.microsoft.com/office/drawing/2010/main" val="0"/>
+                        </a:ext>
+                      </a:extLst>
+                    </a:blip>
+                    <a:stretch>
+                      <a:fillRect/>
+                    </a:stretch>
+                  </pic:blipFill>
+                  <pic:spPr>
+                    <a:xfrm>
+                      <a:off x="0" y="0"/>
+                      <a:ext cx="5731510" cy="4298315"/>
+                    </a:xfrm>
+                    <a:prstGeom prst="rect">
+                      <a:avLst/>
+                    </a:prstGeom>
+                  </pic:spPr>
+                </pic:pic>
+              </a:graphicData>
+            </a:graphic>
+          </wp:inline>
+        </w:drawing>
+      </w:r>
+    </w:p>
+    <w:p>
+      <w:pPr>
+        <w:pStyle w:val="Heading3"/>
       </w:pPr>
       <w:r>
         <w:br w:type="page"/>
       </w:r>
     </w:p>
-    <w:bookmarkStart w:id="74" w:name="_Toc221783228" w:displacedByCustomXml="next"/>
+    <w:bookmarkStart w:id="80" w:name="_Toc221825403" w:displacedByCustomXml="next"/>
     <w:sdt>
       <w:sdtPr>
         <w:rPr>
@@ -10527,7 +12697,7 @@
           <w:r>
             <w:t>Bibliography</w:t>
           </w:r>
-          <w:bookmarkEnd w:id="74"/>
+          <w:bookmarkEnd w:id="80"/>
         </w:p>
         <w:sdt>
           <w:sdtPr>
@@ -10555,6 +12725,104 @@
               <w:r>
                 <w:fldChar w:fldCharType="separate"/>
               </w:r>
+              <w:r>
+                <w:rPr>
+                  <w:noProof/>
+                </w:rPr>
+                <w:t xml:space="preserve">Arduino, 2025. </w:t>
+              </w:r>
+              <w:r>
+                <w:rPr>
+                  <w:i/>
+                  <w:iCs/>
+                  <w:noProof/>
+                </w:rPr>
+                <w:t xml:space="preserve">Arduino® MEGA 2560 Rev3. </w:t>
+              </w:r>
+              <w:r>
+                <w:rPr>
+                  <w:noProof/>
+                </w:rPr>
+                <w:t xml:space="preserve">[Online] </w:t>
+              </w:r>
+              <w:r>
+                <w:rPr>
+                  <w:noProof/>
+                </w:rPr>
+                <w:br/>
+                <w:t xml:space="preserve">Available at: </w:t>
+              </w:r>
+              <w:r>
+                <w:rPr>
+                  <w:noProof/>
+                  <w:u w:val="single"/>
+                </w:rPr>
+                <w:t>https://docs.arduino.cc/resources/datasheets/A000067-datasheet.pdf</w:t>
+              </w:r>
+              <w:r>
+                <w:rPr>
+                  <w:noProof/>
+                </w:rPr>
+                <w:br/>
+                <w:t>[Accessed 10 February 2026].</w:t>
+              </w:r>
+            </w:p>
+            <w:p>
+              <w:pPr>
+                <w:pStyle w:val="Bibliography"/>
+                <w:rPr>
+                  <w:noProof/>
+                </w:rPr>
+              </w:pPr>
+              <w:r>
+                <w:rPr>
+                  <w:noProof/>
+                </w:rPr>
+                <w:t xml:space="preserve">pyserial, 2022. </w:t>
+              </w:r>
+              <w:r>
+                <w:rPr>
+                  <w:i/>
+                  <w:iCs/>
+                  <w:noProof/>
+                </w:rPr>
+                <w:t xml:space="preserve">pySerial. </w:t>
+              </w:r>
+              <w:r>
+                <w:rPr>
+                  <w:noProof/>
+                </w:rPr>
+                <w:t xml:space="preserve">[Online] </w:t>
+              </w:r>
+              <w:r>
+                <w:rPr>
+                  <w:noProof/>
+                </w:rPr>
+                <w:br/>
+                <w:t xml:space="preserve">Available at: </w:t>
+              </w:r>
+              <w:r>
+                <w:rPr>
+                  <w:noProof/>
+                  <w:u w:val="single"/>
+                </w:rPr>
+                <w:t>https://github.com/pyserial/pyserial</w:t>
+              </w:r>
+              <w:r>
+                <w:rPr>
+                  <w:noProof/>
+                </w:rPr>
+                <w:br/>
+                <w:t>[Accessed 10 February 2026].</w:t>
+              </w:r>
+            </w:p>
+            <w:p>
+              <w:pPr>
+                <w:pStyle w:val="Bibliography"/>
+                <w:rPr>
+                  <w:noProof/>
+                </w:rPr>
+              </w:pPr>
               <w:r>
                 <w:rPr>
                   <w:noProof/>
@@ -10598,6 +12866,153 @@
               </w:r>
             </w:p>
             <w:p>
+              <w:pPr>
+                <w:pStyle w:val="Bibliography"/>
+                <w:rPr>
+                  <w:noProof/>
+                </w:rPr>
+              </w:pPr>
+              <w:r>
+                <w:rPr>
+                  <w:noProof/>
+                </w:rPr>
+                <w:t xml:space="preserve">W3Schools, n.d. </w:t>
+              </w:r>
+              <w:r>
+                <w:rPr>
+                  <w:i/>
+                  <w:iCs/>
+                  <w:noProof/>
+                </w:rPr>
+                <w:t xml:space="preserve">Introduction to Python. </w:t>
+              </w:r>
+              <w:r>
+                <w:rPr>
+                  <w:noProof/>
+                </w:rPr>
+                <w:t xml:space="preserve">[Online] </w:t>
+              </w:r>
+              <w:r>
+                <w:rPr>
+                  <w:noProof/>
+                </w:rPr>
+                <w:br/>
+                <w:t xml:space="preserve">Available at: </w:t>
+              </w:r>
+              <w:r>
+                <w:rPr>
+                  <w:noProof/>
+                  <w:u w:val="single"/>
+                </w:rPr>
+                <w:t>https://www.w3schools.com/python/python_intro.asp</w:t>
+              </w:r>
+              <w:r>
+                <w:rPr>
+                  <w:noProof/>
+                </w:rPr>
+                <w:br/>
+                <w:t>[Accessed 9 November 2025].</w:t>
+              </w:r>
+            </w:p>
+            <w:p>
+              <w:pPr>
+                <w:pStyle w:val="Bibliography"/>
+                <w:rPr>
+                  <w:noProof/>
+                </w:rPr>
+              </w:pPr>
+              <w:r>
+                <w:rPr>
+                  <w:noProof/>
+                </w:rPr>
+                <w:t xml:space="preserve">W3Schools, n.d. </w:t>
+              </w:r>
+              <w:r>
+                <w:rPr>
+                  <w:i/>
+                  <w:iCs/>
+                  <w:noProof/>
+                </w:rPr>
+                <w:t xml:space="preserve">Introduction to Python. </w:t>
+              </w:r>
+              <w:r>
+                <w:rPr>
+                  <w:noProof/>
+                </w:rPr>
+                <w:t xml:space="preserve">[Online] </w:t>
+              </w:r>
+              <w:r>
+                <w:rPr>
+                  <w:noProof/>
+                </w:rPr>
+                <w:br/>
+                <w:t xml:space="preserve">Available at: </w:t>
+              </w:r>
+              <w:r>
+                <w:rPr>
+                  <w:noProof/>
+                  <w:u w:val="single"/>
+                </w:rPr>
+                <w:t>https://www.w3schools.com/python/python_intro.asp</w:t>
+              </w:r>
+              <w:r>
+                <w:rPr>
+                  <w:noProof/>
+                </w:rPr>
+                <w:br/>
+                <w:t>[Accessed 10 February 2026].</w:t>
+              </w:r>
+            </w:p>
+            <w:p>
+              <w:pPr>
+                <w:pStyle w:val="Bibliography"/>
+                <w:rPr>
+                  <w:noProof/>
+                </w:rPr>
+              </w:pPr>
+              <w:r>
+                <w:rPr>
+                  <w:noProof/>
+                </w:rPr>
+                <w:t xml:space="preserve">Yates, J., 2024. </w:t>
+              </w:r>
+              <w:r>
+                <w:rPr>
+                  <w:i/>
+                  <w:iCs/>
+                  <w:noProof/>
+                </w:rPr>
+                <w:t xml:space="preserve">Understanding Buck and Boost Converters and the Capacitors Behind Them. </w:t>
+              </w:r>
+              <w:r>
+                <w:rPr>
+                  <w:noProof/>
+                </w:rPr>
+                <w:t xml:space="preserve">[Online] </w:t>
+              </w:r>
+              <w:r>
+                <w:rPr>
+                  <w:noProof/>
+                </w:rPr>
+                <w:br/>
+                <w:t xml:space="preserve">Available at: </w:t>
+              </w:r>
+              <w:r>
+                <w:rPr>
+                  <w:noProof/>
+                  <w:u w:val="single"/>
+                </w:rPr>
+                <w:t>https://blog.knowlescapacitors.com/blog/understanding-buck-and-boost-converters-and-the-capacitors-behind-them</w:t>
+              </w:r>
+              <w:r>
+                <w:rPr>
+                  <w:noProof/>
+                </w:rPr>
+                <w:br/>
+                <w:t>[Accessed 10 February 2026].</w:t>
+              </w:r>
+            </w:p>
+            <w:p>
               <w:r>
                 <w:rPr>
                   <w:b/>
@@ -10624,6 +13039,92 @@
 <file path=word/numbering.xml><?xml version="1.0" encoding="utf-8"?>
 <w:numbering xmlns:wpc="http://schemas.microsoft.com/office/word/2010/wordprocessingCanvas" xmlns:cx="http://schemas.microsoft.com/office/drawing/2014/chartex" xmlns:cx1="http://schemas.microsoft.com/office/drawing/2015/9/8/chartex" xmlns:cx2="http://schemas.microsoft.com/office/drawing/2015/10/21/chartex" xmlns:cx3="http://schemas.microsoft.com/office/drawing/2016/5/9/chartex" xmlns:cx4="http://schemas.microsoft.com/office/drawing/2016/5/10/chartex" xmlns:cx5="http://schemas.microsoft.com/office/drawing/2016/5/11/chartex" xmlns:cx6="http://schemas.microsoft.com/office/drawing/2016/5/12/chartex" xmlns:cx7="http://schemas.microsoft.com/office/drawing/2016/5/13/chartex" xmlns:cx8="http://schemas.microsoft.com/office/drawing/2016/5/14/chartex" xmlns:mc="http://schemas.openxmlformats.org/markup-compatibility/2006" xmlns:aink="http://schemas.microsoft.com/office/drawing/2016/ink" xmlns:am3d="http://schemas.microsoft.com/office/drawing/2017/model3d" xmlns:o="urn:schemas-microsoft-com:office:office" xmlns:oel="http://schemas.microsoft.com/office/2019/extlst" xmlns:r="http://schemas.openxmlformats.org/officeDocument/2006/relationships" xmlns:m="http://schemas.openxmlformats.org/officeDocument/2006/math" xmlns:v="urn:schemas-microsoft-com:vml" xmlns:wp14="http://schemas.microsoft.com/office/word/2010/wordprocessingDrawing" xmlns:wp="http://schemas.openxmlformats.org/drawingml/2006/wordprocessingDrawing" xmlns:w10="urn:schemas-microsoft-com:office:word" xmlns:w="http://schemas.openxmlformats.org/wordprocessingml/2006/main" xmlns:w14="http://schemas.microsoft.com/office/word/2010/wordml" xmlns:w15="http://schemas.microsoft.com/office/word/2012/wordml" xmlns:w16cex="http://schemas.microsoft.com/office/word/2018/wordml/cex" xmlns:w16cid="http://schemas.microsoft.com/office/word/2016/wordml/cid" xmlns:w16="http://schemas.microsoft.com/office/word/2018/wordml" xmlns:w16du="http://schemas.microsoft.com/office/word/2023/wordml/word16du" xmlns:w16sdtdh="http://schemas.microsoft.com/office/word/2020/wordml/sdtdatahash" xmlns:w16sdtfl="http://schemas.microsoft.com/office/word/2024/wordml/sdtformatlock" xmlns:w16se="http://schemas.microsoft.com/office/word/2015/wordml/symex" xmlns:wpg="http://schemas.microsoft.com/office/word/2010/wordprocessingGroup" xmlns:wpi="http://schemas.microsoft.com/office/word/2010/wordprocessingInk" xmlns:wne="http://schemas.microsoft.com/office/word/2006/wordml" xmlns:wps="http://schemas.microsoft.com/office/word/2010/wordprocessingShape" mc:Ignorable="w14 w15 w16se w16cid w16 w16cex w16sdtdh w16sdtfl w16du wp14">
   <w:abstractNum w:abstractNumId="0" w15:restartNumberingAfterBreak="0">
+    <w:nsid w:val="0A91213A"/>
+    <w:multiLevelType w:val="hybridMultilevel"/>
+    <w:tmpl w:val="EFAAF8C4"/>
+    <w:lvl w:ilvl="0" w:tplc="0809000F">
+      <w:start w:val="1"/>
+      <w:numFmt w:val="decimal"/>
+      <w:lvlText w:val="%1."/>
+      <w:lvlJc w:val="left"/>
+      <w:pPr>
+        <w:ind w:left="720" w:hanging="360"/>
+      </w:pPr>
+    </w:lvl>
+    <w:lvl w:ilvl="1" w:tplc="08090019" w:tentative="1">
+      <w:start w:val="1"/>
+      <w:numFmt w:val="lowerLetter"/>
+      <w:lvlText w:val="%2."/>
+      <w:lvlJc w:val="left"/>
+      <w:pPr>
+        <w:ind w:left="1440" w:hanging="360"/>
+      </w:pPr>
+    </w:lvl>
+    <w:lvl w:ilvl="2" w:tplc="0809001B" w:tentative="1">
+      <w:start w:val="1"/>
+      <w:numFmt w:val="lowerRoman"/>
+      <w:lvlText w:val="%3."/>
+      <w:lvlJc w:val="right"/>
+      <w:pPr>
+        <w:ind w:left="2160" w:hanging="180"/>
+      </w:pPr>
+    </w:lvl>
+    <w:lvl w:ilvl="3" w:tplc="0809000F" w:tentative="1">
+      <w:start w:val="1"/>
+      <w:numFmt w:val="decimal"/>
+      <w:lvlText w:val="%4."/>
+      <w:lvlJc w:val="left"/>
+      <w:pPr>
+        <w:ind w:left="2880" w:hanging="360"/>
+      </w:pPr>
+    </w:lvl>
+    <w:lvl w:ilvl="4" w:tplc="08090019" w:tentative="1">
+      <w:start w:val="1"/>
+      <w:numFmt w:val="lowerLetter"/>
+      <w:lvlText w:val="%5."/>
+      <w:lvlJc w:val="left"/>
+      <w:pPr>
+        <w:ind w:left="3600" w:hanging="360"/>
+      </w:pPr>
+    </w:lvl>
+    <w:lvl w:ilvl="5" w:tplc="0809001B" w:tentative="1">
+      <w:start w:val="1"/>
+      <w:numFmt w:val="lowerRoman"/>
+      <w:lvlText w:val="%6."/>
+      <w:lvlJc w:val="right"/>
+      <w:pPr>
+        <w:ind w:left="4320" w:hanging="180"/>
+      </w:pPr>
+    </w:lvl>
+    <w:lvl w:ilvl="6" w:tplc="0809000F" w:tentative="1">
+      <w:start w:val="1"/>
+      <w:numFmt w:val="decimal"/>
+      <w:lvlText w:val="%7."/>
+      <w:lvlJc w:val="left"/>
+      <w:pPr>
+        <w:ind w:left="5040" w:hanging="360"/>
+      </w:pPr>
+    </w:lvl>
+    <w:lvl w:ilvl="7" w:tplc="08090019" w:tentative="1">
+      <w:start w:val="1"/>
+      <w:numFmt w:val="lowerLetter"/>
+      <w:lvlText w:val="%8."/>
+      <w:lvlJc w:val="left"/>
+      <w:pPr>
+        <w:ind w:left="5760" w:hanging="360"/>
+      </w:pPr>
+    </w:lvl>
+    <w:lvl w:ilvl="8" w:tplc="0809001B" w:tentative="1">
+      <w:start w:val="1"/>
+      <w:numFmt w:val="lowerRoman"/>
+      <w:lvlText w:val="%9."/>
+      <w:lvlJc w:val="right"/>
+      <w:pPr>
+        <w:ind w:left="6480" w:hanging="180"/>
+      </w:pPr>
+    </w:lvl>
+  </w:abstractNum>
+  <w:abstractNum w:abstractNumId="1" w15:restartNumberingAfterBreak="0">
     <w:nsid w:val="0CDB6BD5"/>
     <w:multiLevelType w:val="multilevel"/>
     <w:tmpl w:val="A22AB9C6"/>
@@ -10745,7 +13246,7 @@
       </w:rPr>
     </w:lvl>
   </w:abstractNum>
-  <w:abstractNum w:abstractNumId="1" w15:restartNumberingAfterBreak="0">
+  <w:abstractNum w:abstractNumId="2" w15:restartNumberingAfterBreak="0">
     <w:nsid w:val="11BE618F"/>
     <w:multiLevelType w:val="multilevel"/>
     <w:tmpl w:val="A22AB9C6"/>
@@ -10867,7 +13368,7 @@
       </w:rPr>
     </w:lvl>
   </w:abstractNum>
-  <w:abstractNum w:abstractNumId="2" w15:restartNumberingAfterBreak="0">
+  <w:abstractNum w:abstractNumId="3" w15:restartNumberingAfterBreak="0">
     <w:nsid w:val="193718C8"/>
     <w:multiLevelType w:val="multilevel"/>
     <w:tmpl w:val="A22AB9C6"/>
@@ -10989,7 +13490,7 @@
       </w:rPr>
     </w:lvl>
   </w:abstractNum>
-  <w:abstractNum w:abstractNumId="3" w15:restartNumberingAfterBreak="0">
+  <w:abstractNum w:abstractNumId="4" w15:restartNumberingAfterBreak="0">
     <w:nsid w:val="26D157B9"/>
     <w:multiLevelType w:val="multilevel"/>
     <w:tmpl w:val="A22AB9C6"/>
@@ -11111,7 +13612,7 @@
       </w:rPr>
     </w:lvl>
   </w:abstractNum>
-  <w:abstractNum w:abstractNumId="4" w15:restartNumberingAfterBreak="0">
+  <w:abstractNum w:abstractNumId="5" w15:restartNumberingAfterBreak="0">
     <w:nsid w:val="59073281"/>
     <w:multiLevelType w:val="multilevel"/>
     <w:tmpl w:val="A22AB9C6"/>
@@ -11233,7 +13734,7 @@
       </w:rPr>
     </w:lvl>
   </w:abstractNum>
-  <w:abstractNum w:abstractNumId="5" w15:restartNumberingAfterBreak="0">
+  <w:abstractNum w:abstractNumId="6" w15:restartNumberingAfterBreak="0">
     <w:nsid w:val="677F46BE"/>
     <w:multiLevelType w:val="multilevel"/>
     <w:tmpl w:val="A22AB9C6"/>
@@ -11355,7 +13856,7 @@
       </w:rPr>
     </w:lvl>
   </w:abstractNum>
-  <w:abstractNum w:abstractNumId="6" w15:restartNumberingAfterBreak="0">
+  <w:abstractNum w:abstractNumId="7" w15:restartNumberingAfterBreak="0">
     <w:nsid w:val="7E206F67"/>
     <w:multiLevelType w:val="multilevel"/>
     <w:tmpl w:val="A22AB9C6"/>
@@ -11478,25 +13979,28 @@
     </w:lvl>
   </w:abstractNum>
   <w:num w:numId="1" w16cid:durableId="587812140">
+    <w:abstractNumId w:val="5"/>
+  </w:num>
+  <w:num w:numId="2" w16cid:durableId="798642735">
+    <w:abstractNumId w:val="3"/>
+  </w:num>
+  <w:num w:numId="3" w16cid:durableId="1160460638">
+    <w:abstractNumId w:val="2"/>
+  </w:num>
+  <w:num w:numId="4" w16cid:durableId="1330906569">
+    <w:abstractNumId w:val="1"/>
+  </w:num>
+  <w:num w:numId="5" w16cid:durableId="283734679">
+    <w:abstractNumId w:val="6"/>
+  </w:num>
+  <w:num w:numId="6" w16cid:durableId="1894079517">
+    <w:abstractNumId w:val="7"/>
+  </w:num>
+  <w:num w:numId="7" w16cid:durableId="1611399722">
     <w:abstractNumId w:val="4"/>
   </w:num>
-  <w:num w:numId="2" w16cid:durableId="798642735">
-    <w:abstractNumId w:val="2"/>
-  </w:num>
-  <w:num w:numId="3" w16cid:durableId="1160460638">
-    <w:abstractNumId w:val="1"/>
-  </w:num>
-  <w:num w:numId="4" w16cid:durableId="1330906569">
+  <w:num w:numId="8" w16cid:durableId="1371682565">
     <w:abstractNumId w:val="0"/>
-  </w:num>
-  <w:num w:numId="5" w16cid:durableId="283734679">
-    <w:abstractNumId w:val="5"/>
-  </w:num>
-  <w:num w:numId="6" w16cid:durableId="1894079517">
-    <w:abstractNumId w:val="6"/>
-  </w:num>
-  <w:num w:numId="7" w16cid:durableId="1611399722">
-    <w:abstractNumId w:val="3"/>
   </w:num>
 </w:numbering>
 </file>
@@ -11901,7 +14405,7 @@
   <w:style w:type="paragraph" w:default="1" w:styleId="Normal">
     <w:name w:val="Normal"/>
     <w:qFormat/>
-    <w:rsid w:val="007F273F"/>
+    <w:rsid w:val="00A24523"/>
   </w:style>
   <w:style w:type="paragraph" w:styleId="Heading1">
     <w:name w:val="heading 1"/>
@@ -12103,6 +14607,7 @@
   <w:style w:type="character" w:default="1" w:styleId="DefaultParagraphFont">
     <w:name w:val="Default Paragraph Font"/>
     <w:uiPriority w:val="1"/>
+    <w:semiHidden/>
     <w:unhideWhenUsed/>
   </w:style>
   <w:style w:type="table" w:default="1" w:styleId="TableNormal">
